--- a/卒論/卒業論文_雛形.docx
+++ b/卒論/卒業論文_雛形.docx
@@ -4694,25 +4694,70 @@
         <w:rPr>
           <w:rFonts w:hint="eastAsia"/>
         </w:rPr>
-        <w:t xml:space="preserve">用意した。まず計測に先立ち、地図上の目印(曲がり角、ドア枠、柱など、誰が見ても同じ点</w:t>
-      </w:r>
-      <w:r>
-        <w:t xml:space="preserve"> </w:t>
-      </w:r>
-      <w:r>
-        <w:rPr>
-          <w:rFonts w:hint="eastAsia"/>
-        </w:rPr>
-        <w:t xml:space="preserve">だと分かる場所)を順にクリックして画素座標の一覧表を作成する(pick_landmarks.py)。</w:t>
-      </w:r>
-      <w:r>
-        <w:t xml:space="preserve"> </w:t>
-      </w:r>
-      <w:r>
-        <w:rPr>
-          <w:rFonts w:hint="eastAsia"/>
-        </w:rPr>
-        <w:t xml:space="preserve">建物は動かないため、この表は一度作れば以後の計測で共通に使える。次に、計測中に各目印</w:t>
+        <w:t xml:space="preserve">用意した。まず計測に先立ち、目印(曲がり角、壁の境界、ドアなど、誰が見ても同じ点だと</w:t>
+      </w:r>
+      <w:r>
+        <w:t xml:space="preserve"> </w:t>
+      </w:r>
+      <w:r>
+        <w:rPr>
+          <w:rFonts w:hint="eastAsia"/>
+        </w:rPr>
+        <w:t xml:space="preserve">分かる場所)の座標表を作成する。当初は地図画像上で目印をクリックして座標を拾う方式</w:t>
+      </w:r>
+      <w:r>
+        <w:t xml:space="preserve"> </w:t>
+      </w:r>
+      <w:r>
+        <w:rPr>
+          <w:rFonts w:hint="eastAsia"/>
+        </w:rPr>
+        <w:t xml:space="preserve">(pick_landmarks.py)を用意したが、本研究の二値地図は廊下沿いの壁線が途切れずに続いて</w:t>
+      </w:r>
+      <w:r>
+        <w:t xml:space="preserve"> </w:t>
+      </w:r>
+      <w:r>
+        <w:rPr>
+          <w:rFonts w:hint="eastAsia"/>
+        </w:rPr>
+        <w:t xml:space="preserve">おり、どこをクリックすべきか判断できないため用いなかった。代わりに、建築平面図から検出</w:t>
+      </w:r>
+      <w:r>
+        <w:t xml:space="preserve"> </w:t>
+      </w:r>
+      <w:r>
+        <w:rPr>
+          <w:rFonts w:hint="eastAsia"/>
+        </w:rPr>
+        <w:t xml:space="preserve">した壁の位置と現地での実測から目印の座標を決めてマスター表にまとめ、経路ごとに押す順番</w:t>
+      </w:r>
+      <w:r>
+        <w:t xml:space="preserve"> </w:t>
+      </w:r>
+      <w:r>
+        <w:rPr>
+          <w:rFonts w:hint="eastAsia"/>
+        </w:rPr>
+        <w:t xml:space="preserve">を目印IDの並びとして定義する(make_route_landmarks.py)。建物は動かないため、マスター表</w:t>
+      </w:r>
+      <w:r>
+        <w:t xml:space="preserve"> </w:t>
+      </w:r>
+      <w:r>
+        <w:rPr>
+          <w:rFonts w:hint="eastAsia"/>
+        </w:rPr>
+        <w:t xml:space="preserve">は一度作れば以後の計測で共通に使え、逆向きの経路や途中で終わる経路も、目印IDの並びを</w:t>
+      </w:r>
+      <w:r>
+        <w:t xml:space="preserve"> </w:t>
+      </w:r>
+      <w:r>
+        <w:rPr>
+          <w:rFonts w:hint="eastAsia"/>
+        </w:rPr>
+        <w:t xml:space="preserve">変えるだけで定義できる。次に、計測中に各目印</w:t>
       </w:r>
       <w:r>
         <w:t xml:space="preserve"> </w:t>
@@ -4777,7 +4822,34 @@
         <w:rPr>
           <w:rFonts w:hint="eastAsia"/>
         </w:rPr>
-        <w:t xml:space="preserve">済みであり、両スクリプトとも自己検査機能(–self-test)を備えている。ただし、地点マーク</w:t>
+        <w:t xml:space="preserve">済みであり、両スクリプトとも自己検査機能(–self-test)を備えている。さらに2026年9月18日</w:t>
+      </w:r>
+      <w:r>
+        <w:t xml:space="preserve"> </w:t>
+      </w:r>
+      <w:r>
+        <w:rPr>
+          <w:rFonts w:hint="eastAsia"/>
+        </w:rPr>
+        <w:t xml:space="preserve">には、正解位置列の作成から全比較方式の実行、誤差の集計、表と図の作成までを一括で行う</w:t>
+      </w:r>
+      <w:r>
+        <w:t xml:space="preserve"> </w:t>
+      </w:r>
+      <w:r>
+        <w:rPr>
+          <w:rFonts w:hint="eastAsia"/>
+        </w:rPr>
+        <w:t xml:space="preserve">評価スクリプト(run_evaluation.py、6.4節)を整備し、架空データによる通し試験で動作を</w:t>
+      </w:r>
+      <w:r>
+        <w:t xml:space="preserve"> </w:t>
+      </w:r>
+      <w:r>
+        <w:rPr>
+          <w:rFonts w:hint="eastAsia"/>
+        </w:rPr>
+        <w:t xml:space="preserve">確認した。ただし、地点マーク</w:t>
       </w:r>
       <w:r>
         <w:t xml:space="preserve"> </w:t>
@@ -6788,6 +6860,33 @@
         </w:rPr>
         <w:t xml:space="preserve">値に対して意味を持たなくなり、歩幅の物理的な範囲としての意味が失われるためである。</w:t>
       </w:r>
+      <w:r>
+        <w:t xml:space="preserve"> </w:t>
+      </w:r>
+      <w:r>
+        <w:rPr>
+          <w:rFonts w:hint="eastAsia"/>
+        </w:rPr>
+        <w:t xml:space="preserve">なお2.10は、評価にも用いている3件のCSVについて「正解経路長の合計÷校正ゲイン1での</w:t>
+      </w:r>
+      <w:r>
+        <w:t xml:space="preserve"> </w:t>
+      </w:r>
+      <w:r>
+        <w:rPr>
+          <w:rFonts w:hint="eastAsia"/>
+        </w:rPr>
+        <w:t xml:space="preserve">推定総距離の合計」として求めた暫定値である。計測後は、校正専用の直線歩行データから</w:t>
+      </w:r>
+      <w:r>
+        <w:t xml:space="preserve"> </w:t>
+      </w:r>
+      <w:r>
+        <w:rPr>
+          <w:rFonts w:hint="eastAsia"/>
+        </w:rPr>
+        <w:t xml:space="preserve">6.8節の手順で求め直す。</w:t>
+      </w:r>
     </w:p>
     <w:p>
       <w:pPr>
@@ -6897,6 +6996,42 @@
           <w:rFonts w:hint="eastAsia"/>
         </w:rPr>
         <w:t xml:space="preserve">開始時の方位を地図上の既知の向きに合わせるキャリブレーション処理を行っている。</w:t>
+      </w:r>
+      <w:r>
+        <w:t xml:space="preserve"> </w:t>
+      </w:r>
+      <w:r>
+        <w:rPr>
+          <w:rFonts w:hint="eastAsia"/>
+        </w:rPr>
+        <w:t xml:space="preserve">このときの基準方位は、記録の先頭の数サンプルから求める方式に加えて、歩き始めてから</w:t>
+      </w:r>
+      <w:r>
+        <w:t xml:space="preserve"> </w:t>
+      </w:r>
+      <w:r>
+        <w:rPr>
+          <w:rFonts w:hint="eastAsia"/>
+        </w:rPr>
+        <w:t xml:space="preserve">最初の10歩の方位から求める方式(heading-calibration-mode=walking)も実装した(8.5節)。</w:t>
+      </w:r>
+      <w:r>
+        <w:t xml:space="preserve"> </w:t>
+      </w:r>
+      <w:r>
+        <w:rPr>
+          <w:rFonts w:hint="eastAsia"/>
+        </w:rPr>
+        <w:t xml:space="preserve">後者はandroid方式でのみ働く。比較実験では、android方式と後者の基準の取り方を全方式に</w:t>
+      </w:r>
+      <w:r>
+        <w:t xml:space="preserve"> </w:t>
+      </w:r>
+      <w:r>
+        <w:rPr>
+          <w:rFonts w:hint="eastAsia"/>
+        </w:rPr>
+        <w:t xml:space="preserve">共通して用いる(6.3節)。</w:t>
       </w:r>
     </w:p>
     <w:p>
@@ -7175,34 +7310,79 @@
         <w:rPr>
           <w:rFonts w:hint="eastAsia"/>
         </w:rPr>
-        <w:t xml:space="preserve">移動様態による適応を行わない条件での予備実験として、粒子数を一定に保つパーティクル</w:t>
-      </w:r>
-      <w:r>
-        <w:t xml:space="preserve"> </w:t>
-      </w:r>
-      <w:r>
-        <w:rPr>
-          <w:rFonts w:hint="eastAsia"/>
-        </w:rPr>
-        <w:t xml:space="preserve">フィルタも実装上は選択可能である。粒子は開始位置周辺に一様分布で生成し、各ステップ</w:t>
-      </w:r>
-      <w:r>
-        <w:t xml:space="preserve"> </w:t>
-      </w:r>
-      <w:r>
-        <w:rPr>
-          <w:rFonts w:hint="eastAsia"/>
-        </w:rPr>
-        <w:t xml:space="preserve">で歩幅・方位のノイズを加えて移動させ、移動線分が地図上の壁(移動不可能領域)と交差</w:t>
-      </w:r>
-      <w:r>
-        <w:t xml:space="preserve"> </w:t>
-      </w:r>
-      <w:r>
-        <w:rPr>
-          <w:rFonts w:hint="eastAsia"/>
-        </w:rPr>
-        <w:t xml:space="preserve">する場合はその粒子の重みを0とする。重み正規化後、実効サンプルサイズ</w:t>
+        <w:t xml:space="preserve">比較の基準とする方式B(6.4節)として、移動様態によらず粒子数と歩幅・方位のノイズを</w:t>
+      </w:r>
+      <w:r>
+        <w:t xml:space="preserve"> </w:t>
+      </w:r>
+      <w:r>
+        <w:rPr>
+          <w:rFonts w:hint="eastAsia"/>
+        </w:rPr>
+        <w:t xml:space="preserve">一定に保つパーティクルフィルタを実装した(pdr_pf_improved.pyのオプション</w:t>
+      </w:r>
+      <w:r>
+        <w:t xml:space="preserve"> </w:t>
+      </w:r>
+      <w:r>
+        <w:t xml:space="preserve">–pf-mode </w:t>
+      </w:r>
+      <w:r>
+        <w:rPr>
+          <w:rFonts w:hint="eastAsia"/>
+        </w:rPr>
+        <w:t xml:space="preserve">fixed)。実装上は、4.7節の移動様態適応型PFが直進・曲がり・滞留ごとに持つ</w:t>
+      </w:r>
+      <w:r>
+        <w:t xml:space="preserve"> </w:t>
+      </w:r>
+      <w:r>
+        <w:rPr>
+          <w:rFonts w:hint="eastAsia"/>
+        </w:rPr>
+        <w:t xml:space="preserve">3組のパラメータをすべて同じ値にそろえたものであり、5.6節の不確実性に応じた粒子数</w:t>
+      </w:r>
+      <w:r>
+        <w:t xml:space="preserve"> </w:t>
+      </w:r>
+      <w:r>
+        <w:rPr>
+          <w:rFonts w:hint="eastAsia"/>
+        </w:rPr>
+        <w:t xml:space="preserve">変更も行わない。粒子数とノイズの値、およびその決め方は6.5節で述べる。粒子は開始位置の</w:t>
+      </w:r>
+      <w:r>
+        <w:t xml:space="preserve"> </w:t>
+      </w:r>
+      <w:r>
+        <w:rPr>
+          <w:rFonts w:hint="eastAsia"/>
+        </w:rPr>
+        <w:t xml:space="preserve">周囲に標準偏差2pxの正規分布で生成し、各ステップで歩幅・方位のノイズを加えて移動させる。</w:t>
+      </w:r>
+      <w:r>
+        <w:t xml:space="preserve"> </w:t>
+      </w:r>
+      <w:r>
+        <w:rPr>
+          <w:rFonts w:hint="eastAsia"/>
+        </w:rPr>
+        <w:t xml:space="preserve">移動線分が地図上の壁(移動不可能領域)と交差する粒子は重みを0とし、それ以外の粒子には</w:t>
+      </w:r>
+      <w:r>
+        <w:t xml:space="preserve"> </w:t>
+      </w:r>
+      <w:r>
+        <w:rPr>
+          <w:rFonts w:hint="eastAsia"/>
+        </w:rPr>
+        <w:t xml:space="preserve">壁からの距離に応じた連続的な重み(連続壁尤度、5.8節)を掛ける。重み正規化後、実効</w:t>
+      </w:r>
+      <w:r>
+        <w:t xml:space="preserve"> </w:t>
+      </w:r>
+      <w:r>
+        <w:t xml:space="preserve">サンプルサイズ</w:t>
       </w:r>
       <m:oMath>
         <m:sSub>
@@ -7237,16 +7417,25 @@
         <w:rPr>
           <w:rFonts w:hint="eastAsia"/>
         </w:rPr>
-        <w:t xml:space="preserve">に基づいて</w:t>
-      </w:r>
-      <w:r>
-        <w:t xml:space="preserve"> </w:t>
-      </w:r>
-      <w:r>
-        <w:rPr>
-          <w:rFonts w:hint="eastAsia"/>
-        </w:rPr>
-        <w:t xml:space="preserve">必要に応じてリサンプリングを行い、重み付き平均によって推定位置を求める。</w:t>
+        <w:t xml:space="preserve">に基づいて必要に応じてリサンプリングを行い、重み付き</w:t>
+      </w:r>
+      <w:r>
+        <w:t xml:space="preserve"> </w:t>
+      </w:r>
+      <w:r>
+        <w:rPr>
+          <w:rFonts w:hint="eastAsia"/>
+        </w:rPr>
+        <w:t xml:space="preserve">平均によって推定位置を求める。推定位置は、直近2歩の推定値の移動平均で平滑化している</w:t>
+      </w:r>
+      <w:r>
+        <w:t xml:space="preserve"> </w:t>
+      </w:r>
+      <w:r>
+        <w:rPr>
+          <w:rFonts w:hint="eastAsia"/>
+        </w:rPr>
+        <w:t xml:space="preserve">(6.6節)。</w:t>
       </w:r>
     </w:p>
     <w:p>
@@ -7441,70 +7630,70 @@
         <w:rPr>
           <w:rFonts w:hint="eastAsia"/>
         </w:rPr>
-        <w:t xml:space="preserve">使い、連続壁尤度による壁の重み付けは有効なままの状態)で、実測CSV3件</w:t>
-      </w:r>
-      <w:r>
-        <w:t xml:space="preserve"> </w:t>
-      </w:r>
-      <w:r>
-        <w:rPr>
-          <w:rFonts w:hint="eastAsia"/>
-        </w:rPr>
-        <w:t xml:space="preserve">(pdr_log_0805_1438/1441/1442.csv)を用いて予備実験を行った。この条件では、全滅</w:t>
-      </w:r>
-      <w:r>
-        <w:t xml:space="preserve"> </w:t>
-      </w:r>
-      <w:r>
-        <w:rPr>
-          <w:rFonts w:hint="eastAsia"/>
-        </w:rPr>
-        <w:t xml:space="preserve">回数(全粒子の重みが0になり自己リカバリした回数)は平均15.0回、最終推定位置の</w:t>
-      </w:r>
-      <w:r>
-        <w:t xml:space="preserve"> </w:t>
-      </w:r>
-      <w:r>
-        <w:rPr>
-          <w:rFonts w:hint="eastAsia"/>
-        </w:rPr>
-        <w:t xml:space="preserve">x座標と、実測時にユーザーが記憶していたおおよその停止位置(x≈800px)との誤差は</w:t>
-      </w:r>
-      <w:r>
-        <w:t xml:space="preserve"> </w:t>
-      </w:r>
-      <w:r>
-        <w:rPr>
-          <w:rFonts w:hint="eastAsia"/>
-        </w:rPr>
-        <w:t xml:space="preserve">平均457.1pxであった。地図の通路情報を全く使わない場合、壁への衝突では制約される</w:t>
-      </w:r>
-      <w:r>
-        <w:t xml:space="preserve"> </w:t>
-      </w:r>
-      <w:r>
-        <w:rPr>
-          <w:rFonts w:hint="eastAsia"/>
-        </w:rPr>
-        <w:t xml:space="preserve">ものの、通路以外の広い空間(部屋など)へも粒子が自由に広がってしまうため、累積誤差</w:t>
-      </w:r>
-      <w:r>
-        <w:t xml:space="preserve"> </w:t>
-      </w:r>
-      <w:r>
-        <w:rPr>
-          <w:rFonts w:hint="eastAsia"/>
-        </w:rPr>
-        <w:t xml:space="preserve">が大きい状態のまま推定が進んでしまうことが確認できた。この結果は、次章で述べる</w:t>
-      </w:r>
-      <w:r>
-        <w:t xml:space="preserve"> </w:t>
-      </w:r>
-      <w:r>
-        <w:rPr>
-          <w:rFonts w:hint="eastAsia"/>
-        </w:rPr>
-        <w:t xml:space="preserve">地図の通路情報を用いた制約の必要性を裏付けるものである。</w:t>
+        <w:t xml:space="preserve">使い、連続壁尤度による壁の重み付けは有効なままの状態。6.4節の方式C)で、実測CSV3件</w:t>
+      </w:r>
+      <w:r>
+        <w:t xml:space="preserve"> </w:t>
+      </w:r>
+      <w:r>
+        <w:rPr>
+          <w:rFonts w:hint="eastAsia"/>
+        </w:rPr>
+        <w:t xml:space="preserve">(pdr_log_0805_1438/1441/1442.csv)を用いて予備実験を行った。2026年9月2日の上流修正</w:t>
+      </w:r>
+      <w:r>
+        <w:t xml:space="preserve"> </w:t>
+      </w:r>
+      <w:r>
+        <w:rPr>
+          <w:rFonts w:hint="eastAsia"/>
+        </w:rPr>
+        <w:t xml:space="preserve">(8.4節)の後の条件で、方位はandroid方式・歩行開始基準(6.3節)、乱数シードは6種類</w:t>
+      </w:r>
+      <w:r>
+        <w:t xml:space="preserve"> </w:t>
+      </w:r>
+      <w:r>
+        <w:rPr>
+          <w:rFonts w:hint="eastAsia"/>
+        </w:rPr>
+        <w:t xml:space="preserve">として2026年9月18日に取り直した。全滅回数(全粒子の重みが0になり自己リカバリした</w:t>
+      </w:r>
+      <w:r>
+        <w:t xml:space="preserve"> </w:t>
+      </w:r>
+      <w:r>
+        <w:rPr>
+          <w:rFonts w:hint="eastAsia"/>
+        </w:rPr>
+        <w:t xml:space="preserve">回数)は平均4.0回(ファイル別に10.5回・0.0回・1.5回)、最終推定位置のx座標と、実測時に</w:t>
+      </w:r>
+      <w:r>
+        <w:t xml:space="preserve"> </w:t>
+      </w:r>
+      <w:r>
+        <w:rPr>
+          <w:rFonts w:hint="eastAsia"/>
+        </w:rPr>
+        <w:t xml:space="preserve">ユーザーが記憶していたおおよその停止位置(x≈800px)との誤差は平均367.0px(同765.4px・</w:t>
+      </w:r>
+      <w:r>
+        <w:t xml:space="preserve"> </w:t>
+      </w:r>
+      <w:r>
+        <w:rPr>
+          <w:rFonts w:hint="eastAsia"/>
+        </w:rPr>
+        <w:t xml:space="preserve">189.4px・146.2px)であった。1438は記録自体の方位が壊れており(8.5節)、誤差の大きさが</w:t>
+      </w:r>
+      <w:r>
+        <w:t xml:space="preserve"> </w:t>
+      </w:r>
+      <w:r>
+        <w:rPr>
+          <w:rFonts w:hint="eastAsia"/>
+        </w:rPr>
+        <w:t xml:space="preserve">他の2件と大きく異なる。</w:t>
       </w:r>
     </w:p>
     <w:p>
@@ -7515,34 +7704,102 @@
         <w:rPr>
           <w:rFonts w:hint="eastAsia"/>
         </w:rPr>
-        <w:t xml:space="preserve">【注意】この予備実験は2026年9月2日の上流修正より前に実施したものであり、当時は</w:t>
-      </w:r>
-      <w:r>
-        <w:t xml:space="preserve"> </w:t>
-      </w:r>
-      <w:r>
-        <w:rPr>
-          <w:rFonts w:hint="eastAsia"/>
-        </w:rPr>
-        <w:t xml:space="preserve">ファイルごとに総移動距離を815pxへ合わせ込む処理(4.3節で述べた廃止済みの</w:t>
-      </w:r>
-      <w:r>
-        <w:t xml:space="preserve"> </w:t>
-      </w:r>
-      <w:r>
-        <w:rPr>
-          <w:rFonts w:hint="eastAsia"/>
-        </w:rPr>
-        <w:t xml:space="preserve">target_distance_px)が有効であった。すなわち距離の誤差が人為的に取り除かれた条件下の</w:t>
-      </w:r>
-      <w:r>
-        <w:t xml:space="preserve"> </w:t>
-      </w:r>
-      <w:r>
-        <w:rPr>
-          <w:rFonts w:hint="eastAsia"/>
-        </w:rPr>
-        <w:t xml:space="preserve">数値である。上流修正後の条件で取り直したうえで、この節の数値は差し替える必要がある。</w:t>
+        <w:t xml:space="preserve">同じ条件で提案方式(6.4節の方式E)を実行すると、全滅回数は平均2.4回へ減ったが、終点</w:t>
+      </w:r>
+      <w:r>
+        <w:t xml:space="preserve"> </w:t>
+      </w:r>
+      <w:r>
+        <w:rPr>
+          <w:rFonts w:hint="eastAsia"/>
+        </w:rPr>
+        <w:t xml:space="preserve">x座標の誤差は平均368.3pxであり、この予備実験の範囲では方式Cとの差はほとんど見られ</w:t>
+      </w:r>
+      <w:r>
+        <w:t xml:space="preserve"> </w:t>
+      </w:r>
+      <w:r>
+        <w:t xml:space="preserve">なかった。</w:t>
+      </w:r>
+    </w:p>
+    <w:p>
+      <w:pPr>
+        <w:pStyle w:val="BodyText"/>
+      </w:pPr>
+      <w:r>
+        <w:rPr>
+          <w:rFonts w:hint="eastAsia"/>
+        </w:rPr>
+        <w:t xml:space="preserve">(要記入:</w:t>
+      </w:r>
+      <w:r>
+        <w:t xml:space="preserve"> </w:t>
+      </w:r>
+      <w:r>
+        <w:rPr>
+          <w:rFonts w:hint="eastAsia"/>
+        </w:rPr>
+        <w:t xml:space="preserve">上流修正前の予備実験(全滅回数</w:t>
+      </w:r>
+      <w:r>
+        <w:t xml:space="preserve"> </w:t>
+      </w:r>
+      <w:r>
+        <w:rPr>
+          <w:rFonts w:hint="eastAsia"/>
+        </w:rPr>
+        <w:t xml:space="preserve">平均15.0回、終点x座標の誤差</w:t>
+      </w:r>
+      <w:r>
+        <w:t xml:space="preserve"> </w:t>
+      </w:r>
+      <w:r>
+        <w:rPr>
+          <w:rFonts w:hint="eastAsia"/>
+        </w:rPr>
+        <w:t xml:space="preserve">平均457.1px。</w:t>
+      </w:r>
+      <w:r>
+        <w:t xml:space="preserve"> </w:t>
+      </w:r>
+      <w:r>
+        <w:rPr>
+          <w:rFonts w:hint="eastAsia"/>
+        </w:rPr>
+        <w:t xml:space="preserve">ファイルごとに総移動距離を815pxへ合わせ込む処理が有効だった条件)では、通路情報を</w:t>
+      </w:r>
+      <w:r>
+        <w:t xml:space="preserve"> </w:t>
+      </w:r>
+      <w:r>
+        <w:rPr>
+          <w:rFonts w:hint="eastAsia"/>
+        </w:rPr>
+        <w:t xml:space="preserve">用いないと部屋などへ粒子が広がって累積誤差が大きくなることから、次章の地図の通路情報</w:t>
+      </w:r>
+      <w:r>
+        <w:t xml:space="preserve"> </w:t>
+      </w:r>
+      <w:r>
+        <w:rPr>
+          <w:rFonts w:hint="eastAsia"/>
+        </w:rPr>
+        <w:t xml:space="preserve">を用いた制約の必要性を裏付けると考えていた。上流修正後の上記の結果ではその差がほとんど</w:t>
+      </w:r>
+      <w:r>
+        <w:t xml:space="preserve"> </w:t>
+      </w:r>
+      <w:r>
+        <w:rPr>
+          <w:rFonts w:hint="eastAsia"/>
+        </w:rPr>
+        <w:t xml:space="preserve">見られないため、この節の結論は正式な評価データの結果を踏まえて書き直す。数値の出典は</w:t>
+      </w:r>
+      <w:r>
+        <w:t xml:space="preserve"> </w:t>
+      </w:r>
+      <w:r>
+        <w:t xml:space="preserve">pdr_program/results/20260918_summary.md。)</w:t>
       </w:r>
     </w:p>
     <w:p>
@@ -11983,7 +12240,7 @@
         <w:rPr>
           <w:rFonts w:hint="eastAsia"/>
         </w:rPr>
-        <w:t xml:space="preserve">今後の計測では次の3点を手順として定める。第一に、記録を開始してから3〜5秒静止し、</w:t>
+        <w:t xml:space="preserve">今後の計測では次の5点を手順として定める。第一に、記録を開始してから3〜5秒静止し、</w:t>
       </w:r>
       <w:r>
         <w:t xml:space="preserve"> </w:t>
@@ -12001,16 +12258,108 @@
         <w:rPr>
           <w:rFonts w:hint="eastAsia"/>
         </w:rPr>
-        <w:t xml:space="preserve">(手持ち、ポケットなど)を計測ごとに記録に残す。前述の3件はこの手順を定める前に取得</w:t>
-      </w:r>
-      <w:r>
-        <w:t xml:space="preserve"> </w:t>
-      </w:r>
-      <w:r>
-        <w:rPr>
-          <w:rFonts w:hint="eastAsia"/>
-        </w:rPr>
-        <w:t xml:space="preserve">したものであり、この3点が守られていない可能性がある。</w:t>
+        <w:t xml:space="preserve">(手持ち、ポケットなど)を計測ごとに記録に残す。第四に、歩き始めてから最初の約8m</w:t>
+      </w:r>
+      <w:r>
+        <w:t xml:space="preserve"> </w:t>
+      </w:r>
+      <w:r>
+        <w:rPr>
+          <w:rFonts w:hint="eastAsia"/>
+        </w:rPr>
+        <w:t xml:space="preserve">(10歩)は曲がらずに直進する(歩行開始基準の方位校正の前提。4.4節)。第五に、地点</w:t>
+      </w:r>
+      <w:r>
+        <w:t xml:space="preserve"> </w:t>
+      </w:r>
+      <w:r>
+        <w:rPr>
+          <w:rFonts w:hint="eastAsia"/>
+        </w:rPr>
+        <w:t xml:space="preserve">マークの1番はスタート地点で押す(開始位置を目印1番の座標とするため。6.7節)。前述の</w:t>
+      </w:r>
+      <w:r>
+        <w:t xml:space="preserve"> </w:t>
+      </w:r>
+      <w:r>
+        <w:rPr>
+          <w:rFonts w:hint="eastAsia"/>
+        </w:rPr>
+        <w:t xml:space="preserve">3件はこの手順を定める前に取得したものであり、これらの点が守られていない可能性がある。</w:t>
+      </w:r>
+    </w:p>
+    <w:p>
+      <w:pPr>
+        <w:pStyle w:val="BodyText"/>
+      </w:pPr>
+      <w:r>
+        <w:rPr>
+          <w:rFonts w:hint="eastAsia"/>
+        </w:rPr>
+        <w:t xml:space="preserve">比較実験では、方位推定の条件を全方式で共通とし、android方式の方位(4.4節)を歩行開始</w:t>
+      </w:r>
+      <w:r>
+        <w:t xml:space="preserve"> </w:t>
+      </w:r>
+      <w:r>
+        <w:rPr>
+          <w:rFonts w:hint="eastAsia"/>
+        </w:rPr>
+        <w:t xml:space="preserve">基準で地図の向きに合わせる。この条件は、上流修正(8.4節)の後に、既存の3件(調整用</w:t>
+      </w:r>
+      <w:r>
+        <w:t xml:space="preserve"> </w:t>
+      </w:r>
+      <w:r>
+        <w:rPr>
+          <w:rFonts w:hint="eastAsia"/>
+        </w:rPr>
+        <w:t xml:space="preserve">データ、6.8節)で方位の取り方を比較して決めた。提案方式・6種類の乱数シードで、正しく</w:t>
+      </w:r>
+      <w:r>
+        <w:t xml:space="preserve"> </w:t>
+      </w:r>
+      <w:r>
+        <w:rPr>
+          <w:rFonts w:hint="eastAsia"/>
+        </w:rPr>
+        <w:t xml:space="preserve">記録できている2件(1441・1442)の全滅回数の平均は、ジャイロ方式で11.7回・3.8回、</w:t>
+      </w:r>
+      <w:r>
+        <w:t xml:space="preserve"> </w:t>
+      </w:r>
+      <w:r>
+        <w:rPr>
+          <w:rFonts w:hint="eastAsia"/>
+        </w:rPr>
+        <w:t xml:space="preserve">android方式の先頭サンプル基準で13.0回・0.2回、android方式の歩行開始基準で1.8回・</w:t>
+      </w:r>
+      <w:r>
+        <w:t xml:space="preserve"> </w:t>
+      </w:r>
+      <w:r>
+        <w:rPr>
+          <w:rFonts w:hint="eastAsia"/>
+        </w:rPr>
+        <w:t xml:space="preserve">0.2回であり、最後の条件が最もよいか同程度であった。1438は記録自体の方位が壊れている</w:t>
+      </w:r>
+      <w:r>
+        <w:t xml:space="preserve"> </w:t>
+      </w:r>
+      <w:r>
+        <w:rPr>
+          <w:rFonts w:hint="eastAsia"/>
+        </w:rPr>
+        <w:t xml:space="preserve">ため判断に用いなかった(8.5節)。なお、ジャイロ方式では基準方位の求め方の構造上、</w:t>
+      </w:r>
+      <w:r>
+        <w:t xml:space="preserve"> </w:t>
+      </w:r>
+      <w:r>
+        <w:rPr>
+          <w:rFonts w:hint="eastAsia"/>
+        </w:rPr>
+        <w:t xml:space="preserve">歩行開始基準を指定しても先頭サンプル基準と同じ結果になる。</w:t>
       </w:r>
     </w:p>
     <w:bookmarkEnd w:id="68"/>
@@ -12037,97 +12386,97 @@
         <w:rPr>
           <w:rFonts w:hint="eastAsia"/>
         </w:rPr>
-        <w:t xml:space="preserve">本研究では、提案方式の効果を切り分けて評価するため、次の5つの方式を比較対象と</w:t>
-      </w:r>
-      <w:r>
-        <w:t xml:space="preserve"> </w:t>
-      </w:r>
-      <w:r>
-        <w:rPr>
-          <w:rFonts w:hint="eastAsia"/>
-        </w:rPr>
-        <w:t xml:space="preserve">して定義している。方式Aはステップ検出・歩幅推定・方位推定のみで軌跡を求め、地図</w:t>
-      </w:r>
-      <w:r>
-        <w:t xml:space="preserve"> </w:t>
-      </w:r>
-      <w:r>
-        <w:rPr>
-          <w:rFonts w:hint="eastAsia"/>
-        </w:rPr>
-        <w:t xml:space="preserve">による補正を一切行わないPDR単体の方式である。方式Bは、粒子数を常に一定に保ち、</w:t>
-      </w:r>
-      <w:r>
-        <w:t xml:space="preserve"> </w:t>
-      </w:r>
-      <w:r>
-        <w:rPr>
-          <w:rFonts w:hint="eastAsia"/>
-        </w:rPr>
-        <w:t xml:space="preserve">壁衝突判定のみを行う固定粒子数パーティクルフィルタである。方式Cは、移動様態</w:t>
-      </w:r>
-      <w:r>
-        <w:t xml:space="preserve"> </w:t>
-      </w:r>
-      <w:r>
-        <w:rPr>
-          <w:rFonts w:hint="eastAsia"/>
-        </w:rPr>
-        <w:t xml:space="preserve">(直進・曲がり・滞留)に応じて粒子数と分散を変える移動様態適応型パーティクル</w:t>
-      </w:r>
-      <w:r>
-        <w:t xml:space="preserve"> </w:t>
-      </w:r>
-      <w:r>
-        <w:rPr>
-          <w:rFonts w:hint="eastAsia"/>
-        </w:rPr>
-        <w:t xml:space="preserve">フィルタであり、地図のトポロジー情報は使用しない。方式Dは、JSON設定ファイルに</w:t>
-      </w:r>
-      <w:r>
-        <w:t xml:space="preserve"> </w:t>
-      </w:r>
-      <w:r>
-        <w:rPr>
-          <w:rFonts w:hint="eastAsia"/>
-        </w:rPr>
-        <w:t xml:space="preserve">記述した経路(route_points)をあらかじめ人手で指定し、その経路を優先的に用いる</w:t>
-      </w:r>
-      <w:r>
-        <w:t xml:space="preserve"> </w:t>
-      </w:r>
-      <w:r>
-        <w:rPr>
-          <w:rFonts w:hint="eastAsia"/>
-        </w:rPr>
-        <w:t xml:space="preserve">手動経路優先パーティクルフィルタである。方式Eは、移動様態適応に加えて地図から</w:t>
-      </w:r>
-      <w:r>
-        <w:t xml:space="preserve"> </w:t>
-      </w:r>
-      <w:r>
-        <w:rPr>
-          <w:rFonts w:hint="eastAsia"/>
-        </w:rPr>
-        <w:t xml:space="preserve">自動抽出した通路構造を用い、推定不確実性に応じて粒子数を変更し、複数経路仮説を</w:t>
-      </w:r>
-      <w:r>
-        <w:t xml:space="preserve"> </w:t>
-      </w:r>
-      <w:r>
-        <w:rPr>
-          <w:rFonts w:hint="eastAsia"/>
-        </w:rPr>
-        <w:t xml:space="preserve">維持し、手動での正解経路指定を用いない、またはできる限り最小限にとどめる、本研究</w:t>
-      </w:r>
-      <w:r>
-        <w:t xml:space="preserve"> </w:t>
-      </w:r>
-      <w:r>
-        <w:rPr>
-          <w:rFonts w:hint="eastAsia"/>
-        </w:rPr>
-        <w:t xml:space="preserve">の最終的な提案方式である。</w:t>
+        <w:t xml:space="preserve">本研究では、提案方式の効果を切り分けて評価するため、次の4つの方式を比較する(表6.1)。</w:t>
+      </w:r>
+      <w:r>
+        <w:t xml:space="preserve"> </w:t>
+      </w:r>
+      <w:r>
+        <w:rPr>
+          <w:rFonts w:hint="eastAsia"/>
+        </w:rPr>
+        <w:t xml:space="preserve">方式Aは、ステップ検出・歩幅推定・方位推定のみで軌跡を求め、地図による補正を一切行わない</w:t>
+      </w:r>
+      <w:r>
+        <w:t xml:space="preserve"> </w:t>
+      </w:r>
+      <w:r>
+        <w:rPr>
+          <w:rFonts w:hint="eastAsia"/>
+        </w:rPr>
+        <w:t xml:space="preserve">PDR単体の方式である。パーティクルフィルタを通す前の軌跡であり、乱数を用いないため、同じ</w:t>
+      </w:r>
+      <w:r>
+        <w:t xml:space="preserve"> </w:t>
+      </w:r>
+      <w:r>
+        <w:rPr>
+          <w:rFonts w:hint="eastAsia"/>
+        </w:rPr>
+        <w:t xml:space="preserve">データからは常に同じ結果が得られる。方式Bは、粒子数と歩幅・方位のノイズを移動様態に</w:t>
+      </w:r>
+      <w:r>
+        <w:t xml:space="preserve"> </w:t>
+      </w:r>
+      <w:r>
+        <w:rPr>
+          <w:rFonts w:hint="eastAsia"/>
+        </w:rPr>
+        <w:t xml:space="preserve">よらず一定に保つ固定粒子数パーティクルフィルタである(4.6節)。地図は壁としてのみ用い</w:t>
+      </w:r>
+      <w:r>
+        <w:t xml:space="preserve"> </w:t>
+      </w:r>
+      <w:r>
+        <w:rPr>
+          <w:rFonts w:hint="eastAsia"/>
+        </w:rPr>
+        <w:t xml:space="preserve">(壁衝突判定と連続壁尤度)、経路の情報は用いない。方式Cは、移動様態(直進・曲がり・</w:t>
+      </w:r>
+      <w:r>
+        <w:t xml:space="preserve"> </w:t>
+      </w:r>
+      <w:r>
+        <w:rPr>
+          <w:rFonts w:hint="eastAsia"/>
+        </w:rPr>
+        <w:t xml:space="preserve">滞留)に応じて粒子数とノイズを切り替える移動様態適応型パーティクルフィルタである</w:t>
+      </w:r>
+      <w:r>
+        <w:t xml:space="preserve"> </w:t>
+      </w:r>
+      <w:r>
+        <w:rPr>
+          <w:rFonts w:hint="eastAsia"/>
+        </w:rPr>
+        <w:t xml:space="preserve">(4.7節)。地図の使い方は方式Bと同じであり、方式BとCの違いは移動様態への適応の有無</w:t>
+      </w:r>
+      <w:r>
+        <w:t xml:space="preserve"> </w:t>
+      </w:r>
+      <w:r>
+        <w:rPr>
+          <w:rFonts w:hint="eastAsia"/>
+        </w:rPr>
+        <w:t xml:space="preserve">だけである。方式Eは、方式Cに加えて、地図から自動抽出した通路帯の外に出た粒子の重みを</w:t>
+      </w:r>
+      <w:r>
+        <w:t xml:space="preserve"> </w:t>
+      </w:r>
+      <w:r>
+        <w:rPr>
+          <w:rFonts w:hint="eastAsia"/>
+        </w:rPr>
+        <w:t xml:space="preserve">0とし(5.3節)、推定不確実性に応じて粒子数を増減する(5.6節)、本研究の提案方式である。</w:t>
+      </w:r>
+      <w:r>
+        <w:t xml:space="preserve"> </w:t>
+      </w:r>
+      <w:r>
+        <w:rPr>
+          <w:rFonts w:hint="eastAsia"/>
+        </w:rPr>
+        <w:t xml:space="preserve">手動で指定した経路は用いない。</w:t>
       </w:r>
     </w:p>
     <w:p>
@@ -12138,43 +12487,43 @@
         <w:rPr>
           <w:rFonts w:hint="eastAsia"/>
         </w:rPr>
-        <w:t xml:space="preserve">2026年8月15日時点では、方式Dに相当する処理(route_source=manual)と、方式Eの</w:t>
-      </w:r>
-      <w:r>
-        <w:t xml:space="preserve"> </w:t>
-      </w:r>
-      <w:r>
-        <w:rPr>
-          <w:rFonts w:hint="eastAsia"/>
-        </w:rPr>
-        <w:t xml:space="preserve">一部(通路領域の自動抽出、route_source=auto)までを実装済みであり、方式Eが要求</w:t>
-      </w:r>
-      <w:r>
-        <w:t xml:space="preserve"> </w:t>
-      </w:r>
-      <w:r>
-        <w:rPr>
-          <w:rFonts w:hint="eastAsia"/>
-        </w:rPr>
-        <w:t xml:space="preserve">する不確実性に応じた粒子数制御・複数経路仮説はまだ実装できていない。したがって、</w:t>
-      </w:r>
-      <w:r>
-        <w:t xml:space="preserve"> </w:t>
-      </w:r>
-      <w:r>
-        <w:rPr>
-          <w:rFonts w:hint="eastAsia"/>
-        </w:rPr>
-        <w:t xml:space="preserve">現時点の「提案方式」は、方式Dと方式Eの中間に位置する発展途上の実装であるという</w:t>
-      </w:r>
-      <w:r>
-        <w:t xml:space="preserve"> </w:t>
-      </w:r>
-      <w:r>
-        <w:rPr>
-          <w:rFonts w:hint="eastAsia"/>
-        </w:rPr>
-        <w:t xml:space="preserve">ことを卒論では正直に位置づける必要がある。</w:t>
+        <w:t xml:space="preserve">本研究では、人手で指定した経路(route_points)を優先的に用いる手動経路優先パーティクル</w:t>
+      </w:r>
+      <w:r>
+        <w:t xml:space="preserve"> </w:t>
+      </w:r>
+      <w:r>
+        <w:rPr>
+          <w:rFonts w:hint="eastAsia"/>
+        </w:rPr>
+        <w:t xml:space="preserve">フィルタ(方式D)も実装しているが(8.6節)、比較には含めない。正解に近い経路を人手で</w:t>
+      </w:r>
+      <w:r>
+        <w:t xml:space="preserve"> </w:t>
+      </w:r>
+      <w:r>
+        <w:rPr>
+          <w:rFonts w:hint="eastAsia"/>
+        </w:rPr>
+        <w:t xml:space="preserve">与える条件であり、手動の経路指定を用いないという提案方式の目的と異なるうえ、経路ごと</w:t>
+      </w:r>
+      <w:r>
+        <w:t xml:space="preserve"> </w:t>
+      </w:r>
+      <w:r>
+        <w:rPr>
+          <w:rFonts w:hint="eastAsia"/>
+        </w:rPr>
+        <w:t xml:space="preserve">に経路を指定し直す必要があるためである。方式の記号は実装と対応させるため、方式Dを欠番</w:t>
+      </w:r>
+      <w:r>
+        <w:t xml:space="preserve"> </w:t>
+      </w:r>
+      <w:r>
+        <w:rPr>
+          <w:rFonts w:hint="eastAsia"/>
+        </w:rPr>
+        <w:t xml:space="preserve">としたまま用いる。</w:t>
       </w:r>
     </w:p>
     <w:p>
@@ -12185,43 +12534,560 @@
         <w:rPr>
           <w:rFonts w:hint="eastAsia"/>
         </w:rPr>
-        <w:t xml:space="preserve">なお、方式A(PDRのみ)・方式B(固定粒子PF)を独立した条件として同一プログラムから</w:t>
-      </w:r>
-      <w:r>
-        <w:t xml:space="preserve"> </w:t>
-      </w:r>
-      <w:r>
-        <w:rPr>
-          <w:rFonts w:hint="eastAsia"/>
-        </w:rPr>
-        <w:t xml:space="preserve">選択して出力する切り替え機能はまだ整備できていない。現在切り替え可能なのは、</w:t>
-      </w:r>
-      <w:r>
-        <w:t xml:space="preserve"> </w:t>
-      </w:r>
-      <w:r>
-        <w:rPr>
-          <w:rFonts w:hint="eastAsia"/>
-        </w:rPr>
-        <w:t xml:space="preserve">route_constraint_mode(none/prefer/enforce)とroute_source(manual/auto)の組み合わせ</w:t>
-      </w:r>
-      <w:r>
-        <w:t xml:space="preserve"> </w:t>
-      </w:r>
-      <w:r>
-        <w:rPr>
-          <w:rFonts w:hint="eastAsia"/>
-        </w:rPr>
-        <w:t xml:space="preserve">であり、方式C相当(none)・方式D相当(manual-enforce)・方式E相当の一部(auto-enforce)</w:t>
-      </w:r>
-      <w:r>
-        <w:t xml:space="preserve"> </w:t>
-      </w:r>
-      <w:r>
-        <w:rPr>
-          <w:rFonts w:hint="eastAsia"/>
-        </w:rPr>
-        <w:t xml:space="preserve">の3条件を比較する評価ハーネス(compare_route_source.py)を用意している。</w:t>
+        <w:t xml:space="preserve">表6.1</w:t>
+      </w:r>
+      <w:r>
+        <w:t xml:space="preserve"> </w:t>
+      </w:r>
+      <w:r>
+        <w:rPr>
+          <w:rFonts w:hint="eastAsia"/>
+        </w:rPr>
+        <w:t xml:space="preserve">比較する方式と実行オプション(pdr_pf_improved.py)</w:t>
+      </w:r>
+    </w:p>
+    <w:tbl>
+      <w:tblPr>
+        <w:tblStyle w:val="Table"/>
+        <w:tblW w:type="pct" w:w="5000"/>
+        <w:tblLayout w:type="fixed"/>
+        <w:tblLook w:firstRow="1" w:lastRow="0" w:firstColumn="0" w:lastColumn="0" w:noHBand="0" w:noVBand="0" w:val="0020"/>
+      </w:tblPr>
+      <w:tblGrid>
+        <w:gridCol w:w="2640"/>
+        <w:gridCol w:w="2640"/>
+        <w:gridCol w:w="2640"/>
+      </w:tblGrid>
+      <w:tr>
+        <w:trPr>
+          <w:tblHeader w:val="on"/>
+        </w:trPr>
+        <w:tc>
+          <w:tcPr/>
+          <w:p>
+            <w:pPr>
+              <w:pStyle w:val="Compact"/>
+            </w:pPr>
+            <w:r>
+              <w:rPr>
+                <w:rFonts w:hint="eastAsia"/>
+              </w:rPr>
+              <w:t xml:space="preserve">方式</w:t>
+            </w:r>
+          </w:p>
+        </w:tc>
+        <w:tc>
+          <w:tcPr/>
+          <w:p>
+            <w:pPr>
+              <w:pStyle w:val="Compact"/>
+            </w:pPr>
+            <w:r>
+              <w:rPr>
+                <w:rFonts w:hint="eastAsia"/>
+              </w:rPr>
+              <w:t xml:space="preserve">第7章</w:t>
+            </w:r>
+          </w:p>
+        </w:tc>
+        <w:tc>
+          <w:tcPr/>
+          <w:p>
+            <w:pPr>
+              <w:pStyle w:val="Compact"/>
+            </w:pPr>
+            <w:r>
+              <w:t xml:space="preserve">オプション</w:t>
+            </w:r>
+          </w:p>
+        </w:tc>
+      </w:tr>
+      <w:tr>
+        <w:tc>
+          <w:tcPr/>
+          <w:p>
+            <w:pPr>
+              <w:pStyle w:val="Compact"/>
+            </w:pPr>
+            <w:r>
+              <w:t xml:space="preserve">A: PDRのみ</w:t>
+            </w:r>
+          </w:p>
+        </w:tc>
+        <w:tc>
+          <w:tcPr/>
+          <w:p>
+            <w:pPr>
+              <w:pStyle w:val="Compact"/>
+            </w:pPr>
+            <w:r>
+              <w:rPr>
+                <w:rFonts w:hint="eastAsia"/>
+              </w:rPr>
+              <w:t xml:space="preserve">7.1節</w:t>
+            </w:r>
+          </w:p>
+        </w:tc>
+        <w:tc>
+          <w:tcPr/>
+          <w:p>
+            <w:pPr>
+              <w:pStyle w:val="Compact"/>
+            </w:pPr>
+            <w:r>
+              <w:rPr>
+                <w:rFonts w:hint="eastAsia"/>
+              </w:rPr>
+              <w:t xml:space="preserve">方式B〜Eの実行時に–save-pdr-trajectory-csvで出力</w:t>
+            </w:r>
+          </w:p>
+        </w:tc>
+      </w:tr>
+      <w:tr>
+        <w:tc>
+          <w:tcPr/>
+          <w:p>
+            <w:pPr>
+              <w:pStyle w:val="Compact"/>
+            </w:pPr>
+            <w:r>
+              <w:t xml:space="preserve">B: </w:t>
+            </w:r>
+            <w:r>
+              <w:rPr>
+                <w:rFonts w:hint="eastAsia"/>
+              </w:rPr>
+              <w:t xml:space="preserve">固定粒子数PF</w:t>
+            </w:r>
+          </w:p>
+        </w:tc>
+        <w:tc>
+          <w:tcPr/>
+          <w:p>
+            <w:pPr>
+              <w:pStyle w:val="Compact"/>
+            </w:pPr>
+            <w:r>
+              <w:rPr>
+                <w:rFonts w:hint="eastAsia"/>
+              </w:rPr>
+              <w:t xml:space="preserve">7.2節</w:t>
+            </w:r>
+          </w:p>
+        </w:tc>
+        <w:tc>
+          <w:tcPr/>
+          <w:p>
+            <w:pPr>
+              <w:pStyle w:val="Compact"/>
+            </w:pPr>
+            <w:r>
+              <w:t xml:space="preserve">–route-constraint-mode none –pf-mode fixed</w:t>
+            </w:r>
+          </w:p>
+        </w:tc>
+      </w:tr>
+      <w:tr>
+        <w:tc>
+          <w:tcPr/>
+          <w:p>
+            <w:pPr>
+              <w:pStyle w:val="Compact"/>
+            </w:pPr>
+            <w:r>
+              <w:t xml:space="preserve">C: </w:t>
+            </w:r>
+            <w:r>
+              <w:rPr>
+                <w:rFonts w:hint="eastAsia"/>
+              </w:rPr>
+              <w:t xml:space="preserve">移動様態適応PF</w:t>
+            </w:r>
+          </w:p>
+        </w:tc>
+        <w:tc>
+          <w:tcPr/>
+          <w:p>
+            <w:pPr>
+              <w:pStyle w:val="Compact"/>
+            </w:pPr>
+            <w:r>
+              <w:rPr>
+                <w:rFonts w:hint="eastAsia"/>
+              </w:rPr>
+              <w:t xml:space="preserve">7.3節</w:t>
+            </w:r>
+          </w:p>
+        </w:tc>
+        <w:tc>
+          <w:tcPr/>
+          <w:p>
+            <w:pPr>
+              <w:pStyle w:val="Compact"/>
+            </w:pPr>
+            <w:r>
+              <w:t xml:space="preserve">–route-constraint-mode none –no-uncertainty-adaptive-particles</w:t>
+            </w:r>
+          </w:p>
+        </w:tc>
+      </w:tr>
+      <w:tr>
+        <w:tc>
+          <w:tcPr/>
+          <w:p>
+            <w:pPr>
+              <w:pStyle w:val="Compact"/>
+            </w:pPr>
+            <w:r>
+              <w:t xml:space="preserve">E: </w:t>
+            </w:r>
+            <w:r>
+              <w:rPr>
+                <w:rFonts w:hint="eastAsia"/>
+              </w:rPr>
+              <w:t xml:space="preserve">提案方式</w:t>
+            </w:r>
+          </w:p>
+        </w:tc>
+        <w:tc>
+          <w:tcPr/>
+          <w:p>
+            <w:pPr>
+              <w:pStyle w:val="Compact"/>
+            </w:pPr>
+            <w:r>
+              <w:rPr>
+                <w:rFonts w:hint="eastAsia"/>
+              </w:rPr>
+              <w:t xml:space="preserve">7.4節</w:t>
+            </w:r>
+          </w:p>
+        </w:tc>
+        <w:tc>
+          <w:tcPr/>
+          <w:p>
+            <w:pPr>
+              <w:pStyle w:val="Compact"/>
+            </w:pPr>
+            <w:r>
+              <w:t xml:space="preserve">–route-source auto –route-constraint-mode enforce –uncertainty-adaptive-particles</w:t>
+            </w:r>
+          </w:p>
+        </w:tc>
+      </w:tr>
+    </w:tbl>
+    <w:p>
+      <w:pPr>
+        <w:pStyle w:val="BodyText"/>
+      </w:pPr>
+      <w:r>
+        <w:rPr>
+          <w:rFonts w:hint="eastAsia"/>
+        </w:rPr>
+        <w:t xml:space="preserve">提案方式のうち、複数経路仮説(5.7節)は、既存のデータで一貫した効果を確認できていない</w:t>
+      </w:r>
+      <w:r>
+        <w:t xml:space="preserve"> </w:t>
+      </w:r>
+      <w:r>
+        <w:rPr>
+          <w:rFonts w:hint="eastAsia"/>
+        </w:rPr>
+        <w:t xml:space="preserve">ため提案方式の本体には含めない。既定では無効としている他の拡張とあわせて、提案方式に</w:t>
+      </w:r>
+      <w:r>
+        <w:t xml:space="preserve"> </w:t>
+      </w:r>
+      <w:r>
+        <w:rPr>
+          <w:rFonts w:hint="eastAsia"/>
+        </w:rPr>
+        <w:t xml:space="preserve">それぞれを1つずつ加えた変種として比較する(表6.2)。本体と変種の構成は評価用データを</w:t>
+      </w:r>
+      <w:r>
+        <w:t xml:space="preserve"> </w:t>
+      </w:r>
+      <w:r>
+        <w:rPr>
+          <w:rFonts w:hint="eastAsia"/>
+        </w:rPr>
+        <w:t xml:space="preserve">見る前に決めたものであり、評価用データの結果を見て本体を選び直すことはしない。</w:t>
+      </w:r>
+    </w:p>
+    <w:p>
+      <w:pPr>
+        <w:pStyle w:val="BodyText"/>
+      </w:pPr>
+      <w:r>
+        <w:rPr>
+          <w:rFonts w:hint="eastAsia"/>
+        </w:rPr>
+        <w:t xml:space="preserve">表6.2</w:t>
+      </w:r>
+      <w:r>
+        <w:t xml:space="preserve"> </w:t>
+      </w:r>
+      <w:r>
+        <w:rPr>
+          <w:rFonts w:hint="eastAsia"/>
+        </w:rPr>
+        <w:t xml:space="preserve">提案方式の変種(方式Eのオプションに加えるもの)</w:t>
+      </w:r>
+    </w:p>
+    <w:tbl>
+      <w:tblPr>
+        <w:tblStyle w:val="Table"/>
+        <w:tblW w:type="pct" w:w="5000"/>
+        <w:tblLayout w:type="fixed"/>
+        <w:tblLook w:firstRow="1" w:lastRow="0" w:firstColumn="0" w:lastColumn="0" w:noHBand="0" w:noVBand="0" w:val="0020"/>
+      </w:tblPr>
+      <w:tblGrid>
+        <w:gridCol w:w="3960"/>
+        <w:gridCol w:w="3960"/>
+      </w:tblGrid>
+      <w:tr>
+        <w:trPr>
+          <w:tblHeader w:val="on"/>
+        </w:trPr>
+        <w:tc>
+          <w:tcPr/>
+          <w:p>
+            <w:pPr>
+              <w:pStyle w:val="Compact"/>
+            </w:pPr>
+            <w:r>
+              <w:rPr>
+                <w:rFonts w:hint="eastAsia"/>
+              </w:rPr>
+              <w:t xml:space="preserve">変種</w:t>
+            </w:r>
+          </w:p>
+        </w:tc>
+        <w:tc>
+          <w:tcPr/>
+          <w:p>
+            <w:pPr>
+              <w:pStyle w:val="Compact"/>
+            </w:pPr>
+            <w:r>
+              <w:rPr>
+                <w:rFonts w:hint="eastAsia"/>
+              </w:rPr>
+              <w:t xml:space="preserve">追加するオプション</w:t>
+            </w:r>
+          </w:p>
+        </w:tc>
+      </w:tr>
+      <w:tr>
+        <w:tc>
+          <w:tcPr/>
+          <w:p>
+            <w:pPr>
+              <w:pStyle w:val="Compact"/>
+            </w:pPr>
+            <w:r>
+              <w:rPr>
+                <w:rFonts w:hint="eastAsia"/>
+              </w:rPr>
+              <w:t xml:space="preserve">複数経路仮説</w:t>
+            </w:r>
+          </w:p>
+        </w:tc>
+        <w:tc>
+          <w:tcPr/>
+          <w:p>
+            <w:pPr>
+              <w:pStyle w:val="Compact"/>
+            </w:pPr>
+            <w:r>
+              <w:t xml:space="preserve">–multi-hypothesis-routing</w:t>
+            </w:r>
+          </w:p>
+        </w:tc>
+      </w:tr>
+      <w:tr>
+        <w:tc>
+          <w:tcPr/>
+          <w:p>
+            <w:pPr>
+              <w:pStyle w:val="Compact"/>
+            </w:pPr>
+            <w:r>
+              <w:rPr>
+                <w:rFonts w:hint="eastAsia"/>
+              </w:rPr>
+              <w:t xml:space="preserve">複数経路仮説+分岐選別尤度</w:t>
+            </w:r>
+          </w:p>
+        </w:tc>
+        <w:tc>
+          <w:tcPr/>
+          <w:p>
+            <w:pPr>
+              <w:pStyle w:val="Compact"/>
+            </w:pPr>
+            <w:r>
+              <w:t xml:space="preserve">–multi-hypothesis-routing –multi-hypothesis-branch-likelihood-sigma-deg 90</w:t>
+            </w:r>
+          </w:p>
+        </w:tc>
+      </w:tr>
+      <w:tr>
+        <w:tc>
+          <w:tcPr/>
+          <w:p>
+            <w:pPr>
+              <w:pStyle w:val="Compact"/>
+            </w:pPr>
+            <w:r>
+              <w:rPr>
+                <w:rFonts w:hint="eastAsia"/>
+              </w:rPr>
+              <w:t xml:space="preserve">広い部屋の除外</w:t>
+            </w:r>
+          </w:p>
+        </w:tc>
+        <w:tc>
+          <w:tcPr/>
+          <w:p>
+            <w:pPr>
+              <w:pStyle w:val="Compact"/>
+            </w:pPr>
+            <w:r>
+              <w:t xml:space="preserve">–auto-route-exclude-wide-rooms</w:t>
+            </w:r>
+          </w:p>
+        </w:tc>
+      </w:tr>
+      <w:tr>
+        <w:tc>
+          <w:tcPr/>
+          <w:p>
+            <w:pPr>
+              <w:pStyle w:val="Compact"/>
+            </w:pPr>
+            <w:r>
+              <w:rPr>
+                <w:rFonts w:hint="eastAsia"/>
+              </w:rPr>
+              <w:t xml:space="preserve">通路中心線による方位補正</w:t>
+            </w:r>
+          </w:p>
+        </w:tc>
+        <w:tc>
+          <w:tcPr/>
+          <w:p>
+            <w:pPr>
+              <w:pStyle w:val="Compact"/>
+            </w:pPr>
+            <w:r>
+              <w:t xml:space="preserve">–auto-route-centerline</w:t>
+            </w:r>
+          </w:p>
+        </w:tc>
+      </w:tr>
+    </w:tbl>
+    <w:p>
+      <w:pPr>
+        <w:pStyle w:val="BodyText"/>
+      </w:pPr>
+      <w:r>
+        <w:rPr>
+          <w:rFonts w:hint="eastAsia"/>
+        </w:rPr>
+        <w:t xml:space="preserve">ただし通路中心線による方位補正は、広い部屋の除外を併用しないと、管理棟4階の通路網が</w:t>
+      </w:r>
+      <w:r>
+        <w:t xml:space="preserve"> </w:t>
+      </w:r>
+      <w:r>
+        <w:rPr>
+          <w:rFonts w:hint="eastAsia"/>
+        </w:rPr>
+        <w:t xml:space="preserve">輪状に見えるため中心線の抽出が安全側に見送られ(8.7節)、方式Eと同じ結果になる。</w:t>
+      </w:r>
+      <w:r>
+        <w:t xml:space="preserve"> </w:t>
+      </w:r>
+      <w:r>
+        <w:rPr>
+          <w:rFonts w:hint="eastAsia"/>
+        </w:rPr>
+        <w:t xml:space="preserve">(要記入:</w:t>
+      </w:r>
+      <w:r>
+        <w:t xml:space="preserve"> </w:t>
+      </w:r>
+      <w:r>
+        <w:rPr>
+          <w:rFonts w:hint="eastAsia"/>
+        </w:rPr>
+        <w:t xml:space="preserve">この変種を「広い部屋の除外+通路中心線」の組み合わせに変えるかを決めて、</w:t>
+      </w:r>
+      <w:r>
+        <w:t xml:space="preserve"> </w:t>
+      </w:r>
+      <w:r>
+        <w:rPr>
+          <w:rFonts w:hint="eastAsia"/>
+        </w:rPr>
+        <w:t xml:space="preserve">表6.2を確定する。)</w:t>
+      </w:r>
+    </w:p>
+    <w:p>
+      <w:pPr>
+        <w:pStyle w:val="BodyText"/>
+      </w:pPr>
+      <w:r>
+        <w:rPr>
+          <w:rFonts w:hint="eastAsia"/>
+        </w:rPr>
+        <w:t xml:space="preserve">すべての方式で同じ実測データと同じ方位の条件(6.3節)を用い、パーティクルフィルタを</w:t>
+      </w:r>
+      <w:r>
+        <w:t xml:space="preserve"> </w:t>
+      </w:r>
+      <w:r>
+        <w:rPr>
+          <w:rFonts w:hint="eastAsia"/>
+        </w:rPr>
+        <w:t xml:space="preserve">用いる方式は6種類の乱数シード(1,</w:t>
+      </w:r>
+      <w:r>
+        <w:t xml:space="preserve"> 7, 42, 100, 777, </w:t>
+      </w:r>
+      <w:r>
+        <w:rPr>
+          <w:rFonts w:hint="eastAsia"/>
+        </w:rPr>
+        <w:t xml:space="preserve">2024)で実行する。計測開始時の地図上</w:t>
+      </w:r>
+      <w:r>
+        <w:t xml:space="preserve"> </w:t>
+      </w:r>
+      <w:r>
+        <w:rPr>
+          <w:rFonts w:hint="eastAsia"/>
+        </w:rPr>
+        <w:t xml:space="preserve">の向きは、経路の目印1番から2番への向きとする(6.7節)。これらの実行と集計は評価</w:t>
+      </w:r>
+      <w:r>
+        <w:t xml:space="preserve"> </w:t>
+      </w:r>
+      <w:r>
+        <w:rPr>
+          <w:rFonts w:hint="eastAsia"/>
+        </w:rPr>
+        <w:t xml:space="preserve">スクリプト(run_evaluation.py)で一括して行い、表6.1・表6.2に書いていない既定では</w:t>
+      </w:r>
+      <w:r>
+        <w:t xml:space="preserve"> </w:t>
+      </w:r>
+      <w:r>
+        <w:rPr>
+          <w:rFonts w:hint="eastAsia"/>
+        </w:rPr>
+        <w:t xml:space="preserve">無効の機能も、無効であることを明示して与える。</w:t>
       </w:r>
     </w:p>
     <w:bookmarkEnd w:id="69"/>
@@ -12242,7 +13108,7 @@
         <w:rPr>
           <w:rFonts w:hint="eastAsia"/>
         </w:rPr>
-        <w:t xml:space="preserve">実験に用いた主なパラメータを表6.1に示す。これらはmap_configs/kanri_4f.jsonおよび</w:t>
+        <w:t xml:space="preserve">実験に用いた主なパラメータを表6.3に示す。これらはmap_configs/kanri_4f.jsonおよび</w:t>
       </w:r>
       <w:r>
         <w:t xml:space="preserve"> </w:t>
@@ -12262,7 +13128,7 @@
         <w:rPr>
           <w:rFonts w:hint="eastAsia"/>
         </w:rPr>
-        <w:t xml:space="preserve">表6.1</w:t>
+        <w:t xml:space="preserve">表6.3</w:t>
       </w:r>
       <w:r>
         <w:t xml:space="preserve"> </w:t>
@@ -12785,6 +13651,62 @@
               <w:rPr>
                 <w:rFonts w:hint="eastAsia"/>
               </w:rPr>
+              <w:t xml:space="preserve">方位</w:t>
+            </w:r>
+          </w:p>
+        </w:tc>
+        <w:tc>
+          <w:tcPr/>
+          <w:p>
+            <w:pPr>
+              <w:pStyle w:val="Compact"/>
+            </w:pPr>
+            <w:r>
+              <w:rPr>
+                <w:rFonts w:hint="eastAsia"/>
+              </w:rPr>
+              <w:t xml:space="preserve">方位源</w:t>
+            </w:r>
+            <w:r>
+              <w:t xml:space="preserve"> / </w:t>
+            </w:r>
+            <w:r>
+              <w:rPr>
+                <w:rFonts w:hint="eastAsia"/>
+              </w:rPr>
+              <w:t xml:space="preserve">基準方位の取り方</w:t>
+            </w:r>
+          </w:p>
+        </w:tc>
+        <w:tc>
+          <w:tcPr/>
+          <w:p>
+            <w:pPr>
+              <w:pStyle w:val="Compact"/>
+            </w:pPr>
+            <w:r>
+              <w:t xml:space="preserve">android / </w:t>
+            </w:r>
+            <w:r>
+              <w:rPr>
+                <w:rFonts w:hint="eastAsia"/>
+              </w:rPr>
+              <w:t xml:space="preserve">歩き始めから10歩</w:t>
+            </w:r>
+          </w:p>
+        </w:tc>
+      </w:tr>
+      <w:tr>
+        <w:tc>
+          <w:tcPr/>
+          <w:p>
+            <w:pPr>
+              <w:pStyle w:val="Compact"/>
+            </w:pPr>
+            <w:r>
+              <w:rPr>
+                <w:rFonts w:hint="eastAsia"/>
+              </w:rPr>
               <w:t xml:space="preserve">粒子数</w:t>
             </w:r>
           </w:p>
@@ -12902,6 +13824,135 @@
             </w:pPr>
             <w:r>
               <w:t xml:space="preserve">3.0 / 15.0 / 2.0 deg</w:t>
+            </w:r>
+          </w:p>
+        </w:tc>
+      </w:tr>
+      <w:tr>
+        <w:tc>
+          <w:tcPr/>
+          <w:p>
+            <w:pPr>
+              <w:pStyle w:val="Compact"/>
+            </w:pPr>
+            <w:r>
+              <w:rPr>
+                <w:rFonts w:hint="eastAsia"/>
+              </w:rPr>
+              <w:t xml:space="preserve">固定粒子数PF(方式B)</w:t>
+            </w:r>
+          </w:p>
+        </w:tc>
+        <w:tc>
+          <w:tcPr/>
+          <w:p>
+            <w:pPr>
+              <w:pStyle w:val="Compact"/>
+            </w:pPr>
+            <w:r>
+              <w:rPr>
+                <w:rFonts w:hint="eastAsia"/>
+              </w:rPr>
+              <w:t xml:space="preserve">粒子数</w:t>
+            </w:r>
+          </w:p>
+        </w:tc>
+        <w:tc>
+          <w:tcPr/>
+          <w:p>
+            <w:pPr>
+              <w:pStyle w:val="Compact"/>
+            </w:pPr>
+            <w:r>
+              <w:t xml:space="preserve">600</w:t>
+            </w:r>
+          </w:p>
+        </w:tc>
+      </w:tr>
+      <w:tr>
+        <w:tc>
+          <w:tcPr/>
+          <w:p>
+            <w:pPr>
+              <w:pStyle w:val="Compact"/>
+            </w:pPr>
+          </w:p>
+        </w:tc>
+        <w:tc>
+          <w:tcPr/>
+          <w:p>
+            <w:pPr>
+              <w:pStyle w:val="Compact"/>
+            </w:pPr>
+            <w:r>
+              <w:rPr>
+                <w:rFonts w:hint="eastAsia"/>
+              </w:rPr>
+              <w:t xml:space="preserve">歩幅</w:t>
+            </w:r>
+            <w:r>
+              <w:t xml:space="preserve"> / </w:t>
+            </w:r>
+            <w:r>
+              <w:rPr>
+                <w:rFonts w:hint="eastAsia"/>
+              </w:rPr>
+              <w:t xml:space="preserve">方位の標準偏差</w:t>
+            </w:r>
+          </w:p>
+        </w:tc>
+        <w:tc>
+          <w:tcPr/>
+          <w:p>
+            <w:pPr>
+              <w:pStyle w:val="Compact"/>
+            </w:pPr>
+            <w:r>
+              <w:t xml:space="preserve">0.70 px / 15.0 deg</w:t>
+            </w:r>
+          </w:p>
+        </w:tc>
+      </w:tr>
+      <w:tr>
+        <w:tc>
+          <w:tcPr/>
+          <w:p>
+            <w:pPr>
+              <w:pStyle w:val="Compact"/>
+            </w:pPr>
+            <w:r>
+              <w:rPr>
+                <w:rFonts w:hint="eastAsia"/>
+              </w:rPr>
+              <w:t xml:space="preserve">推定位置</w:t>
+            </w:r>
+          </w:p>
+        </w:tc>
+        <w:tc>
+          <w:tcPr/>
+          <w:p>
+            <w:pPr>
+              <w:pStyle w:val="Compact"/>
+            </w:pPr>
+            <w:r>
+              <w:rPr>
+                <w:rFonts w:hint="eastAsia"/>
+              </w:rPr>
+              <w:t xml:space="preserve">平滑化</w:t>
+            </w:r>
+          </w:p>
+        </w:tc>
+        <w:tc>
+          <w:tcPr/>
+          <w:p>
+            <w:pPr>
+              <w:pStyle w:val="Compact"/>
+            </w:pPr>
+            <w:r>
+              <w:rPr>
+                <w:rFonts w:hint="eastAsia"/>
+              </w:rPr>
+              <w:t xml:space="preserve">直近2歩の移動平均</w:t>
             </w:r>
           </w:p>
         </w:tc>
@@ -13382,6 +14433,47 @@
           </w:p>
         </w:tc>
       </w:tr>
+      <w:tr>
+        <w:tc>
+          <w:tcPr/>
+          <w:p>
+            <w:pPr>
+              <w:pStyle w:val="Compact"/>
+            </w:pPr>
+            <w:r>
+              <w:rPr>
+                <w:rFonts w:hint="eastAsia"/>
+              </w:rPr>
+              <w:t xml:space="preserve">複数経路仮説(変種)</w:t>
+            </w:r>
+          </w:p>
+        </w:tc>
+        <w:tc>
+          <w:tcPr/>
+          <w:p>
+            <w:pPr>
+              <w:pStyle w:val="Compact"/>
+            </w:pPr>
+            <w:r>
+              <w:rPr>
+                <w:rFonts w:hint="eastAsia"/>
+              </w:rPr>
+              <w:t xml:space="preserve">分岐選別尤度の標準偏差</w:t>
+            </w:r>
+          </w:p>
+        </w:tc>
+        <w:tc>
+          <w:tcPr/>
+          <w:p>
+            <w:pPr>
+              <w:pStyle w:val="Compact"/>
+            </w:pPr>
+            <w:r>
+              <w:t xml:space="preserve">90 deg</w:t>
+            </w:r>
+          </w:p>
+        </w:tc>
+      </w:tr>
     </w:tbl>
     <w:p>
       <w:pPr>
@@ -13401,6 +14493,116 @@
           <w:rFonts w:hint="eastAsia"/>
         </w:rPr>
         <w:t xml:space="preserve">調整した結果である。</w:t>
+      </w:r>
+    </w:p>
+    <w:p>
+      <w:pPr>
+        <w:pStyle w:val="BodyText"/>
+      </w:pPr>
+      <w:r>
+        <w:rPr>
+          <w:rFonts w:hint="eastAsia"/>
+        </w:rPr>
+        <w:t xml:space="preserve">方式Bの粒子数とノイズは、既存の3件(調整用データ、6.8節)を用いて次のように決めた。</w:t>
+      </w:r>
+      <w:r>
+        <w:t xml:space="preserve"> </w:t>
+      </w:r>
+      <w:r>
+        <w:rPr>
+          <w:rFonts w:hint="eastAsia"/>
+        </w:rPr>
+        <w:t xml:space="preserve">移動様態適応型PF(方式C)の平均粒子数は534〜593であったため、計算量をそろえるという</w:t>
+      </w:r>
+      <w:r>
+        <w:t xml:space="preserve"> </w:t>
+      </w:r>
+      <w:r>
+        <w:rPr>
+          <w:rFonts w:hint="eastAsia"/>
+        </w:rPr>
+        <w:t xml:space="preserve">原則から600とした。粒子数を250〜1000の範囲で変えても、全滅回数や乱数シード間の</w:t>
+      </w:r>
+      <w:r>
+        <w:t xml:space="preserve"> </w:t>
+      </w:r>
+      <w:r>
+        <w:rPr>
+          <w:rFonts w:hint="eastAsia"/>
+        </w:rPr>
+        <w:t xml:space="preserve">ばらつきは粒子数に対して単調には改善せず、この範囲では粒子数による差が見られなかった。</w:t>
+      </w:r>
+      <w:r>
+        <w:t xml:space="preserve"> </w:t>
+      </w:r>
+      <w:r>
+        <w:rPr>
+          <w:rFonts w:hint="eastAsia"/>
+        </w:rPr>
+        <w:t xml:space="preserve">一方、ノイズを直進用の値(0.35px・3.0deg)に固定すると全滅回数が増えたため(1442で</w:t>
+      </w:r>
+      <w:r>
+        <w:t xml:space="preserve"> </w:t>
+      </w:r>
+      <w:r>
+        <w:rPr>
+          <w:rFonts w:hint="eastAsia"/>
+        </w:rPr>
+        <w:t xml:space="preserve">6.0〜9.0回、曲がり用の値では0.3〜4.0回)、曲がり角で破綻しない曲がり用の値とした。</w:t>
+      </w:r>
+      <w:r>
+        <w:t xml:space="preserve"> </w:t>
+      </w:r>
+      <w:r>
+        <w:rPr>
+          <w:rFonts w:hint="eastAsia"/>
+        </w:rPr>
+        <w:t xml:space="preserve">直進用の値を用いると、方式Bを不当に弱い比較対象にしてしまうためである。なお、既存の</w:t>
+      </w:r>
+      <w:r>
+        <w:t xml:space="preserve"> </w:t>
+      </w:r>
+      <w:r>
+        <w:rPr>
+          <w:rFonts w:hint="eastAsia"/>
+        </w:rPr>
+        <w:t xml:space="preserve">3件では歩の81〜98%が曲がりと判定されており、移動様態適応型PFもほぼ常に曲がり用の</w:t>
+      </w:r>
+      <w:r>
+        <w:t xml:space="preserve"> </w:t>
+      </w:r>
+      <w:r>
+        <w:rPr>
+          <w:rFonts w:hint="eastAsia"/>
+        </w:rPr>
+        <w:t xml:space="preserve">設定で動いていた。このため既存データでは方式BとCの差が小さくなりやすく、評価用</w:t>
+      </w:r>
+      <w:r>
+        <w:t xml:space="preserve"> </w:t>
+      </w:r>
+      <w:r>
+        <w:rPr>
+          <w:rFonts w:hint="eastAsia"/>
+        </w:rPr>
+        <w:t xml:space="preserve">データでも直進と判定される歩の割合を確認する必要がある(7.3節)。変種で用いる分岐</w:t>
+      </w:r>
+      <w:r>
+        <w:t xml:space="preserve"> </w:t>
+      </w:r>
+      <w:r>
+        <w:rPr>
+          <w:rFonts w:hint="eastAsia"/>
+        </w:rPr>
+        <w:t xml:space="preserve">選別尤度の標準偏差90degは、5.7節の予備的な確認で方位が正しく記録された2件(1441・</w:t>
+      </w:r>
+      <w:r>
+        <w:t xml:space="preserve"> </w:t>
+      </w:r>
+      <w:r>
+        <w:rPr>
+          <w:rFonts w:hint="eastAsia"/>
+        </w:rPr>
+        <w:t xml:space="preserve">1442)の平均が最もよかった値である。</w:t>
       </w:r>
     </w:p>
     <w:bookmarkEnd w:id="70"/>
@@ -13464,6 +14666,183 @@
           <w:rFonts w:hint="eastAsia"/>
         </w:rPr>
         <w:t xml:space="preserve">ついては、1歩あたりの処理時間と、実行を通じた平均粒子数を用いる。</w:t>
+      </w:r>
+    </w:p>
+    <w:p>
+      <w:pPr>
+        <w:pStyle w:val="BodyText"/>
+      </w:pPr>
+      <w:r>
+        <w:rPr>
+          <w:rFonts w:hint="eastAsia"/>
+        </w:rPr>
+        <w:t xml:space="preserve">位置の誤差は次のように求める(evaluate_accuracy.py)。地点マークを押した各時刻について、</w:t>
+      </w:r>
+      <w:r>
+        <w:t xml:space="preserve"> </w:t>
+      </w:r>
+      <w:r>
+        <w:rPr>
+          <w:rFonts w:hint="eastAsia"/>
+        </w:rPr>
+        <w:t xml:space="preserve">推定軌跡(1歩ごとの推定位置)を時刻で線形補間してその時刻の推定位置を求め、正解位置</w:t>
+      </w:r>
+      <w:r>
+        <w:t xml:space="preserve"> </w:t>
+      </w:r>
+      <w:r>
+        <w:rPr>
+          <w:rFonts w:hint="eastAsia"/>
+        </w:rPr>
+        <w:t xml:space="preserve">とのユークリッド距離を誤差とする。推定軌跡の時刻範囲の外にある正解点は、外挿による</w:t>
+      </w:r>
+      <w:r>
+        <w:t xml:space="preserve"> </w:t>
+      </w:r>
+      <w:r>
+        <w:rPr>
+          <w:rFonts w:hint="eastAsia"/>
+        </w:rPr>
+        <w:t xml:space="preserve">誤差の過大評価を避けるため評価から除く。地点マークの1番は歩き始める前にスタート地点で</w:t>
+      </w:r>
+      <w:r>
+        <w:t xml:space="preserve"> </w:t>
+      </w:r>
+      <w:r>
+        <w:rPr>
+          <w:rFonts w:hint="eastAsia"/>
+        </w:rPr>
+        <w:t xml:space="preserve">押すため、この規則によって常に除かれる。平均誤差・RMSE・最大誤差は、1回の実行・1件の</w:t>
+      </w:r>
+      <w:r>
+        <w:t xml:space="preserve"> </w:t>
+      </w:r>
+      <w:r>
+        <w:rPr>
+          <w:rFonts w:hint="eastAsia"/>
+        </w:rPr>
+        <w:t xml:space="preserve">CSVごとに求める。方式ごとの結果は、全CSV×全乱数シードの値の平均±標本標準偏差と、</w:t>
+      </w:r>
+      <w:r>
+        <w:t xml:space="preserve"> </w:t>
+      </w:r>
+      <w:r>
+        <w:rPr>
+          <w:rFonts w:hint="eastAsia"/>
+        </w:rPr>
+        <w:t xml:space="preserve">CSVごとに乱数シード間でとった平均±標本標準偏差の2通りで示す。方式Aは乱数を用いない</w:t>
+      </w:r>
+      <w:r>
+        <w:t xml:space="preserve"> </w:t>
+      </w:r>
+      <w:r>
+        <w:rPr>
+          <w:rFonts w:hint="eastAsia"/>
+        </w:rPr>
+        <w:t xml:space="preserve">ため、CSVごとに1つの値となる。</w:t>
+      </w:r>
+    </w:p>
+    <w:p>
+      <w:pPr>
+        <w:pStyle w:val="BodyText"/>
+      </w:pPr>
+      <w:r>
+        <w:rPr>
+          <w:rFonts w:hint="eastAsia"/>
+        </w:rPr>
+        <w:t xml:space="preserve">推定位置の平滑化による遅れにも注意が要る。パーティクルフィルタの推定位置は直近2歩の</w:t>
+      </w:r>
+      <w:r>
+        <w:t xml:space="preserve"> </w:t>
+      </w:r>
+      <w:r>
+        <w:rPr>
+          <w:rFonts w:hint="eastAsia"/>
+        </w:rPr>
+        <w:t xml:space="preserve">推定値の移動平均であるため(4.6節)、各歩の時刻に対して約半歩(歩幅0.7〜0.8mなら0.35〜</w:t>
+      </w:r>
+      <w:r>
+        <w:t xml:space="preserve"> </w:t>
+      </w:r>
+      <w:r>
+        <w:rPr>
+          <w:rFonts w:hint="eastAsia"/>
+        </w:rPr>
+        <w:t xml:space="preserve">0.4m程度)遅れた位置になる。評価スクリプトの自己試験(架空データ)でも、平滑化しない</w:t>
+      </w:r>
+      <w:r>
+        <w:t xml:space="preserve"> </w:t>
+      </w:r>
+      <w:r>
+        <w:rPr>
+          <w:rFonts w:hint="eastAsia"/>
+        </w:rPr>
+        <w:t xml:space="preserve">方式Aにはないこの一定のずれを確認した。このずれは方式B・C・Eに同じように乗るため、</w:t>
+      </w:r>
+      <w:r>
+        <w:t xml:space="preserve"> </w:t>
+      </w:r>
+      <w:r>
+        <w:rPr>
+          <w:rFonts w:hint="eastAsia"/>
+        </w:rPr>
+        <w:t xml:space="preserve">それらの間の比較には影響しないが、方式Aとの比較では方式Aが一定量だけ有利になる。</w:t>
+      </w:r>
+      <w:r>
+        <w:t xml:space="preserve"> </w:t>
+      </w:r>
+      <w:r>
+        <w:rPr>
+          <w:rFonts w:hint="eastAsia"/>
+        </w:rPr>
+        <w:t xml:space="preserve">本研究では平滑化も各方式の一部としてそのまま比較し、この性質を結果の解釈で考慮する。</w:t>
+      </w:r>
+      <w:r>
+        <w:t xml:space="preserve"> </w:t>
+      </w:r>
+      <w:r>
+        <w:rPr>
+          <w:rFonts w:hint="eastAsia"/>
+        </w:rPr>
+        <w:t xml:space="preserve">提案方式に不利な側の偏りであるため、結論を甘くする方向には働かない。</w:t>
+      </w:r>
+    </w:p>
+    <w:p>
+      <w:pPr>
+        <w:pStyle w:val="BodyText"/>
+      </w:pPr>
+      <w:r>
+        <w:rPr>
+          <w:rFonts w:hint="eastAsia"/>
+        </w:rPr>
+        <w:t xml:space="preserve">(要記入:</w:t>
+      </w:r>
+      <w:r>
+        <w:t xml:space="preserve"> </w:t>
+      </w:r>
+      <w:r>
+        <w:rPr>
+          <w:rFonts w:hint="eastAsia"/>
+        </w:rPr>
+        <w:t xml:space="preserve">曲がり位置誤差・経路選択成功率・1歩あたりの処理時間・平均粒子数の求め方を</w:t>
+      </w:r>
+      <w:r>
+        <w:t xml:space="preserve"> </w:t>
+      </w:r>
+      <w:r>
+        <w:rPr>
+          <w:rFonts w:hint="eastAsia"/>
+        </w:rPr>
+        <w:t xml:space="preserve">追記する。現時点の評価スクリプトが集計しているのは、平均誤差・RMSE・最大誤差と、</w:t>
+      </w:r>
+      <w:r>
+        <w:t xml:space="preserve"> </w:t>
+      </w:r>
+      <w:r>
+        <w:rPr>
+          <w:rFonts w:hint="eastAsia"/>
+        </w:rPr>
+        <w:t xml:space="preserve">全滅回数・最終推定位置である。)</w:t>
       </w:r>
     </w:p>
     <w:p>
@@ -13698,34 +15077,43 @@
         <w:rPr>
           <w:rFonts w:hint="eastAsia"/>
         </w:rPr>
-        <w:t xml:space="preserve">この方式には2種類の測定誤差が含まれる。第一は目印の座標そのものの誤差であり、地図上で</w:t>
-      </w:r>
-      <w:r>
-        <w:t xml:space="preserve"> </w:t>
-      </w:r>
-      <w:r>
-        <w:rPr>
-          <w:rFonts w:hint="eastAsia"/>
-        </w:rPr>
-        <w:t xml:space="preserve">クリックする際の位置決めの精度に依存する。目印には、曲がり角・ドア枠・柱のように地図</w:t>
-      </w:r>
-      <w:r>
-        <w:t xml:space="preserve"> </w:t>
-      </w:r>
-      <w:r>
-        <w:rPr>
-          <w:rFonts w:hint="eastAsia"/>
-        </w:rPr>
-        <w:t xml:space="preserve">上でも現地でも一意に定まる特徴を選ぶことで、これを数px(1px≒8.8cm)程度に抑えることを</w:t>
-      </w:r>
-      <w:r>
-        <w:t xml:space="preserve"> </w:t>
-      </w:r>
-      <w:r>
-        <w:rPr>
-          <w:rFonts w:hint="eastAsia"/>
-        </w:rPr>
-        <w:t xml:space="preserve">意図している。第二は、目印の前を通過した瞬間とボタンを押した瞬間のずれである。歩行速度</w:t>
+        <w:t xml:space="preserve">この方式には2種類の測定誤差が含まれる。第一は目印の座標そのものの誤差であり、平面図</w:t>
+      </w:r>
+      <w:r>
+        <w:t xml:space="preserve"> </w:t>
+      </w:r>
+      <w:r>
+        <w:rPr>
+          <w:rFonts w:hint="eastAsia"/>
+        </w:rPr>
+        <w:t xml:space="preserve">から検出した壁の位置と現地での実測の精度に依存する。目印には、曲がり角・壁の境界・ドア</w:t>
+      </w:r>
+      <w:r>
+        <w:t xml:space="preserve"> </w:t>
+      </w:r>
+      <w:r>
+        <w:rPr>
+          <w:rFonts w:hint="eastAsia"/>
+        </w:rPr>
+        <w:t xml:space="preserve">のように平面図でも現地でも一意に定まる特徴を選ぶことで、これを数px(1px≒8.8cm)程度に</w:t>
+      </w:r>
+      <w:r>
+        <w:t xml:space="preserve"> </w:t>
+      </w:r>
+      <w:r>
+        <w:rPr>
+          <w:rFonts w:hint="eastAsia"/>
+        </w:rPr>
+        <w:t xml:space="preserve">抑えることを意図している。平面図だけでは位置が確定しないドアの目印は、現地で実測して</w:t>
+      </w:r>
+      <w:r>
+        <w:t xml:space="preserve"> </w:t>
+      </w:r>
+      <w:r>
+        <w:rPr>
+          <w:rFonts w:hint="eastAsia"/>
+        </w:rPr>
+        <w:t xml:space="preserve">座標を決める。第二は、目印の前を通過した瞬間とボタンを押した瞬間のずれである。歩行速度</w:t>
       </w:r>
       <w:r>
         <w:t xml:space="preserve"> </w:t>
@@ -13782,6 +15170,80 @@
           <w:rFonts w:hint="eastAsia"/>
         </w:rPr>
         <w:t xml:space="preserve">設計とした。計測時にエラーが表示された場合は、その場で計測をやり直す運用とする。</w:t>
+      </w:r>
+    </w:p>
+    <w:p>
+      <w:pPr>
+        <w:pStyle w:val="BodyText"/>
+      </w:pPr>
+      <w:r>
+        <w:rPr>
+          <w:rFonts w:hint="eastAsia"/>
+        </w:rPr>
+        <w:t xml:space="preserve">評価スクリプトは、計測時に書く一覧表の経路名から目印表を選び、開始位置を目印1番の座標、</w:t>
+      </w:r>
+      <w:r>
+        <w:t xml:space="preserve"> </w:t>
+      </w:r>
+      <w:r>
+        <w:rPr>
+          <w:rFonts w:hint="eastAsia"/>
+        </w:rPr>
+        <w:t xml:space="preserve">計測開始時の地図上の向きを目印1番から2番への向きとして各方式を実行する。このため、</w:t>
+      </w:r>
+      <w:r>
+        <w:t xml:space="preserve"> </w:t>
+      </w:r>
+      <w:r>
+        <w:rPr>
+          <w:rFonts w:hint="eastAsia"/>
+        </w:rPr>
+        <w:t xml:space="preserve">経路名の書き間違いは正解位置全体のずれにつながる。そこで、地点マークを押した時刻の間隔</w:t>
+      </w:r>
+      <w:r>
+        <w:t xml:space="preserve"> </w:t>
+      </w:r>
+      <w:r>
+        <w:rPr>
+          <w:rFonts w:hint="eastAsia"/>
+        </w:rPr>
+        <w:t xml:space="preserve">と目印間の距離の相関を、同じ点数を持つ他の経路とも比べ、他の経路の方がよく合う場合には</w:t>
+      </w:r>
+      <w:r>
+        <w:t xml:space="preserve"> </w:t>
+      </w:r>
+      <w:r>
+        <w:rPr>
+          <w:rFonts w:hint="eastAsia"/>
+        </w:rPr>
+        <w:t xml:space="preserve">警告を出す。例えば、同じ12点からなる東向きの短い経路(east_short)と西向きの逆向き</w:t>
+      </w:r>
+      <w:r>
+        <w:t xml:space="preserve"> </w:t>
+      </w:r>
+      <w:r>
+        <w:rPr>
+          <w:rFonts w:hint="eastAsia"/>
+        </w:rPr>
+        <w:t xml:space="preserve">経路(west_reverse)は、目印間の距離の並びの相関が-0.35であり、この方法で区別できる。</w:t>
+      </w:r>
+      <w:r>
+        <w:t xml:space="preserve"> </w:t>
+      </w:r>
+      <w:r>
+        <w:rPr>
+          <w:rFonts w:hint="eastAsia"/>
+        </w:rPr>
+        <w:t xml:space="preserve">なお、同じ経路を順方向と逆方向に歩いた場合は曲がり方の並びが同じになるため(8.5節)、</w:t>
+      </w:r>
+      <w:r>
+        <w:t xml:space="preserve"> </w:t>
+      </w:r>
+      <w:r>
+        <w:rPr>
+          <w:rFonts w:hint="eastAsia"/>
+        </w:rPr>
+        <w:t xml:space="preserve">センサーデータだけから歩いた経路を判別することはしない。</w:t>
       </w:r>
     </w:p>
     <w:bookmarkEnd w:id="72"/>
@@ -13828,34 +15290,43 @@
         <w:rPr>
           <w:rFonts w:hint="eastAsia"/>
         </w:rPr>
-        <w:t xml:space="preserve">本論文の執筆時点では、この分離が達成できていない。特に歩幅推定の校正ゲイン(表6.1、</w:t>
-      </w:r>
-      <w:r>
-        <w:t xml:space="preserve"> </w:t>
-      </w:r>
-      <w:r>
-        <w:rPr>
-          <w:rFonts w:hint="eastAsia"/>
-        </w:rPr>
-        <w:t xml:space="preserve">値2.10)は、評価に用いている3件のCSVから推定した歩行距離が正解経路長と整合するように</w:t>
-      </w:r>
-      <w:r>
-        <w:t xml:space="preserve"> </w:t>
-      </w:r>
-      <w:r>
-        <w:rPr>
-          <w:rFonts w:hint="eastAsia"/>
-        </w:rPr>
-        <w:t xml:space="preserve">定めた値であり、調整と評価に同じデータを使っている。この状態で得られた距離に関する数値</w:t>
-      </w:r>
-      <w:r>
-        <w:t xml:space="preserve"> </w:t>
-      </w:r>
-      <w:r>
-        <w:rPr>
-          <w:rFonts w:hint="eastAsia"/>
-        </w:rPr>
-        <w:t xml:space="preserve">は、未知のデータに対する性能を表さない。</w:t>
+        <w:t xml:space="preserve">本論文の執筆時点では、この分離が達成できていない。特に歩幅推定の校正ゲイン(表6.3、</w:t>
+      </w:r>
+      <w:r>
+        <w:t xml:space="preserve"> </w:t>
+      </w:r>
+      <w:r>
+        <w:rPr>
+          <w:rFonts w:hint="eastAsia"/>
+        </w:rPr>
+        <w:t xml:space="preserve">値2.10)は、評価にも用いている3件のCSVについて、正解経路長の合計を校正ゲイン1での推定</w:t>
+      </w:r>
+      <w:r>
+        <w:t xml:space="preserve"> </w:t>
+      </w:r>
+      <w:r>
+        <w:rPr>
+          <w:rFonts w:hint="eastAsia"/>
+        </w:rPr>
+        <w:t xml:space="preserve">総距離の合計で割って求めた値であり(同じ計算で2.105となることを確認した)、調整と評価に</w:t>
+      </w:r>
+      <w:r>
+        <w:t xml:space="preserve"> </w:t>
+      </w:r>
+      <w:r>
+        <w:rPr>
+          <w:rFonts w:hint="eastAsia"/>
+        </w:rPr>
+        <w:t xml:space="preserve">同じデータを使っている。この状態で得られた距離に関する数値は、未知のデータに対する性能</w:t>
+      </w:r>
+      <w:r>
+        <w:t xml:space="preserve"> </w:t>
+      </w:r>
+      <w:r>
+        <w:rPr>
+          <w:rFonts w:hint="eastAsia"/>
+        </w:rPr>
+        <w:t xml:space="preserve">を表さない。</w:t>
       </w:r>
     </w:p>
     <w:p>
@@ -13903,6 +15374,163 @@
           <w:rFonts w:hint="eastAsia"/>
         </w:rPr>
         <w:t xml:space="preserve">を行うまでは、本論文で報告する距離に関する数値は暫定値として扱う。</w:t>
+      </w:r>
+    </w:p>
+    <w:p>
+      <w:pPr>
+        <w:pStyle w:val="BodyText"/>
+      </w:pPr>
+      <w:r>
+        <w:rPr>
+          <w:rFonts w:hint="eastAsia"/>
+        </w:rPr>
+        <w:t xml:space="preserve">校正ゲインは次の手順で求める(calibrate_step_length.py)。校正用の各記録について、</w:t>
+      </w:r>
+      <w:r>
+        <w:t xml:space="preserve"> </w:t>
+      </w:r>
+      <w:r>
+        <w:rPr>
+          <w:rFonts w:hint="eastAsia"/>
+        </w:rPr>
+        <w:t xml:space="preserve">ステップ検出と歩幅推定は測位プログラム本体と同じ処理で行い、真の歩幅を「歩いた距離÷</w:t>
+      </w:r>
+      <w:r>
+        <w:t xml:space="preserve"> </w:t>
+      </w:r>
+      <w:r>
+        <w:rPr>
+          <w:rFonts w:hint="eastAsia"/>
+        </w:rPr>
+        <w:t xml:space="preserve">検出歩数」とする。ゲインは全記録に共通の1つだけとし、本体と同じ計算(歩幅の上下限に</w:t>
+      </w:r>
+      <w:r>
+        <w:t xml:space="preserve"> </w:t>
+      </w:r>
+      <w:r>
+        <w:rPr>
+          <w:rFonts w:hint="eastAsia"/>
+        </w:rPr>
+        <w:t xml:space="preserve">よる制限を含む)で求めた推定総距離の合計が、実際に歩いた距離の合計と一致する値を求根</w:t>
+      </w:r>
+      <w:r>
+        <w:t xml:space="preserve"> </w:t>
+      </w:r>
+      <w:r>
+        <w:rPr>
+          <w:rFonts w:hint="eastAsia"/>
+        </w:rPr>
+        <w:t xml:space="preserve">によって求める。上下限の制限はゲインの後に掛かるため、単純な総距離の比では、上限に</w:t>
+      </w:r>
+      <w:r>
+        <w:t xml:space="preserve"> </w:t>
+      </w:r>
+      <w:r>
+        <w:rPr>
+          <w:rFonts w:hint="eastAsia"/>
+        </w:rPr>
+        <w:t xml:space="preserve">当たる歩が多いほど総距離を過小に見積もってしまうからである。既存の3件では、総距離の比</w:t>
+      </w:r>
+      <w:r>
+        <w:t xml:space="preserve"> </w:t>
+      </w:r>
+      <w:r>
+        <w:rPr>
+          <w:rFonts w:hint="eastAsia"/>
+        </w:rPr>
+        <w:t xml:space="preserve">による2.105に対してこの方法では2.317となり、前者は全体の総距離を6.5%過小にしていた。</w:t>
+      </w:r>
+      <w:r>
+        <w:t xml:space="preserve"> </w:t>
+      </w:r>
+      <w:r>
+        <w:rPr>
+          <w:rFonts w:hint="eastAsia"/>
+        </w:rPr>
+        <w:t xml:space="preserve">さらに、記録を1本ずつ除いてゲインを求め直し、除いた記録の総距離誤差を見ることで、</w:t>
+      </w:r>
+      <w:r>
+        <w:t xml:space="preserve"> </w:t>
+      </w:r>
+      <w:r>
+        <w:rPr>
+          <w:rFonts w:hint="eastAsia"/>
+        </w:rPr>
+        <w:t xml:space="preserve">ゲインが特定の記録に依存していないかを確かめる。既存の3件でこれを行うと、ゲインは</w:t>
+      </w:r>
+      <w:r>
+        <w:t xml:space="preserve"> </w:t>
+      </w:r>
+      <w:r>
+        <w:rPr>
+          <w:rFonts w:hint="eastAsia"/>
+        </w:rPr>
+        <w:t xml:space="preserve">2.10〜3.17の範囲で動き、除いた記録の総距離誤差は二乗平均平方根で26.6%であった。既存の</w:t>
+      </w:r>
+      <w:r>
+        <w:t xml:space="preserve"> </w:t>
+      </w:r>
+      <w:r>
+        <w:rPr>
+          <w:rFonts w:hint="eastAsia"/>
+        </w:rPr>
+        <w:t xml:space="preserve">3件だけではゲインが定まらないことが分かり、校正専用のデータを取得する必要性を裏付けて</w:t>
+      </w:r>
+      <w:r>
+        <w:t xml:space="preserve"> </w:t>
+      </w:r>
+      <w:r>
+        <w:rPr>
+          <w:rFonts w:hint="eastAsia"/>
+        </w:rPr>
+        <w:t xml:space="preserve">いる。歩調と真の歩幅の関係も図に示すが、これは歩幅推定式を見直すための材料であり、</w:t>
+      </w:r>
+      <w:r>
+        <w:t xml:space="preserve"> </w:t>
+      </w:r>
+      <w:r>
+        <w:rPr>
+          <w:rFonts w:hint="eastAsia"/>
+        </w:rPr>
+        <w:t xml:space="preserve">推定式には採用しない。</w:t>
+      </w:r>
+    </w:p>
+    <w:p>
+      <w:pPr>
+        <w:pStyle w:val="BodyText"/>
+      </w:pPr>
+      <w:r>
+        <w:rPr>
+          <w:rFonts w:hint="eastAsia"/>
+        </w:rPr>
+        <w:t xml:space="preserve">評価の条件のうち、方式Bの粒子数とノイズ(6.5節)、方位の取り方(6.3節)、変種で用いる</w:t>
+      </w:r>
+      <w:r>
+        <w:t xml:space="preserve"> </w:t>
+      </w:r>
+      <w:r>
+        <w:rPr>
+          <w:rFonts w:hint="eastAsia"/>
+        </w:rPr>
+        <w:t xml:space="preserve">分岐選別尤度の標準偏差(6.5節)は、既存の3件を調整用データとして決めた。追加の計測で</w:t>
+      </w:r>
+      <w:r>
+        <w:t xml:space="preserve"> </w:t>
+      </w:r>
+      <w:r>
+        <w:rPr>
+          <w:rFonts w:hint="eastAsia"/>
+        </w:rPr>
+        <w:t xml:space="preserve">得る経路歩行のデータは評価用データとして扱い、その結果を見てこれらの条件や提案方式の</w:t>
+      </w:r>
+      <w:r>
+        <w:t xml:space="preserve"> </w:t>
+      </w:r>
+      <w:r>
+        <w:rPr>
+          <w:rFonts w:hint="eastAsia"/>
+        </w:rPr>
+        <w:t xml:space="preserve">構成(6.4節)を変えることはしない。</w:t>
       </w:r>
     </w:p>
     <w:p>
@@ -13996,6 +15624,71 @@
         <w:rPr>
           <w:rFonts w:hint="eastAsia"/>
         </w:rPr>
+        <w:t xml:space="preserve">(要記入:</w:t>
+      </w:r>
+      <w:r>
+        <w:t xml:space="preserve"> </w:t>
+      </w:r>
+      <w:r>
+        <w:rPr>
+          <w:rFonts w:hint="eastAsia"/>
+        </w:rPr>
+        <w:t xml:space="preserve">追加計測の評価用データについて、評価スクリプト(run_evaluation.py)の出力から</w:t>
+      </w:r>
+      <w:r>
+        <w:t xml:space="preserve"> </w:t>
+      </w:r>
+      <w:r>
+        <w:rPr>
+          <w:rFonts w:hint="eastAsia"/>
+        </w:rPr>
+        <w:t xml:space="preserve">記入する。軌跡図は</w:t>
+      </w:r>
+      <w:r>
+        <w:t xml:space="preserve"> trajectory_</w:t>
+      </w:r>
+      <w:r>
+        <w:t xml:space="preserve">.png </w:t>
+      </w:r>
+      <w:r>
+        <w:rPr>
+          <w:rFonts w:hint="eastAsia"/>
+        </w:rPr>
+        <w:t xml:space="preserve">の灰色の破線、誤差は</w:t>
+      </w:r>
+      <w:r>
+        <w:t xml:space="preserve"> table_by_method.csv と</w:t>
+      </w:r>
+      <w:r>
+        <w:t xml:space="preserve"> </w:t>
+      </w:r>
+      <w:r>
+        <w:t xml:space="preserve">table_by_method_file.csv </w:t>
+      </w:r>
+      <w:r>
+        <w:rPr>
+          <w:rFonts w:hint="eastAsia"/>
+        </w:rPr>
+        <w:t xml:space="preserve">の方式Aの行である。方式Aは乱数を用いないため、CSVごとに1つの</w:t>
+      </w:r>
+      <w:r>
+        <w:t xml:space="preserve"> </w:t>
+      </w:r>
+      <w:r>
+        <w:rPr>
+          <w:rFonts w:hint="eastAsia"/>
+        </w:rPr>
+        <w:t xml:space="preserve">値となる。)</w:t>
+      </w:r>
+    </w:p>
+    <w:p>
+      <w:pPr>
+        <w:pStyle w:val="BodyText"/>
+      </w:pPr>
+      <w:r>
+        <w:rPr>
+          <w:rFonts w:hint="eastAsia"/>
+        </w:rPr>
         <w:t xml:space="preserve">・ここには軌跡画像を載せる。</w:t>
       </w:r>
       <w:r>
@@ -14032,6 +15725,35 @@
         <w:rPr>
           <w:rFonts w:hint="eastAsia"/>
         </w:rPr>
+        <w:t xml:space="preserve">(要記入:</w:t>
+      </w:r>
+      <w:r>
+        <w:t xml:space="preserve"> </w:t>
+      </w:r>
+      <w:r>
+        <w:rPr>
+          <w:rFonts w:hint="eastAsia"/>
+        </w:rPr>
+        <w:t xml:space="preserve">同上。方式Bの行。方式Bは600粒子・ノイズ一定(6.5節)で、方式Cとの違いは</w:t>
+      </w:r>
+      <w:r>
+        <w:t xml:space="preserve"> </w:t>
+      </w:r>
+      <w:r>
+        <w:rPr>
+          <w:rFonts w:hint="eastAsia"/>
+        </w:rPr>
+        <w:t xml:space="preserve">移動様態への適応の有無だけである。)</w:t>
+      </w:r>
+    </w:p>
+    <w:p>
+      <w:pPr>
+        <w:pStyle w:val="BodyText"/>
+      </w:pPr>
+      <w:r>
+        <w:rPr>
+          <w:rFonts w:hint="eastAsia"/>
+        </w:rPr>
         <w:t xml:space="preserve">・ここには軌跡画像を載せる。</w:t>
       </w:r>
       <w:r>
@@ -14068,6 +15790,44 @@
         <w:rPr>
           <w:rFonts w:hint="eastAsia"/>
         </w:rPr>
+        <w:t xml:space="preserve">(要記入:</w:t>
+      </w:r>
+      <w:r>
+        <w:t xml:space="preserve"> </w:t>
+      </w:r>
+      <w:r>
+        <w:rPr>
+          <w:rFonts w:hint="eastAsia"/>
+        </w:rPr>
+        <w:t xml:space="preserve">同上。方式Cの行。既存の3件では歩の81〜98%が曲がりと判定されていたため</w:t>
+      </w:r>
+      <w:r>
+        <w:t xml:space="preserve"> </w:t>
+      </w:r>
+      <w:r>
+        <w:rPr>
+          <w:rFonts w:hint="eastAsia"/>
+        </w:rPr>
+        <w:t xml:space="preserve">(6.5節)、評価用データで直進・曲がり・滞留の割合を確認して書く。平均粒子数と処理時間</w:t>
+      </w:r>
+      <w:r>
+        <w:t xml:space="preserve"> </w:t>
+      </w:r>
+      <w:r>
+        <w:rPr>
+          <w:rFonts w:hint="eastAsia"/>
+        </w:rPr>
+        <w:t xml:space="preserve">は、現時点の評価スクリプトでは集計していない(6.6節)。)</w:t>
+      </w:r>
+    </w:p>
+    <w:p>
+      <w:pPr>
+        <w:pStyle w:val="BodyText"/>
+      </w:pPr>
+      <w:r>
+        <w:rPr>
+          <w:rFonts w:hint="eastAsia"/>
+        </w:rPr>
         <w:t xml:space="preserve">・ここには状態判定結果を書く。</w:t>
       </w:r>
       <w:r>
@@ -14104,6 +15864,26 @@
         <w:rPr>
           <w:rFonts w:hint="eastAsia"/>
         </w:rPr>
+        <w:t xml:space="preserve">(要記入:</w:t>
+      </w:r>
+      <w:r>
+        <w:t xml:space="preserve"> </w:t>
+      </w:r>
+      <w:r>
+        <w:rPr>
+          <w:rFonts w:hint="eastAsia"/>
+        </w:rPr>
+        <w:t xml:space="preserve">同上。方式Eの行と、提案方式の変種(表6.2)の行。)</w:t>
+      </w:r>
+    </w:p>
+    <w:p>
+      <w:pPr>
+        <w:pStyle w:val="BodyText"/>
+      </w:pPr>
+      <w:r>
+        <w:rPr>
+          <w:rFonts w:hint="eastAsia"/>
+        </w:rPr>
         <w:t xml:space="preserve">・ここには軌跡画像を載せる。</w:t>
       </w:r>
       <w:r>
@@ -14176,16 +15956,25 @@
         <w:rPr>
           <w:rFonts w:hint="eastAsia"/>
         </w:rPr>
-        <w:t xml:space="preserve">相対的な傾向を示す参考値として読み、正式な主結果は上流修正後の条件で6種類の乱数</w:t>
-      </w:r>
-      <w:r>
-        <w:t xml:space="preserve"> </w:t>
-      </w:r>
-      <w:r>
-        <w:rPr>
-          <w:rFonts w:hint="eastAsia"/>
-        </w:rPr>
-        <w:t xml:space="preserve">シードにより取り直したうえで差し替える。</w:t>
+        <w:t xml:space="preserve">相対的な傾向を示す参考値として読むこと。上流修正後の条件で既存の3件を取り直した結果は</w:t>
+      </w:r>
+      <w:r>
+        <w:t xml:space="preserve"> </w:t>
+      </w:r>
+      <w:r>
+        <w:rPr>
+          <w:rFonts w:hint="eastAsia"/>
+        </w:rPr>
+        <w:t xml:space="preserve">4.8節に示した(方式Cと方式Eの終点x座標の誤差には、ほとんど差が見られなかった)。</w:t>
+      </w:r>
+      <w:r>
+        <w:t xml:space="preserve"> </w:t>
+      </w:r>
+      <w:r>
+        <w:rPr>
+          <w:rFonts w:hint="eastAsia"/>
+        </w:rPr>
+        <w:t xml:space="preserve">正式な主結果は、追加計測で得る評価用データの結果(6.8節)で差し替える。</w:t>
       </w:r>
     </w:p>
     <w:p>
@@ -14472,16 +16261,25 @@
         <w:rPr>
           <w:rFonts w:hint="eastAsia"/>
         </w:rPr>
-        <w:t xml:space="preserve">であることが確認できた(原因そのものは8.3節・8.7節で述べるとおり、この時点では</w:t>
-      </w:r>
-      <w:r>
-        <w:t xml:space="preserve"> </w:t>
-      </w:r>
-      <w:r>
-        <w:rPr>
-          <w:rFonts w:hint="eastAsia"/>
-        </w:rPr>
-        <w:t xml:space="preserve">まだ特定できていない)。</w:t>
+        <w:t xml:space="preserve">であることが確認できた(原因はこの時点では特定できていなかったが、その後2026年9月2日</w:t>
+      </w:r>
+      <w:r>
+        <w:t xml:space="preserve"> </w:t>
+      </w:r>
+      <w:r>
+        <w:rPr>
+          <w:rFonts w:hint="eastAsia"/>
+        </w:rPr>
+        <w:t xml:space="preserve">に、距離側の系統誤差がファイルごとに異なる割合で打ち消し合っていたことが原因と判明</w:t>
+      </w:r>
+      <w:r>
+        <w:t xml:space="preserve"> </w:t>
+      </w:r>
+      <w:r>
+        <w:rPr>
+          <w:rFonts w:hint="eastAsia"/>
+        </w:rPr>
+        <w:t xml:space="preserve">した。8.4節)。</w:t>
       </w:r>
     </w:p>
     <w:p>
@@ -17222,31 +19020,25 @@
         <w:rPr>
           <w:rFonts w:hint="eastAsia"/>
         </w:rPr>
-        <w:t xml:space="preserve">経路仮説による交差点での経路選択は未実装である。現在使用している実測データの</w:t>
-      </w:r>
-      <w:r>
-        <w:t xml:space="preserve"> </w:t>
-      </w:r>
-      <w:r>
-        <w:rPr>
-          <w:rFonts w:hint="eastAsia"/>
-        </w:rPr>
-        <w:t xml:space="preserve">経路自体には分岐が含まれていないため、実装したとしても現状のデータでは効果を</w:t>
-      </w:r>
-      <w:r>
-        <w:t xml:space="preserve"> </w:t>
-      </w:r>
-      <w:r>
-        <w:rPr>
-          <w:rFonts w:hint="eastAsia"/>
-        </w:rPr>
-        <w:t xml:space="preserve">検証できない。第三に、推定不確実性</w:t>
-      </w:r>
-      <w:r>
-        <w:t xml:space="preserve"> </w:t>
-      </w:r>
-      <w:r>
-        <w:t xml:space="preserve">(</w:t>
+        <w:t xml:space="preserve">経路仮説による交差点での経路選択(5.7節)は実装したが、既存のデータでは一貫した効果を</w:t>
+      </w:r>
+      <w:r>
+        <w:t xml:space="preserve"> </w:t>
+      </w:r>
+      <w:r>
+        <w:rPr>
+          <w:rFonts w:hint="eastAsia"/>
+        </w:rPr>
+        <w:t xml:space="preserve">確認できておらず、既定では無効としている。比較実験では提案方式の変種として評価する</w:t>
+      </w:r>
+      <w:r>
+        <w:t xml:space="preserve"> </w:t>
+      </w:r>
+      <w:r>
+        <w:rPr>
+          <w:rFonts w:hint="eastAsia"/>
+        </w:rPr>
+        <w:t xml:space="preserve">(6.4節)。第三に、推定不確実性(</w:t>
       </w:r>
       <m:oMath>
         <m:sSub>
@@ -17281,16 +19073,25 @@
         <w:rPr>
           <w:rFonts w:hint="eastAsia"/>
         </w:rPr>
-        <w:t xml:space="preserve">や粒子分散)を粒子数制御に利用する処理は</w:t>
-      </w:r>
-      <w:r>
-        <w:t xml:space="preserve"> </w:t>
-      </w:r>
-      <w:r>
-        <w:rPr>
-          <w:rFonts w:hint="eastAsia"/>
-        </w:rPr>
-        <w:t xml:space="preserve">未実装であり、現在は移動様態のみに基づいて粒子数を決定している。第四に、使用した</w:t>
+        <w:t xml:space="preserve">)を粒子数制御に利用する処理(5.6節)</w:t>
+      </w:r>
+      <w:r>
+        <w:t xml:space="preserve"> </w:t>
+      </w:r>
+      <w:r>
+        <w:rPr>
+          <w:rFonts w:hint="eastAsia"/>
+        </w:rPr>
+        <w:t xml:space="preserve">は実装して提案方式で有効にしているが、既存のデータで確認できたのは全滅回数の減少で</w:t>
+      </w:r>
+      <w:r>
+        <w:t xml:space="preserve"> </w:t>
+      </w:r>
+      <w:r>
+        <w:rPr>
+          <w:rFonts w:hint="eastAsia"/>
+        </w:rPr>
+        <w:t xml:space="preserve">あり、位置精度の一様な改善は確認できていない(8.2節)。第四に、使用した</w:t>
       </w:r>
       <w:r>
         <w:t xml:space="preserve"> </w:t>
@@ -17335,70 +19136,79 @@
         <w:rPr>
           <w:rFonts w:hint="eastAsia"/>
         </w:rPr>
-        <w:t xml:space="preserve">いたために本研究の評価対象から除外した。この歩幅推定のばらつきの原因は特定できて</w:t>
-      </w:r>
-      <w:r>
-        <w:t xml:space="preserve"> </w:t>
-      </w:r>
-      <w:r>
-        <w:rPr>
-          <w:rFonts w:hint="eastAsia"/>
-        </w:rPr>
-        <w:t xml:space="preserve">おらず、対症療法的な総距離校正(target_distance_px)で対応している段階にとどまって</w:t>
-      </w:r>
-      <w:r>
-        <w:t xml:space="preserve"> </w:t>
-      </w:r>
-      <w:r>
-        <w:rPr>
-          <w:rFonts w:hint="eastAsia"/>
-        </w:rPr>
-        <w:t xml:space="preserve">いる。第六に、7.5節の比較実験は正解位置列を持たない予備的なものであり、平均誤差・</w:t>
-      </w:r>
-      <w:r>
-        <w:t xml:space="preserve"> </w:t>
-      </w:r>
-      <w:r>
-        <w:rPr>
-          <w:rFonts w:hint="eastAsia"/>
-        </w:rPr>
-        <w:t xml:space="preserve">RMSE・曲がり位置誤差といった正式な定量評価はまだ実施できていない。第七に、</w:t>
-      </w:r>
-      <w:r>
-        <w:t xml:space="preserve"> </w:t>
-      </w:r>
-      <w:r>
-        <w:rPr>
-          <w:rFonts w:hint="eastAsia"/>
-        </w:rPr>
-        <w:t xml:space="preserve">pdr_log_0805_1441.csvとpdr_log_0805_1442.csvの間で見られる性能差(8.3節)は、</w:t>
-      </w:r>
-      <w:r>
-        <w:t xml:space="preserve"> </w:t>
-      </w:r>
-      <w:r>
-        <w:rPr>
-          <w:rFonts w:hint="eastAsia"/>
-        </w:rPr>
-        <w:t xml:space="preserve">6種類の乱数シードで再現する実在の現象であることは確認できたが、経路帯の幅・</w:t>
-      </w:r>
-      <w:r>
-        <w:t xml:space="preserve"> </w:t>
-      </w:r>
-      <w:r>
-        <w:rPr>
-          <w:rFonts w:hint="eastAsia"/>
-        </w:rPr>
-        <w:t xml:space="preserve">ジャイロや加速度の統計的な質・Android融合方位の変動、のいずれを調べても決定的な</w:t>
-      </w:r>
-      <w:r>
-        <w:t xml:space="preserve"> </w:t>
-      </w:r>
-      <w:r>
-        <w:rPr>
-          <w:rFonts w:hint="eastAsia"/>
-        </w:rPr>
-        <w:t xml:space="preserve">原因を特定できておらず、未解明のまま残っている。</w:t>
+        <w:t xml:space="preserve">いたために本研究の評価対象から除外した。歩幅推定については、2026年9月2日にステップの</w:t>
+      </w:r>
+      <w:r>
+        <w:t xml:space="preserve"> </w:t>
+      </w:r>
+      <w:r>
+        <w:rPr>
+          <w:rFonts w:hint="eastAsia"/>
+        </w:rPr>
+        <w:t xml:space="preserve">過検出と歩幅の過小推定という2つの原因を特定して修正し、ファイルごとの総距離校正</w:t>
+      </w:r>
+      <w:r>
+        <w:t xml:space="preserve"> </w:t>
+      </w:r>
+      <w:r>
+        <w:rPr>
+          <w:rFonts w:hint="eastAsia"/>
+        </w:rPr>
+        <w:t xml:space="preserve">(target_distance_px)は廃止した(8.4節)。ただし全CSVに共通の校正ゲインは暫定値であり、</w:t>
+      </w:r>
+      <w:r>
+        <w:t xml:space="preserve"> </w:t>
+      </w:r>
+      <w:r>
+        <w:rPr>
+          <w:rFonts w:hint="eastAsia"/>
+        </w:rPr>
+        <w:t xml:space="preserve">校正専用データでの求め直しが残っている(6.8節)。第六に、7.5節の比較実験は正解位置列を</w:t>
+      </w:r>
+      <w:r>
+        <w:t xml:space="preserve"> </w:t>
+      </w:r>
+      <w:r>
+        <w:rPr>
+          <w:rFonts w:hint="eastAsia"/>
+        </w:rPr>
+        <w:t xml:space="preserve">持たない予備的なものであり、平均誤差・RMSE・曲がり位置誤差といった正式な定量評価は</w:t>
+      </w:r>
+      <w:r>
+        <w:t xml:space="preserve"> </w:t>
+      </w:r>
+      <w:r>
+        <w:rPr>
+          <w:rFonts w:hint="eastAsia"/>
+        </w:rPr>
+        <w:t xml:space="preserve">まだ実施できていない。評価スクリプトは整備済みであり、追加計測のデータで実施する。</w:t>
+      </w:r>
+      <w:r>
+        <w:t xml:space="preserve"> </w:t>
+      </w:r>
+      <w:r>
+        <w:rPr>
+          <w:rFonts w:hint="eastAsia"/>
+        </w:rPr>
+        <w:t xml:space="preserve">なお、以前はpdr_log_0805_1441.csvとpdr_log_0805_1442.csvの間で見られる性能差(8.3節)を</w:t>
+      </w:r>
+      <w:r>
+        <w:t xml:space="preserve"> </w:t>
+      </w:r>
+      <w:r>
+        <w:rPr>
+          <w:rFonts w:hint="eastAsia"/>
+        </w:rPr>
+        <w:t xml:space="preserve">未解明の限界として挙げていたが、2026年9月2日に、距離側の2つの系統誤差がファイルごとに</w:t>
+      </w:r>
+      <w:r>
+        <w:t xml:space="preserve"> </w:t>
+      </w:r>
+      <w:r>
+        <w:rPr>
+          <w:rFonts w:hint="eastAsia"/>
+        </w:rPr>
+        <w:t xml:space="preserve">異なる割合で打ち消し合っていたことが原因と判明した(8.4節)。</w:t>
       </w:r>
     </w:p>
     <w:bookmarkEnd w:id="94"/>
@@ -17535,61 +19345,43 @@
         <w:rPr>
           <w:rFonts w:hint="eastAsia"/>
         </w:rPr>
-        <w:t xml:space="preserve">作成し、RMSE等の正式な定量評価指標を計算できるようにすること、(4)</w:t>
-      </w:r>
-      <w:r>
-        <w:t xml:space="preserve"> </w:t>
-      </w:r>
-      <w:r>
-        <w:rPr>
-          <w:rFonts w:hint="eastAsia"/>
-        </w:rPr>
-        <w:t xml:space="preserve">pdr_log_0805_1441.csvとpdr_log_0805_1442.csvの間で見られる未解明の性能差の</w:t>
-      </w:r>
-      <w:r>
-        <w:t xml:space="preserve"> </w:t>
-      </w:r>
-      <w:r>
-        <w:rPr>
-          <w:rFonts w:hint="eastAsia"/>
-        </w:rPr>
-        <w:t xml:space="preserve">原因を引き続き調べること、が挙げられる。(4)については、経路帯の幅を広げる緩和的な</w:t>
-      </w:r>
-      <w:r>
-        <w:t xml:space="preserve"> </w:t>
-      </w:r>
-      <w:r>
-        <w:rPr>
-          <w:rFonts w:hint="eastAsia"/>
-        </w:rPr>
-        <w:t xml:space="preserve">膨張処理でも、不確実性適応粒子数を有効にしても改善せず、ジャイロ・加速度・Android</w:t>
-      </w:r>
-      <w:r>
-        <w:t xml:space="preserve"> </w:t>
-      </w:r>
-      <w:r>
-        <w:rPr>
-          <w:rFonts w:hint="eastAsia"/>
-        </w:rPr>
-        <w:t xml:space="preserve">融合方位の統計的な指標を比較しても決定的な差を見つけられなかったため、次の候補と</w:t>
-      </w:r>
-      <w:r>
-        <w:t xml:space="preserve"> </w:t>
-      </w:r>
-      <w:r>
-        <w:rPr>
-          <w:rFonts w:hint="eastAsia"/>
-        </w:rPr>
-        <w:t xml:space="preserve">しては歩幅推定(加速度側)の質をCSVごとに定量化する診断、あるいはノイズが発生する</w:t>
-      </w:r>
-      <w:r>
-        <w:t xml:space="preserve"> </w:t>
-      </w:r>
-      <w:r>
-        <w:rPr>
-          <w:rFonts w:hint="eastAsia"/>
-        </w:rPr>
-        <w:t xml:space="preserve">タイミングと経路帯境界との位置関係を1歩ごとに追跡するより詳細な分析が考えられる。</w:t>
+        <w:t xml:space="preserve">作成し、RMSE等の正式な定量評価指標を計算できるようにすること、が挙げられる。(3)に</w:t>
+      </w:r>
+      <w:r>
+        <w:t xml:space="preserve"> </w:t>
+      </w:r>
+      <w:r>
+        <w:rPr>
+          <w:rFonts w:hint="eastAsia"/>
+        </w:rPr>
+        <w:t xml:space="preserve">ついては、正解位置列の作成から評価までを行うスクリプトを2026年9月18日までに整備し、</w:t>
+      </w:r>
+      <w:r>
+        <w:t xml:space="preserve"> </w:t>
+      </w:r>
+      <w:r>
+        <w:rPr>
+          <w:rFonts w:hint="eastAsia"/>
+        </w:rPr>
+        <w:t xml:space="preserve">残るのは追加計測でのデータ取得である。なお以前は(4)として、pdr_log_0805_1441.csvと</w:t>
+      </w:r>
+      <w:r>
+        <w:t xml:space="preserve"> </w:t>
+      </w:r>
+      <w:r>
+        <w:rPr>
+          <w:rFonts w:hint="eastAsia"/>
+        </w:rPr>
+        <w:t xml:space="preserve">pdr_log_0805_1442.csvの間で見られる未解明の性能差の原因調査を挙げていたが、歩幅推定</w:t>
+      </w:r>
+      <w:r>
+        <w:t xml:space="preserve"> </w:t>
+      </w:r>
+      <w:r>
+        <w:rPr>
+          <w:rFonts w:hint="eastAsia"/>
+        </w:rPr>
+        <w:t xml:space="preserve">(加速度側)の診断によって2026年9月2日に原因が判明したため(8.4節)、課題から除く。</w:t>
       </w:r>
       <w:r>
         <w:t xml:space="preserve"> </w:t>

--- a/卒論/卒業論文_雛形.docx
+++ b/卒論/卒業論文_雛形.docx
@@ -12970,7 +12970,7 @@
               <w:rPr>
                 <w:rFonts w:hint="eastAsia"/>
               </w:rPr>
-              <w:t xml:space="preserve">通路中心線による方位補正</w:t>
+              <w:t xml:space="preserve">広い部屋の除外+通路中心線による方位補正</w:t>
             </w:r>
           </w:p>
         </w:tc>
@@ -12981,7 +12981,7 @@
               <w:pStyle w:val="Compact"/>
             </w:pPr>
             <w:r>
-              <w:t xml:space="preserve">–auto-route-centerline</w:t>
+              <w:t xml:space="preserve">–auto-route-exclude-wide-rooms –auto-route-centerline</w:t>
             </w:r>
           </w:p>
         </w:tc>
@@ -12995,43 +12995,25 @@
         <w:rPr>
           <w:rFonts w:hint="eastAsia"/>
         </w:rPr>
-        <w:t xml:space="preserve">ただし通路中心線による方位補正は、広い部屋の除外を併用しないと、管理棟4階の通路網が</w:t>
-      </w:r>
-      <w:r>
-        <w:t xml:space="preserve"> </w:t>
-      </w:r>
-      <w:r>
-        <w:rPr>
-          <w:rFonts w:hint="eastAsia"/>
-        </w:rPr>
-        <w:t xml:space="preserve">輪状に見えるため中心線の抽出が安全側に見送られ(8.7節)、方式Eと同じ結果になる。</w:t>
-      </w:r>
-      <w:r>
-        <w:t xml:space="preserve"> </w:t>
-      </w:r>
-      <w:r>
-        <w:rPr>
-          <w:rFonts w:hint="eastAsia"/>
-        </w:rPr>
-        <w:t xml:space="preserve">(要記入:</w:t>
-      </w:r>
-      <w:r>
-        <w:t xml:space="preserve"> </w:t>
-      </w:r>
-      <w:r>
-        <w:rPr>
-          <w:rFonts w:hint="eastAsia"/>
-        </w:rPr>
-        <w:t xml:space="preserve">この変種を「広い部屋の除外+通路中心線」の組み合わせに変えるかを決めて、</w:t>
-      </w:r>
-      <w:r>
-        <w:t xml:space="preserve"> </w:t>
-      </w:r>
-      <w:r>
-        <w:rPr>
-          <w:rFonts w:hint="eastAsia"/>
-        </w:rPr>
-        <w:t xml:space="preserve">表6.2を確定する。)</w:t>
+        <w:t xml:space="preserve">通路中心線による方位補正だけを加えると、管理棟4階の通路網が輪状に見えるため中心線の</w:t>
+      </w:r>
+      <w:r>
+        <w:t xml:space="preserve"> </w:t>
+      </w:r>
+      <w:r>
+        <w:rPr>
+          <w:rFonts w:hint="eastAsia"/>
+        </w:rPr>
+        <w:t xml:space="preserve">抽出が安全側に見送られ(8.7節)、方式Eと同じ結果になる。広い部屋の除外を併用すると</w:t>
+      </w:r>
+      <w:r>
+        <w:t xml:space="preserve"> </w:t>
+      </w:r>
+      <w:r>
+        <w:rPr>
+          <w:rFonts w:hint="eastAsia"/>
+        </w:rPr>
+        <w:t xml:space="preserve">中心線が抽出されて方位補正が働くため、この変種は両者を組み合わせたものとした。</w:t>
       </w:r>
     </w:p>
     <w:p>

--- a/卒論/卒業論文_雛形.docx
+++ b/卒論/卒業論文_雛形.docx
@@ -14694,7 +14694,52 @@
         <w:rPr>
           <w:rFonts w:hint="eastAsia"/>
         </w:rPr>
-        <w:t xml:space="preserve">押すため、この規則によって常に除かれる。平均誤差・RMSE・最大誤差は、1回の実行・1件の</w:t>
+        <w:t xml:space="preserve">押すため、この規則によって常に除かれる。ただし終点の目印は立ち止まってからボタンを押す</w:t>
+      </w:r>
+      <w:r>
+        <w:t xml:space="preserve"> </w:t>
+      </w:r>
+      <w:r>
+        <w:rPr>
+          <w:rFonts w:hint="eastAsia"/>
+        </w:rPr>
+        <w:t xml:space="preserve">ため、押した時刻は最後の歩より後になる。最後の歩から5秒以内に押した正解点は、歩行者が</w:t>
+      </w:r>
+      <w:r>
+        <w:t xml:space="preserve"> </w:t>
+      </w:r>
+      <w:r>
+        <w:rPr>
+          <w:rFonts w:hint="eastAsia"/>
+        </w:rPr>
+        <w:t xml:space="preserve">最後の推定位置に止まっているとみなし、その位置との距離を誤差として評価に含める。止まった</w:t>
+      </w:r>
+      <w:r>
+        <w:t xml:space="preserve"> </w:t>
+      </w:r>
+      <w:r>
+        <w:rPr>
+          <w:rFonts w:hint="eastAsia"/>
+        </w:rPr>
+        <w:t xml:space="preserve">後は移動しないので、これは外挿にあたらない。これを除くと、誤差が最も大きくなりやすい</w:t>
+      </w:r>
+      <w:r>
+        <w:t xml:space="preserve"> </w:t>
+      </w:r>
+      <w:r>
+        <w:rPr>
+          <w:rFonts w:hint="eastAsia"/>
+        </w:rPr>
+        <w:t xml:space="preserve">終点が評価から抜け、誤差を小さく見積もることになる。5秒より後に押した点は、歩数の</w:t>
+      </w:r>
+      <w:r>
+        <w:t xml:space="preserve"> </w:t>
+      </w:r>
+      <w:r>
+        <w:rPr>
+          <w:rFonts w:hint="eastAsia"/>
+        </w:rPr>
+        <w:t xml:space="preserve">取りこぼしなど別の要因がありうるため除く。平均誤差・RMSE・最大誤差は、1回の実行・1件の</w:t>
       </w:r>
       <w:r>
         <w:t xml:space="preserve"> </w:t>

--- a/卒論/卒業論文_雛形.docx
+++ b/卒論/卒業論文_雛形.docx
@@ -7464,16 +7464,52 @@
         <w:rPr>
           <w:rFonts w:hint="eastAsia"/>
         </w:rPr>
-        <w:t xml:space="preserve">重みが0になった場合(全滅)は、リサンプリングの判定を経ずに、直前の推定位置の周囲へ粒子を</w:t>
-      </w:r>
-      <w:r>
-        <w:t xml:space="preserve"> </w:t>
-      </w:r>
-      <w:r>
-        <w:rPr>
-          <w:rFonts w:hint="eastAsia"/>
-        </w:rPr>
-        <w:t xml:space="preserve">再配置して重みを一様に戻す自己復帰処理へ分岐する。</w:t>
+        <w:t xml:space="preserve">重みが0になった場合(全滅)は、リサンプリングの判定を経ずに、粒子を再配置して重みを一様に</w:t>
+      </w:r>
+      <w:r>
+        <w:t xml:space="preserve"> </w:t>
+      </w:r>
+      <w:r>
+        <w:rPr>
+          <w:rFonts w:hint="eastAsia"/>
+        </w:rPr>
+        <w:t xml:space="preserve">戻す自己復帰処理へ分岐する。再配置の中心は、移動前の粒子の平均位置に、その歩で各粒子が</w:t>
+      </w:r>
+      <w:r>
+        <w:t xml:space="preserve"> </w:t>
+      </w:r>
+      <w:r>
+        <w:rPr>
+          <w:rFonts w:hint="eastAsia"/>
+        </w:rPr>
+        <w:t xml:space="preserve">提案した移動の平均を加えた位置とする。ただし、移動前の平均位置から壁を通り抜けずに届く</w:t>
+      </w:r>
+      <w:r>
+        <w:t xml:space="preserve"> </w:t>
+      </w:r>
+      <w:r>
+        <w:rPr>
+          <w:rFonts w:hint="eastAsia"/>
+        </w:rPr>
+        <w:t xml:space="preserve">有効な位置が再配置する粒子の1/4に満たない場合は、移動前の平均位置の周囲へ再配置する。</w:t>
+      </w:r>
+      <w:r>
+        <w:t xml:space="preserve"> </w:t>
+      </w:r>
+      <w:r>
+        <w:rPr>
+          <w:rFonts w:hint="eastAsia"/>
+        </w:rPr>
+        <w:t xml:space="preserve">全滅は粒子全体が壁に向かって進んだときに起きやすく、その場合は後者となるため、その歩の</w:t>
+      </w:r>
+      <w:r>
+        <w:t xml:space="preserve"> </w:t>
+      </w:r>
+      <w:r>
+        <w:rPr>
+          <w:rFonts w:hint="eastAsia"/>
+        </w:rPr>
+        <w:t xml:space="preserve">移動は推定位置に反映されない。</w:t>
       </w:r>
     </w:p>
     <w:p>
@@ -7597,6 +7633,116 @@
         <w:t xml:space="preserve">よりも大幅に多い。これは実験に用いた地図の縮尺・解像度に合わせて調整した結果である。</w:t>
       </w:r>
     </w:p>
+    <w:p>
+      <w:pPr>
+        <w:pStyle w:val="BodyText"/>
+      </w:pPr>
+      <w:r>
+        <w:rPr>
+          <w:rFonts w:hint="eastAsia"/>
+        </w:rPr>
+        <w:t xml:space="preserve">移動様態は、各ステップについて、直近1.5秒間の方位変化量と、ヨーレート絶対値の75</w:t>
+      </w:r>
+      <w:r>
+        <w:t xml:space="preserve"> </w:t>
+      </w:r>
+      <w:r>
+        <w:rPr>
+          <w:rFonts w:hint="eastAsia"/>
+        </w:rPr>
+        <w:t xml:space="preserve">パーセンタイル値から判定する。直進から曲がりへは、両方が開始しきい値(20度、20度/秒)</w:t>
+      </w:r>
+      <w:r>
+        <w:t xml:space="preserve"> </w:t>
+      </w:r>
+      <w:r>
+        <w:rPr>
+          <w:rFonts w:hint="eastAsia"/>
+        </w:rPr>
+        <w:t xml:space="preserve">以上のときに移り、曲がりから直進へは、両方が終了しきい値未満のときに戻る。方位変化量の</w:t>
+      </w:r>
+      <w:r>
+        <w:t xml:space="preserve"> </w:t>
+      </w:r>
+      <w:r>
+        <w:rPr>
+          <w:rFonts w:hint="eastAsia"/>
+        </w:rPr>
+        <w:t xml:space="preserve">終了しきい値は6度とした。ヨーレートの終了しきい値は、評価用データとは別に取得した校正用の</w:t>
+      </w:r>
+      <w:r>
+        <w:t xml:space="preserve"> </w:t>
+      </w:r>
+      <w:r>
+        <w:rPr>
+          <w:rFonts w:hint="eastAsia"/>
+        </w:rPr>
+        <w:t xml:space="preserve">直線歩行について、直進中の各ステップの値の95パーセンタイルとして定める(6.5節)。まっすぐ</w:t>
+      </w:r>
+      <w:r>
+        <w:t xml:space="preserve"> </w:t>
+      </w:r>
+      <w:r>
+        <w:rPr>
+          <w:rFonts w:hint="eastAsia"/>
+        </w:rPr>
+        <w:t xml:space="preserve">歩いている間も、歩行に伴う体の揺れによってヨーレートは一定の大きさを持つためである。</w:t>
+      </w:r>
+      <w:r>
+        <w:t xml:space="preserve"> </w:t>
+      </w:r>
+      <w:r>
+        <w:rPr>
+          <w:rFonts w:hint="eastAsia"/>
+        </w:rPr>
+        <w:t xml:space="preserve">当初の値(開始しきい値の半分の10度/秒)では、既存の3件のデータで直進中もこの値を</w:t>
+      </w:r>
+      <w:r>
+        <w:t xml:space="preserve"> </w:t>
+      </w:r>
+      <w:r>
+        <w:rPr>
+          <w:rFonts w:hint="eastAsia"/>
+        </w:rPr>
+        <w:t xml:space="preserve">下回るステップが1〜3%しかなく、一度曲がりと判定されると直進に戻らず、ステップの81〜99%が</w:t>
+      </w:r>
+      <w:r>
+        <w:t xml:space="preserve"> </w:t>
+      </w:r>
+      <w:r>
+        <w:rPr>
+          <w:rFonts w:hint="eastAsia"/>
+        </w:rPr>
+        <w:t xml:space="preserve">曲がりと判定されていた。</w:t>
+      </w:r>
+      <w:r>
+        <w:t xml:space="preserve"> </w:t>
+      </w:r>
+      <w:r>
+        <w:rPr>
+          <w:rFonts w:hint="eastAsia"/>
+        </w:rPr>
+        <w:t xml:space="preserve">(要記入:</w:t>
+      </w:r>
+      <w:r>
+        <w:t xml:space="preserve"> </w:t>
+      </w:r>
+      <w:r>
+        <w:rPr>
+          <w:rFonts w:hint="eastAsia"/>
+        </w:rPr>
+        <w:t xml:space="preserve">校正用データから求めたヨーレートの終了しきい値と、そのときに曲がりと判定された</w:t>
+      </w:r>
+      <w:r>
+        <w:t xml:space="preserve"> </w:t>
+      </w:r>
+      <w:r>
+        <w:rPr>
+          <w:rFonts w:hint="eastAsia"/>
+        </w:rPr>
+        <w:t xml:space="preserve">ステップの割合。)</w:t>
+      </w:r>
+    </w:p>
     <w:bookmarkEnd w:id="53"/>
     <w:bookmarkStart w:id="54" w:name="従来方式の予備実験"/>
     <w:p>
@@ -7657,43 +7803,52 @@
         <w:rPr>
           <w:rFonts w:hint="eastAsia"/>
         </w:rPr>
-        <w:t xml:space="preserve">として2026年9月18日に取り直した。全滅回数(全粒子の重みが0になり自己リカバリした</w:t>
-      </w:r>
-      <w:r>
-        <w:t xml:space="preserve"> </w:t>
-      </w:r>
-      <w:r>
-        <w:rPr>
-          <w:rFonts w:hint="eastAsia"/>
-        </w:rPr>
-        <w:t xml:space="preserve">回数)は平均4.0回(ファイル別に10.5回・0.0回・1.5回)、最終推定位置のx座標と、実測時に</w:t>
-      </w:r>
-      <w:r>
-        <w:t xml:space="preserve"> </w:t>
-      </w:r>
-      <w:r>
-        <w:rPr>
-          <w:rFonts w:hint="eastAsia"/>
-        </w:rPr>
-        <w:t xml:space="preserve">ユーザーが記憶していたおおよその停止位置(x≈800px)との誤差は平均367.0px(同765.4px・</w:t>
-      </w:r>
-      <w:r>
-        <w:t xml:space="preserve"> </w:t>
-      </w:r>
-      <w:r>
-        <w:rPr>
-          <w:rFonts w:hint="eastAsia"/>
-        </w:rPr>
-        <w:t xml:space="preserve">189.4px・146.2px)であった。1438は記録自体の方位が壊れており(8.5節)、誤差の大きさが</w:t>
-      </w:r>
-      <w:r>
-        <w:t xml:space="preserve"> </w:t>
-      </w:r>
-      <w:r>
-        <w:rPr>
-          <w:rFonts w:hint="eastAsia"/>
-        </w:rPr>
-        <w:t xml:space="preserve">他の2件と大きく異なる。</w:t>
+        <w:t xml:space="preserve">として2026年9月24日(全滅時の自己復帰処理を4.6節の方法に変更した後)に取り直した。</w:t>
+      </w:r>
+      <w:r>
+        <w:t xml:space="preserve"> </w:t>
+      </w:r>
+      <w:r>
+        <w:rPr>
+          <w:rFonts w:hint="eastAsia"/>
+        </w:rPr>
+        <w:t xml:space="preserve">全滅回数(全粒子の重みが0になり自己リカバリした回数)は平均4.2回(ファイル別に11.0回・</w:t>
+      </w:r>
+      <w:r>
+        <w:t xml:space="preserve"> </w:t>
+      </w:r>
+      <w:r>
+        <w:rPr>
+          <w:rFonts w:hint="eastAsia"/>
+        </w:rPr>
+        <w:t xml:space="preserve">0.0回・1.5回)、最終推定位置のx座標と、実測時にユーザーが記憶していたおおよその停止位置</w:t>
+      </w:r>
+      <w:r>
+        <w:t xml:space="preserve"> </w:t>
+      </w:r>
+      <w:r>
+        <w:rPr>
+          <w:rFonts w:hint="eastAsia"/>
+        </w:rPr>
+        <w:t xml:space="preserve">(x≈800px)との誤差は平均366.0px(同764.3px・189.4px・144.2px)であった。1438は記録</w:t>
+      </w:r>
+      <w:r>
+        <w:t xml:space="preserve"> </w:t>
+      </w:r>
+      <w:r>
+        <w:rPr>
+          <w:rFonts w:hint="eastAsia"/>
+        </w:rPr>
+        <w:t xml:space="preserve">自体の方位が壊れており(8.5節)、誤差の大きさが他の2件と大きく異なる。なおこの条件では、</w:t>
+      </w:r>
+      <w:r>
+        <w:t xml:space="preserve"> </w:t>
+      </w:r>
+      <w:r>
+        <w:rPr>
+          <w:rFonts w:hint="eastAsia"/>
+        </w:rPr>
+        <w:t xml:space="preserve">4.7節で述べたとおりステップの大半が曲がりと判定されている。</w:t>
       </w:r>
     </w:p>
     <w:p>
@@ -7704,16 +7859,16 @@
         <w:rPr>
           <w:rFonts w:hint="eastAsia"/>
         </w:rPr>
-        <w:t xml:space="preserve">同じ条件で提案方式(6.4節の方式E)を実行すると、全滅回数は平均2.4回へ減ったが、終点</w:t>
-      </w:r>
-      <w:r>
-        <w:t xml:space="preserve"> </w:t>
-      </w:r>
-      <w:r>
-        <w:rPr>
-          <w:rFonts w:hint="eastAsia"/>
-        </w:rPr>
-        <w:t xml:space="preserve">x座標の誤差は平均368.3pxであり、この予備実験の範囲では方式Cとの差はほとんど見られ</w:t>
+        <w:t xml:space="preserve">同じ条件で提案方式(6.4節の方式E)を実行すると、全滅回数は平均2.5回へ減ったが、終点</w:t>
+      </w:r>
+      <w:r>
+        <w:t xml:space="preserve"> </w:t>
+      </w:r>
+      <w:r>
+        <w:rPr>
+          <w:rFonts w:hint="eastAsia"/>
+        </w:rPr>
+        <w:t xml:space="preserve">x座標の誤差は平均361.8pxであり、この予備実験の範囲では方式Cとの差はほとんど見られ</w:t>
       </w:r>
       <w:r>
         <w:t xml:space="preserve"> </w:t>
@@ -7799,7 +7954,19 @@
         <w:t xml:space="preserve"> </w:t>
       </w:r>
       <w:r>
-        <w:t xml:space="preserve">pdr_program/results/20260918_summary.md。)</w:t>
+        <w:rPr>
+          <w:rFonts w:hint="eastAsia"/>
+        </w:rPr>
+        <w:t xml:space="preserve">pdr_program/results/20260924_summary.md。ヨーレートの終了しきい値を校正用データで決め</w:t>
+      </w:r>
+      <w:r>
+        <w:t xml:space="preserve"> </w:t>
+      </w:r>
+      <w:r>
+        <w:rPr>
+          <w:rFonts w:hint="eastAsia"/>
+        </w:rPr>
+        <w:t xml:space="preserve">直した後に、もう一度取り直す。)</w:t>
       </w:r>
     </w:p>
     <w:p>
@@ -11691,16 +11858,25 @@
         <w:rPr>
           <w:rFonts w:hint="eastAsia"/>
         </w:rPr>
-        <w:t xml:space="preserve">経路帯外に出た場合)を全滅と呼び、直前の推定位置の周囲へ粒子を再配置する自己復帰</w:t>
-      </w:r>
-      <w:r>
-        <w:t xml:space="preserve"> </w:t>
-      </w:r>
-      <w:r>
-        <w:rPr>
-          <w:rFonts w:hint="eastAsia"/>
-        </w:rPr>
-        <w:t xml:space="preserve">処理を行う。この全滅回数は6.6節の評価指標の一つとして用いる。</w:t>
+        <w:t xml:space="preserve">経路帯外に出た場合)を全滅と呼び、その歩の移動量だけ進めた位置の周囲(壁を通り抜けずに</w:t>
+      </w:r>
+      <w:r>
+        <w:t xml:space="preserve"> </w:t>
+      </w:r>
+      <w:r>
+        <w:rPr>
+          <w:rFonts w:hint="eastAsia"/>
+        </w:rPr>
+        <w:t xml:space="preserve">届く位置が足りない場合は移動前の位置の周囲)へ粒子を再配置する自己復帰処理(4.6節)を</w:t>
+      </w:r>
+      <w:r>
+        <w:t xml:space="preserve"> </w:t>
+      </w:r>
+      <w:r>
+        <w:rPr>
+          <w:rFonts w:hint="eastAsia"/>
+        </w:rPr>
+        <w:t xml:space="preserve">行う。この全滅回数は6.6節の評価指標の一つとして用いる。</w:t>
       </w:r>
     </w:p>
     <w:bookmarkEnd w:id="63"/>
@@ -14069,7 +14245,7 @@
               <w:rPr>
                 <w:rFonts w:hint="eastAsia"/>
               </w:rPr>
-              <w:t xml:space="preserve">ヨーレート閾値</w:t>
+              <w:t xml:space="preserve">ヨーレート閾値(屈折の開始)</w:t>
             </w:r>
           </w:p>
         </w:tc>
@@ -14081,6 +14257,47 @@
             </w:pPr>
             <w:r>
               <w:t xml:space="preserve">20.0 deg/s</w:t>
+            </w:r>
+          </w:p>
+        </w:tc>
+      </w:tr>
+      <w:tr>
+        <w:tc>
+          <w:tcPr/>
+          <w:p>
+            <w:pPr>
+              <w:pStyle w:val="Compact"/>
+            </w:pPr>
+          </w:p>
+        </w:tc>
+        <w:tc>
+          <w:tcPr/>
+          <w:p>
+            <w:pPr>
+              <w:pStyle w:val="Compact"/>
+            </w:pPr>
+            <w:r>
+              <w:rPr>
+                <w:rFonts w:hint="eastAsia"/>
+              </w:rPr>
+              <w:t xml:space="preserve">ヨーレート閾値(屈折の終了)</w:t>
+            </w:r>
+          </w:p>
+        </w:tc>
+        <w:tc>
+          <w:tcPr/>
+          <w:p>
+            <w:pPr>
+              <w:pStyle w:val="Compact"/>
+            </w:pPr>
+            <w:r>
+              <w:t xml:space="preserve">10.0 </w:t>
+            </w:r>
+            <w:r>
+              <w:rPr>
+                <w:rFonts w:hint="eastAsia"/>
+              </w:rPr>
+              <w:t xml:space="preserve">deg/s(暫定。校正用の直線歩行から決め直す。要記入)</w:t>
             </w:r>
           </w:p>
         </w:tc>
@@ -14548,25 +14765,34 @@
         <w:rPr>
           <w:rFonts w:hint="eastAsia"/>
         </w:rPr>
-        <w:t xml:space="preserve">3件では歩の81〜98%が曲がりと判定されており、移動様態適応型PFもほぼ常に曲がり用の</w:t>
-      </w:r>
-      <w:r>
-        <w:t xml:space="preserve"> </w:t>
-      </w:r>
-      <w:r>
-        <w:rPr>
-          <w:rFonts w:hint="eastAsia"/>
-        </w:rPr>
-        <w:t xml:space="preserve">設定で動いていた。このため既存データでは方式BとCの差が小さくなりやすく、評価用</w:t>
-      </w:r>
-      <w:r>
-        <w:t xml:space="preserve"> </w:t>
-      </w:r>
-      <w:r>
-        <w:rPr>
-          <w:rFonts w:hint="eastAsia"/>
-        </w:rPr>
-        <w:t xml:space="preserve">データでも直進と判定される歩の割合を確認する必要がある(7.3節)。変種で用いる分岐</w:t>
+        <w:t xml:space="preserve">3件では歩の81〜99%が曲がりと判定されており、移動様態適応型PFもほぼ常に曲がり用の</w:t>
+      </w:r>
+      <w:r>
+        <w:t xml:space="preserve"> </w:t>
+      </w:r>
+      <w:r>
+        <w:rPr>
+          <w:rFonts w:hint="eastAsia"/>
+        </w:rPr>
+        <w:t xml:space="preserve">設定で動いていた。原因は屈折の終了に用いるヨーレート閾値が歩行中の揺れより小さかった</w:t>
+      </w:r>
+      <w:r>
+        <w:t xml:space="preserve"> </w:t>
+      </w:r>
+      <w:r>
+        <w:rPr>
+          <w:rFonts w:hint="eastAsia"/>
+        </w:rPr>
+        <w:t xml:space="preserve">ことで(4.7節)、この閾値は校正用の直線歩行から、直進中の各ステップの値の95パーセン</w:t>
+      </w:r>
+      <w:r>
+        <w:t xml:space="preserve"> </w:t>
+      </w:r>
+      <w:r>
+        <w:rPr>
+          <w:rFonts w:hint="eastAsia"/>
+        </w:rPr>
+        <w:t xml:space="preserve">タイルとして決め直す。評価用データでも直進と判定される歩の割合を確認する(7.3節)。変種で用いる分岐</w:t>
       </w:r>
       <w:r>
         <w:t xml:space="preserve"> </w:t>
@@ -15826,16 +16052,25 @@
         <w:rPr>
           <w:rFonts w:hint="eastAsia"/>
         </w:rPr>
-        <w:t xml:space="preserve">同上。方式Cの行。既存の3件では歩の81〜98%が曲がりと判定されていたため</w:t>
-      </w:r>
-      <w:r>
-        <w:t xml:space="preserve"> </w:t>
-      </w:r>
-      <w:r>
-        <w:rPr>
-          <w:rFonts w:hint="eastAsia"/>
-        </w:rPr>
-        <w:t xml:space="preserve">(6.5節)、評価用データで直進・曲がり・滞留の割合を確認して書く。平均粒子数と処理時間</w:t>
+        <w:t xml:space="preserve">同上。方式Cの行。既存の3件では歩の81〜99%が曲がりと判定されていたため</w:t>
+      </w:r>
+      <w:r>
+        <w:t xml:space="preserve"> </w:t>
+      </w:r>
+      <w:r>
+        <w:rPr>
+          <w:rFonts w:hint="eastAsia"/>
+        </w:rPr>
+        <w:t xml:space="preserve">(4.7節・6.5節。屈折の終了のヨーレート閾値を校正用データで決め直す前の値)、評価用データで</w:t>
+      </w:r>
+      <w:r>
+        <w:t xml:space="preserve"> </w:t>
+      </w:r>
+      <w:r>
+        <w:rPr>
+          <w:rFonts w:hint="eastAsia"/>
+        </w:rPr>
+        <w:t xml:space="preserve">直進・曲がり・滞留の割合を確認して書く。平均粒子数と処理時間</w:t>
       </w:r>
       <w:r>
         <w:t xml:space="preserve"> </w:t>

--- a/卒論/卒業論文_雛形.docx
+++ b/卒論/卒業論文_雛形.docx
@@ -125,8 +125,9 @@
       <w:r>
         <w:rPr>
           <w:rStyle w:val="VerbatimChar"/>
-        </w:rPr>
-        <w:t xml:space="preserve">CLAUDE_MEMO.txt</w:t>
+          <w:rFonts w:hint="eastAsia"/>
+        </w:rPr>
+        <w:t xml:space="preserve">卒論原稿.txt</w:t>
       </w:r>
       <w:r>
         <w:t xml:space="preserve"> </w:t>
@@ -167,8 +168,9 @@
       <w:r>
         <w:rPr>
           <w:rStyle w:val="VerbatimChar"/>
-        </w:rPr>
-        <w:t xml:space="preserve">CLAUDE_MEMO.txt</w:t>
+          <w:rFonts w:hint="eastAsia"/>
+        </w:rPr>
+        <w:t xml:space="preserve">卒論原稿.txt</w:t>
       </w:r>
       <w:r>
         <w:t xml:space="preserve"> </w:t>
@@ -4365,7 +4367,7 @@
               <w:rPr>
                 <w:rFonts w:hint="eastAsia"/>
               </w:rPr>
-              <w:t xml:space="preserve">直進・曲がり・滞留(判定方法を改良)</w:t>
+              <w:t xml:space="preserve">直進・曲がり(判定方法を改良)。滞留は歩が無い間更新しない</w:t>
             </w:r>
           </w:p>
         </w:tc>
@@ -6348,7 +6350,7 @@
       <w:r>
         <w:drawing>
           <wp:inline>
-            <wp:extent cx="5334000" cy="3083274"/>
+            <wp:extent cx="5334000" cy="3033458"/>
             <wp:effectExtent b="0" l="0" r="0" t="0"/>
             <wp:docPr descr="図4.1 システム全体の構成(計測・同期・処理・評価)" title="" id="36" name="Picture"/>
             <a:graphic>
@@ -6369,7 +6371,7 @@
                   <pic:spPr bwMode="auto">
                     <a:xfrm>
                       <a:off x="0" y="0"/>
-                      <a:ext cx="5334000" cy="3083274"/>
+                      <a:ext cx="5334000" cy="3033458"/>
                     </a:xfrm>
                     <a:prstGeom prst="rect">
                       <a:avLst/>
@@ -6415,7 +6417,7 @@
       <w:r>
         <w:drawing>
           <wp:inline>
-            <wp:extent cx="5334000" cy="5710115"/>
+            <wp:extent cx="5334000" cy="6175932"/>
             <wp:effectExtent b="0" l="0" r="0" t="0"/>
             <wp:docPr descr="図4.2 1つのCSVを処理する際の処理フロー" title="" id="39" name="Picture"/>
             <a:graphic>
@@ -6436,7 +6438,7 @@
                   <pic:spPr bwMode="auto">
                     <a:xfrm>
                       <a:off x="0" y="0"/>
-                      <a:ext cx="5334000" cy="5710115"/>
+                      <a:ext cx="5334000" cy="6175932"/>
                     </a:xfrm>
                     <a:prstGeom prst="rect">
                       <a:avLst/>
@@ -8644,16 +8646,16 @@
         <w:rPr>
           <w:rFonts w:hint="eastAsia"/>
         </w:rPr>
-        <w:t xml:space="preserve">fixed)。実装上は、4.7節の移動様態適応型PFが直進・曲がり・滞留ごとに持つ</w:t>
-      </w:r>
-      <w:r>
-        <w:t xml:space="preserve"> </w:t>
-      </w:r>
-      <w:r>
-        <w:rPr>
-          <w:rFonts w:hint="eastAsia"/>
-        </w:rPr>
-        <w:t xml:space="preserve">3組のパラメータをすべて同じ値にそろえたものであり、5.6節の不確実性に応じた粒子数</w:t>
+        <w:t xml:space="preserve">fixed)。実装上は、4.7節の移動様態適応型PFが直進・曲がりごとに持つ</w:t>
+      </w:r>
+      <w:r>
+        <w:t xml:space="preserve"> </w:t>
+      </w:r>
+      <w:r>
+        <w:rPr>
+          <w:rFonts w:hint="eastAsia"/>
+        </w:rPr>
+        <w:t xml:space="preserve">2組のパラメータを同じ値にそろえたものであり、5.6節の不確実性に応じた粒子数</w:t>
       </w:r>
       <w:r>
         <w:t xml:space="preserve"> </w:t>
@@ -8832,7 +8834,7 @@
       <w:r>
         <w:drawing>
           <wp:inline>
-            <wp:extent cx="5334000" cy="6150944"/>
+            <wp:extent cx="5334000" cy="6099203"/>
             <wp:effectExtent b="0" l="0" r="0" t="0"/>
             <wp:docPr descr="図4.4 パーティクルフィルタの1歩分の処理" title="" id="50" name="Picture"/>
             <a:graphic>
@@ -8853,7 +8855,7 @@
                   <pic:spPr bwMode="auto">
                     <a:xfrm>
                       <a:off x="0" y="0"/>
-                      <a:ext cx="5334000" cy="6150944"/>
+                      <a:ext cx="5334000" cy="6099203"/>
                     </a:xfrm>
                     <a:prstGeom prst="rect">
                       <a:avLst/>
@@ -8916,34 +8918,90 @@
         <w:rPr>
           <w:rFonts w:hint="eastAsia"/>
         </w:rPr>
-        <w:t xml:space="preserve">各ステップの移動様態(直進・曲がり・滞留)を判定し、それに応じて粒子数と歩幅・方位</w:t>
-      </w:r>
-      <w:r>
-        <w:t xml:space="preserve"> </w:t>
-      </w:r>
-      <w:r>
-        <w:rPr>
-          <w:rFonts w:hint="eastAsia"/>
-        </w:rPr>
-        <w:t xml:space="preserve">のノイズ分散を切り替える。本研究では、直進時250粒子、曲がり時600粒子、滞留時100</w:t>
-      </w:r>
-      <w:r>
-        <w:t xml:space="preserve"> </w:t>
-      </w:r>
-      <w:r>
-        <w:rPr>
-          <w:rFonts w:hint="eastAsia"/>
-        </w:rPr>
-        <w:t xml:space="preserve">粒子という設定を用いており、これは移動様態PF論文の設定(直進10粒子、曲がり20粒子)</w:t>
-      </w:r>
-      <w:r>
-        <w:t xml:space="preserve"> </w:t>
-      </w:r>
-      <w:r>
-        <w:rPr>
-          <w:rFonts w:hint="eastAsia"/>
-        </w:rPr>
-        <w:t xml:space="preserve">よりも大幅に多い。これは実験に用いた地図の縮尺・解像度に合わせて調整した結果である。</w:t>
+        <w:t xml:space="preserve">各ステップの移動様態(直進・曲がり)を判定し、それに応じて粒子数と歩幅・方位</w:t>
+      </w:r>
+      <w:r>
+        <w:t xml:space="preserve"> </w:t>
+      </w:r>
+      <w:r>
+        <w:rPr>
+          <w:rFonts w:hint="eastAsia"/>
+        </w:rPr>
+        <w:t xml:space="preserve">のノイズ分散を切り替える。本研究では、直進時250粒子、曲がり時600粒子という設定を</w:t>
+      </w:r>
+      <w:r>
+        <w:t xml:space="preserve"> </w:t>
+      </w:r>
+      <w:r>
+        <w:rPr>
+          <w:rFonts w:hint="eastAsia"/>
+        </w:rPr>
+        <w:t xml:space="preserve">用いており、これは移動様態PF論文の設定(直進10粒子、屈折20粒子)よりも大幅に多い。</w:t>
+      </w:r>
+      <w:r>
+        <w:t xml:space="preserve"> </w:t>
+      </w:r>
+      <w:r>
+        <w:rPr>
+          <w:rFonts w:hint="eastAsia"/>
+        </w:rPr>
+        <w:t xml:space="preserve">これは実験に用いた地図の縮尺・解像度に合わせて調整した結果である。</w:t>
+      </w:r>
+    </w:p>
+    <w:p>
+      <w:pPr>
+        <w:pStyle w:val="BodyText"/>
+      </w:pPr>
+      <w:r>
+        <w:rPr>
+          <w:rFonts w:hint="eastAsia"/>
+        </w:rPr>
+        <w:t xml:space="preserve">移動様態PF論文は直進・屈折・滞留の3つの様態を用い、滞留かどうかを歩数の検知で判断して、</w:t>
+      </w:r>
+      <w:r>
+        <w:t xml:space="preserve"> </w:t>
+      </w:r>
+      <w:r>
+        <w:rPr>
+          <w:rFonts w:hint="eastAsia"/>
+        </w:rPr>
+        <w:t xml:space="preserve">滞留中はセンサの値を位置の推定に用いない[2]。本研究では、パーティクルフィルタを1歩ごとに</w:t>
+      </w:r>
+      <w:r>
+        <w:t xml:space="preserve"> </w:t>
+      </w:r>
+      <w:r>
+        <w:rPr>
+          <w:rFonts w:hint="eastAsia"/>
+        </w:rPr>
+        <w:t xml:space="preserve">更新するため(移動様態PF論文は8秒ごと)、歩が検出されない間は更新そのものが行われず、</w:t>
+      </w:r>
+      <w:r>
+        <w:t xml:space="preserve"> </w:t>
+      </w:r>
+      <w:r>
+        <w:rPr>
+          <w:rFonts w:hint="eastAsia"/>
+        </w:rPr>
+        <w:t xml:space="preserve">粒子の位置と重みはそのまま保たれる。したがって滞留は、移動様態PF論文と同じく歩の検知に</w:t>
+      </w:r>
+      <w:r>
+        <w:t xml:space="preserve"> </w:t>
+      </w:r>
+      <w:r>
+        <w:rPr>
+          <w:rFonts w:hint="eastAsia"/>
+        </w:rPr>
+        <w:t xml:space="preserve">よって扱われ、移動様態の判定は、歩を検出したときに直進か曲がりかを決めるものとなる。</w:t>
+      </w:r>
+      <w:r>
+        <w:t xml:space="preserve"> </w:t>
+      </w:r>
+      <w:r>
+        <w:rPr>
+          <w:rFonts w:hint="eastAsia"/>
+        </w:rPr>
+        <w:t xml:space="preserve">滞留用の粒子数とノイズは用いない。</w:t>
       </w:r>
     </w:p>
     <w:p>
@@ -11636,7 +11694,7 @@
         <w:rPr>
           <w:rFonts w:hint="eastAsia"/>
         </w:rPr>
-        <w:t xml:space="preserve">粒子数は、まず移動様態(直進・曲がり・滞留)ごとの基準値</w:t>
+        <w:t xml:space="preserve">粒子数は、まず移動様態(直進・曲がり)ごとの基準値</w:t>
       </w:r>
       <m:oMath>
         <m:sSubSup>
@@ -16151,16 +16209,16 @@
         <w:rPr>
           <w:rFonts w:hint="eastAsia"/>
         </w:rPr>
-        <w:t xml:space="preserve">(壁衝突判定と連続壁尤度)、経路の情報は用いない。方式Cは、移動様態(直進・曲がり・</w:t>
-      </w:r>
-      <w:r>
-        <w:t xml:space="preserve"> </w:t>
-      </w:r>
-      <w:r>
-        <w:rPr>
-          <w:rFonts w:hint="eastAsia"/>
-        </w:rPr>
-        <w:t xml:space="preserve">滞留)に応じて粒子数とノイズを切り替える移動様態適応型パーティクルフィルタである</w:t>
+        <w:t xml:space="preserve">(壁衝突判定と連続壁尤度)、経路の情報は用いない。方式Cは、移動様態(直進・</w:t>
+      </w:r>
+      <w:r>
+        <w:t xml:space="preserve"> </w:t>
+      </w:r>
+      <w:r>
+        <w:rPr>
+          <w:rFonts w:hint="eastAsia"/>
+        </w:rPr>
+        <w:t xml:space="preserve">曲がり)に応じて粒子数とノイズを切り替える移動様態適応型パーティクルフィルタである</w:t>
       </w:r>
       <w:r>
         <w:t xml:space="preserve"> </w:t>
@@ -17432,16 +17490,7 @@
               <w:rPr>
                 <w:rFonts w:hint="eastAsia"/>
               </w:rPr>
-              <w:t xml:space="preserve">屈折</w:t>
-            </w:r>
-            <w:r>
-              <w:t xml:space="preserve"> / </w:t>
-            </w:r>
-            <w:r>
-              <w:rPr>
-                <w:rFonts w:hint="eastAsia"/>
-              </w:rPr>
-              <w:t xml:space="preserve">滞留</w:t>
+              <w:t xml:space="preserve">曲がり</w:t>
             </w:r>
           </w:p>
         </w:tc>
@@ -17452,7 +17501,7 @@
               <w:pStyle w:val="Compact"/>
             </w:pPr>
             <w:r>
-              <w:t xml:space="preserve">250 / 600 / 100</w:t>
+              <w:t xml:space="preserve">250 / 600</w:t>
             </w:r>
           </w:p>
         </w:tc>
@@ -17479,7 +17528,16 @@
               <w:rPr>
                 <w:rFonts w:hint="eastAsia"/>
               </w:rPr>
-              <w:t xml:space="preserve">歩幅の標準偏差(直進/屈折/滞留)</w:t>
+              <w:t xml:space="preserve">歩幅の標準偏差(直進</w:t>
+            </w:r>
+            <w:r>
+              <w:t xml:space="preserve"> / </w:t>
+            </w:r>
+            <w:r>
+              <w:rPr>
+                <w:rFonts w:hint="eastAsia"/>
+              </w:rPr>
+              <w:t xml:space="preserve">曲がり)</w:t>
             </w:r>
           </w:p>
         </w:tc>
@@ -17490,7 +17548,7 @@
               <w:pStyle w:val="Compact"/>
             </w:pPr>
             <w:r>
-              <w:t xml:space="preserve">0.35 / 0.70 / 0.10 px</w:t>
+              <w:t xml:space="preserve">0.35 / 0.70 px</w:t>
             </w:r>
           </w:p>
         </w:tc>
@@ -17514,7 +17572,16 @@
               <w:rPr>
                 <w:rFonts w:hint="eastAsia"/>
               </w:rPr>
-              <w:t xml:space="preserve">方位の標準偏差(直進/屈折/滞留)</w:t>
+              <w:t xml:space="preserve">方位の標準偏差(直進</w:t>
+            </w:r>
+            <w:r>
+              <w:t xml:space="preserve"> / </w:t>
+            </w:r>
+            <w:r>
+              <w:rPr>
+                <w:rFonts w:hint="eastAsia"/>
+              </w:rPr>
+              <w:t xml:space="preserve">曲がり)</w:t>
             </w:r>
           </w:p>
         </w:tc>
@@ -17525,7 +17592,7 @@
               <w:pStyle w:val="Compact"/>
             </w:pPr>
             <w:r>
-              <w:t xml:space="preserve">3.0 / 15.0 / 2.0 deg</w:t>
+              <w:t xml:space="preserve">3.0 / 15.0 deg</w:t>
             </w:r>
           </w:p>
         </w:tc>
@@ -17719,7 +17786,7 @@
               <w:rPr>
                 <w:rFonts w:hint="eastAsia"/>
               </w:rPr>
-              <w:t xml:space="preserve">屈折の開始閾値</w:t>
+              <w:t xml:space="preserve">方位変化の閾値(曲がりの開始)</w:t>
             </w:r>
           </w:p>
         </w:tc>
@@ -17754,7 +17821,7 @@
               <w:rPr>
                 <w:rFonts w:hint="eastAsia"/>
               </w:rPr>
-              <w:t xml:space="preserve">屈折の終了閾値</w:t>
+              <w:t xml:space="preserve">方位変化の閾値(曲がりの終了)</w:t>
             </w:r>
           </w:p>
         </w:tc>
@@ -17789,7 +17856,7 @@
               <w:rPr>
                 <w:rFonts w:hint="eastAsia"/>
               </w:rPr>
-              <w:t xml:space="preserve">ヨーレート閾値(屈折の開始)</w:t>
+              <w:t xml:space="preserve">ヨーレート閾値(曲がりの開始)</w:t>
             </w:r>
           </w:p>
         </w:tc>
@@ -17824,7 +17891,7 @@
               <w:rPr>
                 <w:rFonts w:hint="eastAsia"/>
               </w:rPr>
-              <w:t xml:space="preserve">ヨーレート閾値(屈折の終了)</w:t>
+              <w:t xml:space="preserve">ヨーレート閾値(曲がりの終了)</w:t>
             </w:r>
           </w:p>
         </w:tc>
@@ -18318,7 +18385,7 @@
         <w:rPr>
           <w:rFonts w:hint="eastAsia"/>
         </w:rPr>
-        <w:t xml:space="preserve">設定で動いていた。原因は屈折の終了に用いるヨーレート閾値が歩行中の揺れより小さかった</w:t>
+        <w:t xml:space="preserve">設定で動いていた。原因は曲がりの終了に用いるヨーレート閾値が歩行中の揺れより小さかった</w:t>
       </w:r>
       <w:r>
         <w:t xml:space="preserve"> </w:t>
@@ -18555,7 +18622,7 @@
               <w:rPr>
                 <w:rFonts w:hint="eastAsia"/>
               </w:rPr>
-              <w:t xml:space="preserve">経路が曲がる目印での、上の距離の平均</w:t>
+              <w:t xml:space="preserve">前後の目印への向きが45度以上変わる目印での、上の距離の平均</w:t>
             </w:r>
           </w:p>
         </w:tc>
@@ -18643,7 +18710,7 @@
               <w:rPr>
                 <w:rFonts w:hint="eastAsia"/>
               </w:rPr>
-              <w:t xml:space="preserve">歩ごとの粒子数の平均と、1歩あたりの更新の処理時間</w:t>
+              <w:t xml:space="preserve">歩ごとの粒子数の平均と、1歩あたりのパーティクルフィルタの更新時間(平均・中央値)。提案方式は地図ごとに1回の経路帯の抽出時間も</w:t>
             </w:r>
           </w:p>
         </w:tc>
@@ -18767,34 +18834,106 @@
         <w:rPr>
           <w:rFonts w:hint="eastAsia"/>
         </w:rPr>
-        <w:t xml:space="preserve">ことが期待されるため、経路全体のRMSEとは別に、曲がり角での方式の差を見る。目印の表には</w:t>
-      </w:r>
-      <w:r>
-        <w:t xml:space="preserve"> </w:t>
-      </w:r>
-      <w:r>
-        <w:rPr>
-          <w:rFonts w:hint="eastAsia"/>
-        </w:rPr>
-        <w:t xml:space="preserve">曲がり角(corner)の種類があるが、廊下の入口のように経路が曲がらない点も含まれる。そこで、</w:t>
-      </w:r>
-      <w:r>
-        <w:t xml:space="preserve"> </w:t>
-      </w:r>
-      <w:r>
-        <w:rPr>
-          <w:rFonts w:hint="eastAsia"/>
-        </w:rPr>
-        <w:t xml:space="preserve">目印の並び(経路の定義)から、前後の目印へ向かう向きの変化を求め、それが一定以上の目印を</w:t>
-      </w:r>
-      <w:r>
-        <w:t xml:space="preserve"> </w:t>
-      </w:r>
-      <w:r>
-        <w:rPr>
-          <w:rFonts w:hint="eastAsia"/>
-        </w:rPr>
-        <w:t xml:space="preserve">「曲がる目印」とする。</w:t>
+        <w:t xml:space="preserve">ことが期待されるため、経路全体のRMSEとは別に、曲がり角での方式の差を見る。目印の一覧</w:t>
+      </w:r>
+      <w:r>
+        <w:t xml:space="preserve"> </w:t>
+      </w:r>
+      <w:r>
+        <w:rPr>
+          <w:rFonts w:hint="eastAsia"/>
+        </w:rPr>
+        <w:t xml:space="preserve">には曲がり角(corner)の種類があるが、階段ホールが終わって廊下の壁が始まる点のように、</w:t>
+      </w:r>
+      <w:r>
+        <w:t xml:space="preserve"> </w:t>
+      </w:r>
+      <w:r>
+        <w:rPr>
+          <w:rFonts w:hint="eastAsia"/>
+        </w:rPr>
+        <w:t xml:space="preserve">見分けやすい角ではあっても経路は曲がらない点も含まれる。そこで、目印の並び(経路の定義)</w:t>
+      </w:r>
+      <w:r>
+        <w:t xml:space="preserve"> </w:t>
+      </w:r>
+      <w:r>
+        <w:rPr>
+          <w:rFonts w:hint="eastAsia"/>
+        </w:rPr>
+        <w:t xml:space="preserve">から、1つ前の目印からその目印への向きと、その目印から次の目印への向きの差を求め、それが</w:t>
+      </w:r>
+      <w:r>
+        <w:t xml:space="preserve"> </w:t>
+      </w:r>
+      <w:r>
+        <w:rPr>
+          <w:rFonts w:hint="eastAsia"/>
+        </w:rPr>
+        <w:t xml:space="preserve">45度以上の目印を「曲がる目印」とする(最初と最後の目印は対象外)。6.2節の実験経路では、</w:t>
+      </w:r>
+      <w:r>
+        <w:t xml:space="preserve"> </w:t>
+      </w:r>
+      <w:r>
+        <w:rPr>
+          <w:rFonts w:hint="eastAsia"/>
+        </w:rPr>
+        <w:t xml:space="preserve">廊下からホールへ出る点(向きの変化75度)と、ホールから2本目の廊下へ入る点(同64度)の</w:t>
+      </w:r>
+      <w:r>
+        <w:t xml:space="preserve"> </w:t>
+      </w:r>
+      <w:r>
+        <w:rPr>
+          <w:rFonts w:hint="eastAsia"/>
+        </w:rPr>
+        <w:t xml:space="preserve">2点が該当し、他の目印の向きの変化は12度以下である。実際の曲がり角は約90度であるが、</w:t>
+      </w:r>
+      <w:r>
+        <w:t xml:space="preserve"> </w:t>
+      </w:r>
+      <w:r>
+        <w:rPr>
+          <w:rFonts w:hint="eastAsia"/>
+        </w:rPr>
+        <w:t xml:space="preserve">目印どうしを結ぶ線は角を斜めに横切るため、向きの変化はそれより小さくなる。しきい値を</w:t>
+      </w:r>
+      <w:r>
+        <w:t xml:space="preserve"> </w:t>
+      </w:r>
+      <w:r>
+        <w:rPr>
+          <w:rFonts w:hint="eastAsia"/>
+        </w:rPr>
+        <w:t xml:space="preserve">12度から63度のどこに置いても選ばれる目印は変わらないため、その中ほどの45度とした。</w:t>
+      </w:r>
+      <w:r>
+        <w:t xml:space="preserve"> </w:t>
+      </w:r>
+      <w:r>
+        <w:rPr>
+          <w:rFonts w:hint="eastAsia"/>
+        </w:rPr>
+        <w:t xml:space="preserve">計測を予定している短い経路と逆向きの経路でも、該当するのは同じ2点である。このしきい値</w:t>
+      </w:r>
+      <w:r>
+        <w:t xml:space="preserve"> </w:t>
+      </w:r>
+      <w:r>
+        <w:rPr>
+          <w:rFonts w:hint="eastAsia"/>
+        </w:rPr>
+        <w:t xml:space="preserve">は経路の形だけから決めたものであり、評価の結果を見て決めたものではない。時刻の対応</w:t>
+      </w:r>
+      <w:r>
+        <w:t xml:space="preserve"> </w:t>
+      </w:r>
+      <w:r>
+        <w:rPr>
+          <w:rFonts w:hint="eastAsia"/>
+        </w:rPr>
+        <w:t xml:space="preserve">づけと、推定軌跡の時刻範囲の外にある点の扱いはRMSEと同じである。</w:t>
       </w:r>
     </w:p>
     <w:p>
@@ -18805,34 +18944,70 @@
         <w:rPr>
           <w:rFonts w:hint="eastAsia"/>
         </w:rPr>
-        <w:t xml:space="preserve">平均粒子数は、1件のCSVの全歩について、その歩の更新に用いた粒子数を平均した値である。</w:t>
-      </w:r>
-      <w:r>
-        <w:t xml:space="preserve"> </w:t>
-      </w:r>
-      <w:r>
-        <w:rPr>
-          <w:rFonts w:hint="eastAsia"/>
-        </w:rPr>
-        <w:t xml:space="preserve">処理時間は、パーティクルフィルタの更新1回あたりの時間である。処理時間は計算機に依存</w:t>
-      </w:r>
-      <w:r>
-        <w:t xml:space="preserve"> </w:t>
-      </w:r>
-      <w:r>
-        <w:rPr>
-          <w:rFonts w:hint="eastAsia"/>
-        </w:rPr>
-        <w:t xml:space="preserve">するため、同じ計算機で、方式と乱数シードの組を1つずつ順番に実行して測り、用いた計算機</w:t>
-      </w:r>
-      <w:r>
-        <w:t xml:space="preserve"> </w:t>
-      </w:r>
-      <w:r>
-        <w:rPr>
-          <w:rFonts w:hint="eastAsia"/>
-        </w:rPr>
-        <w:t xml:space="preserve">の情報を実行条件とともに記録する。方式Aは粒子を用いないため、どちらも対象外とする。</w:t>
+        <w:t xml:space="preserve">平均粒子数は、1件のCSVの全歩について、その歩のパーティクルフィルタの更新に用いた粒子数</w:t>
+      </w:r>
+      <w:r>
+        <w:t xml:space="preserve"> </w:t>
+      </w:r>
+      <w:r>
+        <w:rPr>
+          <w:rFonts w:hint="eastAsia"/>
+        </w:rPr>
+        <w:t xml:space="preserve">(更新の直後に記録した値)を平均した値である。処理時間は、各歩のパーティクルフィルタの</w:t>
+      </w:r>
+      <w:r>
+        <w:t xml:space="preserve"> </w:t>
+      </w:r>
+      <w:r>
+        <w:rPr>
+          <w:rFonts w:hint="eastAsia"/>
+        </w:rPr>
+        <w:t xml:space="preserve">更新1回にかかった実時間を計測し(Pythonのtime.perf_counter)、1件のCSVの全歩で平均した</w:t>
+      </w:r>
+      <w:r>
+        <w:t xml:space="preserve"> </w:t>
+      </w:r>
+      <w:r>
+        <w:rPr>
+          <w:rFonts w:hint="eastAsia"/>
+        </w:rPr>
+        <w:t xml:space="preserve">値[ms/歩]とする。ここでいう更新には、移動様態に応じた粒子数とノイズの切り替え、不確実性</w:t>
+      </w:r>
+      <w:r>
+        <w:t xml:space="preserve"> </w:t>
+      </w:r>
+      <w:r>
+        <w:rPr>
+          <w:rFonts w:hint="eastAsia"/>
+        </w:rPr>
+        <w:t xml:space="preserve">に基づく粒子数の増減、状態遷移、壁と経路帯による重みの計算、リサンプリング、全滅からの</w:t>
+      </w:r>
+      <w:r>
+        <w:t xml:space="preserve"> </w:t>
+      </w:r>
+      <w:r>
+        <w:rPr>
+          <w:rFonts w:hint="eastAsia"/>
+        </w:rPr>
+        <w:t xml:space="preserve">復帰(4.6節)が含まれる。方式B・C・Eの違いはすべてこの中にあるため、方式の比較にはこの</w:t>
+      </w:r>
+      <w:r>
+        <w:t xml:space="preserve"> </w:t>
+      </w:r>
+      <w:r>
+        <w:rPr>
+          <w:rFonts w:hint="eastAsia"/>
+        </w:rPr>
+        <w:t xml:space="preserve">時間を用いる。一方、粒子を用いる方式に共通の処理(センサーデータの処理、ステップ検出、</w:t>
+      </w:r>
+      <w:r>
+        <w:t xml:space="preserve"> </w:t>
+      </w:r>
+      <w:r>
+        <w:rPr>
+          <w:rFonts w:hint="eastAsia"/>
+        </w:rPr>
+        <w:t xml:space="preserve">歩幅と方位の推定、移動様態の判定)と、CSVや地図の読み込み、描画は含めない。</w:t>
       </w:r>
     </w:p>
     <w:p>
@@ -18843,6 +19018,156 @@
         <w:rPr>
           <w:rFonts w:hint="eastAsia"/>
         </w:rPr>
+        <w:t xml:space="preserve">提案方式だけが行う経路帯の自動抽出(5.3節)は、地図ごとに1回だけ行う前処理であるため、</w:t>
+      </w:r>
+      <w:r>
+        <w:t xml:space="preserve"> </w:t>
+      </w:r>
+      <w:r>
+        <w:rPr>
+          <w:rFonts w:hint="eastAsia"/>
+        </w:rPr>
+        <w:t xml:space="preserve">歩ごとの処理時間には含めず、提案方式の追加の費用として別に測る。測る範囲は、二値地図を</w:t>
+      </w:r>
+      <w:r>
+        <w:t xml:space="preserve"> </w:t>
+      </w:r>
+      <w:r>
+        <w:rPr>
+          <w:rFonts w:hint="eastAsia"/>
+        </w:rPr>
+        <w:t xml:space="preserve">受け取ってから経路帯ができるまでとし(広い部屋を除く変種ではその処理を含む)、地図の</w:t>
+      </w:r>
+      <w:r>
+        <w:t xml:space="preserve"> </w:t>
+      </w:r>
+      <w:r>
+        <w:rPr>
+          <w:rFonts w:hint="eastAsia"/>
+        </w:rPr>
+        <w:t xml:space="preserve">読み込みと描画は含めない。変種で用いる通路の中心線の抽出と通路グラフの構築も、地図ごとに</w:t>
+      </w:r>
+      <w:r>
+        <w:t xml:space="preserve"> </w:t>
+      </w:r>
+      <w:r>
+        <w:rPr>
+          <w:rFonts w:hint="eastAsia"/>
+        </w:rPr>
+        <w:t xml:space="preserve">1回の前処理として、それぞれ別に測る。これらは1回の実行につき1回だけ得られる値であり、</w:t>
+      </w:r>
+      <w:r>
+        <w:t xml:space="preserve"> </w:t>
+      </w:r>
+      <w:r>
+        <w:rPr>
+          <w:rFonts w:hint="eastAsia"/>
+        </w:rPr>
+        <w:t xml:space="preserve">計算機の状態によって1回だけ遅くなる実行が混ざることがあるため、方式ごとに全実行の中央値</w:t>
+      </w:r>
+      <w:r>
+        <w:t xml:space="preserve"> </w:t>
+      </w:r>
+      <w:r>
+        <w:rPr>
+          <w:rFonts w:hint="eastAsia"/>
+        </w:rPr>
+        <w:t xml:space="preserve">と最小値・最大値で示す。前処理は乱数を用いず、歩行の記録にもよらないため、同じ地図と</w:t>
+      </w:r>
+      <w:r>
+        <w:t xml:space="preserve"> </w:t>
+      </w:r>
+      <w:r>
+        <w:rPr>
+          <w:rFonts w:hint="eastAsia"/>
+        </w:rPr>
+        <w:t xml:space="preserve">計算機であれば実行の間の違いは計算機の状態によるものだけである。</w:t>
+      </w:r>
+    </w:p>
+    <w:p>
+      <w:pPr>
+        <w:pStyle w:val="BodyText"/>
+      </w:pPr>
+      <w:r>
+        <w:rPr>
+          <w:rFonts w:hint="eastAsia"/>
+        </w:rPr>
+        <w:t xml:space="preserve">全滅からの復帰を行う歩では、壁を通り抜けずに届く再配置先が見つかるまで、粒子のまき直し</w:t>
+      </w:r>
+      <w:r>
+        <w:t xml:space="preserve"> </w:t>
+      </w:r>
+      <w:r>
+        <w:rPr>
+          <w:rFonts w:hint="eastAsia"/>
+        </w:rPr>
+        <w:t xml:space="preserve">と壁との交差判定を繰り返す。このため、通常の歩より1桁以上長い時間がかかることを、既存の</w:t>
+      </w:r>
+      <w:r>
+        <w:t xml:space="preserve"> </w:t>
+      </w:r>
+      <w:r>
+        <w:rPr>
+          <w:rFonts w:hint="eastAsia"/>
+        </w:rPr>
+        <w:t xml:space="preserve">3件のCSVで確認している。したがって処理時間の平均は、全滅の多い方式ほど大きくなる。そこで</w:t>
+      </w:r>
+      <w:r>
+        <w:t xml:space="preserve"> </w:t>
+      </w:r>
+      <w:r>
+        <w:rPr>
+          <w:rFonts w:hint="eastAsia"/>
+        </w:rPr>
+        <w:t xml:space="preserve">平均に加えて中央値も示す。平均は全滅からの復帰を含めた実際の計算量を、中央値は通常の歩の</w:t>
+      </w:r>
+      <w:r>
+        <w:t xml:space="preserve"> </w:t>
+      </w:r>
+      <w:r>
+        <w:rPr>
+          <w:rFonts w:hint="eastAsia"/>
+        </w:rPr>
+        <w:t xml:space="preserve">計算量を表す。処理時間の平均は、全滅回数と合わせて読む。</w:t>
+      </w:r>
+    </w:p>
+    <w:p>
+      <w:pPr>
+        <w:pStyle w:val="BodyText"/>
+      </w:pPr>
+      <w:r>
+        <w:rPr>
+          <w:rFonts w:hint="eastAsia"/>
+        </w:rPr>
+        <w:t xml:space="preserve">処理時間は計算機に依存するため、同じ計算機で、方式と乱数シードの組を1つずつ順番に(並列</w:t>
+      </w:r>
+      <w:r>
+        <w:t xml:space="preserve"> </w:t>
+      </w:r>
+      <w:r>
+        <w:rPr>
+          <w:rFonts w:hint="eastAsia"/>
+        </w:rPr>
+        <w:t xml:space="preserve">にせず)実行して測り、用いた計算機の情報を実行条件とともに記録する。方式Aは粒子を用いない</w:t>
+      </w:r>
+      <w:r>
+        <w:t xml:space="preserve"> </w:t>
+      </w:r>
+      <w:r>
+        <w:rPr>
+          <w:rFonts w:hint="eastAsia"/>
+        </w:rPr>
+        <w:t xml:space="preserve">ため、平均粒子数・処理時間とも対象外とする。</w:t>
+      </w:r>
+    </w:p>
+    <w:p>
+      <w:pPr>
+        <w:pStyle w:val="BodyText"/>
+      </w:pPr>
+      <w:r>
+        <w:rPr>
+          <w:rFonts w:hint="eastAsia"/>
+        </w:rPr>
         <w:t xml:space="preserve">(要記入:</w:t>
       </w:r>
       <w:r>
@@ -18852,34 +19177,16 @@
         <w:rPr>
           <w:rFonts w:hint="eastAsia"/>
         </w:rPr>
-        <w:t xml:space="preserve">曲がり位置誤差・平均粒子数・処理時間と、次に述べる記録ごとの比較は、評価</w:t>
-      </w:r>
-      <w:r>
-        <w:t xml:space="preserve"> </w:t>
-      </w:r>
-      <w:r>
-        <w:rPr>
-          <w:rFonts w:hint="eastAsia"/>
-        </w:rPr>
-        <w:t xml:space="preserve">スクリプトへ追加している途中である。実装後に、曲がる目印とする向きの変化のしきい値と</w:t>
-      </w:r>
-      <w:r>
-        <w:t xml:space="preserve"> </w:t>
-      </w:r>
-      <w:r>
-        <w:rPr>
-          <w:rFonts w:hint="eastAsia"/>
-        </w:rPr>
-        <w:t xml:space="preserve">各経路で該当した目印、処理時間を測る範囲(パーティクルフィルタの更新のみか、移動様態の</w:t>
-      </w:r>
-      <w:r>
-        <w:t xml:space="preserve"> </w:t>
-      </w:r>
-      <w:r>
-        <w:rPr>
-          <w:rFonts w:hint="eastAsia"/>
-        </w:rPr>
-        <w:t xml:space="preserve">判定なども含むか)と代表値(平均か中央値か)を記入する。)</w:t>
+        <w:t xml:space="preserve">評価に用いた計算機のCPU・OS、Pythonとnumpyの版。評価の実行結果に残る計算機の</w:t>
+      </w:r>
+      <w:r>
+        <w:t xml:space="preserve"> </w:t>
+      </w:r>
+      <w:r>
+        <w:rPr>
+          <w:rFonts w:hint="eastAsia"/>
+        </w:rPr>
+        <w:t xml:space="preserve">情報(conditions.jsonのmachine)から転記する。)</w:t>
       </w:r>
     </w:p>
     <w:p>
@@ -18890,16 +19197,16 @@
         <w:rPr>
           <w:rFonts w:hint="eastAsia"/>
         </w:rPr>
-        <w:t xml:space="preserve">平均誤差・RMSE・最大誤差・曲がり位置誤差は、1回の実行・1件のCSVごとに求める。方式ごと</w:t>
-      </w:r>
-      <w:r>
-        <w:t xml:space="preserve"> </w:t>
-      </w:r>
-      <w:r>
-        <w:rPr>
-          <w:rFonts w:hint="eastAsia"/>
-        </w:rPr>
-        <w:t xml:space="preserve">の結果は、全CSV×全乱数シードの値の平均±標本標準偏差と、CSVごとに乱数シード間でとった</w:t>
+        <w:t xml:space="preserve">平均誤差・RMSE・最大誤差・曲がり位置誤差と、平均粒子数・処理時間は、1回の実行・1件の</w:t>
+      </w:r>
+      <w:r>
+        <w:t xml:space="preserve"> </w:t>
+      </w:r>
+      <w:r>
+        <w:rPr>
+          <w:rFonts w:hint="eastAsia"/>
+        </w:rPr>
+        <w:t xml:space="preserve">CSVごとに求める。方式ごとの結果は、全CSV×全乱数シードの値の平均±標本標準偏差と、CSVごとに乱数シード間でとった</w:t>
       </w:r>
       <w:r>
         <w:t xml:space="preserve"> </w:t>
@@ -20013,25 +20320,25 @@
         <w:rPr>
           <w:rFonts w:hint="eastAsia"/>
         </w:rPr>
-        <w:t xml:space="preserve">(4.7節・6.5節。屈折の終了のヨーレート閾値を校正用データで決め直す前の値)、評価用データで</w:t>
-      </w:r>
-      <w:r>
-        <w:t xml:space="preserve"> </w:t>
-      </w:r>
-      <w:r>
-        <w:rPr>
-          <w:rFonts w:hint="eastAsia"/>
-        </w:rPr>
-        <w:t xml:space="preserve">直進・曲がり・滞留の割合を確認して書く。平均粒子数と処理時間</w:t>
-      </w:r>
-      <w:r>
-        <w:t xml:space="preserve"> </w:t>
-      </w:r>
-      <w:r>
-        <w:rPr>
-          <w:rFonts w:hint="eastAsia"/>
-        </w:rPr>
-        <w:t xml:space="preserve">は、現時点の評価スクリプトでは集計していない(6.6節)。)</w:t>
+        <w:t xml:space="preserve">(4.7節・6.5節。曲がりの終了のヨーレート閾値を校正用データで決め直す前の値)、評価用データで</w:t>
+      </w:r>
+      <w:r>
+        <w:t xml:space="preserve"> </w:t>
+      </w:r>
+      <w:r>
+        <w:rPr>
+          <w:rFonts w:hint="eastAsia"/>
+        </w:rPr>
+        <w:t xml:space="preserve">直進・曲がりの割合を確認して書く(滞留は判定に現れない。4.7節)。平均粒子数と処理時間</w:t>
+      </w:r>
+      <w:r>
+        <w:t xml:space="preserve"> </w:t>
+      </w:r>
+      <w:r>
+        <w:rPr>
+          <w:rFonts w:hint="eastAsia"/>
+        </w:rPr>
+        <w:t xml:space="preserve">は、評価スクリプトが出す計算量の表(6.6節の定義)から書く。)</w:t>
       </w:r>
     </w:p>
     <w:p>
@@ -20087,7 +20394,34 @@
         <w:rPr>
           <w:rFonts w:hint="eastAsia"/>
         </w:rPr>
-        <w:t xml:space="preserve">同上。方式Eの行と、提案方式の変種(表6.2)の行。)</w:t>
+        <w:t xml:space="preserve">同上。方式Eの行と、提案方式の変種(表6.2)の行。あわせて、地図ごとに1回の</w:t>
+      </w:r>
+      <w:r>
+        <w:t xml:space="preserve"> </w:t>
+      </w:r>
+      <w:r>
+        <w:rPr>
+          <w:rFonts w:hint="eastAsia"/>
+        </w:rPr>
+        <w:t xml:space="preserve">前処理の時間(6.6節)を、評価スクリプトが出す前処理の表(table_cost_preprocessing.csv)から、</w:t>
+      </w:r>
+      <w:r>
+        <w:t xml:space="preserve"> </w:t>
+      </w:r>
+      <w:r>
+        <w:rPr>
+          <w:rFonts w:hint="eastAsia"/>
+        </w:rPr>
+        <w:t xml:space="preserve">方式ごとの中央値(最小〜最大)で書く。方式Eは経路帯の自動抽出、変種は広い部屋の除外を</w:t>
+      </w:r>
+      <w:r>
+        <w:t xml:space="preserve"> </w:t>
+      </w:r>
+      <w:r>
+        <w:rPr>
+          <w:rFonts w:hint="eastAsia"/>
+        </w:rPr>
+        <w:t xml:space="preserve">含む抽出、通路中心線の抽出、通路グラフの構築である。)</w:t>
       </w:r>
     </w:p>
     <w:p>
@@ -20107,7 +20441,16 @@
         <w:rPr>
           <w:rFonts w:hint="eastAsia"/>
         </w:rPr>
-        <w:t xml:space="preserve">・ここには位置誤差と経路成功率を書く。</w:t>
+        <w:t xml:space="preserve">・ここには位置誤差と曲がり位置誤差を書く。</w:t>
+      </w:r>
+      <w:r>
+        <w:t xml:space="preserve"> </w:t>
+      </w:r>
+      <w:r>
+        <w:rPr>
+          <w:rFonts w:hint="eastAsia"/>
+        </w:rPr>
+        <w:t xml:space="preserve">・ここには地図ごとの前処理の時間を書く。</w:t>
       </w:r>
     </w:p>
     <w:bookmarkEnd w:id="84"/>
@@ -21877,6 +22220,125 @@
           <w:rFonts w:hint="eastAsia"/>
         </w:rPr>
         <w:t xml:space="preserve">有効・無効の比較であるため効果の向きは保たれるが、数値は評価用データで取り直す(第7章)。</w:t>
+      </w:r>
+    </w:p>
+    <w:p>
+      <w:pPr>
+        <w:pStyle w:val="BodyText"/>
+      </w:pPr>
+      <w:r>
+        <w:rPr>
+          <w:rFonts w:hint="eastAsia"/>
+        </w:rPr>
+        <w:t xml:space="preserve">最後に、地図形状を用いるための費用について述べる。提案方式が方式Cに加える計算は、歩ごとの</w:t>
+      </w:r>
+      <w:r>
+        <w:t xml:space="preserve"> </w:t>
+      </w:r>
+      <w:r>
+        <w:rPr>
+          <w:rFonts w:hint="eastAsia"/>
+        </w:rPr>
+        <w:t xml:space="preserve">経路帯による重み付けと粒子数の増減(6.6節の処理時間に含まれる)と、地図ごとに1回の経路帯の</w:t>
+      </w:r>
+      <w:r>
+        <w:t xml:space="preserve"> </w:t>
+      </w:r>
+      <w:r>
+        <w:rPr>
+          <w:rFonts w:hint="eastAsia"/>
+        </w:rPr>
+        <w:t xml:space="preserve">自動抽出である。後者は歩行を始める前に一度行えばよく、同じ地図を使う限り歩行の記録の数に</w:t>
+      </w:r>
+      <w:r>
+        <w:t xml:space="preserve"> </w:t>
+      </w:r>
+      <w:r>
+        <w:rPr>
+          <w:rFonts w:hint="eastAsia"/>
+        </w:rPr>
+        <w:t xml:space="preserve">よらないため、歩ごとの更新の速さ(実時間で動かせるかどうか)には影響しない。また、この</w:t>
+      </w:r>
+      <w:r>
+        <w:t xml:space="preserve"> </w:t>
+      </w:r>
+      <w:r>
+        <w:rPr>
+          <w:rFonts w:hint="eastAsia"/>
+        </w:rPr>
+        <w:t xml:space="preserve">前処理は、従来は人が地図上に経路を描いていた作業を置き換えるものである。ただし人手の作業</w:t>
+      </w:r>
+      <w:r>
+        <w:t xml:space="preserve"> </w:t>
+      </w:r>
+      <w:r>
+        <w:rPr>
+          <w:rFonts w:hint="eastAsia"/>
+        </w:rPr>
+        <w:t xml:space="preserve">時間は測っていないため、両者を数値では比べない。</w:t>
+      </w:r>
+      <w:r>
+        <w:t xml:space="preserve"> </w:t>
+      </w:r>
+      <w:r>
+        <w:rPr>
+          <w:rFonts w:hint="eastAsia"/>
+        </w:rPr>
+        <w:t xml:space="preserve">(要記入:</w:t>
+      </w:r>
+      <w:r>
+        <w:t xml:space="preserve"> </w:t>
+      </w:r>
+      <w:r>
+        <w:rPr>
+          <w:rFonts w:hint="eastAsia"/>
+        </w:rPr>
+        <w:t xml:space="preserve">7.4節の前処理の時間を、1件のCSVのパーティクルフィルタ更新の合計時間と比べて書く。</w:t>
+      </w:r>
+      <w:r>
+        <w:t xml:space="preserve"> </w:t>
+      </w:r>
+      <w:r>
+        <w:rPr>
+          <w:rFonts w:hint="eastAsia"/>
+        </w:rPr>
+        <w:t xml:space="preserve">広い部屋を除く変種は抽出に時間がかかるため、その差にも触れる。参考:</w:t>
+      </w:r>
+      <w:r>
+        <w:t xml:space="preserve"> </w:t>
+      </w:r>
+      <w:r>
+        <w:rPr>
+          <w:rFonts w:hint="eastAsia"/>
+        </w:rPr>
+        <w:t xml:space="preserve">既存の3件の実行では、</w:t>
+      </w:r>
+      <w:r>
+        <w:t xml:space="preserve"> </w:t>
+      </w:r>
+      <w:r>
+        <w:rPr>
+          <w:rFonts w:hint="eastAsia"/>
+        </w:rPr>
+        <w:t xml:space="preserve">経路帯の自動抽出が中央値0.012秒、広い部屋を除く抽出が0.434秒、提案方式の1件分のPF更新の</w:t>
+      </w:r>
+      <w:r>
+        <w:t xml:space="preserve"> </w:t>
+      </w:r>
+      <w:r>
+        <w:rPr>
+          <w:rFonts w:hint="eastAsia"/>
+        </w:rPr>
+        <w:t xml:space="preserve">合計が0.026〜0.29秒であった(memo/comparison_methods.md。調整用データの実行であり、評価の</w:t>
+      </w:r>
+      <w:r>
+        <w:t xml:space="preserve"> </w:t>
+      </w:r>
+      <w:r>
+        <w:rPr>
+          <w:rFonts w:hint="eastAsia"/>
+        </w:rPr>
+        <w:t xml:space="preserve">実行の値で置き換える)。)</w:t>
       </w:r>
     </w:p>
     <w:bookmarkEnd w:id="90"/>
@@ -24012,7 +24474,7 @@
         <w:t xml:space="preserve">結論</w:t>
       </w:r>
     </w:p>
-    <w:bookmarkStart w:id="103" w:name="結論claude_memo.txtより自動挿入未分割"/>
+    <w:bookmarkStart w:id="103" w:name="結論卒論原稿.txtより自動挿入未分割"/>
     <w:p>
       <w:pPr>
         <w:pStyle w:val="Heading2"/>
@@ -24024,7 +24486,7 @@
         <w:rPr>
           <w:rFonts w:hint="eastAsia"/>
         </w:rPr>
-        <w:t xml:space="preserve">結論(CLAUDE_MEMO.txtより自動挿入・未分割)</w:t>
+        <w:t xml:space="preserve">結論(卒論原稿.txtより自動挿入・未分割)</w:t>
       </w:r>
     </w:p>
     <w:p>

--- a/卒論/卒業論文_雛形.docx
+++ b/卒論/卒業論文_雛形.docx
@@ -207,7 +207,7 @@
         </w:pict>
       </w:r>
     </w:p>
-    <w:bookmarkStart w:id="15" w:name="第1章-はじめに"/>
+    <w:bookmarkStart w:id="21" w:name="第1章-はじめに"/>
     <w:p>
       <w:pPr>
         <w:pStyle w:val="Heading1"/>
@@ -257,7 +257,7 @@
         <w:rPr>
           <w:rFonts w:hint="eastAsia"/>
         </w:rPr>
-        <w:t xml:space="preserve">衛星測位システムによってほぼ日常的な技術となっている。スマートフォンに標準搭載</w:t>
+        <w:t xml:space="preserve">衛星測位システムによって日常的に行えるものとなっている。スマートフォンに標準搭載</w:t>
       </w:r>
       <w:r>
         <w:t xml:space="preserve"> </w:t>
@@ -292,7 +292,16 @@
         <w:rPr>
           <w:rFonts w:hint="eastAsia"/>
         </w:rPr>
-        <w:t xml:space="preserve">一方で、人が一日のうちに過ごす時間の大半は建物の内部である。大規模な商業施設、</w:t>
+        <w:t xml:space="preserve">一方で、人は一日の時間の大半を屋内で過ごしている。日本人を対象とした調査では、1日のうち</w:t>
+      </w:r>
+      <w:r>
+        <w:t xml:space="preserve"> </w:t>
+      </w:r>
+      <w:r>
+        <w:rPr>
+          <w:rFonts w:hint="eastAsia"/>
+        </w:rPr>
+        <w:t xml:space="preserve">屋内に滞在する時間の割合は平日で90%、休日で88%と報告されている[1]。大規模な商業施設、</w:t>
       </w:r>
       <w:r>
         <w:t xml:space="preserve"> </w:t>
@@ -328,16 +337,7 @@
         <w:rPr>
           <w:rFonts w:hint="eastAsia"/>
         </w:rPr>
-        <w:t xml:space="preserve">の需要は高い。しかし後述するように、屋外で用いられている衛星測位は建物の内部では</w:t>
-      </w:r>
-      <w:r>
-        <w:t xml:space="preserve"> </w:t>
-      </w:r>
-      <w:r>
-        <w:rPr>
-          <w:rFonts w:hint="eastAsia"/>
-        </w:rPr>
-        <w:t xml:space="preserve">十分な精度が得られない。</w:t>
+        <w:t xml:space="preserve">の需要は高い。</w:t>
       </w:r>
     </w:p>
     <w:p>
@@ -348,6 +348,17 @@
         <w:rPr>
           <w:rFonts w:hint="eastAsia"/>
         </w:rPr>
+        <w:t xml:space="preserve">しかし、屋外で用いられている衛星測位では、屋内環境で十分な精度を得ることができない(1.2節)。</w:t>
+      </w:r>
+    </w:p>
+    <w:p>
+      <w:pPr>
+        <w:pStyle w:val="BodyText"/>
+      </w:pPr>
+      <w:r>
+        <w:rPr>
+          <w:rFonts w:hint="eastAsia"/>
+        </w:rPr>
         <w:t xml:space="preserve">屋内測位を実現する手段としては、Wi-Fiアクセスポイントの電波強度、BLEビーコン、</w:t>
       </w:r>
       <w:r>
@@ -357,61 +368,52 @@
         <w:rPr>
           <w:rFonts w:hint="eastAsia"/>
         </w:rPr>
-        <w:t xml:space="preserve">地磁気の空間分布、超広帯域無線(UWB)などを用いる方式が提案されている。しかし</w:t>
-      </w:r>
-      <w:r>
-        <w:t xml:space="preserve"> </w:t>
-      </w:r>
-      <w:r>
-        <w:rPr>
-          <w:rFonts w:hint="eastAsia"/>
-        </w:rPr>
-        <w:t xml:space="preserve">これらはいずれも、建物側に機器を設置するか、事前に建物全体を歩き回って電波強度や</w:t>
-      </w:r>
-      <w:r>
-        <w:t xml:space="preserve"> </w:t>
-      </w:r>
-      <w:r>
-        <w:rPr>
-          <w:rFonts w:hint="eastAsia"/>
-        </w:rPr>
-        <w:t xml:space="preserve">地磁気の分布(フィンガープリント)を作成する作業を必要とする。これに対し、</w:t>
-      </w:r>
-      <w:r>
-        <w:t xml:space="preserve"> </w:t>
-      </w:r>
-      <w:r>
-        <w:rPr>
-          <w:rFonts w:hint="eastAsia"/>
-        </w:rPr>
-        <w:t xml:space="preserve">スマートフォンに標準搭載されている加速度センサとジャイロセンサだけを用いる方式で</w:t>
-      </w:r>
-      <w:r>
-        <w:t xml:space="preserve"> </w:t>
-      </w:r>
-      <w:r>
-        <w:rPr>
-          <w:rFonts w:hint="eastAsia"/>
-        </w:rPr>
-        <w:t xml:space="preserve">あれば、追加の設備投資も事前の電波調査も不要であり、利用者が普段持ち歩いている</w:t>
-      </w:r>
-      <w:r>
-        <w:t xml:space="preserve"> </w:t>
-      </w:r>
-      <w:r>
-        <w:rPr>
-          <w:rFonts w:hint="eastAsia"/>
-        </w:rPr>
-        <w:t xml:space="preserve">端末をそのまま使える点で導入の敷居が低い。本研究がスマートフォン単体による屋内</w:t>
-      </w:r>
-      <w:r>
-        <w:t xml:space="preserve"> </w:t>
-      </w:r>
-      <w:r>
-        <w:rPr>
-          <w:rFonts w:hint="eastAsia"/>
-        </w:rPr>
-        <w:t xml:space="preserve">測位を対象とする理由はここにある。</w:t>
+        <w:t xml:space="preserve">超広帯域無線(UWB)などを用いる方式がある[2]。しかしこれらはいずれも、建物側に機器を</w:t>
+      </w:r>
+      <w:r>
+        <w:t xml:space="preserve"> </w:t>
+      </w:r>
+      <w:r>
+        <w:rPr>
+          <w:rFonts w:hint="eastAsia"/>
+        </w:rPr>
+        <w:t xml:space="preserve">設置するか、事前に建物全体を歩き回って電波強度の分布(電波マップ、フィンガープリント)</w:t>
+      </w:r>
+      <w:r>
+        <w:t xml:space="preserve"> </w:t>
+      </w:r>
+      <w:r>
+        <w:rPr>
+          <w:rFonts w:hint="eastAsia"/>
+        </w:rPr>
+        <w:t xml:space="preserve">を作成する作業を必要とする[2]。これに対し、加速度センサやジャイロセンサなど、</w:t>
+      </w:r>
+      <w:r>
+        <w:t xml:space="preserve"> </w:t>
+      </w:r>
+      <w:r>
+        <w:rPr>
+          <w:rFonts w:hint="eastAsia"/>
+        </w:rPr>
+        <w:t xml:space="preserve">スマートフォンに標準搭載されているセンサだけを用いる方式であれば、追加の設備投資も事前の電波調査も不要であり、利用者が普段持ち歩いている</w:t>
+      </w:r>
+      <w:r>
+        <w:t xml:space="preserve"> </w:t>
+      </w:r>
+      <w:r>
+        <w:rPr>
+          <w:rFonts w:hint="eastAsia"/>
+        </w:rPr>
+        <w:t xml:space="preserve">端末をそのまま使える点で導入の敷居が低い。</w:t>
+      </w:r>
+      <w:r>
+        <w:t xml:space="preserve"> </w:t>
+      </w:r>
+      <w:r>
+        <w:rPr>
+          <w:rFonts w:hint="eastAsia"/>
+        </w:rPr>
+        <w:t xml:space="preserve">そのため本研究では、スマートフォン単体による屋内測位を対象とした。</w:t>
       </w:r>
     </w:p>
     <w:bookmarkEnd w:id="9"/>
@@ -438,34 +440,7 @@
         <w:rPr>
           <w:rFonts w:hint="eastAsia"/>
         </w:rPr>
-        <w:t xml:space="preserve">GPSは、地球を周回する複数の測位衛星から送信される信号の到達時間から衛星と受信機</w:t>
-      </w:r>
-      <w:r>
-        <w:t xml:space="preserve"> </w:t>
-      </w:r>
-      <w:r>
-        <w:rPr>
-          <w:rFonts w:hint="eastAsia"/>
-        </w:rPr>
-        <w:t xml:space="preserve">の距離(擬似距離)を求め、4機以上の衛星について同時にこれを解くことで受信機の</w:t>
-      </w:r>
-      <w:r>
-        <w:t xml:space="preserve"> </w:t>
-      </w:r>
-      <w:r>
-        <w:rPr>
-          <w:rFonts w:hint="eastAsia"/>
-        </w:rPr>
-        <w:t xml:space="preserve">3次元位置と受信機時計の誤差を決定する方式である。この原理は、衛星からの信号が</w:t>
-      </w:r>
-      <w:r>
-        <w:t xml:space="preserve"> </w:t>
-      </w:r>
-      <w:r>
-        <w:rPr>
-          <w:rFonts w:hint="eastAsia"/>
-        </w:rPr>
-        <w:t xml:space="preserve">直進して受信機に届くことを前提としている。</w:t>
+        <w:t xml:space="preserve">国土地理院[3]は、GPSの仕組みを次のように説明している。</w:t>
       </w:r>
     </w:p>
     <w:p>
@@ -476,61 +451,52 @@
         <w:rPr>
           <w:rFonts w:hint="eastAsia"/>
         </w:rPr>
-        <w:t xml:space="preserve">建物の内部では、この前提が二重に崩れる。第一に、衛星信号はきわめて微弱な電波で</w:t>
-      </w:r>
-      <w:r>
-        <w:t xml:space="preserve"> </w:t>
-      </w:r>
-      <w:r>
-        <w:rPr>
-          <w:rFonts w:hint="eastAsia"/>
-        </w:rPr>
-        <w:t xml:space="preserve">あり、屋根・天井・壁などの構造物によって大きく減衰する。受信できる衛星数が4機を</w:t>
-      </w:r>
-      <w:r>
-        <w:t xml:space="preserve"> </w:t>
-      </w:r>
-      <w:r>
-        <w:rPr>
-          <w:rFonts w:hint="eastAsia"/>
-        </w:rPr>
-        <w:t xml:space="preserve">下回れば測位そのものが成立せず、受信できたとしても衛星配置が偏るため精度は大きく</w:t>
-      </w:r>
-      <w:r>
-        <w:t xml:space="preserve"> </w:t>
-      </w:r>
-      <w:r>
-        <w:rPr>
-          <w:rFonts w:hint="eastAsia"/>
-        </w:rPr>
-        <w:t xml:space="preserve">劣化する。第二に、直進して届かなかった信号が壁や周囲の建物で反射して受信機へ到達</w:t>
-      </w:r>
-      <w:r>
-        <w:t xml:space="preserve"> </w:t>
-      </w:r>
-      <w:r>
-        <w:rPr>
-          <w:rFonts w:hint="eastAsia"/>
-        </w:rPr>
-        <w:t xml:space="preserve">する、いわゆるマルチパスが生じる。反射した信号は本来の直線距離より長い経路を通って</w:t>
-      </w:r>
-      <w:r>
-        <w:t xml:space="preserve"> </w:t>
-      </w:r>
-      <w:r>
-        <w:rPr>
-          <w:rFonts w:hint="eastAsia"/>
-        </w:rPr>
-        <w:t xml:space="preserve">いるため擬似距離が実際より長く見積もられ、測位結果に大きな誤差が生じる。しかも</w:t>
-      </w:r>
-      <w:r>
-        <w:t xml:space="preserve"> </w:t>
-      </w:r>
-      <w:r>
-        <w:rPr>
-          <w:rFonts w:hint="eastAsia"/>
-        </w:rPr>
-        <w:t xml:space="preserve">受信機側からは、その信号が直達波なのか反射波なのかを区別することが難しい。</w:t>
+        <w:t xml:space="preserve">「スマートフォンやカーナビゲーションでおなじみのGPS機能は、高度約20,000kmの軌道を</w:t>
+      </w:r>
+      <w:r>
+        <w:t xml:space="preserve"> </w:t>
+      </w:r>
+      <w:r>
+        <w:rPr>
+          <w:rFonts w:hint="eastAsia"/>
+        </w:rPr>
+        <w:t xml:space="preserve">回っている24機の人工衛星(GPS衛星)から発信される電波を使っています。それぞれの</w:t>
+      </w:r>
+      <w:r>
+        <w:t xml:space="preserve"> </w:t>
+      </w:r>
+      <w:r>
+        <w:rPr>
+          <w:rFonts w:hint="eastAsia"/>
+        </w:rPr>
+        <w:t xml:space="preserve">衛星からは、軌道上の正確な位置と精密な時刻の情報が発信され、スマートフォンなどに</w:t>
+      </w:r>
+      <w:r>
+        <w:t xml:space="preserve"> </w:t>
+      </w:r>
+      <w:r>
+        <w:rPr>
+          <w:rFonts w:hint="eastAsia"/>
+        </w:rPr>
+        <w:t xml:space="preserve">内蔵されたアンテナでこの信号を受信すれば、受信機と衛星との距離が分かります。時間</w:t>
+      </w:r>
+      <w:r>
+        <w:t xml:space="preserve"> </w:t>
+      </w:r>
+      <w:r>
+        <w:rPr>
+          <w:rFonts w:hint="eastAsia"/>
+        </w:rPr>
+        <w:t xml:space="preserve">補正用の衛星を加えた計4機の衛星からの電波が受信できれば、(中略)4本の距離が交わる</w:t>
+      </w:r>
+      <w:r>
+        <w:t xml:space="preserve"> </w:t>
+      </w:r>
+      <w:r>
+        <w:rPr>
+          <w:rFonts w:hint="eastAsia"/>
+        </w:rPr>
+        <w:t xml:space="preserve">点として地上の位置が分かります。」</w:t>
       </w:r>
     </w:p>
     <w:p>
@@ -541,16 +507,83 @@
         <w:rPr>
           <w:rFonts w:hint="eastAsia"/>
         </w:rPr>
-        <w:t xml:space="preserve">つまり屋内でのGPS測位は「測れない」だけでなく、「測れているように見えて大きく</w:t>
-      </w:r>
-      <w:r>
-        <w:t xml:space="preserve"> </w:t>
-      </w:r>
-      <w:r>
-        <w:rPr>
-          <w:rFonts w:hint="eastAsia"/>
-        </w:rPr>
-        <w:t xml:space="preserve">間違っている」ことがある点が問題であり、そのまま屋内案内に用いることはできない。</w:t>
+        <w:t xml:space="preserve">この原理は、衛星からの電波が遮られずに、直接受信機に届くことを前提としている。</w:t>
+      </w:r>
+    </w:p>
+    <w:p>
+      <w:pPr>
+        <w:pStyle w:val="BodyText"/>
+      </w:pPr>
+      <w:r>
+        <w:rPr>
+          <w:rFonts w:hint="eastAsia"/>
+        </w:rPr>
+        <w:t xml:space="preserve">建物の内部では、この前提が大きく崩れる。一つ目の要因は、衛星信号がきわめて微弱な電波で</w:t>
+      </w:r>
+      <w:r>
+        <w:t xml:space="preserve"> </w:t>
+      </w:r>
+      <w:r>
+        <w:rPr>
+          <w:rFonts w:hint="eastAsia"/>
+        </w:rPr>
+        <w:t xml:space="preserve">あり、屋根・天井・壁などの構造物によって大きく減衰することである[4]。受信できる衛星数が4機を</w:t>
+      </w:r>
+      <w:r>
+        <w:t xml:space="preserve"> </w:t>
+      </w:r>
+      <w:r>
+        <w:rPr>
+          <w:rFonts w:hint="eastAsia"/>
+        </w:rPr>
+        <w:t xml:space="preserve">下回れば測位そのものが成立しない[4]。二つ目の要因は、直進して届かなかった信号が壁や周囲の建物で反射して受信機へ到達</w:t>
+      </w:r>
+      <w:r>
+        <w:t xml:space="preserve"> </w:t>
+      </w:r>
+      <w:r>
+        <w:rPr>
+          <w:rFonts w:hint="eastAsia"/>
+        </w:rPr>
+        <w:t xml:space="preserve">する、いわゆるマルチパスである。反射した信号は本来の直線距離より長い経路を通って</w:t>
+      </w:r>
+      <w:r>
+        <w:t xml:space="preserve"> </w:t>
+      </w:r>
+      <w:r>
+        <w:rPr>
+          <w:rFonts w:hint="eastAsia"/>
+        </w:rPr>
+        <w:t xml:space="preserve">いるため衛星との距離が実際より長く見積もられ、測位結果に大きな誤差を生じさせる。しかも</w:t>
+      </w:r>
+      <w:r>
+        <w:t xml:space="preserve"> </w:t>
+      </w:r>
+      <w:r>
+        <w:rPr>
+          <w:rFonts w:hint="eastAsia"/>
+        </w:rPr>
+        <w:t xml:space="preserve">受信機側からは、その信号が直達波なのか反射波なのかを区別することが難しい[4]。</w:t>
+      </w:r>
+    </w:p>
+    <w:p>
+      <w:pPr>
+        <w:pStyle w:val="BodyText"/>
+      </w:pPr>
+      <w:r>
+        <w:rPr>
+          <w:rFonts w:hint="eastAsia"/>
+        </w:rPr>
+        <w:t xml:space="preserve">すなわち屋内環境でのGPS測位は「測れない」だけでなく、「測れているように見えて大きく</w:t>
+      </w:r>
+      <w:r>
+        <w:t xml:space="preserve"> </w:t>
+      </w:r>
+      <w:r>
+        <w:rPr>
+          <w:rFonts w:hint="eastAsia"/>
+        </w:rPr>
+        <w:t xml:space="preserve">間違っている」ことがある点が問題であり[4]、そのまま屋内で用いることはできない。</w:t>
       </w:r>
     </w:p>
     <w:bookmarkEnd w:id="10"/>
@@ -616,7 +649,7 @@
         <w:rPr>
           <w:rFonts w:hint="eastAsia"/>
         </w:rPr>
-        <w:t xml:space="preserve">現在位置を求める。</w:t>
+        <w:t xml:space="preserve">現在位置を求める[5]。</w:t>
       </w:r>
     </w:p>
     <w:p>
@@ -627,7 +660,7 @@
         <w:rPr>
           <w:rFonts w:hint="eastAsia"/>
         </w:rPr>
-        <w:t xml:space="preserve">PDRの利点は、必要な情報がすべて歩行者自身に付随している点にある。衛星信号も、</w:t>
+        <w:t xml:space="preserve">PDRの利点は、必要な情報がすべて歩行者自身のみで完結している点にある。衛星信号も、</w:t>
       </w:r>
       <w:r>
         <w:t xml:space="preserve"> </w:t>
@@ -645,7 +678,7 @@
         <w:rPr>
           <w:rFonts w:hint="eastAsia"/>
         </w:rPr>
-        <w:t xml:space="preserve">搭載された加速度センサとジャイロセンサから得られる信号だけで、上記の3要素</w:t>
+        <w:t xml:space="preserve">搭載された加速度センサ・ジャイロセンサなどの内蔵センサから得られる信号だけで、上記の3要素</w:t>
       </w:r>
       <w:r>
         <w:t xml:space="preserve"> </w:t>
@@ -692,11 +725,11 @@
         <w:rPr>
           <w:rFonts w:hint="eastAsia"/>
         </w:rPr>
-        <w:t xml:space="preserve">が、屋内測位を広く普及させるうえで本質的な利点になると考えたためである。</w:t>
+        <w:t xml:space="preserve">が、屋内測位を広く普及させるうえでの重要な利点になると考えたためである。</w:t>
       </w:r>
     </w:p>
     <w:bookmarkEnd w:id="11"/>
-    <w:bookmarkStart w:id="12" w:name="pdrの課題"/>
+    <w:bookmarkStart w:id="15" w:name="pdrの課題"/>
     <w:p>
       <w:pPr>
         <w:pStyle w:val="Heading2"/>
@@ -728,7 +761,16 @@
         <w:rPr>
           <w:rFonts w:hint="eastAsia"/>
         </w:rPr>
-        <w:t xml:space="preserve">に1歩分の変位を足し込む相対的な方式であるため、各要素の誤差が消えずに蓄積する。</w:t>
+        <w:t xml:space="preserve">に1歩分の変位を足し込む相対的な方式であるため、3要素(ステップ・歩幅・方位)それぞれの</w:t>
+      </w:r>
+      <w:r>
+        <w:t xml:space="preserve"> </w:t>
+      </w:r>
+      <w:r>
+        <w:rPr>
+          <w:rFonts w:hint="eastAsia"/>
+        </w:rPr>
+        <w:t xml:space="preserve">誤差が消えずに蓄積していく(累積誤差)という課題がある。</w:t>
       </w:r>
     </w:p>
     <w:p>
@@ -739,52 +781,72 @@
         <w:rPr>
           <w:rFonts w:hint="eastAsia"/>
         </w:rPr>
-        <w:t xml:space="preserve">歩数の誤差は、加速度信号のどのピークを1歩と数えるかという判定に依存する。閾値の</w:t>
-      </w:r>
-      <w:r>
-        <w:t xml:space="preserve"> </w:t>
-      </w:r>
-      <w:r>
-        <w:rPr>
-          <w:rFonts w:hint="eastAsia"/>
-        </w:rPr>
-        <w:t xml:space="preserve">設定が緩ければ手ぶれや歩行以外の振動を歩数として数えてしまい、厳しすぎれば歩幅の</w:t>
-      </w:r>
-      <w:r>
-        <w:t xml:space="preserve"> </w:t>
-      </w:r>
-      <w:r>
-        <w:rPr>
-          <w:rFonts w:hint="eastAsia"/>
-        </w:rPr>
-        <w:t xml:space="preserve">小さい歩行を取りこぼす。歩幅の誤差については、加速度の振幅から歩幅を推定する経験式</w:t>
-      </w:r>
-      <w:r>
-        <w:t xml:space="preserve"> </w:t>
-      </w:r>
-      <w:r>
-        <w:rPr>
-          <w:rFonts w:hint="eastAsia"/>
-        </w:rPr>
-        <w:t xml:space="preserve">が一般に用いられるが、この式の係数は被験者の体格・歩き方や端末の保持方法に依存する</w:t>
-      </w:r>
-      <w:r>
-        <w:t xml:space="preserve"> </w:t>
-      </w:r>
-      <w:r>
-        <w:rPr>
-          <w:rFonts w:hint="eastAsia"/>
-        </w:rPr>
-        <w:t xml:space="preserve">ため、係数を求めた環境と異なる環境ではそのままでは使えない。方位の誤差については、</w:t>
-      </w:r>
-      <w:r>
-        <w:t xml:space="preserve"> </w:t>
-      </w:r>
-      <w:r>
-        <w:rPr>
-          <w:rFonts w:hint="eastAsia"/>
-        </w:rPr>
-        <w:t xml:space="preserve">ジャイロの角速度を積分して方位を求める過程で、センサのバイアスが時間に比例した方位</w:t>
+        <w:t xml:space="preserve">ステップの誤差は、加速度信号のどのピークを1歩と数えるかという判定に依存する。閾値の</w:t>
+      </w:r>
+      <w:r>
+        <w:t xml:space="preserve"> </w:t>
+      </w:r>
+      <w:r>
+        <w:rPr>
+          <w:rFonts w:hint="eastAsia"/>
+        </w:rPr>
+        <w:t xml:space="preserve">設定が緩ければ手ぶれや歩行以外の振動をステップとして数えてしまい、厳しすぎれば歩幅の</w:t>
+      </w:r>
+      <w:r>
+        <w:t xml:space="preserve"> </w:t>
+      </w:r>
+      <w:r>
+        <w:rPr>
+          <w:rFonts w:hint="eastAsia"/>
+        </w:rPr>
+        <w:t xml:space="preserve">小さい歩行を取りこぼしてしまう[5]。歩幅は、加速度の振幅から経験式で推定する方法が</w:t>
+      </w:r>
+      <w:r>
+        <w:t xml:space="preserve"> </w:t>
+      </w:r>
+      <w:r>
+        <w:rPr>
+          <w:rFonts w:hint="eastAsia"/>
+        </w:rPr>
+        <w:t xml:space="preserve">用いられるが[5]、この式の係数は被験者の体格・歩き方や端末の保持方法などに強く依存するため、係数を</w:t>
+      </w:r>
+      <w:r>
+        <w:t xml:space="preserve"> </w:t>
+      </w:r>
+      <w:r>
+        <w:rPr>
+          <w:rFonts w:hint="eastAsia"/>
+        </w:rPr>
+        <w:t xml:space="preserve">求めた条件と異なる条件ではそのままでは使えない。一方で、利用者や端末ごとに式の係数を</w:t>
+      </w:r>
+      <w:r>
+        <w:t xml:space="preserve"> </w:t>
+      </w:r>
+      <w:r>
+        <w:rPr>
+          <w:rFonts w:hint="eastAsia"/>
+        </w:rPr>
+        <w:t xml:space="preserve">同定し直すのは手間が大きい(本研究では、式の係数は変えずに全データ共通の校正ゲインを</w:t>
+      </w:r>
+      <w:r>
+        <w:t xml:space="preserve"> </w:t>
+      </w:r>
+      <w:r>
+        <w:rPr>
+          <w:rFonts w:hint="eastAsia"/>
+        </w:rPr>
+        <w:t xml:space="preserve">1つ掛けることで対処する。4.3節)。</w:t>
+      </w:r>
+    </w:p>
+    <w:p>
+      <w:pPr>
+        <w:pStyle w:val="BodyText"/>
+      </w:pPr>
+      <w:r>
+        <w:rPr>
+          <w:rFonts w:hint="eastAsia"/>
+        </w:rPr>
+        <w:t xml:space="preserve">方位の誤差については、ジャイロの角速度を積分して方位を求める過程で、センサのバイアスが時間に比例した方位</w:t>
       </w:r>
       <w:r>
         <w:t xml:space="preserve"> </w:t>
@@ -813,7 +875,7 @@
         <w:rPr>
           <w:rFonts w:hint="eastAsia"/>
         </w:rPr>
-        <w:t xml:space="preserve">である。歩数を1歩多く数えれば、その分の距離はそれ以降のすべての推定位置にずれとして</w:t>
+        <w:t xml:space="preserve">である。ステップを1つ多く数えれば、その分の距離はそれ以降のすべての推定位置にずれとして</w:t>
       </w:r>
       <w:r>
         <w:t xml:space="preserve"> </w:t>
@@ -831,7 +893,7 @@
         <w:rPr>
           <w:rFonts w:hint="eastAsia"/>
         </w:rPr>
-        <w:t xml:space="preserve">いく。したがってPDR単体では、歩行距離が伸びるほど誤差が単調に増大し、長い経路では</w:t>
+        <w:t xml:space="preserve">いく(図1.1)。したがってPDR単体では、歩行距離が伸びるほど誤差が増大する傾向にあり、長い経路では</w:t>
       </w:r>
       <w:r>
         <w:t xml:space="preserve"> </w:t>
@@ -845,6 +907,73 @@
     </w:p>
     <w:p>
       <w:pPr>
+        <w:pStyle w:val="CaptionedFigure"/>
+      </w:pPr>
+      <w:r>
+        <w:drawing>
+          <wp:inline>
+            <wp:extent cx="5334000" cy="2134942"/>
+            <wp:effectExtent b="0" l="0" r="0" t="0"/>
+            <wp:docPr descr="図1.1 方位のずれによるPDRの累積誤差(模式図)。方位が一定の3度だけずれた場合で、見やすくするため廊下の幅方向を拡大して描いている" title="" id="13" name="Picture"/>
+            <a:graphic>
+              <a:graphicData uri="http://schemas.openxmlformats.org/drawingml/2006/picture">
+                <pic:pic>
+                  <pic:nvPicPr>
+                    <pic:cNvPr descr="../figures/fig1_1_cumulative_error.png" id="14" name="Picture"/>
+                    <pic:cNvPicPr>
+                      <a:picLocks noChangeArrowheads="1" noChangeAspect="1"/>
+                    </pic:cNvPicPr>
+                  </pic:nvPicPr>
+                  <pic:blipFill>
+                    <a:blip r:embed="rId12"/>
+                    <a:stretch>
+                      <a:fillRect/>
+                    </a:stretch>
+                  </pic:blipFill>
+                  <pic:spPr bwMode="auto">
+                    <a:xfrm>
+                      <a:off x="0" y="0"/>
+                      <a:ext cx="5334000" cy="2134942"/>
+                    </a:xfrm>
+                    <a:prstGeom prst="rect">
+                      <a:avLst/>
+                    </a:prstGeom>
+                    <a:noFill/>
+                    <a:ln w="9525">
+                      <a:noFill/>
+                      <a:headEnd/>
+                      <a:tailEnd/>
+                    </a:ln>
+                  </pic:spPr>
+                </pic:pic>
+              </a:graphicData>
+            </a:graphic>
+          </wp:inline>
+        </w:drawing>
+      </w:r>
+    </w:p>
+    <w:p>
+      <w:pPr>
+        <w:pStyle w:val="ImageCaption"/>
+      </w:pPr>
+      <w:r>
+        <w:rPr>
+          <w:rFonts w:hint="eastAsia"/>
+        </w:rPr>
+        <w:t xml:space="preserve">図1.1</w:t>
+      </w:r>
+      <w:r>
+        <w:t xml:space="preserve"> </w:t>
+      </w:r>
+      <w:r>
+        <w:rPr>
+          <w:rFonts w:hint="eastAsia"/>
+        </w:rPr>
+        <w:t xml:space="preserve">方位のずれによるPDRの累積誤差(模式図)。方位が一定の3度だけずれた場合で、見やすくするため廊下の幅方向を拡大して描いている</w:t>
+      </w:r>
+    </w:p>
+    <w:p>
+      <w:pPr>
         <w:pStyle w:val="BodyText"/>
       </w:pPr>
       <w:r>
@@ -860,7 +989,16 @@
         <w:rPr>
           <w:rFonts w:hint="eastAsia"/>
         </w:rPr>
-        <w:t xml:space="preserve">本研究では、その情報として建物の地図を用いる。歩行者は壁を通り抜けることができず、</w:t>
+        <w:t xml:space="preserve">本研究では、その情報として建物の地図を用いる。地図を用いてPDRの誤差を抑える試みは</w:t>
+      </w:r>
+      <w:r>
+        <w:t xml:space="preserve"> </w:t>
+      </w:r>
+      <w:r>
+        <w:rPr>
+          <w:rFonts w:hint="eastAsia"/>
+        </w:rPr>
+        <w:t xml:space="preserve">先行研究でも行われている[6][7]。歩行者は壁を通り抜けることができず、</w:t>
       </w:r>
       <w:r>
         <w:t xml:space="preserve"> </w:t>
@@ -890,8 +1028,8 @@
         <w:t xml:space="preserve">フィルタを用いる。</w:t>
       </w:r>
     </w:p>
-    <w:bookmarkEnd w:id="12"/>
-    <w:bookmarkStart w:id="13" w:name="研究目的"/>
+    <w:bookmarkEnd w:id="15"/>
+    <w:bookmarkStart w:id="19" w:name="研究目的"/>
     <w:p>
       <w:pPr>
         <w:pStyle w:val="Heading2"/>
@@ -914,16 +1052,25 @@
         <w:rPr>
           <w:rFonts w:hint="eastAsia"/>
         </w:rPr>
-        <w:t xml:space="preserve">本研究の目的は、スマートフォンのIMU(加速度センサ・ジャイロセンサ)と建物の二値地図</w:t>
-      </w:r>
-      <w:r>
-        <w:t xml:space="preserve"> </w:t>
-      </w:r>
-      <w:r>
-        <w:rPr>
-          <w:rFonts w:hint="eastAsia"/>
-        </w:rPr>
-        <w:t xml:space="preserve">だけを入力とし、建物ごとの人手による作業を必要としない屋内測位方式を提案して、その</w:t>
+        <w:t xml:space="preserve">本研究の目的は、スマートフォンの内蔵センサ(加速度センサ・ジャイロセンサ、およびOSが複数のセンサを</w:t>
+      </w:r>
+      <w:r>
+        <w:t xml:space="preserve"> </w:t>
+      </w:r>
+      <w:r>
+        <w:rPr>
+          <w:rFonts w:hint="eastAsia"/>
+        </w:rPr>
+        <w:t xml:space="preserve">統合して出力する端末姿勢)と建物の二値地図(白黒)だけを入力とし(このほかに与えるのは</w:t>
+      </w:r>
+      <w:r>
+        <w:t xml:space="preserve"> </w:t>
+      </w:r>
+      <w:r>
+        <w:rPr>
+          <w:rFonts w:hint="eastAsia"/>
+        </w:rPr>
+        <w:t xml:space="preserve">初期位置と初期方位のみ)、建物ごとの人手による作業を必要としない屋内測位方式を提案して、その</w:t>
       </w:r>
       <w:r>
         <w:t xml:space="preserve"> </w:t>
@@ -1023,7 +1170,7 @@
         <w:rPr>
           <w:rFonts w:hint="eastAsia"/>
         </w:rPr>
-        <w:t xml:space="preserve">提案方式は、先行研究であるSmartPDR[1]と移動様態適応型パーティクルフィルタ[2]を土台と</w:t>
+        <w:t xml:space="preserve">提案方式は、先行研究であるSmartPDR[5]と移動様態適応型パーティクルフィルタ[6]を土台と</w:t>
       </w:r>
       <w:r>
         <w:t xml:space="preserve"> </w:t>
@@ -1097,43 +1244,43 @@
         <w:rPr>
           <w:rFonts w:hint="eastAsia"/>
         </w:rPr>
-        <w:t xml:space="preserve">このうち(1)が、人が描いて与える経路への依存を外すための中心的な要素である。このほか、</w:t>
-      </w:r>
-      <w:r>
-        <w:t xml:space="preserve"> </w:t>
-      </w:r>
-      <w:r>
-        <w:rPr>
-          <w:rFonts w:hint="eastAsia"/>
-        </w:rPr>
-        <w:t xml:space="preserve">壁からの距離に応じた連続的な重み付けと、手ぶれに強い移動様態の判定も本研究で加えた</w:t>
-      </w:r>
-      <w:r>
-        <w:t xml:space="preserve"> </w:t>
-      </w:r>
-      <w:r>
-        <w:rPr>
-          <w:rFonts w:hint="eastAsia"/>
-        </w:rPr>
-        <w:t xml:space="preserve">ものであるが、これらは比較に用いる従来方式とも共通の処理としている。さらに、抽出した</w:t>
-      </w:r>
-      <w:r>
-        <w:t xml:space="preserve"> </w:t>
-      </w:r>
-      <w:r>
-        <w:rPr>
-          <w:rFonts w:hint="eastAsia"/>
-        </w:rPr>
-        <w:t xml:space="preserve">通路の中心線や通路のグラフを用いた方位の補正、分岐点で複数の経路の仮説を保ち、センサ</w:t>
-      </w:r>
-      <w:r>
-        <w:t xml:space="preserve"> </w:t>
-      </w:r>
-      <w:r>
-        <w:rPr>
-          <w:rFonts w:hint="eastAsia"/>
-        </w:rPr>
-        <w:t xml:space="preserve">から得られる方位との一致度で選別する処理も実装した。ただし、これらは既存のデータで</w:t>
+        <w:t xml:space="preserve">このうち(1)が、人が描いて与える経路への依存を外すための中心的な要素である(図1.2)。このほか、</w:t>
+      </w:r>
+      <w:r>
+        <w:t xml:space="preserve"> </w:t>
+      </w:r>
+      <w:r>
+        <w:rPr>
+          <w:rFonts w:hint="eastAsia"/>
+        </w:rPr>
+        <w:t xml:space="preserve">壁からの距離に応じた連続的な重み付けと、歩行中の体の揺れで誤判定しにくい移動様態の判定も</w:t>
+      </w:r>
+      <w:r>
+        <w:t xml:space="preserve"> </w:t>
+      </w:r>
+      <w:r>
+        <w:rPr>
+          <w:rFonts w:hint="eastAsia"/>
+        </w:rPr>
+        <w:t xml:space="preserve">本研究で加えたものであるが、これらは比較に用いる従来方式とも共通の処理としている。さらに、</w:t>
+      </w:r>
+      <w:r>
+        <w:t xml:space="preserve"> </w:t>
+      </w:r>
+      <w:r>
+        <w:rPr>
+          <w:rFonts w:hint="eastAsia"/>
+        </w:rPr>
+        <w:t xml:space="preserve">広い部屋の除外、抽出した通路の中心線や通路のグラフを用いた方位の補正、分岐点で複数の経路の</w:t>
+      </w:r>
+      <w:r>
+        <w:t xml:space="preserve"> </w:t>
+      </w:r>
+      <w:r>
+        <w:rPr>
+          <w:rFonts w:hint="eastAsia"/>
+        </w:rPr>
+        <w:t xml:space="preserve">仮説を保ち、センサから得られる方位との一致度で選別する処理も実装した。ただし、これらは既存のデータで</w:t>
       </w:r>
       <w:r>
         <w:t xml:space="preserve"> </w:t>
@@ -1156,13 +1303,80 @@
     </w:p>
     <w:p>
       <w:pPr>
+        <w:pStyle w:val="CaptionedFigure"/>
+      </w:pPr>
+      <w:r>
+        <w:drawing>
+          <wp:inline>
+            <wp:extent cx="5334000" cy="4228580"/>
+            <wp:effectExtent b="0" l="0" r="0" t="0"/>
+            <wp:docPr descr="図1.2 地図の与え方の違い(専門科目棟4階)。(a)人が描いた経路を一定の幅で膨らませた帯、(b)二値地図から自動抽出した経路帯(図5.1と同じ)" title="" id="17" name="Picture"/>
+            <a:graphic>
+              <a:graphicData uri="http://schemas.openxmlformats.org/drawingml/2006/picture">
+                <pic:pic>
+                  <pic:nvPicPr>
+                    <pic:cNvPr descr="../figures/fig1_2_route_input.png" id="18" name="Picture"/>
+                    <pic:cNvPicPr>
+                      <a:picLocks noChangeArrowheads="1" noChangeAspect="1"/>
+                    </pic:cNvPicPr>
+                  </pic:nvPicPr>
+                  <pic:blipFill>
+                    <a:blip r:embed="rId16"/>
+                    <a:stretch>
+                      <a:fillRect/>
+                    </a:stretch>
+                  </pic:blipFill>
+                  <pic:spPr bwMode="auto">
+                    <a:xfrm>
+                      <a:off x="0" y="0"/>
+                      <a:ext cx="5334000" cy="4228580"/>
+                    </a:xfrm>
+                    <a:prstGeom prst="rect">
+                      <a:avLst/>
+                    </a:prstGeom>
+                    <a:noFill/>
+                    <a:ln w="9525">
+                      <a:noFill/>
+                      <a:headEnd/>
+                      <a:tailEnd/>
+                    </a:ln>
+                  </pic:spPr>
+                </pic:pic>
+              </a:graphicData>
+            </a:graphic>
+          </wp:inline>
+        </w:drawing>
+      </w:r>
+    </w:p>
+    <w:p>
+      <w:pPr>
+        <w:pStyle w:val="ImageCaption"/>
+      </w:pPr>
+      <w:r>
+        <w:rPr>
+          <w:rFonts w:hint="eastAsia"/>
+        </w:rPr>
+        <w:t xml:space="preserve">図1.2</w:t>
+      </w:r>
+      <w:r>
+        <w:t xml:space="preserve"> </w:t>
+      </w:r>
+      <w:r>
+        <w:rPr>
+          <w:rFonts w:hint="eastAsia"/>
+        </w:rPr>
+        <w:t xml:space="preserve">地図の与え方の違い(専門科目棟4階)。(a)人が描いた経路を一定の幅で膨らませた帯、(b)二値地図から自動抽出した経路帯(図5.1と同じ)</w:t>
+      </w:r>
+    </w:p>
+    <w:p>
+      <w:pPr>
         <w:pStyle w:val="BodyText"/>
       </w:pPr>
       <w:r>
         <w:rPr>
           <w:rFonts w:hint="eastAsia"/>
         </w:rPr>
-        <w:t xml:space="preserve">評価は、著者の所属する学校の管理棟4階を実験環境として行う。この環境は長い直線廊下と</w:t>
+        <w:t xml:space="preserve">評価は、著者の所属する徳山工業高等専門学校の専門科目棟4階を実験環境として行う。この環境は長い直線廊下と</w:t>
       </w:r>
       <w:r>
         <w:t xml:space="preserve"> </w:t>
@@ -1245,16 +1459,16 @@
         <w:rPr>
           <w:rFonts w:hint="eastAsia"/>
         </w:rPr>
-        <w:t xml:space="preserve">距離の異なる複数の経路を計測し、結果が特定の一経路に合わせ込んだものになっていない</w:t>
-      </w:r>
-      <w:r>
-        <w:t xml:space="preserve"> </w:t>
-      </w:r>
-      <w:r>
-        <w:rPr>
-          <w:rFonts w:hint="eastAsia"/>
-        </w:rPr>
-        <w:t xml:space="preserve">ことを確認する。方式の設定は評価用のデータを見る前に決め、評価用のデータの結果を見て</w:t>
+        <w:t xml:space="preserve">距離の異なる複数の経路を計測し、結果が特定の一経路に依存していないことを確認する。</w:t>
+      </w:r>
+      <w:r>
+        <w:t xml:space="preserve"> </w:t>
+      </w:r>
+      <w:r>
+        <w:rPr>
+          <w:rFonts w:hint="eastAsia"/>
+        </w:rPr>
+        <w:t xml:space="preserve">方式の設定は評価用のデータを見る前に決め、評価用のデータの結果を見て</w:t>
       </w:r>
       <w:r>
         <w:t xml:space="preserve"> </w:t>
@@ -1322,8 +1536,8 @@
         <w:t xml:space="preserve">この点は8.7節で本研究の限界として述べる。</w:t>
       </w:r>
     </w:p>
-    <w:bookmarkEnd w:id="13"/>
-    <w:bookmarkStart w:id="14" w:name="本論文の構成"/>
+    <w:bookmarkEnd w:id="19"/>
+    <w:bookmarkStart w:id="20" w:name="本論文の構成"/>
     <w:p>
       <w:pPr>
         <w:pStyle w:val="Heading2"/>
@@ -1373,7 +1587,7 @@
         <w:rPr>
           <w:rFonts w:hint="eastAsia"/>
         </w:rPr>
-        <w:t xml:space="preserve">補正する研究を取り上げ、本研究との違いを整理する。第3章では、実験環境である管理棟4階、</w:t>
+        <w:t xml:space="preserve">補正する研究を取り上げ、本研究との違いを整理する。第3章では、実験環境である専門科目棟4階、</w:t>
       </w:r>
       <w:r>
         <w:t xml:space="preserve"> </w:t>
@@ -1409,16 +1623,16 @@
         <w:rPr>
           <w:rFonts w:hint="eastAsia"/>
         </w:rPr>
-        <w:t xml:space="preserve">提案する方式(経路帯の自動抽出と、不確実性に基づく粒子数変更)と、その変種(地図を</w:t>
-      </w:r>
-      <w:r>
-        <w:t xml:space="preserve"> </w:t>
-      </w:r>
-      <w:r>
-        <w:rPr>
-          <w:rFonts w:hint="eastAsia"/>
-        </w:rPr>
-        <w:t xml:space="preserve">用いた方位補正、複数経路仮説)を述べる。第6章では実験の方法、比較する方式、パラメータ、</w:t>
+        <w:t xml:space="preserve">提案する方式(経路帯の自動抽出と、不確実性に基づく粒子数変更)と、その変種(広い部屋の除外、</w:t>
+      </w:r>
+      <w:r>
+        <w:t xml:space="preserve"> </w:t>
+      </w:r>
+      <w:r>
+        <w:rPr>
+          <w:rFonts w:hint="eastAsia"/>
+        </w:rPr>
+        <w:t xml:space="preserve">地図を用いた方位補正、複数経路仮説)を述べる。第6章では実験の方法、比較する方式、パラメータ、</w:t>
       </w:r>
       <w:r>
         <w:t xml:space="preserve"> </w:t>
@@ -1446,9 +1660,9 @@
         </w:pict>
       </w:r>
     </w:p>
-    <w:bookmarkEnd w:id="14"/>
-    <w:bookmarkEnd w:id="15"/>
-    <w:bookmarkStart w:id="22" w:name="第2章-関連技術と先行研究"/>
+    <w:bookmarkEnd w:id="20"/>
+    <w:bookmarkEnd w:id="21"/>
+    <w:bookmarkStart w:id="39" w:name="第2章-関連技術と先行研究"/>
     <w:p>
       <w:pPr>
         <w:pStyle w:val="Heading1"/>
@@ -1469,7 +1683,7 @@
         <w:t xml:space="preserve">関連技術と先行研究</w:t>
       </w:r>
     </w:p>
-    <w:bookmarkStart w:id="16" w:name="gpsによる測位"/>
+    <w:bookmarkStart w:id="22" w:name="gpsによる測位"/>
     <w:p>
       <w:pPr>
         <w:pStyle w:val="Heading2"/>
@@ -1555,7 +1769,7 @@
         <w:rPr>
           <w:rFonts w:hint="eastAsia"/>
         </w:rPr>
-        <w:t xml:space="preserve">距離を擬似距離と呼ぶ。</w:t>
+        <w:t xml:space="preserve">距離を擬似距離と呼ぶ[8]。</w:t>
       </w:r>
     </w:p>
     <w:p>
@@ -1575,26 +1789,29 @@
         <w:rPr>
           <w:rFonts w:hint="eastAsia"/>
         </w:rPr>
-        <w:t xml:space="preserve">反射波の受信によるマルチパス誤差の2つである。特にマルチパスは、擬似距離を実際より</w:t>
-      </w:r>
-      <w:r>
-        <w:t xml:space="preserve"> </w:t>
-      </w:r>
-      <w:r>
-        <w:rPr>
-          <w:rFonts w:hint="eastAsia"/>
-        </w:rPr>
-        <w:t xml:space="preserve">長い側へ偏らせる系統的な誤差として働くため、多数回の測位結果を平均しても取り除く</w:t>
-      </w:r>
-      <w:r>
-        <w:t xml:space="preserve"> </w:t>
-      </w:r>
-      <w:r>
-        <w:t xml:space="preserve">ことができない。</w:t>
-      </w:r>
-    </w:p>
-    <w:bookmarkEnd w:id="16"/>
-    <w:bookmarkStart w:id="17" w:name="pdr"/>
+        <w:t xml:space="preserve">反射波の受信によるマルチパス誤差の2つである。特にマルチパスは、白色雑音のようにばらつくのではなく、擬似距離を実際より</w:t>
+      </w:r>
+      <w:r>
+        <w:t xml:space="preserve"> </w:t>
+      </w:r>
+      <w:r>
+        <w:rPr>
+          <w:rFonts w:hint="eastAsia"/>
+        </w:rPr>
+        <w:t xml:space="preserve">長い側へ偏らせる系統的な誤差として働くため[4][9]、多数回の測位結果を平均しても取り除く</w:t>
+      </w:r>
+      <w:r>
+        <w:t xml:space="preserve"> </w:t>
+      </w:r>
+      <w:r>
+        <w:rPr>
+          <w:rFonts w:hint="eastAsia"/>
+        </w:rPr>
+        <w:t xml:space="preserve">ことは難しい。</w:t>
+      </w:r>
+    </w:p>
+    <w:bookmarkEnd w:id="22"/>
+    <w:bookmarkStart w:id="26" w:name="pdr"/>
     <w:p>
       <w:pPr>
         <w:pStyle w:val="Heading2"/>
@@ -1733,7 +1950,7 @@
         <w:rPr>
           <w:rFonts w:hint="eastAsia"/>
         </w:rPr>
-        <w:t xml:space="preserve">更新される。</w:t>
+        <w:t xml:space="preserve">更新される[5]。</w:t>
       </w:r>
     </w:p>
     <w:p>
@@ -1966,7 +2183,16 @@
         <w:rPr>
           <w:rFonts w:hint="eastAsia"/>
         </w:rPr>
-        <w:t xml:space="preserve">は地図座標系における進行方向の角度である。この式が示すとおり、PDRの実装は</w:t>
+        <w:t xml:space="preserve">は地図座標系における進行方向の角度であり、x軸の正の向きから測る(図2.1。文献[5]の式(29)は</w:t>
+      </w:r>
+      <w:r>
+        <w:t xml:space="preserve"> </w:t>
+      </w:r>
+      <w:r>
+        <w:rPr>
+          <w:rFonts w:hint="eastAsia"/>
+        </w:rPr>
+        <w:t xml:space="preserve">方位を北から測るため、sinとcosが入れ替わった形で書かれている)。この式が示すとおり、PDRの実装は</w:t>
       </w:r>
       <w:r>
         <w:t xml:space="preserve"> </w:t>
@@ -1984,7 +2210,74 @@
         <w:rPr>
           <w:rFonts w:hint="eastAsia"/>
         </w:rPr>
-        <w:t xml:space="preserve">(歩幅推定)」「その歩の向きを求める処理(方位推定)」の3つに分解される。</w:t>
+        <w:t xml:space="preserve">(歩幅推定)」「その歩の向きを求める処理(方位推定)」の3つに分解される[5]。</w:t>
+      </w:r>
+    </w:p>
+    <w:p>
+      <w:pPr>
+        <w:pStyle w:val="CaptionedFigure"/>
+      </w:pPr>
+      <w:r>
+        <w:drawing>
+          <wp:inline>
+            <wp:extent cx="5334000" cy="2048093"/>
+            <wp:effectExtent b="0" l="0" r="0" t="0"/>
+            <wp:docPr descr="図2.1 PDRによる位置の更新(式(2.1))。地図座標系は地図画像と同じくyを下向きにとる" title="" id="24" name="Picture"/>
+            <a:graphic>
+              <a:graphicData uri="http://schemas.openxmlformats.org/drawingml/2006/picture">
+                <pic:pic>
+                  <pic:nvPicPr>
+                    <pic:cNvPr descr="../figures/fig2_1_pdr_update.png" id="25" name="Picture"/>
+                    <pic:cNvPicPr>
+                      <a:picLocks noChangeArrowheads="1" noChangeAspect="1"/>
+                    </pic:cNvPicPr>
+                  </pic:nvPicPr>
+                  <pic:blipFill>
+                    <a:blip r:embed="rId23"/>
+                    <a:stretch>
+                      <a:fillRect/>
+                    </a:stretch>
+                  </pic:blipFill>
+                  <pic:spPr bwMode="auto">
+                    <a:xfrm>
+                      <a:off x="0" y="0"/>
+                      <a:ext cx="5334000" cy="2048093"/>
+                    </a:xfrm>
+                    <a:prstGeom prst="rect">
+                      <a:avLst/>
+                    </a:prstGeom>
+                    <a:noFill/>
+                    <a:ln w="9525">
+                      <a:noFill/>
+                      <a:headEnd/>
+                      <a:tailEnd/>
+                    </a:ln>
+                  </pic:spPr>
+                </pic:pic>
+              </a:graphicData>
+            </a:graphic>
+          </wp:inline>
+        </w:drawing>
+      </w:r>
+    </w:p>
+    <w:p>
+      <w:pPr>
+        <w:pStyle w:val="ImageCaption"/>
+      </w:pPr>
+      <w:r>
+        <w:rPr>
+          <w:rFonts w:hint="eastAsia"/>
+        </w:rPr>
+        <w:t xml:space="preserve">図2.1</w:t>
+      </w:r>
+      <w:r>
+        <w:t xml:space="preserve"> </w:t>
+      </w:r>
+      <w:r>
+        <w:rPr>
+          <w:rFonts w:hint="eastAsia"/>
+        </w:rPr>
+        <w:t xml:space="preserve">PDRによる位置の更新(式(2.1))。地図座標系は地図画像と同じくyを下向きにとる</w:t>
       </w:r>
     </w:p>
     <w:p>
@@ -2004,25 +2297,25 @@
         <w:rPr>
           <w:rFonts w:hint="eastAsia"/>
         </w:rPr>
-        <w:t xml:space="preserve">センサ・地磁気センサ)から行う。歩幅は直接測定できる量ではないため、加速度信号の</w:t>
-      </w:r>
-      <w:r>
-        <w:t xml:space="preserve"> </w:t>
-      </w:r>
-      <w:r>
-        <w:rPr>
-          <w:rFonts w:hint="eastAsia"/>
-        </w:rPr>
-        <w:t xml:space="preserve">振幅や歩調といった観測量から経験式によって推定するのが一般的である。この3要素は</w:t>
-      </w:r>
-      <w:r>
-        <w:t xml:space="preserve"> </w:t>
-      </w:r>
-      <w:r>
-        <w:rPr>
-          <w:rFonts w:hint="eastAsia"/>
-        </w:rPr>
-        <w:t xml:space="preserve">いずれも独立した誤差要因を持ち、その誤差は上式の加算を通じて位置に蓄積していく。</w:t>
+        <w:t xml:space="preserve">センサ・地磁気センサ)から行う[5]。歩幅は直接測定できる量ではないため、加速度信号の</w:t>
+      </w:r>
+      <w:r>
+        <w:t xml:space="preserve"> </w:t>
+      </w:r>
+      <w:r>
+        <w:rPr>
+          <w:rFonts w:hint="eastAsia"/>
+        </w:rPr>
+        <w:t xml:space="preserve">振幅や歩調といった観測量から経験式によって推定するのが一般的である[5]。この3要素は</w:t>
+      </w:r>
+      <w:r>
+        <w:t xml:space="preserve"> </w:t>
+      </w:r>
+      <w:r>
+        <w:rPr>
+          <w:rFonts w:hint="eastAsia"/>
+        </w:rPr>
+        <w:t xml:space="preserve">いずれも独立した誤差要因を持ち、その誤差は上式の加算を通じて位置に蓄積していく[2]。</w:t>
       </w:r>
     </w:p>
     <w:p>
@@ -2086,7 +2379,16 @@
         <w:rPr>
           <w:rFonts w:hint="eastAsia"/>
         </w:rPr>
-        <w:t xml:space="preserve">と初期方位</w:t>
+        <w:t xml:space="preserve">はPDR自身では決定できず、外部から与える必要がある[5]。</w:t>
+      </w:r>
+      <w:r>
+        <w:t xml:space="preserve"> </w:t>
+      </w:r>
+      <w:r>
+        <w:rPr>
+          <w:rFonts w:hint="eastAsia"/>
+        </w:rPr>
+        <w:t xml:space="preserve">初期方位</w:t>
       </w:r>
       <m:oMath>
         <m:sSub>
@@ -2106,16 +2408,7 @@
         <w:rPr>
           <w:rFonts w:hint="eastAsia"/>
         </w:rPr>
-        <w:t xml:space="preserve">はPDR自身では決定できず、外部から</w:t>
-      </w:r>
-      <w:r>
-        <w:t xml:space="preserve"> </w:t>
-      </w:r>
-      <w:r>
-        <w:rPr>
-          <w:rFonts w:hint="eastAsia"/>
-        </w:rPr>
-        <w:t xml:space="preserve">与える必要がある。本研究では初期位置を地図上で指定し、初期方位は計測開始時の端末方位を地図上の</w:t>
+        <w:t xml:space="preserve">も、地磁気センサで絶対方位を得られない場合は外部から与える必要がある。本研究では初期位置を地図上で指定し、初期方位は計測開始時の端末方位を地図上の</w:t>
       </w:r>
       <w:r>
         <w:t xml:space="preserve"> </w:t>
@@ -2127,8 +2420,8 @@
         <w:t xml:space="preserve">既知の向きに対応づけることで与えている。</w:t>
       </w:r>
     </w:p>
-    <w:bookmarkEnd w:id="17"/>
-    <w:bookmarkStart w:id="18" w:name="smartpdr"/>
+    <w:bookmarkEnd w:id="26"/>
+    <w:bookmarkStart w:id="27" w:name="smartpdr"/>
     <w:p>
       <w:pPr>
         <w:pStyle w:val="Heading2"/>
@@ -2145,7 +2438,7 @@
         <w:rPr>
           <w:rFonts w:hint="eastAsia"/>
         </w:rPr>
-        <w:t xml:space="preserve">SmartPDR[1]は、KangとHanが提案した、スマートフォンの内蔵センサだけで動作する屋内向け</w:t>
+        <w:t xml:space="preserve">SmartPDR[5]は、KangとHanが提案した、スマートフォンの内蔵センサだけで動作する屋内向け</w:t>
       </w:r>
       <w:r>
         <w:t xml:space="preserve"> </w:t>
@@ -2255,16 +2548,16 @@
         <w:rPr>
           <w:rFonts w:hint="eastAsia"/>
         </w:rPr>
-        <w:t xml:space="preserve">下がっていること(傾き条件)、の3条件を満たす時刻を1歩とする。単一のしきい値による</w:t>
-      </w:r>
-      <w:r>
-        <w:t xml:space="preserve"> </w:t>
-      </w:r>
-      <w:r>
-        <w:rPr>
-          <w:rFonts w:hint="eastAsia"/>
-        </w:rPr>
-        <w:t xml:space="preserve">ピーク検出と比べ、手ぶれや端末の揺れによる誤検出を抑えることがこの3条件のねらいである。</w:t>
+        <w:t xml:space="preserve">下がっていること(傾き条件)、の3条件を満たす時刻を1歩とする。意味の小さいピークを除き、</w:t>
+      </w:r>
+      <w:r>
+        <w:t xml:space="preserve"> </w:t>
+      </w:r>
+      <w:r>
+        <w:rPr>
+          <w:rFonts w:hint="eastAsia"/>
+        </w:rPr>
+        <w:t xml:space="preserve">ランダムな雑音に左右されない1歩の時刻を得ることがこの3条件のねらいである[5]。</w:t>
       </w:r>
     </w:p>
     <w:p>
@@ -2275,7 +2568,7 @@
         <w:rPr>
           <w:rFonts w:hint="eastAsia"/>
         </w:rPr>
-        <w:t xml:space="preserve">歩幅推定では、1歩ごとのピークと谷の差(以下、衝撃量と呼び</w:t>
+        <w:t xml:space="preserve">歩幅推定では、1歩ごとのピークとその直前の谷の差(以下、衝撃量と呼び</w:t>
       </w:r>
       <m:oMath>
         <m:sSub>
@@ -2758,16 +3051,16 @@
         <w:rPr>
           <w:rFonts w:hint="eastAsia"/>
         </w:rPr>
-        <w:t xml:space="preserve">の方位の変化量に応じて4つの場合に分け、前回の推定値・地磁気・ジャイロのどれを用いるか</w:t>
-      </w:r>
-      <w:r>
-        <w:t xml:space="preserve"> </w:t>
-      </w:r>
-      <w:r>
-        <w:rPr>
-          <w:rFonts w:hint="eastAsia"/>
-        </w:rPr>
-        <w:t xml:space="preserve">を選ぶ。また1歩の方位には、ステップ信号が谷になる時刻の値を用いる。</w:t>
+        <w:t xml:space="preserve">の方位の変化量に応じて4つの場合に分け、前回の推定値・地磁気・ジャイロのどれを組み合わせて</w:t>
+      </w:r>
+      <w:r>
+        <w:t xml:space="preserve"> </w:t>
+      </w:r>
+      <w:r>
+        <w:rPr>
+          <w:rFonts w:hint="eastAsia"/>
+        </w:rPr>
+        <w:t xml:space="preserve">用いるかを選ぶ。また1歩の方位には、ステップ信号が谷になる時刻の値を用いる。</w:t>
       </w:r>
     </w:p>
     <w:p>
@@ -2814,16 +3107,16 @@
         <w:rPr>
           <w:rFonts w:hint="eastAsia"/>
         </w:rPr>
-        <w:t xml:space="preserve">mと報告されている[1]。ただし、これらの</w:t>
-      </w:r>
-      <w:r>
-        <w:t xml:space="preserve"> </w:t>
-      </w:r>
-      <w:r>
-        <w:rPr>
-          <w:rFonts w:hint="eastAsia"/>
-        </w:rPr>
-        <w:t xml:space="preserve">しきい値と係数は、原論文の端末(センサのサンプリング周波数20</w:t>
+        <w:t xml:space="preserve">mと報告されている[5]。ただし、これらの</w:t>
+      </w:r>
+      <w:r>
+        <w:t xml:space="preserve"> </w:t>
+      </w:r>
+      <w:r>
+        <w:rPr>
+          <w:rFonts w:hint="eastAsia"/>
+        </w:rPr>
+        <w:t xml:space="preserve">閾値と係数は、原論文の端末(センサのサンプリング周波数20</w:t>
       </w:r>
       <w:r>
         <w:t xml:space="preserve"> </w:t>
@@ -2841,8 +3134,8 @@
         <w:t xml:space="preserve">ある。</w:t>
       </w:r>
     </w:p>
-    <w:bookmarkEnd w:id="18"/>
-    <w:bookmarkStart w:id="19" w:name="パーティクルフィルタ"/>
+    <w:bookmarkEnd w:id="27"/>
+    <w:bookmarkStart w:id="32" w:name="パーティクルフィルタ"/>
     <w:p>
       <w:pPr>
         <w:pStyle w:val="Heading2"/>
@@ -2868,16 +3161,16 @@
         <w:rPr>
           <w:rFonts w:hint="eastAsia"/>
         </w:rPr>
-        <w:t xml:space="preserve">する逐次ベイズ推定手法である。分布が正規分布に従うことも、システムが線形であることも</w:t>
-      </w:r>
-      <w:r>
-        <w:t xml:space="preserve"> </w:t>
-      </w:r>
-      <w:r>
-        <w:rPr>
-          <w:rFonts w:hint="eastAsia"/>
-        </w:rPr>
-        <w:t xml:space="preserve">仮定しないため、地図の壁形状のように複雑で不連続な制約を扱うのに適している。</w:t>
+        <w:t xml:space="preserve">する逐次ベイズ推定手法である[10]。分布が正規分布に従うことも、システムが線形であることも</w:t>
+      </w:r>
+      <w:r>
+        <w:t xml:space="preserve"> </w:t>
+      </w:r>
+      <w:r>
+        <w:rPr>
+          <w:rFonts w:hint="eastAsia"/>
+        </w:rPr>
+        <w:t xml:space="preserve">仮定しないため[10]、地図の壁形状のように複雑で不連続な制約を扱うのに適している。</w:t>
       </w:r>
     </w:p>
     <w:p>
@@ -2888,7 +3181,7 @@
         <w:rPr>
           <w:rFonts w:hint="eastAsia"/>
         </w:rPr>
-        <w:t xml:space="preserve">1回の更新は次の3段階からなる。第一は予測(状態遷移)であり、各粒子を運動モデルに</w:t>
+        <w:t xml:space="preserve">1回の更新は次の3段階からなる(図2.2)。第一は予測(状態遷移)であり、各粒子を運動モデルに</w:t>
       </w:r>
       <w:r>
         <w:t xml:space="preserve"> </w:t>
@@ -2924,16 +3217,71 @@
         <w:rPr>
           <w:rFonts w:hint="eastAsia"/>
         </w:rPr>
-        <w:t xml:space="preserve">復元抽出して、重みの小さい粒子を淘汰し大きい粒子を複製する。この3段階を1歩ごとに</w:t>
-      </w:r>
-      <w:r>
-        <w:t xml:space="preserve"> </w:t>
-      </w:r>
-      <w:r>
-        <w:rPr>
-          <w:rFonts w:hint="eastAsia"/>
-        </w:rPr>
-        <w:t xml:space="preserve">繰り返すことで、粒子の集合はもっともらしい位置の分布へ収束していく。</w:t>
+        <w:t xml:space="preserve">復元抽出して、重みの小さい粒子を淘汰し大きい粒子を複製する[10]。この3段階を1歩ごとに</w:t>
+      </w:r>
+      <w:r>
+        <w:t xml:space="preserve"> </w:t>
+      </w:r>
+      <w:r>
+        <w:rPr>
+          <w:rFonts w:hint="eastAsia"/>
+        </w:rPr>
+        <w:t xml:space="preserve">繰り返すことで、粒子の集合はもっともらしい位置の分布へ収束していく(本研究では、リサンプリングは</w:t>
+      </w:r>
+      <w:r>
+        <w:t xml:space="preserve"> </w:t>
+      </w:r>
+      <m:oMath>
+        <m:sSub>
+          <m:e>
+            <m:r>
+              <m:t>N</m:t>
+            </m:r>
+          </m:e>
+          <m:sub>
+            <m:r>
+              <m:rPr>
+                <m:sty m:val="p"/>
+              </m:rPr>
+              <m:t>e</m:t>
+            </m:r>
+            <m:r>
+              <m:rPr>
+                <m:sty m:val="p"/>
+              </m:rPr>
+              <m:t>f</m:t>
+            </m:r>
+            <m:r>
+              <m:rPr>
+                <m:sty m:val="p"/>
+              </m:rPr>
+              <m:t>f</m:t>
+            </m:r>
+          </m:sub>
+        </m:sSub>
+      </m:oMath>
+      <w:r>
+        <w:t xml:space="preserve">が</w:t>
+      </w:r>
+      <m:oMath>
+        <m:r>
+          <m:t>N</m:t>
+        </m:r>
+        <m:r>
+          <m:rPr>
+            <m:sty m:val="p"/>
+          </m:rPr>
+          <m:t>/</m:t>
+        </m:r>
+        <m:r>
+          <m:t>2</m:t>
+        </m:r>
+      </m:oMath>
+      <w:r>
+        <w:rPr>
+          <w:rFonts w:hint="eastAsia"/>
+        </w:rPr>
+        <w:t xml:space="preserve">を下回ったときにだけ行う)。</w:t>
       </w:r>
     </w:p>
     <w:p>
@@ -2962,7 +3310,21 @@
         <w:rPr>
           <w:rFonts w:hint="eastAsia"/>
         </w:rPr>
-        <w:t xml:space="preserve">リサンプリングで淘汰され、結果として推定分布から壁の向こう側が除かれる。この操作は、</w:t>
+        <w:t xml:space="preserve">リサンプリングで淘汰され、結果として推定分布から壁の向こう側が除かれる</w:t>
+      </w:r>
+      <w:hyperlink r:id="rId28">
+        <w:r>
+          <w:rPr>
+            <w:rStyle w:val="Hyperlink"/>
+          </w:rPr>
+          <w:t xml:space="preserve">6</w:t>
+        </w:r>
+      </w:hyperlink>
+      <w:r>
+        <w:rPr>
+          <w:rFonts w:hint="eastAsia"/>
+        </w:rPr>
+        <w:t xml:space="preserve">。この操作は、</w:t>
       </w:r>
       <w:r>
         <w:t xml:space="preserve"> </w:t>
@@ -2976,6 +3338,73 @@
     </w:p>
     <w:p>
       <w:pPr>
+        <w:pStyle w:val="CaptionedFigure"/>
+      </w:pPr>
+      <w:r>
+        <w:drawing>
+          <wp:inline>
+            <wp:extent cx="5334000" cy="1431869"/>
+            <wp:effectExtent b="0" l="0" r="0" t="0"/>
+            <wp:docPr descr="図2.2 パーティクルフィルタの1回の更新(模式図)。粒子は説明のための14個で、移動は数歩分の長さで描いている" title="" id="30" name="Picture"/>
+            <a:graphic>
+              <a:graphicData uri="http://schemas.openxmlformats.org/drawingml/2006/picture">
+                <pic:pic>
+                  <pic:nvPicPr>
+                    <pic:cNvPr descr="../figures/fig2_2_pf_update.png" id="31" name="Picture"/>
+                    <pic:cNvPicPr>
+                      <a:picLocks noChangeArrowheads="1" noChangeAspect="1"/>
+                    </pic:cNvPicPr>
+                  </pic:nvPicPr>
+                  <pic:blipFill>
+                    <a:blip r:embed="rId29"/>
+                    <a:stretch>
+                      <a:fillRect/>
+                    </a:stretch>
+                  </pic:blipFill>
+                  <pic:spPr bwMode="auto">
+                    <a:xfrm>
+                      <a:off x="0" y="0"/>
+                      <a:ext cx="5334000" cy="1431869"/>
+                    </a:xfrm>
+                    <a:prstGeom prst="rect">
+                      <a:avLst/>
+                    </a:prstGeom>
+                    <a:noFill/>
+                    <a:ln w="9525">
+                      <a:noFill/>
+                      <a:headEnd/>
+                      <a:tailEnd/>
+                    </a:ln>
+                  </pic:spPr>
+                </pic:pic>
+              </a:graphicData>
+            </a:graphic>
+          </wp:inline>
+        </w:drawing>
+      </w:r>
+    </w:p>
+    <w:p>
+      <w:pPr>
+        <w:pStyle w:val="ImageCaption"/>
+      </w:pPr>
+      <w:r>
+        <w:rPr>
+          <w:rFonts w:hint="eastAsia"/>
+        </w:rPr>
+        <w:t xml:space="preserve">図2.2</w:t>
+      </w:r>
+      <w:r>
+        <w:t xml:space="preserve"> </w:t>
+      </w:r>
+      <w:r>
+        <w:rPr>
+          <w:rFonts w:hint="eastAsia"/>
+        </w:rPr>
+        <w:t xml:space="preserve">パーティクルフィルタの1回の更新(模式図)。粒子は説明のための14個で、移動は数歩分の長さで描いている</w:t>
+      </w:r>
+    </w:p>
+    <w:p>
+      <w:pPr>
         <w:pStyle w:val="BodyText"/>
       </w:pPr>
       <w:r>
@@ -2991,7 +3420,7 @@
         <w:rPr>
           <w:rFonts w:hint="eastAsia"/>
         </w:rPr>
-        <w:t xml:space="preserve">少なくなる。この程度は、有効サンプルサイズ(以下</w:t>
+        <w:t xml:space="preserve">少なくなる。この程度は、実効サンプルサイズ(以下</w:t>
       </w:r>
       <m:oMath>
         <m:sSub>
@@ -3161,7 +3590,7 @@
         <w:rPr>
           <w:rFonts w:hint="eastAsia"/>
         </w:rPr>
-        <w:t xml:space="preserve">によって定量的に把握できる。ここで</w:t>
+        <w:t xml:space="preserve">によって定量的に把握できる[11]。ここで</w:t>
       </w:r>
       <m:oMath>
         <m:sSub>
@@ -3299,7 +3728,7 @@
         <w:rPr>
           <w:rFonts w:hint="eastAsia"/>
         </w:rPr>
-        <w:t xml:space="preserve">粒子に重みが集中するとき1に近づく。すなわち</w:t>
+        <w:t xml:space="preserve">粒子に重みが集中するとき1になる。すなわち</w:t>
       </w:r>
       <m:oMath>
         <m:sSub>
@@ -3395,7 +3824,7 @@
         <w:rPr>
           <w:rFonts w:hint="eastAsia"/>
         </w:rPr>
-        <w:t xml:space="preserve">さらに深刻なのは、真の位置の周りに粒子が1つも無くなった場合である。上田ら[3]は、移動</w:t>
+        <w:t xml:space="preserve">さらに深刻なのは、真の位置の周りに粒子が1つも無くなった場合である。上田ら[12]は、移動</w:t>
       </w:r>
       <w:r>
         <w:t xml:space="preserve"> </w:t>
@@ -3440,16 +3869,16 @@
         <w:rPr>
           <w:rFonts w:hint="eastAsia"/>
         </w:rPr>
-        <w:t xml:space="preserve">から得た位置の分布に従って粒子を配置し直すセンサリセットに加え、推定位置を保ったまま</w:t>
-      </w:r>
-      <w:r>
-        <w:t xml:space="preserve"> </w:t>
-      </w:r>
-      <w:r>
-        <w:rPr>
-          <w:rFonts w:hint="eastAsia"/>
-        </w:rPr>
-        <w:t xml:space="preserve">粒子の分布を広げる膨張リセットを提案した。尤度の合計がしきい値を下回ったときにリセット</w:t>
+        <w:t xml:space="preserve">から得た位置の分布に従って粒子を配置し直す既存のセンサリセットに対し、推定位置を保ったまま</w:t>
+      </w:r>
+      <w:r>
+        <w:t xml:space="preserve"> </w:t>
+      </w:r>
+      <w:r>
+        <w:rPr>
+          <w:rFonts w:hint="eastAsia"/>
+        </w:rPr>
+        <w:t xml:space="preserve">粒子の分布を広げる膨張リセットと、両者の組み合わせを提案した。尤度の合計が閾値を下回ったときにリセット</w:t>
       </w:r>
       <w:r>
         <w:t xml:space="preserve"> </w:t>
@@ -3476,7 +3905,7 @@
         <w:rPr>
           <w:rFonts w:hint="eastAsia"/>
         </w:rPr>
-        <w:t xml:space="preserve">せると様々な距離の誘拐に対応できることを示している[3]。PDRに地図の制約を加えた場合も、</w:t>
+        <w:t xml:space="preserve">せると様々な距離の誘拐に対応できることを示している[12]。PDRに地図の制約を加えた場合も、</w:t>
       </w:r>
       <w:r>
         <w:t xml:space="preserve"> </w:t>
@@ -3506,8 +3935,8 @@
         <w:t xml:space="preserve">は5.8節で述べる。</w:t>
       </w:r>
     </w:p>
-    <w:bookmarkEnd w:id="19"/>
-    <w:bookmarkStart w:id="20" w:name="移動様態適応型パーティクルフィルタ"/>
+    <w:bookmarkEnd w:id="32"/>
+    <w:bookmarkStart w:id="37" w:name="移動様態適応型パーティクルフィルタ"/>
     <w:p>
       <w:pPr>
         <w:pStyle w:val="Heading2"/>
@@ -3539,7 +3968,7 @@
         <w:rPr>
           <w:rFonts w:hint="eastAsia"/>
         </w:rPr>
-        <w:t xml:space="preserve">フィルタによる歩行者自律測位方式の提案と評価」[2]である。以下ではこれを移動様態PF</w:t>
+        <w:t xml:space="preserve">フィルタによる歩行者自律測位方式の提案と評価」[6]である。以下ではこれを移動様態PF</w:t>
       </w:r>
       <w:r>
         <w:t xml:space="preserve"> </w:t>
@@ -3566,7 +3995,7 @@
         <w:rPr>
           <w:rFonts w:hint="eastAsia"/>
         </w:rPr>
-        <w:t xml:space="preserve">応じて増える。</w:t>
+        <w:t xml:space="preserve">応じて増える[6]。</w:t>
       </w:r>
     </w:p>
     <w:p>
@@ -3577,52 +4006,139 @@
         <w:rPr>
           <w:rFonts w:hint="eastAsia"/>
         </w:rPr>
-        <w:t xml:space="preserve">この方式の着想は、歩行者の運動には性質の異なる複数の局面があり、それぞれに適した</w:t>
-      </w:r>
-      <w:r>
-        <w:t xml:space="preserve"> </w:t>
-      </w:r>
-      <w:r>
-        <w:rPr>
-          <w:rFonts w:hint="eastAsia"/>
-        </w:rPr>
-        <w:t xml:space="preserve">粒子の散らし方が異なるという点にある。直線の廊下を歩いているとき、進行方向はほとんど</w:t>
-      </w:r>
-      <w:r>
-        <w:t xml:space="preserve"> </w:t>
-      </w:r>
-      <w:r>
-        <w:rPr>
-          <w:rFonts w:hint="eastAsia"/>
-        </w:rPr>
-        <w:t xml:space="preserve">変化しないため、方位に大きなノイズを与える必要はなく、少ない粒子数でも推定は安定する。</w:t>
-      </w:r>
-      <w:r>
-        <w:t xml:space="preserve"> </w:t>
-      </w:r>
-      <w:r>
-        <w:rPr>
-          <w:rFonts w:hint="eastAsia"/>
-        </w:rPr>
-        <w:t xml:space="preserve">これに対して曲がり角では、どちらへ何度曲がるかという不確実性が急激に増すため、方位に</w:t>
-      </w:r>
-      <w:r>
-        <w:t xml:space="preserve"> </w:t>
-      </w:r>
-      <w:r>
-        <w:rPr>
-          <w:rFonts w:hint="eastAsia"/>
-        </w:rPr>
-        <w:t xml:space="preserve">大きなノイズを与え、粒子数も増やして広い範囲の可能性を保持しておく必要がある。立ち</w:t>
-      </w:r>
-      <w:r>
-        <w:t xml:space="preserve"> </w:t>
-      </w:r>
-      <w:r>
-        <w:rPr>
-          <w:rFonts w:hint="eastAsia"/>
-        </w:rPr>
-        <w:t xml:space="preserve">止まっているときは位置がほとんど変化しないため、粒子を散らす必要がない。</w:t>
+        <w:t xml:space="preserve">この方式の着想は、センサの誤差が推定位置に与える影響が歩行者の移動の仕方によって異なり、</w:t>
+      </w:r>
+      <w:r>
+        <w:t xml:space="preserve"> </w:t>
+      </w:r>
+      <w:r>
+        <w:rPr>
+          <w:rFonts w:hint="eastAsia"/>
+        </w:rPr>
+        <w:t xml:space="preserve">それぞれに適した粒子の散らし方が異なるという点にある。直進しているときは、方位の誤差が</w:t>
+      </w:r>
+      <w:r>
+        <w:t xml:space="preserve"> </w:t>
+      </w:r>
+      <w:r>
+        <w:rPr>
+          <w:rFonts w:hint="eastAsia"/>
+        </w:rPr>
+        <w:t xml:space="preserve">位置の誤差に占める割合が曲がるときより小さく、逆に歩行距離の誤差が占める割合は曲がるとき</w:t>
+      </w:r>
+      <w:r>
+        <w:t xml:space="preserve"> </w:t>
+      </w:r>
+      <w:r>
+        <w:rPr>
+          <w:rFonts w:hint="eastAsia"/>
+        </w:rPr>
+        <w:t xml:space="preserve">より大きい。また、ジャイロセンサの感度に起因する誤差も曲がるときより少ない。このため方位に</w:t>
+      </w:r>
+      <w:r>
+        <w:t xml:space="preserve"> </w:t>
+      </w:r>
+      <w:r>
+        <w:rPr>
+          <w:rFonts w:hint="eastAsia"/>
+        </w:rPr>
+        <w:t xml:space="preserve">大きなノイズを与える必要はなく、少ない粒子数でよい。これに対して曲がるときは、ジャイロ</w:t>
+      </w:r>
+      <w:r>
+        <w:t xml:space="preserve"> </w:t>
+      </w:r>
+      <w:r>
+        <w:rPr>
+          <w:rFonts w:hint="eastAsia"/>
+        </w:rPr>
+        <w:t xml:space="preserve">センサの感度に起因する誤差が大きくなるため、大きなノイズを与え、粒子数も増やして広い範囲の</w:t>
+      </w:r>
+      <w:r>
+        <w:t xml:space="preserve"> </w:t>
+      </w:r>
+      <w:r>
+        <w:rPr>
+          <w:rFonts w:hint="eastAsia"/>
+        </w:rPr>
+        <w:t xml:space="preserve">可能性を保持しておく</w:t>
+      </w:r>
+      <w:hyperlink r:id="rId33">
+        <w:r>
+          <w:rPr>
+            <w:rStyle w:val="Hyperlink"/>
+          </w:rPr>
+          <w:t xml:space="preserve">6</w:t>
+        </w:r>
+      </w:hyperlink>
+      <w:r>
+        <w:t xml:space="preserve">。</w:t>
+      </w:r>
+    </w:p>
+    <w:p>
+      <w:pPr>
+        <w:pStyle w:val="CaptionedFigure"/>
+      </w:pPr>
+      <w:r>
+        <w:drawing>
+          <wp:inline>
+            <wp:extent cx="5334000" cy="1693955"/>
+            <wp:effectExtent b="0" l="0" r="0" t="0"/>
+            <wp:docPr descr="図2.3 移動様態による粒子の散らし方の違い(移動様態PF論文[6]の考え方の模式図)。粒子数は[6]の値で、ノイズの大きさは説明用" title="" id="35" name="Picture"/>
+            <a:graphic>
+              <a:graphicData uri="http://schemas.openxmlformats.org/drawingml/2006/picture">
+                <pic:pic>
+                  <pic:nvPicPr>
+                    <pic:cNvPr descr="../figures/fig2_3_behavior_spread.png" id="36" name="Picture"/>
+                    <pic:cNvPicPr>
+                      <a:picLocks noChangeArrowheads="1" noChangeAspect="1"/>
+                    </pic:cNvPicPr>
+                  </pic:nvPicPr>
+                  <pic:blipFill>
+                    <a:blip r:embed="rId34"/>
+                    <a:stretch>
+                      <a:fillRect/>
+                    </a:stretch>
+                  </pic:blipFill>
+                  <pic:spPr bwMode="auto">
+                    <a:xfrm>
+                      <a:off x="0" y="0"/>
+                      <a:ext cx="5334000" cy="1693955"/>
+                    </a:xfrm>
+                    <a:prstGeom prst="rect">
+                      <a:avLst/>
+                    </a:prstGeom>
+                    <a:noFill/>
+                    <a:ln w="9525">
+                      <a:noFill/>
+                      <a:headEnd/>
+                      <a:tailEnd/>
+                    </a:ln>
+                  </pic:spPr>
+                </pic:pic>
+              </a:graphicData>
+            </a:graphic>
+          </wp:inline>
+        </w:drawing>
+      </w:r>
+    </w:p>
+    <w:p>
+      <w:pPr>
+        <w:pStyle w:val="ImageCaption"/>
+      </w:pPr>
+      <w:r>
+        <w:rPr>
+          <w:rFonts w:hint="eastAsia"/>
+        </w:rPr>
+        <w:t xml:space="preserve">図2.3</w:t>
+      </w:r>
+      <w:r>
+        <w:t xml:space="preserve"> </w:t>
+      </w:r>
+      <w:r>
+        <w:rPr>
+          <w:rFonts w:hint="eastAsia"/>
+        </w:rPr>
+        <w:t xml:space="preserve">移動様態による粒子の散らし方の違い(移動様態PF論文[6]の考え方の模式図)。粒子数は[6]の値で、ノイズの大きさは説明用</w:t>
       </w:r>
     </w:p>
     <w:p>
@@ -3651,7 +4167,7 @@
         <w:rPr>
           <w:rFonts w:hint="eastAsia"/>
         </w:rPr>
-        <w:t xml:space="preserve">屈折かどうかは8秒間の方位変化が30度以上であるかという固定のしきい値で判定する。粒子数</w:t>
+        <w:t xml:space="preserve">屈折かどうかは8秒間の方位変化が30度以上であるかという固定の閾値で判定する。粒子数</w:t>
       </w:r>
       <w:r>
         <w:t xml:space="preserve"> </w:t>
@@ -3687,7 +4203,7 @@
         <w:rPr>
           <w:rFonts w:hint="eastAsia"/>
         </w:rPr>
-        <w:t xml:space="preserve">8秒ごとに行う。</w:t>
+        <w:t xml:space="preserve">8秒ごとに行う[6]。</w:t>
       </w:r>
     </w:p>
     <w:p>
@@ -3707,7 +4223,7 @@
         <w:rPr>
           <w:rFonts w:hint="eastAsia"/>
         </w:rPr>
-        <w:t xml:space="preserve">m程度の通路からなる鉄道博物館での実験では、約40</w:t>
+        <w:t xml:space="preserve">m程度の通路が主である鉄道博物館での実験では、約40</w:t>
       </w:r>
       <w:r>
         <w:t xml:space="preserve"> </w:t>
@@ -3764,34 +4280,43 @@
         <w:rPr>
           <w:rFonts w:hint="eastAsia"/>
         </w:rPr>
-        <w:t xml:space="preserve">模した自由な歩行では、立ち止まりと細かい向きの変化が繰り返されて様態の判定に失敗し、</w:t>
-      </w:r>
-      <w:r>
-        <w:t xml:space="preserve"> </w:t>
-      </w:r>
-      <w:r>
-        <w:rPr>
-          <w:rFonts w:hint="eastAsia"/>
-        </w:rPr>
-        <w:t xml:space="preserve">通常のパーティクルフィルタより誤差が大きくなる経路があった。また、20</w:t>
-      </w:r>
-      <w:r>
-        <w:t xml:space="preserve"> </w:t>
-      </w:r>
-      <w:r>
-        <w:rPr>
-          <w:rFonts w:hint="eastAsia"/>
-        </w:rPr>
-        <w:t xml:space="preserve">m間隔で外部の機器</w:t>
-      </w:r>
-      <w:r>
-        <w:t xml:space="preserve"> </w:t>
-      </w:r>
-      <w:r>
-        <w:rPr>
-          <w:rFonts w:hint="eastAsia"/>
-        </w:rPr>
-        <w:t xml:space="preserve">による位置の補正を行う条件では、計算時間を約半分にした一方で、平均誤差は通常のパーティ</w:t>
+        <w:t xml:space="preserve">模した自由な歩行では、通常のパーティクルフィルタより誤差が大きくなる経路があった。</w:t>
+      </w:r>
+      <w:r>
+        <w:t xml:space="preserve"> </w:t>
+      </w:r>
+      <w:r>
+        <w:rPr>
+          <w:rFonts w:hint="eastAsia"/>
+        </w:rPr>
+        <w:t xml:space="preserve">著者らはその原因を、立ち止まりと細かい向きの変化が繰り返されたために様態の判定に失敗し、</w:t>
+      </w:r>
+      <w:r>
+        <w:t xml:space="preserve"> </w:t>
+      </w:r>
+      <w:r>
+        <w:rPr>
+          <w:rFonts w:hint="eastAsia"/>
+        </w:rPr>
+        <w:t xml:space="preserve">実際に曲がるときに十分な粒子を散らせなかったためと考察している。また、20</w:t>
+      </w:r>
+      <w:r>
+        <w:t xml:space="preserve"> </w:t>
+      </w:r>
+      <w:r>
+        <w:rPr>
+          <w:rFonts w:hint="eastAsia"/>
+        </w:rPr>
+        <w:t xml:space="preserve">m間隔で外部の</w:t>
+      </w:r>
+      <w:r>
+        <w:t xml:space="preserve"> </w:t>
+      </w:r>
+      <w:r>
+        <w:rPr>
+          <w:rFonts w:hint="eastAsia"/>
+        </w:rPr>
+        <w:t xml:space="preserve">機器による位置の補正を行う条件では、計算時間を約半分にした一方で、平均誤差は通常のパーティ</w:t>
       </w:r>
       <w:r>
         <w:t xml:space="preserve"> </w:t>
@@ -3812,25 +4337,25 @@
         <w:rPr>
           <w:rFonts w:hint="eastAsia"/>
         </w:rPr>
-        <w:t xml:space="preserve">mであった[2]。著者らは今後の課題として、様態判定の精度</w:t>
-      </w:r>
-      <w:r>
-        <w:t xml:space="preserve"> </w:t>
-      </w:r>
-      <w:r>
-        <w:rPr>
-          <w:rFonts w:hint="eastAsia"/>
-        </w:rPr>
-        <w:t xml:space="preserve">の向上と、10</w:t>
-      </w:r>
-      <w:r>
-        <w:t xml:space="preserve"> </w:t>
-      </w:r>
-      <w:r>
-        <w:rPr>
-          <w:rFonts w:hint="eastAsia"/>
-        </w:rPr>
-        <w:t xml:space="preserve">m以上開けた空間のように壁の情報が使えない環境への対応を挙げている。</w:t>
+        <w:t xml:space="preserve">mであった[6]。著者らは今後の課題として、様態判定の精度</w:t>
+      </w:r>
+      <w:r>
+        <w:t xml:space="preserve"> </w:t>
+      </w:r>
+      <w:r>
+        <w:rPr>
+          <w:rFonts w:hint="eastAsia"/>
+        </w:rPr>
+        <w:t xml:space="preserve">の向上や、10</w:t>
+      </w:r>
+      <w:r>
+        <w:t xml:space="preserve"> </w:t>
+      </w:r>
+      <w:r>
+        <w:rPr>
+          <w:rFonts w:hint="eastAsia"/>
+        </w:rPr>
+        <w:t xml:space="preserve">m以上開けた空間のように壁の情報が使えない環境への対応などを挙げている[6]。</w:t>
       </w:r>
     </w:p>
     <w:p>
@@ -3841,16 +4366,58 @@
         <w:rPr>
           <w:rFonts w:hint="eastAsia"/>
         </w:rPr>
-        <w:t xml:space="preserve">本研究の観点から見ると、この方式には2つの課題がある。1点目は、屈折判定が単一の固定</w:t>
-      </w:r>
-      <w:r>
-        <w:t xml:space="preserve"> </w:t>
-      </w:r>
-      <w:r>
-        <w:rPr>
-          <w:rFonts w:hint="eastAsia"/>
-        </w:rPr>
-        <w:t xml:space="preserve">しきい値によるため、手ぶれのような瞬間的な方位変化を屈折と誤判定しやすいことである。</w:t>
+        <w:t xml:space="preserve">本研究の観点から見ると、この方式には3つの課題がある。1点目は、屈折判定が8秒間の方位</w:t>
+      </w:r>
+      <w:r>
+        <w:t xml:space="preserve"> </w:t>
+      </w:r>
+      <w:r>
+        <w:rPr>
+          <w:rFonts w:hint="eastAsia"/>
+        </w:rPr>
+        <w:t xml:space="preserve">変化という1つの量と固定の閾値だけによるため、曲がりと、曲がり以外の方位の変化(見学時の</w:t>
+      </w:r>
+      <w:r>
+        <w:t xml:space="preserve"> </w:t>
+      </w:r>
+      <w:r>
+        <w:rPr>
+          <w:rFonts w:hint="eastAsia"/>
+        </w:rPr>
+        <w:t xml:space="preserve">細かい向きの変化など)を区別しにくいことである。上で述べた見学時の判定の失敗も、この</w:t>
+      </w:r>
+      <w:r>
+        <w:t xml:space="preserve"> </w:t>
+      </w:r>
+      <w:r>
+        <w:rPr>
+          <w:rFonts w:hint="eastAsia"/>
+        </w:rPr>
+        <w:t xml:space="preserve">区別の難しさによるものと考えられる。本研究では、1.5秒間の方位変化量に加えてヨーレートの</w:t>
+      </w:r>
+      <w:r>
+        <w:t xml:space="preserve"> </w:t>
+      </w:r>
+      <w:r>
+        <w:rPr>
+          <w:rFonts w:hint="eastAsia"/>
+        </w:rPr>
+        <w:t xml:space="preserve">大きさも条件とし、曲がりの開始と終了で異なる閾値を用いて判定する(4.7節)。ただし、</w:t>
+      </w:r>
+      <w:r>
+        <w:t xml:space="preserve"> </w:t>
+      </w:r>
+      <w:r>
+        <w:rPr>
+          <w:rFonts w:hint="eastAsia"/>
+        </w:rPr>
+        <w:t xml:space="preserve">立ち止まりと細かい向きの変化が繰り返される見学時のような歩行は、本研究の実験には含まれて</w:t>
+      </w:r>
+      <w:r>
+        <w:t xml:space="preserve"> </w:t>
+      </w:r>
+      <w:r>
+        <w:t xml:space="preserve">いない。</w:t>
       </w:r>
       <w:r>
         <w:t xml:space="preserve"> </w:t>
@@ -3868,20 +4435,47 @@
         <w:rPr>
           <w:rFonts w:hint="eastAsia"/>
         </w:rPr>
-        <w:t xml:space="preserve">働かず、通路がどこにあり、どの方向へ伸びているかという構造は用いられていない。本研究は</w:t>
-      </w:r>
-      <w:r>
-        <w:t xml:space="preserve"> </w:t>
-      </w:r>
-      <w:r>
-        <w:rPr>
-          <w:rFonts w:hint="eastAsia"/>
-        </w:rPr>
-        <w:t xml:space="preserve">この2点を出発点として拡張を行う。</w:t>
-      </w:r>
-    </w:p>
-    <w:bookmarkEnd w:id="20"/>
-    <w:bookmarkStart w:id="21" w:name="先行研究と本研究の違い"/>
+        <w:t xml:space="preserve">働かず、通路がどこにあり、どの方向へ伸びているかという構造は用いられていない。</w:t>
+      </w:r>
+      <w:r>
+        <w:t xml:space="preserve"> </w:t>
+      </w:r>
+      <w:r>
+        <w:rPr>
+          <w:rFonts w:hint="eastAsia"/>
+        </w:rPr>
+        <w:t xml:space="preserve">3点目は、粒子数が移動様態だけで決まり、そのときの推定がどれだけ不確かであるかは考慮</w:t>
+      </w:r>
+      <w:r>
+        <w:t xml:space="preserve"> </w:t>
+      </w:r>
+      <w:r>
+        <w:rPr>
+          <w:rFonts w:hint="eastAsia"/>
+        </w:rPr>
+        <w:t xml:space="preserve">されないことである。例えば直進中に粒子の重みが少数に偏って推定が不安定になっても、粒子数は</w:t>
+      </w:r>
+      <w:r>
+        <w:t xml:space="preserve"> </w:t>
+      </w:r>
+      <w:r>
+        <w:rPr>
+          <w:rFonts w:hint="eastAsia"/>
+        </w:rPr>
+        <w:t xml:space="preserve">直進時の値のままである。粒子数を推定の状態に応じて変える既存の方法との関係は2.6節で述べる。</w:t>
+      </w:r>
+      <w:r>
+        <w:t xml:space="preserve"> </w:t>
+      </w:r>
+      <w:r>
+        <w:rPr>
+          <w:rFonts w:hint="eastAsia"/>
+        </w:rPr>
+        <w:t xml:space="preserve">本研究はこの3点を出発点として拡張を行う。</w:t>
+      </w:r>
+    </w:p>
+    <w:bookmarkEnd w:id="37"/>
+    <w:bookmarkStart w:id="38" w:name="先行研究と本研究の違い"/>
     <w:p>
       <w:pPr>
         <w:pStyle w:val="Heading2"/>
@@ -3904,25 +4498,25 @@
         <w:rPr>
           <w:rFonts w:hint="eastAsia"/>
         </w:rPr>
-        <w:t xml:space="preserve">本研究のPDR・パーティクルフィルタの処理は、SmartPDR[1]と移動様態PF論文[2]を土台と</w:t>
-      </w:r>
-      <w:r>
-        <w:t xml:space="preserve"> </w:t>
-      </w:r>
-      <w:r>
-        <w:rPr>
-          <w:rFonts w:hint="eastAsia"/>
-        </w:rPr>
-        <w:t xml:space="preserve">している。本節では、この2つに加え、推定の破綻からの回復に関する研究[3]と、地図を用いて</w:t>
-      </w:r>
-      <w:r>
-        <w:t xml:space="preserve"> </w:t>
-      </w:r>
-      <w:r>
-        <w:rPr>
-          <w:rFonts w:hint="eastAsia"/>
-        </w:rPr>
-        <w:t xml:space="preserve">PDRの誤差を補正する研究[4]を含めて、本研究との違いを整理する(表2.1)。</w:t>
+        <w:t xml:space="preserve">本研究のPDR・パーティクルフィルタの処理は、SmartPDR[5]と移動様態PF論文[6]を土台と</w:t>
+      </w:r>
+      <w:r>
+        <w:t xml:space="preserve"> </w:t>
+      </w:r>
+      <w:r>
+        <w:rPr>
+          <w:rFonts w:hint="eastAsia"/>
+        </w:rPr>
+        <w:t xml:space="preserve">している。本節では、この2つに加え、推定の破綻からの回復に関する研究[12]と、地図を用いて</w:t>
+      </w:r>
+      <w:r>
+        <w:t xml:space="preserve"> </w:t>
+      </w:r>
+      <w:r>
+        <w:rPr>
+          <w:rFonts w:hint="eastAsia"/>
+        </w:rPr>
+        <w:t xml:space="preserve">PDRの誤差を補正する研究[7]を含めて、本研究との違いを整理する(表2.1)。</w:t>
       </w:r>
     </w:p>
     <w:p>
@@ -3985,7 +4579,7 @@
               <w:pStyle w:val="Compact"/>
             </w:pPr>
             <w:r>
-              <w:t xml:space="preserve">SmartPDR[1]</w:t>
+              <w:t xml:space="preserve">SmartPDR[5]</w:t>
             </w:r>
           </w:p>
         </w:tc>
@@ -3999,7 +4593,7 @@
               <w:rPr>
                 <w:rFonts w:hint="eastAsia"/>
               </w:rPr>
-              <w:t xml:space="preserve">移動様態PF論文[2]</w:t>
+              <w:t xml:space="preserve">移動様態PF論文[6]</w:t>
             </w:r>
           </w:p>
         </w:tc>
@@ -4013,7 +4607,7 @@
               <w:rPr>
                 <w:rFonts w:hint="eastAsia"/>
               </w:rPr>
-              <w:t xml:space="preserve">上田ら[3]</w:t>
+              <w:t xml:space="preserve">上田ら[12]</w:t>
             </w:r>
           </w:p>
         </w:tc>
@@ -4027,7 +4621,7 @@
               <w:rPr>
                 <w:rFonts w:hint="eastAsia"/>
               </w:rPr>
-              <w:t xml:space="preserve">古屋ら[4]</w:t>
+              <w:t xml:space="preserve">古屋ら[7]</w:t>
             </w:r>
           </w:p>
         </w:tc>
@@ -4610,7 +5204,16 @@
               <w:rPr>
                 <w:rFonts w:hint="eastAsia"/>
               </w:rPr>
-              <w:t xml:space="preserve">実環境(時刻を対応させたRMSE)</w:t>
+              <w:t xml:space="preserve">実環境(時刻を対応させた正解位置に対するRMSE。要記入:</w:t>
+            </w:r>
+            <w:r>
+              <w:t xml:space="preserve"> </w:t>
+            </w:r>
+            <w:r>
+              <w:rPr>
+                <w:rFonts w:hint="eastAsia"/>
+              </w:rPr>
+              <w:t xml:space="preserve">計測後に確定)</w:t>
             </w:r>
           </w:p>
         </w:tc>
@@ -4707,52 +5310,52 @@
         <w:rPr>
           <w:rFonts w:hint="eastAsia"/>
         </w:rPr>
-        <w:t xml:space="preserve">移動様態PF論文との違い。第一に、屈折の判定を、ヨーレートの75パーセンタイル値と方位変化</w:t>
-      </w:r>
-      <w:r>
-        <w:t xml:space="preserve"> </w:t>
-      </w:r>
-      <w:r>
-        <w:rPr>
-          <w:rFonts w:hint="eastAsia"/>
-        </w:rPr>
-        <w:t xml:space="preserve">量のAND条件、および曲がりの開始と終了で異なるしきい値を用いるヒステリシスによって行い、</w:t>
-      </w:r>
-      <w:r>
-        <w:t xml:space="preserve"> </w:t>
-      </w:r>
-      <w:r>
-        <w:rPr>
-          <w:rFonts w:hint="eastAsia"/>
-        </w:rPr>
-        <w:t xml:space="preserve">瞬間的なノイズによる誤判定を抑える(4.7節)。第二に、地図の使い方である。本研究も、壁を</w:t>
-      </w:r>
-      <w:r>
-        <w:t xml:space="preserve"> </w:t>
-      </w:r>
-      <w:r>
-        <w:rPr>
-          <w:rFonts w:hint="eastAsia"/>
-        </w:rPr>
-        <w:t xml:space="preserve">横切った粒子の重みを0にする判定は移動様態PF論文と同じく用いる。そのうえで、壁からの</w:t>
-      </w:r>
-      <w:r>
-        <w:t xml:space="preserve"> </w:t>
-      </w:r>
-      <w:r>
-        <w:rPr>
-          <w:rFonts w:hint="eastAsia"/>
-        </w:rPr>
-        <w:t xml:space="preserve">距離に応じた連続的な重みを掛け(5.8節)、提案方式では地図から自動抽出した通路の領域</w:t>
-      </w:r>
-      <w:r>
-        <w:t xml:space="preserve"> </w:t>
-      </w:r>
-      <w:r>
-        <w:rPr>
-          <w:rFonts w:hint="eastAsia"/>
-        </w:rPr>
-        <w:t xml:space="preserve">(経路帯)の外へ出た粒子の重みを0にする(5.3節)。第三に、粒子数を移動様態だけで決める</w:t>
+        <w:t xml:space="preserve">移動様態PF論文との違い。第一に、屈折の判定を、8秒間ではなく1.5秒間について、ヨーレートの</w:t>
+      </w:r>
+      <w:r>
+        <w:t xml:space="preserve"> </w:t>
+      </w:r>
+      <w:r>
+        <w:rPr>
+          <w:rFonts w:hint="eastAsia"/>
+        </w:rPr>
+        <w:t xml:space="preserve">75パーセンタイル値と方位変化量のAND条件、および曲がりの開始と終了で異なる閾値を用いる</w:t>
+      </w:r>
+      <w:r>
+        <w:t xml:space="preserve"> </w:t>
+      </w:r>
+      <w:r>
+        <w:rPr>
+          <w:rFonts w:hint="eastAsia"/>
+        </w:rPr>
+        <w:t xml:space="preserve">ヒステリシスによって行い、歩行中の体の揺れによる誤判定を抑えることを狙う(4.7節)。第二に、</w:t>
+      </w:r>
+      <w:r>
+        <w:t xml:space="preserve"> </w:t>
+      </w:r>
+      <w:r>
+        <w:rPr>
+          <w:rFonts w:hint="eastAsia"/>
+        </w:rPr>
+        <w:t xml:space="preserve">地図の使い方である。本研究も、壁を横切った粒子の重みを0にする判定は移動様態PF論文と</w:t>
+      </w:r>
+      <w:r>
+        <w:t xml:space="preserve"> </w:t>
+      </w:r>
+      <w:r>
+        <w:rPr>
+          <w:rFonts w:hint="eastAsia"/>
+        </w:rPr>
+        <w:t xml:space="preserve">同じく用いる。そのうえで、壁からの距離に応じた連続的な重みを掛け(5.8節)、提案方式では</w:t>
+      </w:r>
+      <w:r>
+        <w:t xml:space="preserve"> </w:t>
+      </w:r>
+      <w:r>
+        <w:rPr>
+          <w:rFonts w:hint="eastAsia"/>
+        </w:rPr>
+        <w:t xml:space="preserve">地図から自動抽出した通路の領域(経路帯)の外へ出た粒子の重みを0にする(5.3節・5.8節)。第三に、粒子数を移動様態だけで決める</w:t>
       </w:r>
       <w:r>
         <w:t xml:space="preserve"> </w:t>
@@ -4779,7 +5382,7 @@
         <w:rPr>
           <w:rFonts w:hint="eastAsia"/>
         </w:rPr>
-        <w:t xml:space="preserve">方法やKLDサンプリングを挙げており、本研究の独自性は、移動様態による基準値と実効サンプル</w:t>
+        <w:t xml:space="preserve">方法やKLDサンプリング[13]を挙げており[6]、本研究の独自性は、移動様態による基準値と実効サンプル</w:t>
       </w:r>
       <w:r>
         <w:t xml:space="preserve"> </w:t>
@@ -4808,34 +5411,34 @@
         <w:rPr>
           <w:rFonts w:hint="eastAsia"/>
         </w:rPr>
-        <w:t xml:space="preserve">上田らとの違い。本研究の全滅は、上田らのいう誘拐状態の極端な場合にあたる。本研究の全滅</w:t>
-      </w:r>
-      <w:r>
-        <w:t xml:space="preserve"> </w:t>
-      </w:r>
-      <w:r>
-        <w:rPr>
-          <w:rFonts w:hint="eastAsia"/>
-        </w:rPr>
-        <w:t xml:space="preserve">からの復帰処理は、推定位置を保ったまま粒子を配置し直す点で膨張リセットに近い。ただし、</w:t>
-      </w:r>
-      <w:r>
-        <w:t xml:space="preserve"> </w:t>
-      </w:r>
-      <w:r>
-        <w:rPr>
-          <w:rFonts w:hint="eastAsia"/>
-        </w:rPr>
-        <w:t xml:space="preserve">本研究は重みの合計が0になったときにだけ、決まった広さで配置し直す。センサリセットは、</w:t>
-      </w:r>
-      <w:r>
-        <w:t xml:space="preserve"> </w:t>
-      </w:r>
-      <w:r>
-        <w:rPr>
-          <w:rFonts w:hint="eastAsia"/>
-        </w:rPr>
-        <w:t xml:space="preserve">位置を直接観測する手段が無いため用いることができない(5.8節)。</w:t>
+        <w:t xml:space="preserve">上田らとの違い。本研究の全滅は、上田ら[12]がリセットの判定に用いる尤度の合計が0になった</w:t>
+      </w:r>
+      <w:r>
+        <w:t xml:space="preserve"> </w:t>
+      </w:r>
+      <w:r>
+        <w:rPr>
+          <w:rFonts w:hint="eastAsia"/>
+        </w:rPr>
+        <w:t xml:space="preserve">場合にあたる。本研究の全滅からの復帰処理は、推定位置を保ったまま粒子を配置し直す点で</w:t>
+      </w:r>
+      <w:r>
+        <w:t xml:space="preserve"> </w:t>
+      </w:r>
+      <w:r>
+        <w:rPr>
+          <w:rFonts w:hint="eastAsia"/>
+        </w:rPr>
+        <w:t xml:space="preserve">膨張リセットに近い。ただし、本研究は重みの合計が0になったときにだけ、決まった広さで配置</w:t>
+      </w:r>
+      <w:r>
+        <w:t xml:space="preserve"> </w:t>
+      </w:r>
+      <w:r>
+        <w:rPr>
+          <w:rFonts w:hint="eastAsia"/>
+        </w:rPr>
+        <w:t xml:space="preserve">し直す(5.8節)。センサリセットは、位置を直接観測する手段が無いため用いることができない。</w:t>
       </w:r>
     </w:p>
     <w:p>
@@ -4846,16 +5449,16 @@
         <w:rPr>
           <w:rFonts w:hint="eastAsia"/>
         </w:rPr>
-        <w:t xml:space="preserve">古屋らとの違い。古屋ら[4]は、本研究と同じく地図を用いてPDRの累積誤差を減らすことを</w:t>
-      </w:r>
-      <w:r>
-        <w:t xml:space="preserve"> </w:t>
-      </w:r>
-      <w:r>
-        <w:rPr>
-          <w:rFonts w:hint="eastAsia"/>
-        </w:rPr>
-        <w:t xml:space="preserve">目的としている。歩数と身長から決めた一定の歩幅、および角速度の積分による方位で求めた</w:t>
+        <w:t xml:space="preserve">古屋らとの違い。古屋ら[7]は、本研究と同じく地図を用いてPDRの累積誤差を減らすことを</w:t>
+      </w:r>
+      <w:r>
+        <w:t xml:space="preserve"> </w:t>
+      </w:r>
+      <w:r>
+        <w:rPr>
+          <w:rFonts w:hint="eastAsia"/>
+        </w:rPr>
+        <w:t xml:space="preserve">目的としている。身長から決めた一定の歩幅、および角速度の積分による方位で求めた</w:t>
       </w:r>
       <w:r>
         <w:t xml:space="preserve"> </w:t>
@@ -4918,7 +5521,7 @@
         <w:rPr>
           <w:rFonts w:hint="eastAsia"/>
         </w:rPr>
-        <w:t xml:space="preserve">であった[4]。本研究は、決まった規則で1本の軌跡を直すのではなく、パーティクルフィルタに</w:t>
+        <w:t xml:space="preserve">であった[7]。本研究は、決まった規則で1本の軌跡を直すのではなく、パーティクルフィルタに</w:t>
       </w:r>
       <w:r>
         <w:t xml:space="preserve"> </w:t>
@@ -4965,16 +5568,16 @@
         <w:rPr>
           <w:rFonts w:hint="eastAsia"/>
         </w:rPr>
-        <w:t xml:space="preserve">以上のように、本研究が先行研究に対して加えている拡張は、いずれも「地図の形状情報を</w:t>
-      </w:r>
-      <w:r>
-        <w:t xml:space="preserve"> </w:t>
-      </w:r>
-      <w:r>
-        <w:rPr>
-          <w:rFonts w:hint="eastAsia"/>
-        </w:rPr>
-        <w:t xml:space="preserve">積極的に使う」という方向性で一貫している。ただし、地図から取り出した情報をどこまで推定に</w:t>
+        <w:t xml:space="preserve">以上のように、本研究の拡張は、2.5節で挙げた3つの課題に対応して、曲がりの判定の改良、</w:t>
+      </w:r>
+      <w:r>
+        <w:t xml:space="preserve"> </w:t>
+      </w:r>
+      <w:r>
+        <w:rPr>
+          <w:rFonts w:hint="eastAsia"/>
+        </w:rPr>
+        <w:t xml:space="preserve">地図の形状情報の積極的な利用、推定の不確かさに応じた粒子数の増減からなる。ただし、地図から取り出した情報をどこまで推定に</w:t>
       </w:r>
       <w:r>
         <w:t xml:space="preserve"> </w:t>
@@ -5002,9 +5605,9 @@
         </w:pict>
       </w:r>
     </w:p>
-    <w:bookmarkEnd w:id="21"/>
-    <w:bookmarkEnd w:id="22"/>
-    <w:bookmarkStart w:id="34" w:name="第3章-研究対象と使用データ"/>
+    <w:bookmarkEnd w:id="38"/>
+    <w:bookmarkEnd w:id="39"/>
+    <w:bookmarkStart w:id="51" w:name="第3章-研究対象と使用データ"/>
     <w:p>
       <w:pPr>
         <w:pStyle w:val="Heading1"/>
@@ -5025,7 +5628,7 @@
         <w:t xml:space="preserve">研究対象と使用データ</w:t>
       </w:r>
     </w:p>
-    <w:bookmarkStart w:id="26" w:name="実験環境"/>
+    <w:bookmarkStart w:id="43" w:name="実験環境"/>
     <w:p>
       <w:pPr>
         <w:pStyle w:val="Heading2"/>
@@ -5048,7 +5651,7 @@
         <w:rPr>
           <w:rFonts w:hint="eastAsia"/>
         </w:rPr>
-        <w:t xml:space="preserve">実験は、著者の所属する学校の管理棟4階を対象として行った。この階は、建物の西側から</w:t>
+        <w:t xml:space="preserve">実験は、著者の所属する学校の専門科目棟4階を対象として行った。この階は、建物の西側から</w:t>
       </w:r>
       <w:r>
         <w:t xml:space="preserve"> </w:t>
@@ -5187,18 +5790,18 @@
           <wp:inline>
             <wp:extent cx="5334000" cy="2229856"/>
             <wp:effectExtent b="0" l="0" r="0" t="0"/>
-            <wp:docPr descr="図3.1 管理棟4階の二値地図と評価に用いた歩行経路" title="" id="24" name="Picture"/>
+            <wp:docPr descr="図3.1 専門科目棟4階の二値地図と評価に用いた歩行経路" title="" id="41" name="Picture"/>
             <a:graphic>
               <a:graphicData uri="http://schemas.openxmlformats.org/drawingml/2006/picture">
                 <pic:pic>
                   <pic:nvPicPr>
-                    <pic:cNvPr descr="../figures/fig3_1_map_route.png" id="25" name="Picture"/>
+                    <pic:cNvPr descr="../figures/fig3_1_map_route.png" id="42" name="Picture"/>
                     <pic:cNvPicPr>
                       <a:picLocks noChangeArrowheads="1" noChangeAspect="1"/>
                     </pic:cNvPicPr>
                   </pic:nvPicPr>
                   <pic:blipFill>
-                    <a:blip r:embed="rId23"/>
+                    <a:blip r:embed="rId40"/>
                     <a:stretch>
                       <a:fillRect/>
                     </a:stretch>
@@ -5242,7 +5845,7 @@
         <w:rPr>
           <w:rFonts w:hint="eastAsia"/>
         </w:rPr>
-        <w:t xml:space="preserve">管理棟4階の二値地図と評価に用いた歩行経路</w:t>
+        <w:t xml:space="preserve">専門科目棟4階の二値地図と評価に用いた歩行経路</w:t>
       </w:r>
     </w:p>
     <w:p>
@@ -5265,8 +5868,8 @@
         <w:t xml:space="preserve">建物の正式名称、階の用途、廊下の実測幅を確認して記載する。)</w:t>
       </w:r>
     </w:p>
-    <w:bookmarkEnd w:id="26"/>
-    <w:bookmarkStart w:id="27" w:name="使用したスマートフォン"/>
+    <w:bookmarkEnd w:id="43"/>
+    <w:bookmarkStart w:id="44" w:name="使用したスマートフォン"/>
     <w:p>
       <w:pPr>
         <w:pStyle w:val="Heading2"/>
@@ -5386,8 +5989,8 @@
         <w:t xml:space="preserve">端末の機種名、Androidのバージョンを記載する。)</w:t>
       </w:r>
     </w:p>
-    <w:bookmarkEnd w:id="27"/>
-    <w:bookmarkStart w:id="31" w:name="pdrデータ"/>
+    <w:bookmarkEnd w:id="44"/>
+    <w:bookmarkStart w:id="48" w:name="pdrデータ"/>
     <w:p>
       <w:pPr>
         <w:pStyle w:val="Heading2"/>
@@ -5662,18 +6265,18 @@
           <wp:inline>
             <wp:extent cx="5334000" cy="3508492"/>
             <wp:effectExtent b="0" l="0" r="0" t="0"/>
-            <wp:docPr descr="図3.2 計測データの例(pdr_log_0805_1442.csv)。上から合成加速度、角速度の大きさ、方位角" title="" id="29" name="Picture"/>
+            <wp:docPr descr="図3.2 計測データの例(pdr_log_0805_1442.csv)。上から合成加速度、角速度の大きさ、方位角" title="" id="46" name="Picture"/>
             <a:graphic>
               <a:graphicData uri="http://schemas.openxmlformats.org/drawingml/2006/picture">
                 <pic:pic>
                   <pic:nvPicPr>
-                    <pic:cNvPr descr="../figures/fig3_2_sensor_example.png" id="30" name="Picture"/>
+                    <pic:cNvPr descr="../figures/fig3_2_sensor_example.png" id="47" name="Picture"/>
                     <pic:cNvPicPr>
                       <a:picLocks noChangeArrowheads="1" noChangeAspect="1"/>
                     </pic:cNvPicPr>
                   </pic:nvPicPr>
                   <pic:blipFill>
-                    <a:blip r:embed="rId28"/>
+                    <a:blip r:embed="rId45"/>
                     <a:stretch>
                       <a:fillRect/>
                     </a:stretch>
@@ -5740,8 +6343,8 @@
         <w:t xml:space="preserve">これら3件の計測を行った後に計測アプリへ追加したものであり、この3件には含まれていない。</w:t>
       </w:r>
     </w:p>
-    <w:bookmarkEnd w:id="31"/>
-    <w:bookmarkStart w:id="32" w:name="建物地図"/>
+    <w:bookmarkEnd w:id="48"/>
+    <w:bookmarkStart w:id="49" w:name="建物地図"/>
     <w:p>
       <w:pPr>
         <w:pStyle w:val="Heading2"/>
@@ -5764,7 +6367,7 @@
         <w:rPr>
           <w:rFonts w:hint="eastAsia"/>
         </w:rPr>
-        <w:t xml:space="preserve">建物地図には、管理棟4階の建築平面図を基に作成した二値画像を用いた。二値化は</w:t>
+        <w:t xml:space="preserve">建物地図には、専門科目棟4階の建築平面図を基に作成した二値画像を用いた。二値化は</w:t>
       </w:r>
       <w:r>
         <w:t xml:space="preserve"> </w:t>
@@ -5879,8 +6482,8 @@
         <w:t xml:space="preserve">単位への変換にそのまま用いられる。</w:t>
       </w:r>
     </w:p>
-    <w:bookmarkEnd w:id="32"/>
-    <w:bookmarkStart w:id="33" w:name="正解経路"/>
+    <w:bookmarkEnd w:id="49"/>
+    <w:bookmarkStart w:id="50" w:name="正解経路"/>
     <w:p>
       <w:pPr>
         <w:pStyle w:val="Heading2"/>
@@ -6201,9 +6804,9 @@
         </w:pict>
       </w:r>
     </w:p>
-    <w:bookmarkEnd w:id="33"/>
-    <w:bookmarkEnd w:id="34"/>
-    <w:bookmarkStart w:id="55" w:name="第4章-従来方式の実装"/>
+    <w:bookmarkEnd w:id="50"/>
+    <w:bookmarkEnd w:id="51"/>
+    <w:bookmarkStart w:id="72" w:name="第4章-従来方式の実装"/>
     <w:p>
       <w:pPr>
         <w:pStyle w:val="Heading1"/>
@@ -6224,7 +6827,7 @@
         <w:t xml:space="preserve">従来方式の実装</w:t>
       </w:r>
     </w:p>
-    <w:bookmarkStart w:id="41" w:name="システム構成"/>
+    <w:bookmarkStart w:id="58" w:name="システム構成"/>
     <w:p>
       <w:pPr>
         <w:pStyle w:val="Heading2"/>
@@ -6352,18 +6955,18 @@
           <wp:inline>
             <wp:extent cx="5334000" cy="3033458"/>
             <wp:effectExtent b="0" l="0" r="0" t="0"/>
-            <wp:docPr descr="図4.1 システム全体の構成(計測・同期・処理・評価)" title="" id="36" name="Picture"/>
+            <wp:docPr descr="図4.1 システム全体の構成(計測・同期・処理・評価)" title="" id="53" name="Picture"/>
             <a:graphic>
               <a:graphicData uri="http://schemas.openxmlformats.org/drawingml/2006/picture">
                 <pic:pic>
                   <pic:nvPicPr>
-                    <pic:cNvPr descr="../figures/pdr_system_diagram.png" id="37" name="Picture"/>
+                    <pic:cNvPr descr="../figures/pdr_system_diagram.png" id="54" name="Picture"/>
                     <pic:cNvPicPr>
                       <a:picLocks noChangeArrowheads="1" noChangeAspect="1"/>
                     </pic:cNvPicPr>
                   </pic:nvPicPr>
                   <pic:blipFill>
-                    <a:blip r:embed="rId35"/>
+                    <a:blip r:embed="rId52"/>
                     <a:stretch>
                       <a:fillRect/>
                     </a:stretch>
@@ -6419,18 +7022,18 @@
           <wp:inline>
             <wp:extent cx="5334000" cy="6175932"/>
             <wp:effectExtent b="0" l="0" r="0" t="0"/>
-            <wp:docPr descr="図4.2 1つのCSVを処理する際の処理フロー" title="" id="39" name="Picture"/>
+            <wp:docPr descr="図4.2 1つのCSVを処理する際の処理フロー" title="" id="56" name="Picture"/>
             <a:graphic>
               <a:graphicData uri="http://schemas.openxmlformats.org/drawingml/2006/picture">
                 <pic:pic>
                   <pic:nvPicPr>
-                    <pic:cNvPr descr="../figures/pdr_flow_main.png" id="40" name="Picture"/>
+                    <pic:cNvPr descr="../figures/pdr_flow_main.png" id="57" name="Picture"/>
                     <pic:cNvPicPr>
                       <a:picLocks noChangeArrowheads="1" noChangeAspect="1"/>
                     </pic:cNvPicPr>
                   </pic:nvPicPr>
                   <pic:blipFill>
-                    <a:blip r:embed="rId38"/>
+                    <a:blip r:embed="rId55"/>
                     <a:stretch>
                       <a:fillRect/>
                     </a:stretch>
@@ -6477,8 +7080,8 @@
         <w:t xml:space="preserve">1つのCSVを処理する際の処理フロー</w:t>
       </w:r>
     </w:p>
-    <w:bookmarkEnd w:id="41"/>
-    <w:bookmarkStart w:id="45" w:name="ステップ検出"/>
+    <w:bookmarkEnd w:id="58"/>
+    <w:bookmarkStart w:id="62" w:name="ステップ検出"/>
     <w:p>
       <w:pPr>
         <w:pStyle w:val="Heading2"/>
@@ -7549,18 +8152,18 @@
           <wp:inline>
             <wp:extent cx="5334000" cy="3226627"/>
             <wp:effectExtent b="0" l="0" r="0" t="0"/>
-            <wp:docPr descr="図4.3 ステップ検出の信号処理(pdr_log_0805_1442.csvの10〜18秒を拡大)" title="" id="43" name="Picture"/>
+            <wp:docPr descr="図4.3 ステップ検出の信号処理(pdr_log_0805_1442.csvの10〜18秒を拡大)" title="" id="60" name="Picture"/>
             <a:graphic>
               <a:graphicData uri="http://schemas.openxmlformats.org/drawingml/2006/picture">
                 <pic:pic>
                   <pic:nvPicPr>
-                    <pic:cNvPr descr="../figures/fig4_3_step_detection.png" id="44" name="Picture"/>
+                    <pic:cNvPr descr="../figures/fig4_3_step_detection.png" id="61" name="Picture"/>
                     <pic:cNvPicPr>
                       <a:picLocks noChangeArrowheads="1" noChangeAspect="1"/>
                     </pic:cNvPicPr>
                   </pic:nvPicPr>
                   <pic:blipFill>
-                    <a:blip r:embed="rId42"/>
+                    <a:blip r:embed="rId59"/>
                     <a:stretch>
                       <a:fillRect/>
                     </a:stretch>
@@ -7607,8 +8210,8 @@
         <w:t xml:space="preserve">ステップ検出の信号処理(pdr_log_0805_1442.csvの10〜18秒を拡大)</w:t>
       </w:r>
     </w:p>
-    <w:bookmarkEnd w:id="45"/>
-    <w:bookmarkStart w:id="46" w:name="歩幅推定"/>
+    <w:bookmarkEnd w:id="62"/>
+    <w:bookmarkStart w:id="63" w:name="歩幅推定"/>
     <w:p>
       <w:pPr>
         <w:pStyle w:val="Heading2"/>
@@ -8250,8 +8853,8 @@
         <w:t xml:space="preserve">廃止した。</w:t>
       </w:r>
     </w:p>
-    <w:bookmarkEnd w:id="46"/>
-    <w:bookmarkStart w:id="47" w:name="方位推定"/>
+    <w:bookmarkEnd w:id="63"/>
+    <w:bookmarkStart w:id="64" w:name="方位推定"/>
     <w:p>
       <w:pPr>
         <w:pStyle w:val="Heading2"/>
@@ -8396,8 +8999,8 @@
         <w:t xml:space="preserve">限界であり、8.5節・8.7節で詳しく考察する。</w:t>
       </w:r>
     </w:p>
-    <w:bookmarkEnd w:id="47"/>
-    <w:bookmarkStart w:id="48" w:name="pdr位置更新"/>
+    <w:bookmarkEnd w:id="64"/>
+    <w:bookmarkStart w:id="65" w:name="pdr位置更新"/>
     <w:p>
       <w:pPr>
         <w:pStyle w:val="Heading2"/>
@@ -8476,7 +9079,7 @@
         <w:rPr>
           <w:rFonts w:hint="eastAsia"/>
         </w:rPr>
-        <w:t xml:space="preserve">(scale_px_per_m、本研究で使用した管理棟4階の地図では</w:t>
+        <w:t xml:space="preserve">(scale_px_per_m、本研究で使用した専門科目棟4階の地図では</w:t>
       </w:r>
       <m:oMath>
         <m:r>
@@ -8601,8 +9204,8 @@
         </m:oMath>
       </m:oMathPara>
     </w:p>
-    <w:bookmarkEnd w:id="48"/>
-    <w:bookmarkStart w:id="52" w:name="固定粒子数パーティクルフィルタ"/>
+    <w:bookmarkEnd w:id="65"/>
+    <w:bookmarkStart w:id="69" w:name="固定粒子数パーティクルフィルタ"/>
     <w:p>
       <w:pPr>
         <w:pStyle w:val="Heading2"/>
@@ -8836,18 +9439,18 @@
           <wp:inline>
             <wp:extent cx="5334000" cy="6099203"/>
             <wp:effectExtent b="0" l="0" r="0" t="0"/>
-            <wp:docPr descr="図4.4 パーティクルフィルタの1歩分の処理" title="" id="50" name="Picture"/>
+            <wp:docPr descr="図4.4 パーティクルフィルタの1歩分の処理" title="" id="67" name="Picture"/>
             <a:graphic>
               <a:graphicData uri="http://schemas.openxmlformats.org/drawingml/2006/picture">
                 <pic:pic>
                   <pic:nvPicPr>
-                    <pic:cNvPr descr="../figures/pdr_flow_pf_detail.png" id="51" name="Picture"/>
+                    <pic:cNvPr descr="../figures/pdr_flow_pf_detail.png" id="68" name="Picture"/>
                     <pic:cNvPicPr>
                       <a:picLocks noChangeArrowheads="1" noChangeAspect="1"/>
                     </pic:cNvPicPr>
                   </pic:nvPicPr>
                   <pic:blipFill>
-                    <a:blip r:embed="rId49"/>
+                    <a:blip r:embed="rId66"/>
                     <a:stretch>
                       <a:fillRect/>
                     </a:stretch>
@@ -8894,8 +9497,8 @@
         <w:t xml:space="preserve">パーティクルフィルタの1歩分の処理</w:t>
       </w:r>
     </w:p>
-    <w:bookmarkEnd w:id="52"/>
-    <w:bookmarkStart w:id="53" w:name="移動様態適応型pf"/>
+    <w:bookmarkEnd w:id="69"/>
+    <w:bookmarkStart w:id="70" w:name="移動様態適応型pf"/>
     <w:p>
       <w:pPr>
         <w:pStyle w:val="Heading2"/>
@@ -8965,7 +9568,7 @@
         <w:rPr>
           <w:rFonts w:hint="eastAsia"/>
         </w:rPr>
-        <w:t xml:space="preserve">滞留中はセンサの値を位置の推定に用いない[2]。本研究では、パーティクルフィルタを1歩ごとに</w:t>
+        <w:t xml:space="preserve">滞留中はセンサの値を位置の推定に用いない[6]。本研究では、パーティクルフィルタを1歩ごとに</w:t>
       </w:r>
       <w:r>
         <w:t xml:space="preserve"> </w:t>
@@ -9021,25 +9624,25 @@
         <w:rPr>
           <w:rFonts w:hint="eastAsia"/>
         </w:rPr>
-        <w:t xml:space="preserve">パーセンタイル値から判定する。直進から曲がりへは、両方が開始しきい値(20度、20度/秒)</w:t>
-      </w:r>
-      <w:r>
-        <w:t xml:space="preserve"> </w:t>
-      </w:r>
-      <w:r>
-        <w:rPr>
-          <w:rFonts w:hint="eastAsia"/>
-        </w:rPr>
-        <w:t xml:space="preserve">以上のときに移り、曲がりから直進へは、両方が終了しきい値未満のときに戻る。方位変化量の</w:t>
-      </w:r>
-      <w:r>
-        <w:t xml:space="preserve"> </w:t>
-      </w:r>
-      <w:r>
-        <w:rPr>
-          <w:rFonts w:hint="eastAsia"/>
-        </w:rPr>
-        <w:t xml:space="preserve">終了しきい値は6度とした。ヨーレートの終了しきい値は、評価用データとは別に取得した校正用の</w:t>
+        <w:t xml:space="preserve">パーセンタイル値から判定する。直進から曲がりへは、両方が開始閾値(20度、20度/秒)</w:t>
+      </w:r>
+      <w:r>
+        <w:t xml:space="preserve"> </w:t>
+      </w:r>
+      <w:r>
+        <w:rPr>
+          <w:rFonts w:hint="eastAsia"/>
+        </w:rPr>
+        <w:t xml:space="preserve">以上のときに移り、曲がりから直進へは、両方が終了閾値未満のときに戻る。方位変化量の</w:t>
+      </w:r>
+      <w:r>
+        <w:t xml:space="preserve"> </w:t>
+      </w:r>
+      <w:r>
+        <w:rPr>
+          <w:rFonts w:hint="eastAsia"/>
+        </w:rPr>
+        <w:t xml:space="preserve">終了閾値は6度とした。ヨーレートの終了閾値は、評価用データとは別に取得した校正用の</w:t>
       </w:r>
       <w:r>
         <w:t xml:space="preserve"> </w:t>
@@ -9066,7 +9669,7 @@
         <w:rPr>
           <w:rFonts w:hint="eastAsia"/>
         </w:rPr>
-        <w:t xml:space="preserve">当初の値(開始しきい値の半分の10度/秒)では、既存の3件のデータで直進中もこの値を</w:t>
+        <w:t xml:space="preserve">当初の値(開始閾値の半分の10度/秒)では、既存の3件のデータで直進中もこの値を</w:t>
       </w:r>
       <w:r>
         <w:t xml:space="preserve"> </w:t>
@@ -9102,7 +9705,7 @@
         <w:rPr>
           <w:rFonts w:hint="eastAsia"/>
         </w:rPr>
-        <w:t xml:space="preserve">校正用データから求めたヨーレートの終了しきい値と、そのときに曲がりと判定された</w:t>
+        <w:t xml:space="preserve">校正用データから求めたヨーレートの終了閾値と、そのときに曲がりと判定された</w:t>
       </w:r>
       <w:r>
         <w:t xml:space="preserve"> </w:t>
@@ -9114,8 +9717,8 @@
         <w:t xml:space="preserve">ステップの割合。)</w:t>
       </w:r>
     </w:p>
-    <w:bookmarkEnd w:id="53"/>
-    <w:bookmarkStart w:id="54" w:name="従来方式の予備実験"/>
+    <w:bookmarkEnd w:id="70"/>
+    <w:bookmarkStart w:id="71" w:name="従来方式の予備実験"/>
     <w:p>
       <w:pPr>
         <w:pStyle w:val="Heading2"/>
@@ -9328,7 +9931,7 @@
         <w:rPr>
           <w:rFonts w:hint="eastAsia"/>
         </w:rPr>
-        <w:t xml:space="preserve">pdr_program/results/20260924_summary.md。ヨーレートの終了しきい値を校正用データで決め</w:t>
+        <w:t xml:space="preserve">pdr_program/results/20260924_summary.md。ヨーレートの終了閾値を校正用データで決め</w:t>
       </w:r>
       <w:r>
         <w:t xml:space="preserve"> </w:t>
@@ -9347,9 +9950,9 @@
         </w:pict>
       </w:r>
     </w:p>
-    <w:bookmarkEnd w:id="54"/>
-    <w:bookmarkEnd w:id="55"/>
-    <w:bookmarkStart w:id="71" w:name="第5章-提案方式"/>
+    <w:bookmarkEnd w:id="71"/>
+    <w:bookmarkEnd w:id="72"/>
+    <w:bookmarkStart w:id="88" w:name="第5章-提案方式"/>
     <w:p>
       <w:pPr>
         <w:pStyle w:val="Heading1"/>
@@ -9370,7 +9973,7 @@
         <w:t xml:space="preserve">提案方式</w:t>
       </w:r>
     </w:p>
-    <w:bookmarkStart w:id="56" w:name="提案方式の目的"/>
+    <w:bookmarkStart w:id="73" w:name="提案方式の目的"/>
     <w:p>
       <w:pPr>
         <w:pStyle w:val="Heading2"/>
@@ -9544,8 +10147,8 @@
         <w:t xml:space="preserve">移動様態ごとの粒子数をさらに増減させる(5.6節)。</w:t>
       </w:r>
     </w:p>
-    <w:bookmarkEnd w:id="56"/>
-    <w:bookmarkStart w:id="57" w:name="提案方式の全体構成"/>
+    <w:bookmarkEnd w:id="73"/>
+    <w:bookmarkStart w:id="74" w:name="提案方式の全体構成"/>
     <w:p>
       <w:pPr>
         <w:pStyle w:val="Heading2"/>
@@ -9645,7 +10248,7 @@
         <w:rPr>
           <w:rFonts w:hint="eastAsia"/>
         </w:rPr>
-        <w:t xml:space="preserve">処理は図4.4のとおりで、センサー方位の算出、移動様態の判定、粒子数の決定、状態遷移、</w:t>
+        <w:t xml:space="preserve">処理は図4.4のとおりで、センサ方位の算出、移動様態の判定、粒子数の決定、状態遷移、</w:t>
       </w:r>
       <w:r>
         <w:t xml:space="preserve"> </w:t>
@@ -10268,8 +10871,8 @@
         <w:t xml:space="preserve">preferは人手で指定した経路(方式D)の検討に用いたもので、比較には含めない。</w:t>
       </w:r>
     </w:p>
-    <w:bookmarkEnd w:id="57"/>
-    <w:bookmarkStart w:id="64" w:name="地図からの通路構造抽出"/>
+    <w:bookmarkEnd w:id="74"/>
+    <w:bookmarkStart w:id="81" w:name="地図からの通路構造抽出"/>
     <w:p>
       <w:pPr>
         <w:pStyle w:val="Heading2"/>
@@ -10330,7 +10933,7 @@
         <w:rPr>
           <w:rFonts w:hint="eastAsia"/>
         </w:rPr>
-        <w:t xml:space="preserve">求める。この距離がしきい値(20px。縮尺11.4px/mで約1.75m)以下の画素を、通路の候補と</w:t>
+        <w:t xml:space="preserve">求める。この距離が閾値(20px。縮尺11.4px/mで約1.75m)以下の画素を、通路の候補と</w:t>
       </w:r>
       <w:r>
         <w:t xml:space="preserve"> </w:t>
@@ -10366,7 +10969,7 @@
         <w:rPr>
           <w:rFonts w:hint="eastAsia"/>
         </w:rPr>
-        <w:t xml:space="preserve">実現できる。管理棟4階の地図に適用した結果を図5.1に示す。経路の座標を一切与えていない</w:t>
+        <w:t xml:space="preserve">実現できる。専門科目棟4階の地図に適用した結果を図5.1に示す。経路の座標を一切与えていない</w:t>
       </w:r>
       <w:r>
         <w:t xml:space="preserve"> </w:t>
@@ -10396,18 +10999,18 @@
           <wp:inline>
             <wp:extent cx="5334000" cy="2088969"/>
             <wp:effectExtent b="0" l="0" r="0" t="0"/>
-            <wp:docPr descr="図5.1 自動抽出した経路帯(黄色)と通路グラフ(管理棟4階、既定の設定)" title="" id="59" name="Picture"/>
+            <wp:docPr descr="図5.1 自動抽出した経路帯(黄色)と通路グラフ(専門科目棟4階、既定の設定)" title="" id="76" name="Picture"/>
             <a:graphic>
               <a:graphicData uri="http://schemas.openxmlformats.org/drawingml/2006/picture">
                 <pic:pic>
                   <pic:nvPicPr>
-                    <pic:cNvPr descr="../figures/fig5_1_route_mask_graph.png" id="60" name="Picture"/>
+                    <pic:cNvPr descr="../figures/fig5_1_route_mask_graph.png" id="77" name="Picture"/>
                     <pic:cNvPicPr>
                       <a:picLocks noChangeArrowheads="1" noChangeAspect="1"/>
                     </pic:cNvPicPr>
                   </pic:nvPicPr>
                   <pic:blipFill>
-                    <a:blip r:embed="rId58"/>
+                    <a:blip r:embed="rId75"/>
                     <a:stretch>
                       <a:fillRect/>
                     </a:stretch>
@@ -10451,7 +11054,7 @@
         <w:rPr>
           <w:rFonts w:hint="eastAsia"/>
         </w:rPr>
-        <w:t xml:space="preserve">自動抽出した経路帯(黄色)と通路グラフ(管理棟4階、既定の設定)</w:t>
+        <w:t xml:space="preserve">自動抽出した経路帯(黄色)と通路グラフ(専門科目棟4階、既定の設定)</w:t>
       </w:r>
     </w:p>
     <w:p>
@@ -10509,7 +11112,7 @@
         <w:rPr>
           <w:rFonts w:hint="eastAsia"/>
         </w:rPr>
-        <w:t xml:space="preserve">半径30px(しきい値の1.5倍と、しきい値+10pxの大きい方)の円を用いた</w:t>
+        <w:t xml:space="preserve">半径30px(閾値の1.5倍と、閾値+10pxの大きい方)の円を用いた</w:t>
       </w:r>
       <w:r>
         <w:t xml:space="preserve"> </w:t>
@@ -10527,16 +11130,16 @@
         <w:rPr>
           <w:rFonts w:hint="eastAsia"/>
         </w:rPr>
-        <w:t xml:space="preserve">(図5.2)。半径をしきい値と同じ20pxにすると、西側と東側の廊下をつなぐ中央ホールまで</w:t>
-      </w:r>
-      <w:r>
-        <w:t xml:space="preserve"> </w:t>
-      </w:r>
-      <w:r>
-        <w:rPr>
-          <w:rFonts w:hint="eastAsia"/>
-        </w:rPr>
-        <w:t xml:space="preserve">除かれて通路網が分断されたため、しきい値より大きい半径とした。本当に広い合流部まで</w:t>
+        <w:t xml:space="preserve">(図5.2)。半径を閾値と同じ20pxにすると、西側と東側の廊下をつなぐ中央ホールまで</w:t>
+      </w:r>
+      <w:r>
+        <w:t xml:space="preserve"> </w:t>
+      </w:r>
+      <w:r>
+        <w:rPr>
+          <w:rFonts w:hint="eastAsia"/>
+        </w:rPr>
+        <w:t xml:space="preserve">除かれて通路網が分断されたため、閾値より大きい半径とした。本当に広い合流部まで</w:t>
       </w:r>
       <w:r>
         <w:t xml:space="preserve"> </w:t>
@@ -10557,18 +11160,18 @@
           <wp:inline>
             <wp:extent cx="5334000" cy="2088969"/>
             <wp:effectExtent b="0" l="0" r="0" t="0"/>
-            <wp:docPr descr="図5.2 広い部屋の除外を有効にした場合の経路帯と通路グラフ" title="" id="62" name="Picture"/>
+            <wp:docPr descr="図5.2 広い部屋の除外を有効にした場合の経路帯と通路グラフ" title="" id="79" name="Picture"/>
             <a:graphic>
               <a:graphicData uri="http://schemas.openxmlformats.org/drawingml/2006/picture">
                 <pic:pic>
                   <pic:nvPicPr>
-                    <pic:cNvPr descr="../figures/fig5_2_route_mask_graph_exclude_wide_rooms.png" id="63" name="Picture"/>
+                    <pic:cNvPr descr="../figures/fig5_2_route_mask_graph_exclude_wide_rooms.png" id="80" name="Picture"/>
                     <pic:cNvPicPr>
                       <a:picLocks noChangeArrowheads="1" noChangeAspect="1"/>
                     </pic:cNvPicPr>
                   </pic:nvPicPr>
                   <pic:blipFill>
-                    <a:blip r:embed="rId61"/>
+                    <a:blip r:embed="rId78"/>
                     <a:stretch>
                       <a:fillRect/>
                     </a:stretch>
@@ -10661,7 +11264,7 @@
         <w:rPr>
           <w:rFonts w:hint="eastAsia"/>
         </w:rPr>
-        <w:t xml:space="preserve">通路網に輪があるなどして1本の経路では表せないと判断し、中心線を用いない。管理棟4階では、</w:t>
+        <w:t xml:space="preserve">通路網に輪があるなどして1本の経路では表せないと判断し、中心線を用いない。専門科目棟4階では、</w:t>
       </w:r>
       <w:r>
         <w:t xml:space="preserve"> </w:t>
@@ -10720,8 +11323,8 @@
         <w:t xml:space="preserve">得られた(図5.1)。</w:t>
       </w:r>
     </w:p>
-    <w:bookmarkEnd w:id="64"/>
-    <w:bookmarkStart w:id="65" w:name="センサーと地図を用いた曲がり判定"/>
+    <w:bookmarkEnd w:id="81"/>
+    <w:bookmarkStart w:id="82" w:name="センサと地図を用いた曲がり判定"/>
     <w:p>
       <w:pPr>
         <w:pStyle w:val="Heading2"/>
@@ -10733,7 +11336,7 @@
         <w:rPr>
           <w:rFonts w:hint="eastAsia"/>
         </w:rPr>
-        <w:t xml:space="preserve">センサーと地図を用いた曲がり判定</w:t>
+        <w:t xml:space="preserve">センサと地図を用いた曲がり判定</w:t>
       </w:r>
     </w:p>
     <w:p>
@@ -10744,7 +11347,7 @@
         <w:rPr>
           <w:rFonts w:hint="eastAsia"/>
         </w:rPr>
-        <w:t xml:space="preserve">曲がりの判定そのものは、センサーだけを用いて4.7節の方法で行う。この判定は方式Cとも共通</w:t>
+        <w:t xml:space="preserve">曲がりの判定そのものは、センサだけを用いて4.7節の方法で行う。この判定は方式Cとも共通</w:t>
       </w:r>
       <w:r>
         <w:t xml:space="preserve"> </w:t>
@@ -10793,7 +11396,7 @@
         <w:rPr>
           <w:rFonts w:hint="eastAsia"/>
         </w:rPr>
-        <w:t xml:space="preserve">とセンサー方位</w:t>
+        <w:t xml:space="preserve">とセンサ方位</w:t>
       </w:r>
       <m:oMath>
         <m:r>
@@ -11039,7 +11642,7 @@
         <w:rPr>
           <w:rFonts w:hint="eastAsia"/>
         </w:rPr>
-        <w:t xml:space="preserve">)。区間は、センサーが曲がりを検出し、かつ推定</w:t>
+        <w:t xml:space="preserve">)。区間は、センサが曲がりを検出し、かつ推定</w:t>
       </w:r>
       <w:r>
         <w:t xml:space="preserve"> </w:t>
@@ -11057,7 +11660,7 @@
         <w:rPr>
           <w:rFonts w:hint="eastAsia"/>
         </w:rPr>
-        <w:t xml:space="preserve">センサーのノイズによって区間が誤って切り替わることを防ぐためである。</w:t>
+        <w:t xml:space="preserve">センサのノイズによって区間が誤って切り替わることを防ぐためである。</w:t>
       </w:r>
     </w:p>
     <w:p>
@@ -11115,8 +11718,8 @@
         <w:t xml:space="preserve">区間の向きを持つ複数経路仮説(5.7節)の場合である。</w:t>
       </w:r>
     </w:p>
-    <w:bookmarkEnd w:id="65"/>
-    <w:bookmarkStart w:id="66" w:name="推定不確実性の計算"/>
+    <w:bookmarkEnd w:id="82"/>
+    <w:bookmarkStart w:id="83" w:name="推定不確実性の計算"/>
     <w:p>
       <w:pPr>
         <w:pStyle w:val="Heading2"/>
@@ -11670,8 +12273,8 @@
         <w:t xml:space="preserve">解釈するための診断値として用いる(6.6節)。</w:t>
       </w:r>
     </w:p>
-    <w:bookmarkEnd w:id="66"/>
-    <w:bookmarkStart w:id="67" w:name="動的粒子数変更"/>
+    <w:bookmarkEnd w:id="83"/>
+    <w:bookmarkStart w:id="84" w:name="動的粒子数変更"/>
     <w:p>
       <w:pPr>
         <w:pStyle w:val="Heading2"/>
@@ -12481,8 +13084,8 @@
         <w:t xml:space="preserve">効果(全滅回数と位置の誤差)は、第8章(8.2節)で述べる。</w:t>
       </w:r>
     </w:p>
-    <w:bookmarkEnd w:id="67"/>
-    <w:bookmarkStart w:id="68" w:name="複数経路仮説"/>
+    <w:bookmarkEnd w:id="84"/>
+    <w:bookmarkStart w:id="85" w:name="複数経路仮説"/>
     <w:p>
       <w:pPr>
         <w:pStyle w:val="Heading2"/>
@@ -12695,7 +13298,7 @@
         <w:rPr>
           <w:rFonts w:hint="eastAsia"/>
         </w:rPr>
-        <w:t xml:space="preserve">、その歩で観測されたセンサー方位を</w:t>
+        <w:t xml:space="preserve">、その歩で観測されたセンサ方位を</w:t>
       </w:r>
       <m:oMath>
         <m:sSub>
@@ -13097,7 +13700,7 @@
         <w:rPr>
           <w:rFonts w:hint="eastAsia"/>
         </w:rPr>
-        <w:t xml:space="preserve">比較の対象を補正後の方位ではなく生のセンサー方位</w:t>
+        <w:t xml:space="preserve">比較の対象を補正後の方位ではなく生のセンサ方位</w:t>
       </w:r>
       <m:oMath>
         <m:sSub>
@@ -13236,7 +13839,7 @@
         <w:rPr>
           <w:rFonts w:hint="eastAsia"/>
         </w:rPr>
-        <w:t xml:space="preserve">とした(6.5節)。センサー方位を観測として用いる以上、方位の記録</w:t>
+        <w:t xml:space="preserve">とした(6.5節)。センサ方位を観測として用いる以上、方位の記録</w:t>
       </w:r>
       <w:r>
         <w:t xml:space="preserve"> </w:t>
@@ -13257,8 +13860,8 @@
         <w:t xml:space="preserve">限界である。予備実験での効果とこの限界は、8.3節・8.5節・8.7節で述べる。</w:t>
       </w:r>
     </w:p>
-    <w:bookmarkEnd w:id="68"/>
-    <w:bookmarkStart w:id="69" w:name="提案方式の位置更新"/>
+    <w:bookmarkEnd w:id="85"/>
+    <w:bookmarkStart w:id="86" w:name="提案方式の位置更新"/>
     <w:p>
       <w:pPr>
         <w:pStyle w:val="Heading2"/>
@@ -15408,7 +16011,7 @@
         <w:rPr>
           <w:rFonts w:hint="eastAsia"/>
         </w:rPr>
-        <w:t xml:space="preserve">周り)。この考え方は、上田ら[3]が移動ロボットの自己位置推定で提案した膨張リセットに近い。</w:t>
+        <w:t xml:space="preserve">周り)。この考え方は、上田ら[12]が移動ロボットの自己位置推定で提案した膨張リセットに近い。</w:t>
       </w:r>
       <w:r>
         <w:t xml:space="preserve"> </w:t>
@@ -15426,7 +16029,7 @@
         <w:rPr>
           <w:rFonts w:hint="eastAsia"/>
         </w:rPr>
-        <w:t xml:space="preserve">なった状態(誘拐状態)から回復する方法である。ただし上田らは、尤度の合計がしきい値を</w:t>
+        <w:t xml:space="preserve">なった状態(誘拐状態)から回復する方法である。ただし上田らは、尤度の合計が閾値を</w:t>
       </w:r>
       <w:r>
         <w:t xml:space="preserve"> </w:t>
@@ -15456,8 +16059,8 @@
         <w:t xml:space="preserve">評価指標の一つとして用いる。</w:t>
       </w:r>
     </w:p>
-    <w:bookmarkEnd w:id="69"/>
-    <w:bookmarkStart w:id="70" w:name="本研究の独自性"/>
+    <w:bookmarkEnd w:id="86"/>
+    <w:bookmarkStart w:id="87" w:name="本研究の独自性"/>
     <w:p>
       <w:pPr>
         <w:pStyle w:val="Heading2"/>
@@ -15684,9 +16287,9 @@
         </w:pict>
       </w:r>
     </w:p>
-    <w:bookmarkEnd w:id="70"/>
-    <w:bookmarkEnd w:id="71"/>
-    <w:bookmarkStart w:id="80" w:name="第6章-実験方法"/>
+    <w:bookmarkEnd w:id="87"/>
+    <w:bookmarkEnd w:id="88"/>
+    <w:bookmarkStart w:id="97" w:name="第6章-実験方法"/>
     <w:p>
       <w:pPr>
         <w:pStyle w:val="Heading1"/>
@@ -15707,7 +16310,7 @@
         <w:t xml:space="preserve">実験方法</w:t>
       </w:r>
     </w:p>
-    <w:bookmarkStart w:id="72" w:name="実験目的"/>
+    <w:bookmarkStart w:id="89" w:name="実験目的"/>
     <w:p>
       <w:pPr>
         <w:pStyle w:val="Heading2"/>
@@ -15789,8 +16392,8 @@
         <w:t xml:space="preserve">両者を併せて評価する。</w:t>
       </w:r>
     </w:p>
-    <w:bookmarkEnd w:id="72"/>
-    <w:bookmarkStart w:id="73" w:name="実験経路"/>
+    <w:bookmarkEnd w:id="89"/>
+    <w:bookmarkStart w:id="90" w:name="実験経路"/>
     <w:p>
       <w:pPr>
         <w:pStyle w:val="Heading2"/>
@@ -15813,7 +16416,7 @@
         <w:rPr>
           <w:rFonts w:hint="eastAsia"/>
         </w:rPr>
-        <w:t xml:space="preserve">実験経路は3.1節および図3.1に示したとおり、管理棟4階の西側廊下から東側廊下までを、</w:t>
+        <w:t xml:space="preserve">実験経路は3.1節および図3.1に示したとおり、専門科目棟4階の西側廊下から東側廊下までを、</w:t>
       </w:r>
       <w:r>
         <w:t xml:space="preserve"> </w:t>
@@ -15901,8 +16504,8 @@
         <w:t xml:space="preserve">表を追加する。)</w:t>
       </w:r>
     </w:p>
-    <w:bookmarkEnd w:id="73"/>
-    <w:bookmarkStart w:id="74" w:name="計測条件"/>
+    <w:bookmarkEnd w:id="90"/>
+    <w:bookmarkStart w:id="91" w:name="計測条件"/>
     <w:p>
       <w:pPr>
         <w:pStyle w:val="Heading2"/>
@@ -16140,8 +16743,8 @@
         <w:t xml:space="preserve">歩行開始基準を指定しても先頭サンプル基準と同じ結果になる。</w:t>
       </w:r>
     </w:p>
-    <w:bookmarkEnd w:id="74"/>
-    <w:bookmarkStart w:id="75" w:name="比較方式"/>
+    <w:bookmarkEnd w:id="91"/>
+    <w:bookmarkStart w:id="92" w:name="比較方式"/>
     <w:p>
       <w:pPr>
         <w:pStyle w:val="Heading2"/>
@@ -16236,7 +16839,7 @@
         <w:rPr>
           <w:rFonts w:hint="eastAsia"/>
         </w:rPr>
-        <w:t xml:space="preserve">だけである。方式Eは、方式Cに加えて、地図から自動抽出した通路帯の外に出た粒子の重みを</w:t>
+        <w:t xml:space="preserve">だけである。方式Eは、方式Cに加えて、地図から自動抽出した経路帯の外に出た粒子の重みを</w:t>
       </w:r>
       <w:r>
         <w:t xml:space="preserve"> </w:t>
@@ -16773,7 +17376,7 @@
         <w:rPr>
           <w:rFonts w:hint="eastAsia"/>
         </w:rPr>
-        <w:t xml:space="preserve">通路中心線による方位補正だけを加えると、管理棟4階の通路網が輪状に見えるため中心線の</w:t>
+        <w:t xml:space="preserve">通路中心線による方位補正だけを加えると、専門科目棟4階の通路網が輪状に見えるため中心線の</w:t>
       </w:r>
       <w:r>
         <w:t xml:space="preserve"> </w:t>
@@ -16850,8 +17453,8 @@
         <w:t xml:space="preserve">無効の機能も、無効であることを明示して与える。</w:t>
       </w:r>
     </w:p>
-    <w:bookmarkEnd w:id="75"/>
-    <w:bookmarkStart w:id="76" w:name="パラメータ"/>
+    <w:bookmarkEnd w:id="92"/>
+    <w:bookmarkStart w:id="93" w:name="パラメータ"/>
     <w:p>
       <w:pPr>
         <w:pStyle w:val="Heading2"/>
@@ -18424,8 +19027,8 @@
         <w:t xml:space="preserve">1442)の平均が最もよかった値である。</w:t>
       </w:r>
     </w:p>
-    <w:bookmarkEnd w:id="76"/>
-    <w:bookmarkStart w:id="77" w:name="評価指標"/>
+    <w:bookmarkEnd w:id="93"/>
+    <w:bookmarkStart w:id="94" w:name="評価指標"/>
     <w:p>
       <w:pPr>
         <w:pStyle w:val="Heading2"/>
@@ -18897,7 +19500,7 @@
         <w:rPr>
           <w:rFonts w:hint="eastAsia"/>
         </w:rPr>
-        <w:t xml:space="preserve">目印どうしを結ぶ線は角を斜めに横切るため、向きの変化はそれより小さくなる。しきい値を</w:t>
+        <w:t xml:space="preserve">目印どうしを結ぶ線は角を斜めに横切るため、向きの変化はそれより小さくなる。閾値を</w:t>
       </w:r>
       <w:r>
         <w:t xml:space="preserve"> </w:t>
@@ -18915,7 +19518,7 @@
         <w:rPr>
           <w:rFonts w:hint="eastAsia"/>
         </w:rPr>
-        <w:t xml:space="preserve">計測を予定している短い経路と逆向きの経路でも、該当するのは同じ2点である。このしきい値</w:t>
+        <w:t xml:space="preserve">計測を予定している短い経路と逆向きの経路でも、該当するのは同じ2点である。この閾値</w:t>
       </w:r>
       <w:r>
         <w:t xml:space="preserve"> </w:t>
@@ -18998,7 +19601,7 @@
         <w:rPr>
           <w:rFonts w:hint="eastAsia"/>
         </w:rPr>
-        <w:t xml:space="preserve">時間を用いる。一方、粒子を用いる方式に共通の処理(センサーデータの処理、ステップ検出、</w:t>
+        <w:t xml:space="preserve">時間を用いる。一方、粒子を用いる方式に共通の処理(センサデータの処理、ステップ検出、</w:t>
       </w:r>
       <w:r>
         <w:t xml:space="preserve"> </w:t>
@@ -19545,8 +20148,8 @@
         <w:t xml:space="preserve">量であるため、方式間の相対比較にのみ用い、絶対的な精度としては解釈しない。</w:t>
       </w:r>
     </w:p>
-    <w:bookmarkEnd w:id="77"/>
-    <w:bookmarkStart w:id="78" w:name="正解データの作成"/>
+    <w:bookmarkEnd w:id="94"/>
+    <w:bookmarkStart w:id="95" w:name="正解データの作成"/>
     <w:p>
       <w:pPr>
         <w:pStyle w:val="Heading2"/>
@@ -19755,11 +20358,11 @@
         <w:rPr>
           <w:rFonts w:hint="eastAsia"/>
         </w:rPr>
-        <w:t xml:space="preserve">センサーデータだけから歩いた経路を判別することはしない。</w:t>
-      </w:r>
-    </w:p>
-    <w:bookmarkEnd w:id="78"/>
-    <w:bookmarkStart w:id="79" w:name="調整データと評価データ"/>
+        <w:t xml:space="preserve">センサデータだけから歩いた経路を判別することはしない。</w:t>
+      </w:r>
+    </w:p>
+    <w:bookmarkEnd w:id="95"/>
+    <w:bookmarkStart w:id="96" w:name="調整データと評価データ"/>
     <w:p>
       <w:pPr>
         <w:pStyle w:val="Heading2"/>
@@ -20090,9 +20693,9 @@
         </w:pict>
       </w:r>
     </w:p>
-    <w:bookmarkEnd w:id="79"/>
-    <w:bookmarkEnd w:id="80"/>
-    <w:bookmarkStart w:id="87" w:name="第7章-実験結果"/>
+    <w:bookmarkEnd w:id="96"/>
+    <w:bookmarkEnd w:id="97"/>
+    <w:bookmarkStart w:id="104" w:name="第7章-実験結果"/>
     <w:p>
       <w:pPr>
         <w:pStyle w:val="Heading1"/>
@@ -20113,7 +20716,7 @@
         <w:t xml:space="preserve">実験結果</w:t>
       </w:r>
     </w:p>
-    <w:bookmarkStart w:id="81" w:name="pdrのみの結果"/>
+    <w:bookmarkStart w:id="98" w:name="pdrのみの結果"/>
     <w:p>
       <w:pPr>
         <w:pStyle w:val="Heading2"/>
@@ -20213,8 +20816,8 @@
         <w:t xml:space="preserve">・ここには各誤差指標を書く。</w:t>
       </w:r>
     </w:p>
-    <w:bookmarkEnd w:id="81"/>
-    <w:bookmarkStart w:id="82" w:name="固定pfの結果"/>
+    <w:bookmarkEnd w:id="98"/>
+    <w:bookmarkStart w:id="99" w:name="固定pfの結果"/>
     <w:p>
       <w:pPr>
         <w:pStyle w:val="Heading2"/>
@@ -20278,8 +20881,8 @@
         <w:t xml:space="preserve">・ここにはPDRのみとの違いを書く。</w:t>
       </w:r>
     </w:p>
-    <w:bookmarkEnd w:id="82"/>
-    <w:bookmarkStart w:id="83" w:name="移動様態適応pfの結果"/>
+    <w:bookmarkEnd w:id="99"/>
+    <w:bookmarkStart w:id="100" w:name="移動様態適応pfの結果"/>
     <w:p>
       <w:pPr>
         <w:pStyle w:val="Heading2"/>
@@ -20361,8 +20964,8 @@
         <w:t xml:space="preserve">・ここには平均粒子数と処理時間を書く。</w:t>
       </w:r>
     </w:p>
-    <w:bookmarkEnd w:id="83"/>
-    <w:bookmarkStart w:id="84" w:name="提案方式の結果"/>
+    <w:bookmarkEnd w:id="100"/>
+    <w:bookmarkStart w:id="101" w:name="提案方式の結果"/>
     <w:p>
       <w:pPr>
         <w:pStyle w:val="Heading2"/>
@@ -20453,8 +21056,8 @@
         <w:t xml:space="preserve">・ここには地図ごとの前処理の時間を書く。</w:t>
       </w:r>
     </w:p>
-    <w:bookmarkEnd w:id="84"/>
-    <w:bookmarkStart w:id="85" w:name="各方式の比較"/>
+    <w:bookmarkEnd w:id="101"/>
+    <w:bookmarkStart w:id="102" w:name="各方式の比較"/>
     <w:p>
       <w:pPr>
         <w:pStyle w:val="Heading2"/>
@@ -20951,8 +21554,8 @@
         <w:t xml:space="preserve">いった正式な評価指標(6.6節相当)は計算できていない。)</w:t>
       </w:r>
     </w:p>
-    <w:bookmarkEnd w:id="85"/>
-    <w:bookmarkStart w:id="86" w:name="失敗例"/>
+    <w:bookmarkEnd w:id="102"/>
+    <w:bookmarkStart w:id="103" w:name="失敗例"/>
     <w:p>
       <w:pPr>
         <w:pStyle w:val="Heading2"/>
@@ -21012,9 +21615,9 @@
         </w:pict>
       </w:r>
     </w:p>
-    <w:bookmarkEnd w:id="86"/>
-    <w:bookmarkEnd w:id="87"/>
-    <w:bookmarkStart w:id="102" w:name="第8章-考察"/>
+    <w:bookmarkEnd w:id="103"/>
+    <w:bookmarkEnd w:id="104"/>
+    <w:bookmarkStart w:id="119" w:name="第8章-考察"/>
     <w:p>
       <w:pPr>
         <w:pStyle w:val="Heading1"/>
@@ -21035,7 +21638,7 @@
         <w:t xml:space="preserve">考察</w:t>
       </w:r>
     </w:p>
-    <w:bookmarkStart w:id="88" w:name="位置精度への効果"/>
+    <w:bookmarkStart w:id="105" w:name="位置精度への効果"/>
     <w:p>
       <w:pPr>
         <w:pStyle w:val="Heading2"/>
@@ -21254,8 +21857,8 @@
         <w:t xml:space="preserve">述べる。</w:t>
       </w:r>
     </w:p>
-    <w:bookmarkEnd w:id="88"/>
-    <w:bookmarkStart w:id="89" w:name="動的粒子数の効果"/>
+    <w:bookmarkEnd w:id="105"/>
+    <w:bookmarkStart w:id="106" w:name="動的粒子数の効果"/>
     <w:p>
       <w:pPr>
         <w:pStyle w:val="Heading2"/>
@@ -21638,8 +22241,8 @@
         <w:t xml:space="preserve">裏付けるものである。</w:t>
       </w:r>
     </w:p>
-    <w:bookmarkEnd w:id="89"/>
-    <w:bookmarkStart w:id="90" w:name="地図形状を用いる効果"/>
+    <w:bookmarkEnd w:id="106"/>
+    <w:bookmarkStart w:id="107" w:name="地図形状を用いる効果"/>
     <w:p>
       <w:pPr>
         <w:pStyle w:val="Heading2"/>
@@ -22341,8 +22944,8 @@
         <w:t xml:space="preserve">実行の値で置き換える)。)</w:t>
       </w:r>
     </w:p>
-    <w:bookmarkEnd w:id="90"/>
-    <w:bookmarkStart w:id="94" w:name="歩幅誤差の影響"/>
+    <w:bookmarkEnd w:id="107"/>
+    <w:bookmarkStart w:id="111" w:name="歩幅誤差の影響"/>
     <w:p>
       <w:pPr>
         <w:pStyle w:val="Heading2"/>
@@ -22412,7 +23015,7 @@
         <w:rPr>
           <w:rFonts w:hint="eastAsia"/>
         </w:rPr>
-        <w:t xml:space="preserve">経路帯の幅、乱数シード、生センサー値の統計的な品質といった観点から約2週間にわたって</w:t>
+        <w:t xml:space="preserve">経路帯の幅、乱数シード、生センサ値の統計的な品質といった観点から約2週間にわたって</w:t>
       </w:r>
       <w:r>
         <w:t xml:space="preserve"> </w:t>
@@ -22534,18 +23137,18 @@
           <wp:inline>
             <wp:extent cx="5334000" cy="3168575"/>
             <wp:effectExtent b="0" l="0" r="0" t="0"/>
-            <wp:docPr descr="図8.1 歩行加速度(ステップ信号)の周波数スペクトル。基本波(1.6〜1.7Hz)の第2高調波(3.3〜3.4Hz)が同程度以上に強い" title="" id="92" name="Picture"/>
+            <wp:docPr descr="図8.1 歩行加速度(ステップ信号)の周波数スペクトル。基本波(1.6〜1.7Hz)の第2高調波(3.3〜3.4Hz)が同程度以上に強い" title="" id="109" name="Picture"/>
             <a:graphic>
               <a:graphicData uri="http://schemas.openxmlformats.org/drawingml/2006/picture">
                 <pic:pic>
                   <pic:nvPicPr>
-                    <pic:cNvPr descr="../figures/fig8_1_acc_spectrum.png" id="93" name="Picture"/>
+                    <pic:cNvPr descr="../figures/fig8_1_acc_spectrum.png" id="110" name="Picture"/>
                     <pic:cNvPicPr>
                       <a:picLocks noChangeArrowheads="1" noChangeAspect="1"/>
                     </pic:cNvPicPr>
                   </pic:nvPicPr>
                   <pic:blipFill>
-                    <a:blip r:embed="rId91"/>
+                    <a:blip r:embed="rId108"/>
                     <a:stretch>
                       <a:fillRect/>
                     </a:stretch>
@@ -22856,8 +23459,8 @@
         <w:t xml:space="preserve">のように物理的な意味を持つ量を固定し、サンプル数はそこから毎回計算する形にすべきであった。</w:t>
       </w:r>
     </w:p>
-    <w:bookmarkEnd w:id="94"/>
-    <w:bookmarkStart w:id="98" w:name="センサー誤差の影響"/>
+    <w:bookmarkEnd w:id="111"/>
+    <w:bookmarkStart w:id="115" w:name="センサ誤差の影響"/>
     <w:p>
       <w:pPr>
         <w:pStyle w:val="Heading2"/>
@@ -22869,7 +23472,7 @@
         <w:rPr>
           <w:rFonts w:hint="eastAsia"/>
         </w:rPr>
-        <w:t xml:space="preserve">センサー誤差の影響</w:t>
+        <w:t xml:space="preserve">センサ誤差の影響</w:t>
       </w:r>
     </w:p>
     <w:p>
@@ -22930,18 +23533,18 @@
           <wp:inline>
             <wp:extent cx="5334000" cy="3120015"/>
             <wp:effectExtent b="0" l="0" r="0" t="0"/>
-            <wp:docPr descr="図8.2 CSVごとの相対方位プロファイル。1442は想定どおり、1441は全体がずれ、1438は経路と整合しない" title="" id="96" name="Picture"/>
+            <wp:docPr descr="図8.2 CSVごとの相対方位プロファイル。1442は想定どおり、1441は全体がずれ、1438は経路と整合しない" title="" id="113" name="Picture"/>
             <a:graphic>
               <a:graphicData uri="http://schemas.openxmlformats.org/drawingml/2006/picture">
                 <pic:pic>
                   <pic:nvPicPr>
-                    <pic:cNvPr descr="../figures/fig8_2_heading_profile.png" id="97" name="Picture"/>
+                    <pic:cNvPr descr="../figures/fig8_2_heading_profile.png" id="114" name="Picture"/>
                     <pic:cNvPicPr>
                       <a:picLocks noChangeArrowheads="1" noChangeAspect="1"/>
                     </pic:cNvPicPr>
                   </pic:nvPicPr>
                   <pic:blipFill>
-                    <a:blip r:embed="rId95"/>
+                    <a:blip r:embed="rId112"/>
                     <a:stretch>
                       <a:fillRect/>
                     </a:stretch>
@@ -23288,8 +23891,8 @@
         <w:t xml:space="preserve">8.7節で述べる。</w:t>
       </w:r>
     </w:p>
-    <w:bookmarkEnd w:id="98"/>
-    <w:bookmarkStart w:id="99" w:name="手動経路指定への依存"/>
+    <w:bookmarkEnd w:id="115"/>
+    <w:bookmarkStart w:id="116" w:name="手動経路指定への依存"/>
     <w:p>
       <w:pPr>
         <w:pStyle w:val="Heading2"/>
@@ -23609,8 +24212,8 @@
         <w:t xml:space="preserve">既定では無効のままとし、必要な場合にのみ明示的に有効化する設計とした。</w:t>
       </w:r>
     </w:p>
-    <w:bookmarkEnd w:id="99"/>
-    <w:bookmarkStart w:id="100" w:name="提案方式の限界"/>
+    <w:bookmarkEnd w:id="116"/>
+    <w:bookmarkStart w:id="117" w:name="提案方式の限界"/>
     <w:p>
       <w:pPr>
         <w:pStyle w:val="Heading2"/>
@@ -23680,7 +24283,7 @@
         <w:rPr>
           <w:rFonts w:hint="eastAsia"/>
         </w:rPr>
-        <w:t xml:space="preserve">できるようになった。2026-08-16に、自動抽出した通路帯マスクを細線化して1本の</w:t>
+        <w:t xml:space="preserve">できるようになった。2026-08-16に、自動抽出した経路帯マスクを細線化して1本の</w:t>
       </w:r>
       <w:r>
         <w:t xml:space="preserve"> </w:t>
@@ -23698,7 +24301,7 @@
         <w:rPr>
           <w:rFonts w:hint="eastAsia"/>
         </w:rPr>
-        <w:t xml:space="preserve">実装したが、検証対象である管理棟4階の通路網マスクを細線化したところ、2本の帯が</w:t>
+        <w:t xml:space="preserve">実装したが、検証対象である専門科目棟4階の通路網マスクを細線化したところ、2本の帯が</w:t>
       </w:r>
       <w:r>
         <w:t xml:space="preserve"> </w:t>
@@ -24096,8 +24699,8 @@
         <w:t xml:space="preserve">異なる割合で打ち消し合っていたことが原因と判明した(8.4節)。</w:t>
       </w:r>
     </w:p>
-    <w:bookmarkEnd w:id="100"/>
-    <w:bookmarkStart w:id="101" w:name="今後の課題"/>
+    <w:bookmarkEnd w:id="117"/>
+    <w:bookmarkStart w:id="118" w:name="今後の課題"/>
     <w:p>
       <w:pPr>
         <w:pStyle w:val="Heading2"/>
@@ -24331,7 +24934,7 @@
         <w:rPr>
           <w:rFonts w:hint="eastAsia"/>
         </w:rPr>
-        <w:t xml:space="preserve">一般化を示すものではない。この対応として、研究対象と同じ建物内(管理棟4階)の別の</w:t>
+        <w:t xml:space="preserve">一般化を示すものではない。この対応として、研究対象と同じ建物内(専門科目棟4階)の別の</w:t>
       </w:r>
       <w:r>
         <w:t xml:space="preserve"> </w:t>
@@ -24367,7 +24970,7 @@
         <w:rPr>
           <w:rFonts w:hint="eastAsia"/>
         </w:rPr>
-        <w:t xml:space="preserve">原理的に測定できないことが判明し、採用を見送った。管理棟4階での実歩行データ収集は</w:t>
+        <w:t xml:space="preserve">原理的に測定できないことが判明し、採用を見送った。専門科目棟4階での実歩行データ収集は</w:t>
       </w:r>
       <w:r>
         <w:t xml:space="preserve"> </w:t>
@@ -24423,7 +25026,7 @@
         <w:rPr>
           <w:rFonts w:hint="eastAsia"/>
         </w:rPr>
-        <w:t xml:space="preserve">偏りは学習しない。古屋ら[4]は、PDRの軌跡が壁にぶつかる向きから歩幅の過不足を判断して</w:t>
+        <w:t xml:space="preserve">偏りは学習しない。古屋ら[7]は、PDRの軌跡が壁にぶつかる向きから歩幅の過不足を判断して</w:t>
       </w:r>
       <w:r>
         <w:t xml:space="preserve"> </w:t>
@@ -24451,9 +25054,9 @@
         </w:pict>
       </w:r>
     </w:p>
-    <w:bookmarkEnd w:id="101"/>
-    <w:bookmarkEnd w:id="102"/>
-    <w:bookmarkStart w:id="104" w:name="第9章-結論"/>
+    <w:bookmarkEnd w:id="118"/>
+    <w:bookmarkEnd w:id="119"/>
+    <w:bookmarkStart w:id="121" w:name="第9章-結論"/>
     <w:p>
       <w:pPr>
         <w:pStyle w:val="Heading1"/>
@@ -24474,7 +25077,7 @@
         <w:t xml:space="preserve">結論</w:t>
       </w:r>
     </w:p>
-    <w:bookmarkStart w:id="103" w:name="結論卒論原稿.txtより自動挿入未分割"/>
+    <w:bookmarkStart w:id="120" w:name="結論卒論原稿.txtより自動挿入未分割"/>
     <w:p>
       <w:pPr>
         <w:pStyle w:val="Heading2"/>
@@ -24720,9 +25323,9 @@
         </w:pict>
       </w:r>
     </w:p>
-    <w:bookmarkEnd w:id="103"/>
-    <w:bookmarkEnd w:id="104"/>
-    <w:bookmarkStart w:id="105" w:name="参考文献"/>
+    <w:bookmarkEnd w:id="120"/>
+    <w:bookmarkEnd w:id="121"/>
+    <w:bookmarkStart w:id="122" w:name="参考文献"/>
     <w:p>
       <w:pPr>
         <w:pStyle w:val="Heading1"/>
@@ -24739,7 +25342,231 @@
         <w:pStyle w:val="FirstParagraph"/>
       </w:pPr>
       <w:r>
-        <w:t xml:space="preserve">[1] W. Kang and Y. Han,</w:t>
+        <w:t xml:space="preserve">[1] </w:t>
+      </w:r>
+      <w:r>
+        <w:rPr>
+          <w:rFonts w:hint="eastAsia"/>
+        </w:rPr>
+        <w:t xml:space="preserve">塩津弥佳,</w:t>
+      </w:r>
+      <w:r>
+        <w:t xml:space="preserve"> </w:t>
+      </w:r>
+      <w:r>
+        <w:rPr>
+          <w:rFonts w:hint="eastAsia"/>
+        </w:rPr>
+        <w:t xml:space="preserve">吉澤晋,</w:t>
+      </w:r>
+      <w:r>
+        <w:t xml:space="preserve"> </w:t>
+      </w:r>
+      <w:r>
+        <w:rPr>
+          <w:rFonts w:hint="eastAsia"/>
+        </w:rPr>
+        <w:t xml:space="preserve">池田耕一,</w:t>
+      </w:r>
+      <w:r>
+        <w:t xml:space="preserve"> </w:t>
+      </w:r>
+      <w:r>
+        <w:rPr>
+          <w:rFonts w:hint="eastAsia"/>
+        </w:rPr>
+        <w:t xml:space="preserve">野崎淳夫,</w:t>
+      </w:r>
+      <w:r>
+        <w:t xml:space="preserve"> </w:t>
+      </w:r>
+      <w:r>
+        <w:rPr>
+          <w:rFonts w:hint="eastAsia"/>
+        </w:rPr>
+        <w:t xml:space="preserve">“生活時間調査による屋内滞在時間量と活動量</w:t>
+      </w:r>
+      <w:r>
+        <w:t xml:space="preserve"> </w:t>
+      </w:r>
+      <w:r>
+        <w:rPr>
+          <w:rFonts w:hint="eastAsia"/>
+        </w:rPr>
+        <w:t xml:space="preserve">―室内空気</w:t>
+      </w:r>
+      <w:r>
+        <w:t xml:space="preserve"> </w:t>
+      </w:r>
+      <w:r>
+        <w:rPr>
+          <w:rFonts w:hint="eastAsia"/>
+        </w:rPr>
+        <w:t xml:space="preserve">汚染物質に対する曝露量評価に関する基礎的研究</w:t>
+      </w:r>
+      <w:r>
+        <w:t xml:space="preserve"> その1―,”</w:t>
+      </w:r>
+      <w:r>
+        <w:t xml:space="preserve"> </w:t>
+      </w:r>
+      <w:r>
+        <w:rPr>
+          <w:rFonts w:hint="eastAsia"/>
+        </w:rPr>
+        <w:t xml:space="preserve">日本建築学会計画系論文集,</w:t>
+      </w:r>
+      <w:r>
+        <w:t xml:space="preserve"> vol. 63,</w:t>
+      </w:r>
+      <w:r>
+        <w:t xml:space="preserve"> </w:t>
+      </w:r>
+      <w:r>
+        <w:t xml:space="preserve">no. 511, pp. 45–52, 1998.</w:t>
+      </w:r>
+    </w:p>
+    <w:p>
+      <w:pPr>
+        <w:pStyle w:val="BodyText"/>
+      </w:pPr>
+      <w:r>
+        <w:t xml:space="preserve">[2] </w:t>
+      </w:r>
+      <w:r>
+        <w:rPr>
+          <w:rFonts w:hint="eastAsia"/>
+        </w:rPr>
+        <w:t xml:space="preserve">西尾信彦,</w:t>
+      </w:r>
+      <w:r>
+        <w:t xml:space="preserve"> </w:t>
+      </w:r>
+      <w:r>
+        <w:rPr>
+          <w:rFonts w:hint="eastAsia"/>
+        </w:rPr>
+        <w:t xml:space="preserve">“屋内測位技術の概要と動向,”</w:t>
+      </w:r>
+      <w:r>
+        <w:t xml:space="preserve"> </w:t>
+      </w:r>
+      <w:r>
+        <w:rPr>
+          <w:rFonts w:hint="eastAsia"/>
+        </w:rPr>
+        <w:t xml:space="preserve">電気設備学会誌,</w:t>
+      </w:r>
+      <w:r>
+        <w:t xml:space="preserve"> vol. 42, no. 7, pp. 393–396, 2022.</w:t>
+      </w:r>
+    </w:p>
+    <w:p>
+      <w:pPr>
+        <w:pStyle w:val="BodyText"/>
+      </w:pPr>
+      <w:r>
+        <w:t xml:space="preserve">[3] </w:t>
+      </w:r>
+      <w:r>
+        <w:rPr>
+          <w:rFonts w:hint="eastAsia"/>
+        </w:rPr>
+        <w:t xml:space="preserve">国土地理院,</w:t>
+      </w:r>
+      <w:r>
+        <w:t xml:space="preserve"> </w:t>
+      </w:r>
+      <w:r>
+        <w:rPr>
+          <w:rFonts w:hint="eastAsia"/>
+        </w:rPr>
+        <w:t xml:space="preserve">“GPS衛星での測位の原理,”</w:t>
+      </w:r>
+      <w:r>
+        <w:t xml:space="preserve"> </w:t>
+      </w:r>
+      <w:r>
+        <w:rPr>
+          <w:rFonts w:hint="eastAsia"/>
+        </w:rPr>
+        <w:t xml:space="preserve">発行年不明,</w:t>
+      </w:r>
+      <w:r>
+        <w:t xml:space="preserve"> </w:t>
+      </w:r>
+      <w:r>
+        <w:t xml:space="preserve">https://www.gsi.go.jp/common/000143683.pdf, </w:t>
+      </w:r>
+      <w:r>
+        <w:rPr>
+          <w:rFonts w:hint="eastAsia"/>
+        </w:rPr>
+        <w:t xml:space="preserve">2026年9月30日閲覧.</w:t>
+      </w:r>
+    </w:p>
+    <w:p>
+      <w:pPr>
+        <w:pStyle w:val="BodyText"/>
+      </w:pPr>
+      <w:r>
+        <w:t xml:space="preserve">[4] </w:t>
+      </w:r>
+      <w:r>
+        <w:rPr>
+          <w:rFonts w:hint="eastAsia"/>
+        </w:rPr>
+        <w:t xml:space="preserve">目黒淳一,</w:t>
+      </w:r>
+      <w:r>
+        <w:t xml:space="preserve"> </w:t>
+      </w:r>
+      <w:r>
+        <w:rPr>
+          <w:rFonts w:hint="eastAsia"/>
+        </w:rPr>
+        <w:t xml:space="preserve">竹内栄二朗,</w:t>
+      </w:r>
+      <w:r>
+        <w:t xml:space="preserve"> </w:t>
+      </w:r>
+      <w:r>
+        <w:rPr>
+          <w:rFonts w:hint="eastAsia"/>
+        </w:rPr>
+        <w:t xml:space="preserve">鈴木太郎,</w:t>
+      </w:r>
+      <w:r>
+        <w:t xml:space="preserve"> </w:t>
+      </w:r>
+      <w:r>
+        <w:rPr>
+          <w:rFonts w:hint="eastAsia"/>
+        </w:rPr>
+        <w:t xml:space="preserve">“ロボティクスにおけるGNSS失敗学,”</w:t>
+      </w:r>
+      <w:r>
+        <w:t xml:space="preserve"> </w:t>
+      </w:r>
+      <w:r>
+        <w:rPr>
+          <w:rFonts w:hint="eastAsia"/>
+        </w:rPr>
+        <w:t xml:space="preserve">日本ロボット学会誌,</w:t>
+      </w:r>
+      <w:r>
+        <w:t xml:space="preserve"> </w:t>
+      </w:r>
+      <w:r>
+        <w:t xml:space="preserve">vol. 37, no. 7, pp. 585–592, 2019.</w:t>
+      </w:r>
+    </w:p>
+    <w:p>
+      <w:pPr>
+        <w:pStyle w:val="BodyText"/>
+      </w:pPr>
+      <w:r>
+        <w:t xml:space="preserve">[5] W. Kang and Y. Han,</w:t>
       </w:r>
       <w:r>
         <w:t xml:space="preserve"> </w:t>
@@ -24765,7 +25592,7 @@
         <w:pStyle w:val="BodyText"/>
       </w:pPr>
       <w:r>
-        <w:t xml:space="preserve">[2] </w:t>
+        <w:t xml:space="preserve">[6] </w:t>
       </w:r>
       <w:r>
         <w:rPr>
@@ -24857,7 +25684,203 @@
         <w:pStyle w:val="BodyText"/>
       </w:pPr>
       <w:r>
-        <w:t xml:space="preserve">[3] </w:t>
+        <w:t xml:space="preserve">[7] </w:t>
+      </w:r>
+      <w:r>
+        <w:rPr>
+          <w:rFonts w:hint="eastAsia"/>
+        </w:rPr>
+        <w:t xml:space="preserve">古屋響生,</w:t>
+      </w:r>
+      <w:r>
+        <w:t xml:space="preserve"> </w:t>
+      </w:r>
+      <w:r>
+        <w:rPr>
+          <w:rFonts w:hint="eastAsia"/>
+        </w:rPr>
+        <w:t xml:space="preserve">屋代智之,</w:t>
+      </w:r>
+      <w:r>
+        <w:t xml:space="preserve"> </w:t>
+      </w:r>
+      <w:r>
+        <w:rPr>
+          <w:rFonts w:hint="eastAsia"/>
+        </w:rPr>
+        <w:t xml:space="preserve">“地図データを誤差補正に用いたPDRによる屋内位置推定手法の提案,”</w:t>
+      </w:r>
+      <w:r>
+        <w:t xml:space="preserve"> </w:t>
+      </w:r>
+      <w:r>
+        <w:rPr>
+          <w:rFonts w:hint="eastAsia"/>
+        </w:rPr>
+        <w:t xml:space="preserve">情報処理学会研究報告,</w:t>
+      </w:r>
+      <w:r>
+        <w:t xml:space="preserve"> vol. 2023-MBL-109, no. 15, 2023.</w:t>
+      </w:r>
+    </w:p>
+    <w:p>
+      <w:pPr>
+        <w:pStyle w:val="BodyText"/>
+      </w:pPr>
+      <w:r>
+        <w:t xml:space="preserve">[8] </w:t>
+      </w:r>
+      <w:r>
+        <w:rPr>
+          <w:rFonts w:hint="eastAsia"/>
+        </w:rPr>
+        <w:t xml:space="preserve">杉本末雄,</w:t>
+      </w:r>
+      <w:r>
+        <w:t xml:space="preserve"> </w:t>
+      </w:r>
+      <w:r>
+        <w:rPr>
+          <w:rFonts w:hint="eastAsia"/>
+        </w:rPr>
+        <w:t xml:space="preserve">“GNSS測位の原理と測位アルゴリズムの基礎,”</w:t>
+      </w:r>
+      <w:r>
+        <w:t xml:space="preserve"> </w:t>
+      </w:r>
+      <w:r>
+        <w:rPr>
+          <w:rFonts w:hint="eastAsia"/>
+        </w:rPr>
+        <w:t xml:space="preserve">システム/制御/情報,</w:t>
+      </w:r>
+      <w:r>
+        <w:t xml:space="preserve"> vol. 51, no. 6,</w:t>
+      </w:r>
+      <w:r>
+        <w:t xml:space="preserve"> </w:t>
+      </w:r>
+      <w:r>
+        <w:t xml:space="preserve">pp. 248–254, 2007.</w:t>
+      </w:r>
+    </w:p>
+    <w:p>
+      <w:pPr>
+        <w:pStyle w:val="BodyText"/>
+      </w:pPr>
+      <w:r>
+        <w:t xml:space="preserve">[9] </w:t>
+      </w:r>
+      <w:r>
+        <w:rPr>
+          <w:rFonts w:hint="eastAsia"/>
+        </w:rPr>
+        <w:t xml:space="preserve">久保信明,</w:t>
+      </w:r>
+      <w:r>
+        <w:t xml:space="preserve"> </w:t>
+      </w:r>
+      <w:r>
+        <w:rPr>
+          <w:rFonts w:hint="eastAsia"/>
+        </w:rPr>
+        <w:t xml:space="preserve">“GPS/GNSSにおけるマルチパス低減技術の動向,”</w:t>
+      </w:r>
+      <w:r>
+        <w:t xml:space="preserve"> </w:t>
+      </w:r>
+      <w:r>
+        <w:rPr>
+          <w:rFonts w:hint="eastAsia"/>
+        </w:rPr>
+        <w:t xml:space="preserve">システム/制御/情報,</w:t>
+      </w:r>
+      <w:r>
+        <w:t xml:space="preserve"> vol. 51, no. 6,</w:t>
+      </w:r>
+      <w:r>
+        <w:t xml:space="preserve"> </w:t>
+      </w:r>
+      <w:r>
+        <w:t xml:space="preserve">pp. 261–266, 2007.</w:t>
+      </w:r>
+    </w:p>
+    <w:p>
+      <w:pPr>
+        <w:pStyle w:val="BodyText"/>
+      </w:pPr>
+      <w:r>
+        <w:t xml:space="preserve">[10] </w:t>
+      </w:r>
+      <w:r>
+        <w:rPr>
+          <w:rFonts w:hint="eastAsia"/>
+        </w:rPr>
+        <w:t xml:space="preserve">矢野浩一,</w:t>
+      </w:r>
+      <w:r>
+        <w:t xml:space="preserve"> </w:t>
+      </w:r>
+      <w:r>
+        <w:rPr>
+          <w:rFonts w:hint="eastAsia"/>
+        </w:rPr>
+        <w:t xml:space="preserve">“粒子フィルタの基礎と応用：フィルタ・平滑化・パラメータ推定,”</w:t>
+      </w:r>
+      <w:r>
+        <w:t xml:space="preserve"> </w:t>
+      </w:r>
+      <w:r>
+        <w:rPr>
+          <w:rFonts w:hint="eastAsia"/>
+        </w:rPr>
+        <w:t xml:space="preserve">日本統計学会誌,</w:t>
+      </w:r>
+      <w:r>
+        <w:t xml:space="preserve"> </w:t>
+      </w:r>
+      <w:r>
+        <w:t xml:space="preserve">vol. 44, no. 1, pp. 189–216, 2014.</w:t>
+      </w:r>
+    </w:p>
+    <w:p>
+      <w:pPr>
+        <w:pStyle w:val="BodyText"/>
+      </w:pPr>
+      <w:r>
+        <w:t xml:space="preserve">[11] M. S. Arulampalam, S. Maskell, N. Gordon, and T. Clapp,</w:t>
+      </w:r>
+      <w:r>
+        <w:t xml:space="preserve"> </w:t>
+      </w:r>
+      <w:r>
+        <w:t xml:space="preserve">“A Tutorial on Particle Filters for</w:t>
+      </w:r>
+      <w:r>
+        <w:t xml:space="preserve"> </w:t>
+      </w:r>
+      <w:r>
+        <w:t xml:space="preserve">Online Nonlinear/Non-Gaussian Bayesian Tracking,”</w:t>
+      </w:r>
+      <w:r>
+        <w:t xml:space="preserve"> </w:t>
+      </w:r>
+      <w:r>
+        <w:t xml:space="preserve">IEEE Transactions on Signal Processing,</w:t>
+      </w:r>
+      <w:r>
+        <w:t xml:space="preserve"> </w:t>
+      </w:r>
+      <w:r>
+        <w:t xml:space="preserve">vol. 50, no. 2, pp. 174–188, 2002.</w:t>
+      </w:r>
+    </w:p>
+    <w:p>
+      <w:pPr>
+        <w:pStyle w:val="BodyText"/>
+      </w:pPr>
+      <w:r>
+        <w:t xml:space="preserve">[12] </w:t>
       </w:r>
       <w:r>
         <w:rPr>
@@ -24943,43 +25966,25 @@
         <w:pStyle w:val="BodyText"/>
       </w:pPr>
       <w:r>
-        <w:t xml:space="preserve">[4] </w:t>
-      </w:r>
-      <w:r>
-        <w:rPr>
-          <w:rFonts w:hint="eastAsia"/>
-        </w:rPr>
-        <w:t xml:space="preserve">古屋響生,</w:t>
-      </w:r>
-      <w:r>
-        <w:t xml:space="preserve"> </w:t>
-      </w:r>
-      <w:r>
-        <w:rPr>
-          <w:rFonts w:hint="eastAsia"/>
-        </w:rPr>
-        <w:t xml:space="preserve">屋代智之,</w:t>
-      </w:r>
-      <w:r>
-        <w:t xml:space="preserve"> </w:t>
-      </w:r>
-      <w:r>
-        <w:rPr>
-          <w:rFonts w:hint="eastAsia"/>
-        </w:rPr>
-        <w:t xml:space="preserve">“地図データを誤差補正に用いたPDRによる屋内位置推定手法の提案,”</w:t>
-      </w:r>
-      <w:r>
-        <w:t xml:space="preserve"> </w:t>
-      </w:r>
-      <w:r>
-        <w:rPr>
-          <w:rFonts w:hint="eastAsia"/>
-        </w:rPr>
-        <w:t xml:space="preserve">情報処理学会研究報告,</w:t>
-      </w:r>
-      <w:r>
-        <w:t xml:space="preserve"> vol. 2023-MBL-109, no. 15, 2023.</w:t>
+        <w:t xml:space="preserve">[13] D. Fox,</w:t>
+      </w:r>
+      <w:r>
+        <w:t xml:space="preserve"> </w:t>
+      </w:r>
+      <w:r>
+        <w:t xml:space="preserve">“Adapting the Sample Size in Particle Filters Through KLD-Sampling,”</w:t>
+      </w:r>
+      <w:r>
+        <w:t xml:space="preserve"> </w:t>
+      </w:r>
+      <w:r>
+        <w:t xml:space="preserve">The International</w:t>
+      </w:r>
+      <w:r>
+        <w:t xml:space="preserve"> </w:t>
+      </w:r>
+      <w:r>
+        <w:t xml:space="preserve">Journal of Robotics Research, vol. 22, no. 12, pp. 985–1003, 2003.</w:t>
       </w:r>
     </w:p>
     <w:p>
@@ -24999,16 +26004,7 @@
         <w:rPr>
           <w:rFonts w:hint="eastAsia"/>
         </w:rPr>
-        <w:t xml:space="preserve">大学・研究室の指定する書式に合わせる。第1章と2.1節のGPS・無線LAN等に関する</w:t>
-      </w:r>
-      <w:r>
-        <w:t xml:space="preserve"> </w:t>
-      </w:r>
-      <w:r>
-        <w:rPr>
-          <w:rFonts w:hint="eastAsia"/>
-        </w:rPr>
-        <w:t xml:space="preserve">一般的な記述には、まだ出典を付けていない。本文で名前だけ挙げたKLDサンプリング等は、</w:t>
+        <w:t xml:space="preserve">大学・研究室の指定する書式に合わせる。本文で名前だけ挙げたKLDサンプリング等は、</w:t>
       </w:r>
       <w:r>
         <w:t xml:space="preserve"> </w:t>
@@ -25020,7 +26016,7 @@
         <w:t xml:space="preserve">原文を読んでいないため文献として挙げていない。)</w:t>
       </w:r>
     </w:p>
-    <w:bookmarkEnd w:id="105"/>
+    <w:bookmarkEnd w:id="122"/>
     <w:sectPr>
       <w:footnotePr>
         <w:numRestart w:val="eachSect"/>

--- a/卒論/卒業論文_雛形.docx
+++ b/卒論/卒業論文_雛形.docx
@@ -5651,25 +5651,34 @@
         <w:rPr>
           <w:rFonts w:hint="eastAsia"/>
         </w:rPr>
-        <w:t xml:space="preserve">実験は、著者の所属する学校の専門科目棟4階を対象として行った。この階は、建物の西側から</w:t>
-      </w:r>
-      <w:r>
-        <w:t xml:space="preserve"> </w:t>
-      </w:r>
-      <w:r>
-        <w:rPr>
-          <w:rFonts w:hint="eastAsia"/>
-        </w:rPr>
-        <w:t xml:space="preserve">東側へ伸びる長い廊下を主軸とし、途中で南北方向に折れる箇所を持つ構造をしている。</w:t>
-      </w:r>
-      <w:r>
-        <w:t xml:space="preserve"> </w:t>
-      </w:r>
-      <w:r>
-        <w:rPr>
-          <w:rFonts w:hint="eastAsia"/>
-        </w:rPr>
-        <w:t xml:space="preserve">廊下の両側には教室・実習室・事務室などが並んでいる。</w:t>
+        <w:t xml:space="preserve">実験は、著者の所属する学校の専門科目棟4階を対象として行った。この階は、西側の東西方向の</w:t>
+      </w:r>
+      <w:r>
+        <w:t xml:space="preserve"> </w:t>
+      </w:r>
+      <w:r>
+        <w:rPr>
+          <w:rFonts w:hint="eastAsia"/>
+        </w:rPr>
+        <w:t xml:space="preserve">廊下と、それより北側にある東側の東西方向の廊下が、南北方向の短い廊下でつながる構造を</w:t>
+      </w:r>
+      <w:r>
+        <w:t xml:space="preserve"> </w:t>
+      </w:r>
+      <w:r>
+        <w:rPr>
+          <w:rFonts w:hint="eastAsia"/>
+        </w:rPr>
+        <w:t xml:space="preserve">している(図3.1)。西側の廊下の両側には研究室が、東側の廊下の両側には実験室・演習室・</w:t>
+      </w:r>
+      <w:r>
+        <w:t xml:space="preserve"> </w:t>
+      </w:r>
+      <w:r>
+        <w:rPr>
+          <w:rFonts w:hint="eastAsia"/>
+        </w:rPr>
+        <w:t xml:space="preserve">教室などが並んでいる。</w:t>
       </w:r>
     </w:p>
     <w:p>
@@ -5680,16 +5689,16 @@
         <w:rPr>
           <w:rFonts w:hint="eastAsia"/>
         </w:rPr>
-        <w:t xml:space="preserve">この環境を選定した理由は3点ある。第一に、東西方向におよそ71mの連続した歩行区間が</w:t>
-      </w:r>
-      <w:r>
-        <w:t xml:space="preserve"> </w:t>
-      </w:r>
-      <w:r>
-        <w:rPr>
-          <w:rFonts w:hint="eastAsia"/>
-        </w:rPr>
-        <w:t xml:space="preserve">取れるため、PDRの累積誤差が十分に大きく現れ、地図拘束の効果を評価できることである。</w:t>
+        <w:t xml:space="preserve">この環境を選定した理由は3点ある。第一に、曲がり角を含めておよそ71mの経路を途切れずに</w:t>
+      </w:r>
+      <w:r>
+        <w:t xml:space="preserve"> </w:t>
+      </w:r>
+      <w:r>
+        <w:rPr>
+          <w:rFonts w:hint="eastAsia"/>
+        </w:rPr>
+        <w:t xml:space="preserve">歩けるため、PDRの累積誤差が十分に大きく現れ、地図拘束の効果を評価できることである。</w:t>
       </w:r>
       <w:r>
         <w:t xml:space="preserve"> </w:t>
@@ -5760,7 +5769,16 @@
         <w:rPr>
           <w:rFonts w:hint="eastAsia"/>
         </w:rPr>
-        <w:t xml:space="preserve">115)付近の曲がり角で再び東へ折れ、東西に長い廊下を東端付近まで進む</w:t>
+        <w:t xml:space="preserve">115)付近の曲がり角で再び東へ折れ、東側の廊下を(800,</w:t>
+      </w:r>
+      <w:r>
+        <w:t xml:space="preserve"> </w:t>
+      </w:r>
+      <w:r>
+        <w:rPr>
+          <w:rFonts w:hint="eastAsia"/>
+        </w:rPr>
+        <w:t xml:space="preserve">115)付近まで進む</w:t>
       </w:r>
       <w:r>
         <w:t xml:space="preserve"> </w:t>
@@ -5865,7 +5883,7 @@
         <w:rPr>
           <w:rFonts w:hint="eastAsia"/>
         </w:rPr>
-        <w:t xml:space="preserve">建物の正式名称、階の用途、廊下の実測幅を確認して記載する。)</w:t>
+        <w:t xml:space="preserve">廊下の実測幅を確認して記載する。)</w:t>
       </w:r>
     </w:p>
     <w:bookmarkEnd w:id="43"/>
@@ -5892,43 +5910,28 @@
         <w:rPr>
           <w:rFonts w:hint="eastAsia"/>
         </w:rPr>
-        <w:t xml:space="preserve">計測にはAndroid端末を1台用い、著者が作成した計測アプリケーションによってセンサ値を</w:t>
-      </w:r>
-      <w:r>
-        <w:t xml:space="preserve"> </w:t>
-      </w:r>
-      <w:r>
-        <w:rPr>
-          <w:rFonts w:hint="eastAsia"/>
-        </w:rPr>
-        <w:t xml:space="preserve">CSVへ記録した。使用したセンサは、加速度センサ(TYPE_ACCELEROMETER)、ジャイロセンサ</w:t>
-      </w:r>
-      <w:r>
-        <w:t xml:space="preserve"> </w:t>
-      </w:r>
-      <w:r>
-        <w:rPr>
-          <w:rFonts w:hint="eastAsia"/>
-        </w:rPr>
-        <w:t xml:space="preserve">(TYPE_GYROSCOPE)、および回転ベクトルセンサ(TYPE_ROTATION_VECTOR)である。回転</w:t>
-      </w:r>
-      <w:r>
-        <w:t xml:space="preserve"> </w:t>
-      </w:r>
-      <w:r>
-        <w:rPr>
-          <w:rFonts w:hint="eastAsia"/>
-        </w:rPr>
-        <w:t xml:space="preserve">ベクトルセンサはOS側で複数のセンサを統合して端末姿勢を出力するもので、本研究では</w:t>
-      </w:r>
-      <w:r>
-        <w:t xml:space="preserve"> </w:t>
-      </w:r>
-      <w:r>
-        <w:rPr>
-          <w:rFonts w:hint="eastAsia"/>
-        </w:rPr>
-        <w:t xml:space="preserve">ここから得られる方位角をyaw_degとして記録している。</w:t>
+        <w:t xml:space="preserve">計測にはAndroid端末としてSamsung製のタブレット端末Galaxy</w:t>
+      </w:r>
+      <w:r>
+        <w:t xml:space="preserve"> Tab A9+(One UI 8.0、Android 16)を</w:t>
+      </w:r>
+      <w:r>
+        <w:t xml:space="preserve"> </w:t>
+      </w:r>
+      <w:r>
+        <w:rPr>
+          <w:rFonts w:hint="eastAsia"/>
+        </w:rPr>
+        <w:t xml:space="preserve">1台用い、著者が作成した計測アプリケーションによってセンサ値をCSVへ記録した。OSの版は</w:t>
+      </w:r>
+      <w:r>
+        <w:t xml:space="preserve"> </w:t>
+      </w:r>
+      <w:r>
+        <w:rPr>
+          <w:rFonts w:hint="eastAsia"/>
+        </w:rPr>
+        <w:t xml:space="preserve">執筆時に確認したもので、端末を借用してから更新を行っていないため、計測時も同じ版である。</w:t>
       </w:r>
     </w:p>
     <w:p>
@@ -5939,34 +5942,88 @@
         <w:rPr>
           <w:rFonts w:hint="eastAsia"/>
         </w:rPr>
-        <w:t xml:space="preserve">センサ値の記録周期は端末とOSに委ねているため厳密には一定ではないが、本研究で用いた</w:t>
-      </w:r>
-      <w:r>
-        <w:t xml:space="preserve"> </w:t>
-      </w:r>
-      <w:r>
-        <w:rPr>
-          <w:rFonts w:hint="eastAsia"/>
-        </w:rPr>
-        <w:t xml:space="preserve">3件のデータではいずれもサンプリング周波数の中央値が52.8Hzであった。この値は、後述</w:t>
-      </w:r>
-      <w:r>
-        <w:t xml:space="preserve"> </w:t>
-      </w:r>
-      <w:r>
-        <w:rPr>
-          <w:rFonts w:hint="eastAsia"/>
-        </w:rPr>
-        <w:t xml:space="preserve">するステップ検出の最短ピーク間隔を決める際に、記録されたタイムスタンプから毎回自動的</w:t>
-      </w:r>
-      <w:r>
-        <w:t xml:space="preserve"> </w:t>
-      </w:r>
-      <w:r>
-        <w:rPr>
-          <w:rFonts w:hint="eastAsia"/>
-        </w:rPr>
-        <w:t xml:space="preserve">に計算して用いている。</w:t>
+        <w:t xml:space="preserve">使用したセンサは、加速度を測るセンサ、ジャイロセンサ(TYPE_GYROSCOPE)、および回転</w:t>
+      </w:r>
+      <w:r>
+        <w:t xml:space="preserve"> </w:t>
+      </w:r>
+      <w:r>
+        <w:rPr>
+          <w:rFonts w:hint="eastAsia"/>
+        </w:rPr>
+        <w:t xml:space="preserve">ベクトルセンサ(TYPE_ROTATION_VECTOR)である。加速度を測るセンサには、重力を含む加速度を</w:t>
+      </w:r>
+      <w:r>
+        <w:t xml:space="preserve"> </w:t>
+      </w:r>
+      <w:r>
+        <w:rPr>
+          <w:rFonts w:hint="eastAsia"/>
+        </w:rPr>
+        <w:t xml:space="preserve">出力する加速度センサ(TYPE_ACCELEROMETER)と、そこから重力加速度を除いた値を出力する</w:t>
+      </w:r>
+      <w:r>
+        <w:t xml:space="preserve"> </w:t>
+      </w:r>
+      <w:r>
+        <w:rPr>
+          <w:rFonts w:hint="eastAsia"/>
+        </w:rPr>
+        <w:t xml:space="preserve">線形加速度センサ(TYPE_LINEAR_ACCELERATION)がある[14]。本研究で用いた3件の計測時の</w:t>
+      </w:r>
+      <w:r>
+        <w:t xml:space="preserve"> </w:t>
+      </w:r>
+      <w:r>
+        <w:rPr>
+          <w:rFonts w:hint="eastAsia"/>
+        </w:rPr>
+        <w:t xml:space="preserve">計測アプリのソースは残っていないが、記録された加速度は重力を含まない(3.3節)ことから、</w:t>
+      </w:r>
+      <w:r>
+        <w:t xml:space="preserve"> </w:t>
+      </w:r>
+      <w:r>
+        <w:rPr>
+          <w:rFonts w:hint="eastAsia"/>
+        </w:rPr>
+        <w:t xml:space="preserve">線形加速度センサの値を記録していたと考えられる。なお、その後の版の計測アプリは、重力を</w:t>
+      </w:r>
+      <w:r>
+        <w:t xml:space="preserve"> </w:t>
+      </w:r>
+      <w:r>
+        <w:rPr>
+          <w:rFonts w:hint="eastAsia"/>
+        </w:rPr>
+        <w:t xml:space="preserve">含む加速度センサの値を記録している。回転ベクトルセンサは、OS側で</w:t>
+      </w:r>
+      <w:r>
+        <w:t xml:space="preserve"> </w:t>
+      </w:r>
+      <w:r>
+        <w:rPr>
+          <w:rFonts w:hint="eastAsia"/>
+        </w:rPr>
+        <w:t xml:space="preserve">地磁気センサを含む複数のセンサを統合して端末の姿勢を出力するもので、方位は磁北を基準と</w:t>
+      </w:r>
+      <w:r>
+        <w:t xml:space="preserve"> </w:t>
+      </w:r>
+      <w:r>
+        <w:rPr>
+          <w:rFonts w:hint="eastAsia"/>
+        </w:rPr>
+        <w:t xml:space="preserve">する[15]。本研究では、ここから得られる方位角(北を0度とし、時計回りを正とする)を</w:t>
+      </w:r>
+      <w:r>
+        <w:t xml:space="preserve"> </w:t>
+      </w:r>
+      <w:r>
+        <w:rPr>
+          <w:rFonts w:hint="eastAsia"/>
+        </w:rPr>
+        <w:t xml:space="preserve">yaw_degとして記録している。ただし、地磁気センサの値そのものはCSVに記録していない。</w:t>
       </w:r>
     </w:p>
     <w:p>
@@ -5977,16 +6034,81 @@
         <w:rPr>
           <w:rFonts w:hint="eastAsia"/>
         </w:rPr>
-        <w:t xml:space="preserve">(要記入:</w:t>
-      </w:r>
-      <w:r>
-        <w:t xml:space="preserve"> </w:t>
-      </w:r>
-      <w:r>
-        <w:rPr>
-          <w:rFonts w:hint="eastAsia"/>
-        </w:rPr>
-        <w:t xml:space="preserve">端末の機種名、Androidのバージョンを記載する。)</w:t>
+        <w:t xml:space="preserve">本研究はスマートフォンによる屋内測位を対象としているが、計測にはタブレット端末で代用した。</w:t>
+      </w:r>
+      <w:r>
+        <w:t xml:space="preserve"> </w:t>
+      </w:r>
+      <w:r>
+        <w:rPr>
+          <w:rFonts w:hint="eastAsia"/>
+        </w:rPr>
+        <w:t xml:space="preserve">上記のセンサはいずれもAndroidの共通のセンサの仕組みから取得しており、</w:t>
+      </w:r>
+      <w:r>
+        <w:t xml:space="preserve"> </w:t>
+      </w:r>
+      <w:r>
+        <w:rPr>
+          <w:rFonts w:hint="eastAsia"/>
+        </w:rPr>
+        <w:t xml:space="preserve">スマートフォンでも同じ方法で取得できる。</w:t>
+      </w:r>
+    </w:p>
+    <w:p>
+      <w:pPr>
+        <w:pStyle w:val="BodyText"/>
+      </w:pPr>
+      <w:r>
+        <w:rPr>
+          <w:rFonts w:hint="eastAsia"/>
+        </w:rPr>
+        <w:t xml:space="preserve">CSVの1行は、線形加速度センサの値が届くたびに書き出し、ジャイロと方位はその時点で最後に</w:t>
+      </w:r>
+      <w:r>
+        <w:t xml:space="preserve"> </w:t>
+      </w:r>
+      <w:r>
+        <w:rPr>
+          <w:rFonts w:hint="eastAsia"/>
+        </w:rPr>
+        <w:t xml:space="preserve">受け取った値を並べたものである。このため各列の値は厳密に同じ時刻のものではなく、本研究で</w:t>
+      </w:r>
+      <w:r>
+        <w:t xml:space="preserve"> </w:t>
+      </w:r>
+      <w:r>
+        <w:rPr>
+          <w:rFonts w:hint="eastAsia"/>
+        </w:rPr>
+        <w:t xml:space="preserve">用いた3件では、加速度の値が直前の行と同じになる行は無い一方、ジャイロの値は全行の</w:t>
+      </w:r>
+      <w:r>
+        <w:t xml:space="preserve"> </w:t>
+      </w:r>
+      <w:r>
+        <w:rPr>
+          <w:rFonts w:hint="eastAsia"/>
+        </w:rPr>
+        <w:t xml:space="preserve">16〜19%、方位は23〜24%で直前の行と同じ値になっている。記録の周期はOSに委ねているが、3件ともサンプルの間隔はほぼ一定の約18.9ms</w:t>
+      </w:r>
+      <w:r>
+        <w:t xml:space="preserve"> </w:t>
+      </w:r>
+      <w:r>
+        <w:rPr>
+          <w:rFonts w:hint="eastAsia"/>
+        </w:rPr>
+        <w:t xml:space="preserve">(52.8Hz)であった。後述するステップ検出の最短ピーク間隔は、記録されたタイムスタンプの</w:t>
+      </w:r>
+      <w:r>
+        <w:t xml:space="preserve"> </w:t>
+      </w:r>
+      <w:r>
+        <w:rPr>
+          <w:rFonts w:hint="eastAsia"/>
+        </w:rPr>
+        <w:t xml:space="preserve">間隔の平均から、CSVごとに求めて用いている。</w:t>
       </w:r>
     </w:p>
     <w:bookmarkEnd w:id="44"/>
@@ -6022,29 +6144,24 @@
         <w:rPr>
           <w:rFonts w:hint="eastAsia"/>
         </w:rPr>
-        <w:t xml:space="preserve">である。timestampは秒単位の経過時刻、acc_</w:t>
-      </w:r>
-      <w:r>
-        <w:rPr>
+        <w:t xml:space="preserve">である。timestampは端末の起動からの経過時間[s]で</w:t>
+      </w:r>
+      <w:r>
+        <w:t xml:space="preserve"> </w:t>
+      </w:r>
+      <w:r>
+        <w:rPr>
+          <w:rFonts w:hint="eastAsia"/>
+        </w:rPr>
+        <w:t xml:space="preserve">あり、記録の開始時刻は0ではない。acc_</w:t>
+      </w:r>
+      <w:r>
+        <w:rPr>
+          <w:rFonts w:hint="eastAsia"/>
           <w:i/>
           <w:iCs/>
         </w:rPr>
-        <w:t xml:space="preserve">は</w:t>
-      </w:r>
-      <w:r>
-        <w:rPr>
-          <w:i/>
-          <w:iCs/>
-        </w:rPr>
-        <w:t xml:space="preserve"> </w:t>
-      </w:r>
-      <w:r>
-        <w:rPr>
-          <w:rFonts w:hint="eastAsia"/>
-          <w:i/>
-          <w:iCs/>
-        </w:rPr>
-        <w:t xml:space="preserve">端末座標系における3軸加速度</w:t>
+        <w:t xml:space="preserve">は端末座標系における3軸加速度</w:t>
       </w:r>
       <m:oMath>
         <m:r>
@@ -6095,13 +6212,199 @@
           <w:i/>
           <w:iCs/>
         </w:rPr>
-        <w:t xml:space="preserve">、gyro_</w:t>
-      </w:r>
-      <w:r>
-        <w:rPr>
-          <w:rFonts w:hint="eastAsia"/>
-        </w:rPr>
-        <w:t xml:space="preserve">は同じく3軸角速度</w:t>
+        <w:t xml:space="preserve">で、</w:t>
+      </w:r>
+      <w:r>
+        <w:rPr>
+          <w:i/>
+          <w:iCs/>
+        </w:rPr>
+        <w:t xml:space="preserve"> </w:t>
+      </w:r>
+      <w:r>
+        <w:rPr>
+          <w:rFonts w:hint="eastAsia"/>
+          <w:i/>
+          <w:iCs/>
+        </w:rPr>
+        <w:t xml:space="preserve">本研究で用いた3件では重力を除いた線形加速度である。3件とも、加速度ベクトルの平均は</w:t>
+      </w:r>
+      <w:r>
+        <w:rPr>
+          <w:i/>
+          <w:iCs/>
+        </w:rPr>
+        <w:t xml:space="preserve"> </w:t>
+      </w:r>
+      <w:r>
+        <w:rPr>
+          <w:rFonts w:hint="eastAsia"/>
+          <w:i/>
+          <w:iCs/>
+        </w:rPr>
+        <w:t xml:space="preserve">各軸0.1</w:t>
+      </w:r>
+      <w:r>
+        <w:rPr>
+          <w:i/>
+          <w:iCs/>
+        </w:rPr>
+        <w:t xml:space="preserve"> </w:t>
+      </w:r>
+      <m:oMath>
+        <m:r>
+          <m:rPr>
+            <m:sty m:val="p"/>
+          </m:rPr>
+          <m:t>m</m:t>
+        </m:r>
+        <m:r>
+          <m:rPr>
+            <m:sty m:val="p"/>
+          </m:rPr>
+          <m:t>/</m:t>
+        </m:r>
+        <m:sSup>
+          <m:e>
+            <m:r>
+              <m:rPr>
+                <m:sty m:val="p"/>
+              </m:rPr>
+              <m:t>s</m:t>
+            </m:r>
+          </m:e>
+          <m:sup>
+            <m:r>
+              <m:rPr>
+                <m:sty m:val="p"/>
+              </m:rPr>
+              <m:t>2</m:t>
+            </m:r>
+          </m:sup>
+        </m:sSup>
+      </m:oMath>
+      <w:r>
+        <w:rPr>
+          <w:rFonts w:hint="eastAsia"/>
+          <w:i/>
+          <w:iCs/>
+        </w:rPr>
+        <w:t xml:space="preserve">未満、大きさの平均は1.8〜2.0</w:t>
+      </w:r>
+      <w:r>
+        <w:rPr>
+          <w:i/>
+          <w:iCs/>
+        </w:rPr>
+        <w:t xml:space="preserve"> </w:t>
+      </w:r>
+      <m:oMath>
+        <m:r>
+          <m:rPr>
+            <m:sty m:val="p"/>
+          </m:rPr>
+          <m:t>m</m:t>
+        </m:r>
+        <m:r>
+          <m:rPr>
+            <m:sty m:val="p"/>
+          </m:rPr>
+          <m:t>/</m:t>
+        </m:r>
+        <m:sSup>
+          <m:e>
+            <m:r>
+              <m:rPr>
+                <m:sty m:val="p"/>
+              </m:rPr>
+              <m:t>s</m:t>
+            </m:r>
+          </m:e>
+          <m:sup>
+            <m:r>
+              <m:rPr>
+                <m:sty m:val="p"/>
+              </m:rPr>
+              <m:t>2</m:t>
+            </m:r>
+          </m:sup>
+        </m:sSup>
+      </m:oMath>
+      <w:r>
+        <w:rPr>
+          <w:rFonts w:hint="eastAsia"/>
+          <w:i/>
+          <w:iCs/>
+        </w:rPr>
+        <w:t xml:space="preserve">であり、重力加速度</w:t>
+      </w:r>
+      <w:r>
+        <w:rPr>
+          <w:i/>
+          <w:iCs/>
+        </w:rPr>
+        <w:t xml:space="preserve"> </w:t>
+      </w:r>
+      <w:r>
+        <w:rPr>
+          <w:rFonts w:hint="eastAsia"/>
+          <w:i/>
+          <w:iCs/>
+        </w:rPr>
+        <w:t xml:space="preserve">(約9.8</w:t>
+      </w:r>
+      <w:r>
+        <w:rPr>
+          <w:i/>
+          <w:iCs/>
+        </w:rPr>
+        <w:t xml:space="preserve"> </w:t>
+      </w:r>
+      <m:oMath>
+        <m:r>
+          <m:rPr>
+            <m:sty m:val="p"/>
+          </m:rPr>
+          <m:t>m</m:t>
+        </m:r>
+        <m:r>
+          <m:rPr>
+            <m:sty m:val="p"/>
+          </m:rPr>
+          <m:t>/</m:t>
+        </m:r>
+        <m:sSup>
+          <m:e>
+            <m:r>
+              <m:rPr>
+                <m:sty m:val="p"/>
+              </m:rPr>
+              <m:t>s</m:t>
+            </m:r>
+          </m:e>
+          <m:sup>
+            <m:r>
+              <m:rPr>
+                <m:sty m:val="p"/>
+              </m:rPr>
+              <m:t>2</m:t>
+            </m:r>
+          </m:sup>
+        </m:sSup>
+      </m:oMath>
+      <w:r>
+        <w:rPr>
+          <w:rFonts w:hint="eastAsia"/>
+          <w:i/>
+          <w:iCs/>
+        </w:rPr>
+        <w:t xml:space="preserve">)を含んでいない。gyro_</w:t>
+      </w:r>
+      <w:r>
+        <w:rPr>
+          <w:rFonts w:hint="eastAsia"/>
+        </w:rPr>
+        <w:t xml:space="preserve">は端末座標系における3軸角速度</w:t>
       </w:r>
       <m:oMath>
         <m:r>
@@ -6148,37 +6451,40 @@
         </m:r>
       </m:oMath>
       <w:r>
-        <w:rPr>
-          <w:rFonts w:hint="eastAsia"/>
-        </w:rPr>
-        <w:t xml:space="preserve">、yaw_degは回転</w:t>
-      </w:r>
-      <w:r>
-        <w:t xml:space="preserve"> </w:t>
-      </w:r>
-      <w:r>
-        <w:rPr>
-          <w:rFonts w:hint="eastAsia"/>
-        </w:rPr>
-        <w:t xml:space="preserve">ベクトルセンサ由来の方位角[deg]である。末尾のx,</w:t>
-      </w:r>
-      <w:r>
-        <w:t xml:space="preserve"> </w:t>
-      </w:r>
-      <w:r>
-        <w:rPr>
-          <w:rFonts w:hint="eastAsia"/>
-        </w:rPr>
-        <w:t xml:space="preserve">yは計測アプリが画面表示のために自ら</w:t>
-      </w:r>
-      <w:r>
-        <w:t xml:space="preserve"> </w:t>
-      </w:r>
-      <w:r>
-        <w:rPr>
-          <w:rFonts w:hint="eastAsia"/>
-        </w:rPr>
-        <w:t xml:space="preserve">計算した簡易的な推定位置であり、本研究の解析ではこの2列を一切用いず、acc_</w:t>
+        <w:t xml:space="preserve">、</w:t>
+      </w:r>
+      <w:r>
+        <w:t xml:space="preserve"> </w:t>
+      </w:r>
+      <w:r>
+        <w:rPr>
+          <w:rFonts w:hint="eastAsia"/>
+        </w:rPr>
+        <w:t xml:space="preserve">yaw_degは回転ベクトルセンサ由来の方位角[deg]である[14][15]。末尾のx,</w:t>
+      </w:r>
+      <w:r>
+        <w:t xml:space="preserve"> </w:t>
+      </w:r>
+      <w:r>
+        <w:rPr>
+          <w:rFonts w:hint="eastAsia"/>
+        </w:rPr>
+        <w:t xml:space="preserve">yは計測アプリが</w:t>
+      </w:r>
+      <w:r>
+        <w:t xml:space="preserve"> </w:t>
+      </w:r>
+      <w:r>
+        <w:rPr>
+          <w:rFonts w:hint="eastAsia"/>
+        </w:rPr>
+        <w:t xml:space="preserve">画面表示のために自ら計算した簡易的な推定位置であり、本研究の解析ではこの2列を一切用いず、</w:t>
+      </w:r>
+      <w:r>
+        <w:t xml:space="preserve"> </w:t>
+      </w:r>
+      <w:r>
+        <w:t xml:space="preserve">acc_</w:t>
       </w:r>
       <w:r>
         <w:rPr>
@@ -6188,16 +6494,10 @@
         <w:t xml:space="preserve">・gyro_</w:t>
       </w:r>
       <w:r>
-        <w:t xml:space="preserve">・</w:t>
-      </w:r>
-      <w:r>
-        <w:t xml:space="preserve"> </w:t>
-      </w:r>
-      <w:r>
-        <w:rPr>
-          <w:rFonts w:hint="eastAsia"/>
-        </w:rPr>
-        <w:t xml:space="preserve">yaw_degの生値から改めて推定をやり直している。</w:t>
+        <w:rPr>
+          <w:rFonts w:hint="eastAsia"/>
+        </w:rPr>
+        <w:t xml:space="preserve">の値とyaw_degから改めて推定をやり直している。</w:t>
       </w:r>
     </w:p>
     <w:p>
@@ -6217,16 +6517,25 @@
         <w:rPr>
           <w:rFonts w:hint="eastAsia"/>
         </w:rPr>
-        <w:t xml:space="preserve">停止するという手順で行った。本研究の主たる評価に用いるのは2026年8月5日に取得した3件</w:t>
-      </w:r>
-      <w:r>
-        <w:t xml:space="preserve"> </w:t>
-      </w:r>
-      <w:r>
-        <w:rPr>
-          <w:rFonts w:hint="eastAsia"/>
-        </w:rPr>
-        <w:t xml:space="preserve">(pdr_log_0805_1438.csv、同1441.csv、同1442.csv)であり、記録長はそれぞれ66.8秒</w:t>
+        <w:t xml:space="preserve">停止するという手順で行った。歩行中は、端末を左手で胸のあたりに持った。本研究で主に用いる</w:t>
+      </w:r>
+      <w:r>
+        <w:t xml:space="preserve"> </w:t>
+      </w:r>
+      <w:r>
+        <w:rPr>
+          <w:rFonts w:hint="eastAsia"/>
+        </w:rPr>
+        <w:t xml:space="preserve">のは2026年8月5日に取得した3件(pdr_log_0805_1438.csv、同1441.csv、同1442.csv)であり、</w:t>
+      </w:r>
+      <w:r>
+        <w:t xml:space="preserve"> </w:t>
+      </w:r>
+      <w:r>
+        <w:rPr>
+          <w:rFonts w:hint="eastAsia"/>
+        </w:rPr>
+        <w:t xml:space="preserve">これらは手法の調整にも用いた調整用データである(6.8節)。記録長はそれぞれ66.8秒</w:t>
       </w:r>
       <w:r>
         <w:t xml:space="preserve"> </w:t>
@@ -6265,7 +6574,7 @@
           <wp:inline>
             <wp:extent cx="5334000" cy="3508492"/>
             <wp:effectExtent b="0" l="0" r="0" t="0"/>
-            <wp:docPr descr="図3.2 計測データの例(pdr_log_0805_1442.csv)。上から合成加速度、角速度の大きさ、方位角" title="" id="46" name="Picture"/>
+            <wp:docPr descr="図3.2 計測データの例(pdr_log_0805_1442.csv)。上から合成加速度(重力を除いた加速度の大きさ)、角速度の大きさ、方位角" title="" id="46" name="Picture"/>
             <a:graphic>
               <a:graphicData uri="http://schemas.openxmlformats.org/drawingml/2006/picture">
                 <pic:pic>
@@ -6320,7 +6629,7 @@
         <w:rPr>
           <w:rFonts w:hint="eastAsia"/>
         </w:rPr>
-        <w:t xml:space="preserve">計測データの例(pdr_log_0805_1442.csv)。上から合成加速度、角速度の大きさ、方位角</w:t>
+        <w:t xml:space="preserve">計測データの例(pdr_log_0805_1442.csv)。上から合成加速度(重力を除いた加速度の大きさ)、角速度の大きさ、方位角</w:t>
       </w:r>
     </w:p>
     <w:p>
@@ -25992,6 +26301,64 @@
         <w:pStyle w:val="BodyText"/>
       </w:pPr>
       <w:r>
+        <w:t xml:space="preserve">[14] Android Developers,</w:t>
+      </w:r>
+      <w:r>
+        <w:t xml:space="preserve"> </w:t>
+      </w:r>
+      <w:r>
+        <w:t xml:space="preserve">“Motion sensors,”</w:t>
+      </w:r>
+      <w:r>
+        <w:t xml:space="preserve"> </w:t>
+      </w:r>
+      <w:r>
+        <w:t xml:space="preserve">https://developer.android.com/develop/sensors-and-location/sensors/sensors_motion,</w:t>
+      </w:r>
+      <w:r>
+        <w:t xml:space="preserve"> </w:t>
+      </w:r>
+      <w:r>
+        <w:rPr>
+          <w:rFonts w:hint="eastAsia"/>
+        </w:rPr>
+        <w:t xml:space="preserve">2026年10月1日閲覧.</w:t>
+      </w:r>
+    </w:p>
+    <w:p>
+      <w:pPr>
+        <w:pStyle w:val="BodyText"/>
+      </w:pPr>
+      <w:r>
+        <w:t xml:space="preserve">[15] Android Developers,</w:t>
+      </w:r>
+      <w:r>
+        <w:t xml:space="preserve"> </w:t>
+      </w:r>
+      <w:r>
+        <w:t xml:space="preserve">“Position sensors,”</w:t>
+      </w:r>
+      <w:r>
+        <w:t xml:space="preserve"> </w:t>
+      </w:r>
+      <w:r>
+        <w:t xml:space="preserve">https://developer.android.com/develop/sensors-and-location/sensors/sensors_position,</w:t>
+      </w:r>
+      <w:r>
+        <w:t xml:space="preserve"> </w:t>
+      </w:r>
+      <w:r>
+        <w:rPr>
+          <w:rFonts w:hint="eastAsia"/>
+        </w:rPr>
+        <w:t xml:space="preserve">2026年10月1日閲覧.</w:t>
+      </w:r>
+    </w:p>
+    <w:p>
+      <w:pPr>
+        <w:pStyle w:val="BodyText"/>
+      </w:pPr>
+      <w:r>
         <w:rPr>
           <w:rFonts w:hint="eastAsia"/>
         </w:rPr>
@@ -26004,16 +26371,25 @@
         <w:rPr>
           <w:rFonts w:hint="eastAsia"/>
         </w:rPr>
-        <w:t xml:space="preserve">大学・研究室の指定する書式に合わせる。本文で名前だけ挙げたKLDサンプリング等は、</w:t>
-      </w:r>
-      <w:r>
-        <w:t xml:space="preserve"> </w:t>
-      </w:r>
-      <w:r>
-        <w:rPr>
-          <w:rFonts w:hint="eastAsia"/>
-        </w:rPr>
-        <w:t xml:space="preserve">原文を読んでいないため文献として挙げていない。)</w:t>
+        <w:t xml:space="preserve">大学・研究室の指定する書式に合わせる。本文で名前だけ挙げた「推定精度に応じて</w:t>
+      </w:r>
+      <w:r>
+        <w:t xml:space="preserve"> </w:t>
+      </w:r>
+      <w:r>
+        <w:rPr>
+          <w:rFonts w:hint="eastAsia"/>
+        </w:rPr>
+        <w:t xml:space="preserve">粒子数を変える方法」(移動様態PF論文の関連研究)は、原文を読んでいないため文献として</w:t>
+      </w:r>
+      <w:r>
+        <w:t xml:space="preserve"> </w:t>
+      </w:r>
+      <w:r>
+        <w:rPr>
+          <w:rFonts w:hint="eastAsia"/>
+        </w:rPr>
+        <w:t xml:space="preserve">挙げていない。)</w:t>
       </w:r>
     </w:p>
     <w:bookmarkEnd w:id="122"/>

--- a/卒論/卒業論文_雛形.docx
+++ b/卒論/卒業論文_雛形.docx
@@ -6685,34 +6685,43 @@
         <w:rPr>
           <w:rFonts w:hint="eastAsia"/>
         </w:rPr>
-        <w:t xml:space="preserve">map_binarizer.pyによって行っており、平面図をグレースケール化して閾値処理したうえで、</w:t>
-      </w:r>
-      <w:r>
-        <w:t xml:space="preserve"> </w:t>
-      </w:r>
-      <w:r>
-        <w:rPr>
-          <w:rFonts w:hint="eastAsia"/>
-        </w:rPr>
-        <w:t xml:space="preserve">細い線分の除去、微小な壁領域の除去、壁のわずかな途切れを埋める処理を適用し、最後に</w:t>
-      </w:r>
-      <w:r>
-        <w:t xml:space="preserve"> </w:t>
-      </w:r>
-      <w:r>
-        <w:rPr>
-          <w:rFonts w:hint="eastAsia"/>
-        </w:rPr>
-        <w:t xml:space="preserve">廊下内の1点を与えてそこから連結している領域だけを抽出することで、歩行者が到達しうる</w:t>
-      </w:r>
-      <w:r>
-        <w:t xml:space="preserve"> </w:t>
-      </w:r>
-      <w:r>
-        <w:rPr>
-          <w:rFonts w:hint="eastAsia"/>
-        </w:rPr>
-        <w:t xml:space="preserve">領域を残している。</w:t>
+        <w:t xml:space="preserve">map_binarizer.pyによって行った。平面図をグレースケール化して閾値処理したうえで、水平・</w:t>
+      </w:r>
+      <w:r>
+        <w:t xml:space="preserve"> </w:t>
+      </w:r>
+      <w:r>
+        <w:rPr>
+          <w:rFonts w:hint="eastAsia"/>
+        </w:rPr>
+        <w:t xml:space="preserve">垂直方向に一定以上の長さを持つ線だけを壁として取り出し(これにより文字や記号を除く)、</w:t>
+      </w:r>
+      <w:r>
+        <w:t xml:space="preserve"> </w:t>
+      </w:r>
+      <w:r>
+        <w:rPr>
+          <w:rFonts w:hint="eastAsia"/>
+        </w:rPr>
+        <w:t xml:space="preserve">微小な壁領域の除去と、壁のわずかな途切れを埋める処理を適用する。最後に、建物の外側の</w:t>
+      </w:r>
+      <w:r>
+        <w:t xml:space="preserve"> </w:t>
+      </w:r>
+      <w:r>
+        <w:rPr>
+          <w:rFonts w:hint="eastAsia"/>
+        </w:rPr>
+        <w:t xml:space="preserve">領域を除き、廊下と各部屋の内部を移動可能領域として残す。なお、平面図にはドアが描かれて</w:t>
+      </w:r>
+      <w:r>
+        <w:t xml:space="preserve"> </w:t>
+      </w:r>
+      <w:r>
+        <w:rPr>
+          <w:rFonts w:hint="eastAsia"/>
+        </w:rPr>
+        <w:t xml:space="preserve">いないため、二値地図の上では部屋と廊下はつながっていない。</w:t>
       </w:r>
     </w:p>
     <w:p>
@@ -6752,43 +6761,61 @@
         <w:rPr>
           <w:rFonts w:hint="eastAsia"/>
         </w:rPr>
-        <w:t xml:space="preserve">縮尺は、平面図上で実際の長さが既知の区間の両端をクリックし、その画素距離から求めた</w:t>
-      </w:r>
-      <w:r>
-        <w:t xml:space="preserve"> </w:t>
-      </w:r>
-      <w:r>
-        <w:rPr>
-          <w:rFonts w:hint="eastAsia"/>
-        </w:rPr>
-        <w:t xml:space="preserve">(measure_map_scale.py)。本研究で用いた地図では11.4px/mであり、画像全体は実寸で</w:t>
-      </w:r>
-      <w:r>
-        <w:t xml:space="preserve"> </w:t>
-      </w:r>
-      <w:r>
-        <w:rPr>
-          <w:rFonts w:hint="eastAsia"/>
-        </w:rPr>
-        <w:t xml:space="preserve">およそ88.6m×29.8mに相当する。1pxはおよそ8.8cmである。この値は</w:t>
-      </w:r>
-      <w:r>
-        <w:t xml:space="preserve"> </w:t>
-      </w:r>
-      <w:r>
-        <w:rPr>
-          <w:rFonts w:hint="eastAsia"/>
-        </w:rPr>
-        <w:t xml:space="preserve">map_configs/kanri_4f.jsonのscale_px_per_mとしてプログラムへ与えられ、歩幅[m]から画素</w:t>
-      </w:r>
-      <w:r>
-        <w:t xml:space="preserve"> </w:t>
-      </w:r>
-      <w:r>
-        <w:rPr>
-          <w:rFonts w:hint="eastAsia"/>
-        </w:rPr>
-        <w:t xml:space="preserve">単位への変換にそのまま用いられる。</w:t>
+        <w:t xml:space="preserve">縮尺は、西側の廊下で約8mの区間を現地で実測し、二値地図上で同じ区間の両端をクリック</w:t>
+      </w:r>
+      <w:r>
+        <w:t xml:space="preserve"> </w:t>
+      </w:r>
+      <w:r>
+        <w:rPr>
+          <w:rFonts w:hint="eastAsia"/>
+        </w:rPr>
+        <w:t xml:space="preserve">して得た画素距離との比から求めた(measure_map_scale.py)。本研究で用いた地図では</w:t>
+      </w:r>
+      <w:r>
+        <w:t xml:space="preserve"> </w:t>
+      </w:r>
+      <w:r>
+        <w:rPr>
+          <w:rFonts w:hint="eastAsia"/>
+        </w:rPr>
+        <w:t xml:space="preserve">11.4px/mであり、画像全体は実寸でおよそ88.6m×29.8mに相当する。1pxはおよそ8.8cmである。</w:t>
+      </w:r>
+      <w:r>
+        <w:t xml:space="preserve"> </w:t>
+      </w:r>
+      <w:r>
+        <w:rPr>
+          <w:rFonts w:hint="eastAsia"/>
+        </w:rPr>
+        <w:t xml:space="preserve">この値はmap_configs/kanri_4f.jsonのscale_px_per_mとしてプログラムへ与えられ、歩幅[m]から</w:t>
+      </w:r>
+      <w:r>
+        <w:t xml:space="preserve"> </w:t>
+      </w:r>
+      <w:r>
+        <w:rPr>
+          <w:rFonts w:hint="eastAsia"/>
+        </w:rPr>
+        <w:t xml:space="preserve">画素単位への変換にそのまま用いられる。ただし、この縮尺は1区間の実測だけに基づくもので、</w:t>
+      </w:r>
+      <w:r>
+        <w:t xml:space="preserve"> </w:t>
+      </w:r>
+      <w:r>
+        <w:rPr>
+          <w:rFonts w:hint="eastAsia"/>
+        </w:rPr>
+        <w:t xml:space="preserve">他の区間での実測による確認はまだ行っていない。縮尺が変われば、歩幅の換算や距離の値が</w:t>
+      </w:r>
+      <w:r>
+        <w:t xml:space="preserve"> </w:t>
+      </w:r>
+      <w:r>
+        <w:rPr>
+          <w:rFonts w:hint="eastAsia"/>
+        </w:rPr>
+        <w:t xml:space="preserve">すべてその比で変わる。</w:t>
       </w:r>
     </w:p>
     <w:bookmarkEnd w:id="49"/>

--- a/卒論/卒業論文_雛形.docx
+++ b/卒論/卒業論文_雛形.docx
@@ -1596,7 +1596,7 @@
         <w:rPr>
           <w:rFonts w:hint="eastAsia"/>
         </w:rPr>
-        <w:t xml:space="preserve">使用した端末とセンサ、記録したデータの形式、および建物地図と正解経路の作成方法を</w:t>
+        <w:t xml:space="preserve">使用した端末とセンサ、記録したデータの形式、および建物地図と正解データの作成方法を</w:t>
       </w:r>
       <w:r>
         <w:t xml:space="preserve"> </w:t>
@@ -6862,16 +6862,16 @@
         <w:rPr>
           <w:rFonts w:hint="eastAsia"/>
         </w:rPr>
-        <w:t xml:space="preserve">第一は、経路の概略を表す折れ線である。これは計測直後に歩行者本人の記憶に基づいて地図</w:t>
-      </w:r>
-      <w:r>
-        <w:t xml:space="preserve"> </w:t>
-      </w:r>
-      <w:r>
-        <w:rPr>
-          <w:rFonts w:hint="eastAsia"/>
-        </w:rPr>
-        <w:t xml:space="preserve">上の通過点を指定したもので、開始点(100,</w:t>
+        <w:t xml:space="preserve">第一は、経路の概略を表す折れ線である。これは計測の後に、歩行者本人が記憶をもとに地図の</w:t>
+      </w:r>
+      <w:r>
+        <w:t xml:space="preserve"> </w:t>
+      </w:r>
+      <w:r>
+        <w:rPr>
+          <w:rFonts w:hint="eastAsia"/>
+        </w:rPr>
+        <w:t xml:space="preserve">図から通過点の座標を読み取ったもので、開始点(100,</w:t>
       </w:r>
       <w:r>
         <w:t xml:space="preserve"> </w:t>
@@ -6889,13 +6889,19 @@
         <w:rPr>
           <w:rFonts w:hint="eastAsia"/>
         </w:rPr>
-        <w:t xml:space="preserve">230)、第2の曲がり角</w:t>
-      </w:r>
-      <w:r>
-        <w:t xml:space="preserve"> </w:t>
-      </w:r>
-      <w:r>
-        <w:t xml:space="preserve">(425, </w:t>
+        <w:t xml:space="preserve">230)、第2の</w:t>
+      </w:r>
+      <w:r>
+        <w:t xml:space="preserve"> </w:t>
+      </w:r>
+      <w:r>
+        <w:rPr>
+          <w:rFonts w:hint="eastAsia"/>
+        </w:rPr>
+        <w:t xml:space="preserve">曲がり角(425,</w:t>
+      </w:r>
+      <w:r>
+        <w:t xml:space="preserve"> </w:t>
       </w:r>
       <w:r>
         <w:rPr>
@@ -6910,25 +6916,34 @@
         <w:rPr>
           <w:rFonts w:hint="eastAsia"/>
         </w:rPr>
-        <w:t xml:space="preserve">115)の4点からなる。座標の不確かさは±10〜20px(およそ1〜2m)</w:t>
-      </w:r>
-      <w:r>
-        <w:t xml:space="preserve"> </w:t>
-      </w:r>
-      <w:r>
-        <w:rPr>
-          <w:rFonts w:hint="eastAsia"/>
-        </w:rPr>
-        <w:t xml:space="preserve">程度と見積もられ、また記録を停止した位置は歩行ごとに異なりうる。したがってこの折れ線は</w:t>
-      </w:r>
-      <w:r>
-        <w:t xml:space="preserve"> </w:t>
-      </w:r>
-      <w:r>
-        <w:rPr>
-          <w:rFonts w:hint="eastAsia"/>
-        </w:rPr>
-        <w:t xml:space="preserve">経路の形状を評価するためには使えるが、時刻ごとの正解位置としては使えない。</w:t>
+        <w:t xml:space="preserve">115)の4点からなる。座標は記憶と図からの読み取りによる</w:t>
+      </w:r>
+      <w:r>
+        <w:t xml:space="preserve"> </w:t>
+      </w:r>
+      <w:r>
+        <w:rPr>
+          <w:rFonts w:hint="eastAsia"/>
+        </w:rPr>
+        <w:t xml:space="preserve">ため誤差を含み、その大きさは定量的には確かめていない。また、記録を停止した位置は歩行ごとに</w:t>
+      </w:r>
+      <w:r>
+        <w:t xml:space="preserve"> </w:t>
+      </w:r>
+      <w:r>
+        <w:rPr>
+          <w:rFonts w:hint="eastAsia"/>
+        </w:rPr>
+        <w:t xml:space="preserve">異なりうる。したがってこの折れ線は経路の形状を評価するためには使えるが、時刻ごとの</w:t>
+      </w:r>
+      <w:r>
+        <w:t xml:space="preserve"> </w:t>
+      </w:r>
+      <w:r>
+        <w:rPr>
+          <w:rFonts w:hint="eastAsia"/>
+        </w:rPr>
+        <w:t xml:space="preserve">正解位置としては使えない。</w:t>
       </w:r>
     </w:p>
     <w:p>
@@ -6948,16 +6963,25 @@
         <w:rPr>
           <w:rFonts w:hint="eastAsia"/>
         </w:rPr>
-        <w:t xml:space="preserve">用意した。まず計測に先立ち、目印(曲がり角、壁の境界、ドアなど、誰が見ても同じ点だと</w:t>
-      </w:r>
-      <w:r>
-        <w:t xml:space="preserve"> </w:t>
-      </w:r>
-      <w:r>
-        <w:rPr>
-          <w:rFonts w:hint="eastAsia"/>
-        </w:rPr>
-        <w:t xml:space="preserve">分かる場所)の座標表を作成する。当初は地図画像上で目印をクリックして座標を拾う方式</w:t>
+        <w:t xml:space="preserve">用意した。まず計測に先立ち、目印(両側の壁が途切れる所、部屋の境界の壁、ドアなど、誰が</w:t>
+      </w:r>
+      <w:r>
+        <w:t xml:space="preserve"> </w:t>
+      </w:r>
+      <w:r>
+        <w:rPr>
+          <w:rFonts w:hint="eastAsia"/>
+        </w:rPr>
+        <w:t xml:space="preserve">見ても同じ点だと分かる場所)の座標表を作成する。曲がり角は開けた空間で、通過した点が一つに</w:t>
+      </w:r>
+      <w:r>
+        <w:t xml:space="preserve"> </w:t>
+      </w:r>
+      <w:r>
+        <w:rPr>
+          <w:rFonts w:hint="eastAsia"/>
+        </w:rPr>
+        <w:t xml:space="preserve">定まらないため、目印にはしない。当初は地図画像上で目印をクリックして座標を拾う方式</w:t>
       </w:r>
       <w:r>
         <w:t xml:space="preserve"> </w:t>
@@ -6984,7 +7008,7 @@
         <w:rPr>
           <w:rFonts w:hint="eastAsia"/>
         </w:rPr>
-        <w:t xml:space="preserve">した壁の位置と現地での実測から目印の座標を決めてマスター表にまとめ、経路ごとに押す順番</w:t>
+        <w:t xml:space="preserve">した壁の位置から目印の座標を決めてマスター表にまとめ、経路ごとに押す順番</w:t>
       </w:r>
       <w:r>
         <w:t xml:space="preserve"> </w:t>
@@ -7011,16 +7035,16 @@
         <w:rPr>
           <w:rFonts w:hint="eastAsia"/>
         </w:rPr>
-        <w:t xml:space="preserve">変えるだけで定義できる。次に、計測中に各目印</w:t>
-      </w:r>
-      <w:r>
-        <w:t xml:space="preserve"> </w:t>
-      </w:r>
-      <w:r>
-        <w:rPr>
-          <w:rFonts w:hint="eastAsia"/>
-        </w:rPr>
-        <w:t xml:space="preserve">へ到達するたびに計測アプリの地点マークボタンを順番どおりに押す。アプリは押した時刻と</w:t>
+        <w:t xml:space="preserve">変えるだけで定義できる。なお、平面図にはドアが描かれていないため、ドアの座標は現地で実測</w:t>
+      </w:r>
+      <w:r>
+        <w:t xml:space="preserve"> </w:t>
+      </w:r>
+      <w:r>
+        <w:rPr>
+          <w:rFonts w:hint="eastAsia"/>
+        </w:rPr>
+        <w:t xml:space="preserve">して決める必要があり、執筆時点では暫定値である。次に、計測中に各目印へ到達するたびに計測アプリの地点マークボタンを順番どおりに押す。アプリは押した時刻と</w:t>
       </w:r>
       <w:r>
         <w:t xml:space="preserve"> </w:t>
@@ -7067,52 +7091,25 @@
         <w:rPr>
           <w:rFonts w:hint="eastAsia"/>
         </w:rPr>
-        <w:t xml:space="preserve">この正解位置列を用いた評価処理(evaluate_accuracy.py)は2026年9月2日に通し動作を確認</w:t>
-      </w:r>
-      <w:r>
-        <w:t xml:space="preserve"> </w:t>
-      </w:r>
-      <w:r>
-        <w:rPr>
-          <w:rFonts w:hint="eastAsia"/>
-        </w:rPr>
-        <w:t xml:space="preserve">済みであり、両スクリプトとも自己検査機能(–self-test)を備えている。さらに2026年9月18日</w:t>
-      </w:r>
-      <w:r>
-        <w:t xml:space="preserve"> </w:t>
-      </w:r>
-      <w:r>
-        <w:rPr>
-          <w:rFonts w:hint="eastAsia"/>
-        </w:rPr>
-        <w:t xml:space="preserve">には、正解位置列の作成から全比較方式の実行、誤差の集計、表と図の作成までを一括で行う</w:t>
-      </w:r>
-      <w:r>
-        <w:t xml:space="preserve"> </w:t>
-      </w:r>
-      <w:r>
-        <w:rPr>
-          <w:rFonts w:hint="eastAsia"/>
-        </w:rPr>
-        <w:t xml:space="preserve">評価スクリプト(run_evaluation.py、6.4節)を整備し、架空データによる通し試験で動作を</w:t>
-      </w:r>
-      <w:r>
-        <w:t xml:space="preserve"> </w:t>
-      </w:r>
-      <w:r>
-        <w:rPr>
-          <w:rFonts w:hint="eastAsia"/>
-        </w:rPr>
-        <w:t xml:space="preserve">確認した。ただし、地点マーク</w:t>
-      </w:r>
-      <w:r>
-        <w:t xml:space="preserve"> </w:t>
-      </w:r>
-      <w:r>
-        <w:rPr>
-          <w:rFonts w:hint="eastAsia"/>
-        </w:rPr>
-        <w:t xml:space="preserve">機能を計測アプリへ追加したのは前述の3件の計測より後であるため、本論文の執筆時点では</w:t>
+        <w:t xml:space="preserve">正解位置列の作成から、全比較方式の実行、誤差の集計、表と図の作成までは、評価スクリプト</w:t>
+      </w:r>
+      <w:r>
+        <w:t xml:space="preserve"> </w:t>
+      </w:r>
+      <w:r>
+        <w:rPr>
+          <w:rFonts w:hint="eastAsia"/>
+        </w:rPr>
+        <w:t xml:space="preserve">(run_evaluation.py、6.4節)で一括して行えるようにし、架空データによる通し試験で動作を</w:t>
+      </w:r>
+      <w:r>
+        <w:t xml:space="preserve"> </w:t>
+      </w:r>
+      <w:r>
+        <w:rPr>
+          <w:rFonts w:hint="eastAsia"/>
+        </w:rPr>
+        <w:t xml:space="preserve">確認した。ただし、地点マーク機能を計測アプリへ追加したのは前述の3件の計測より後であるため、本論文の執筆時点では</w:t>
       </w:r>
       <w:r>
         <w:t xml:space="preserve"> </w:t>
